--- a/07_PROCEDIMIENTO_DE_IMPLEMENTACION/ES/WORD/07_Documento_De_Despliegue.docx
+++ b/07_PROCEDIMIENTO_DE_IMPLEMENTACION/ES/WORD/07_Documento_De_Despliegue.docx
@@ -2,7 +2,7 @@
 <file path=word/document.xml><?xml version="1.0" encoding="utf-8"?>
 <w:document xmlns:w="http://schemas.openxmlformats.org/wordprocessingml/2006/main" xmlns:m="http://schemas.openxmlformats.org/officeDocument/2006/math" xmlns:r="http://schemas.openxmlformats.org/officeDocument/2006/relationships" xmlns:o="urn:schemas-microsoft-com:office:office" xmlns:v="urn:schemas-microsoft-com:vml" xmlns:w10="urn:schemas-microsoft-com:office:word" xmlns:a="http://schemas.openxmlformats.org/drawingml/2006/main" xmlns:pic="http://schemas.openxmlformats.org/drawingml/2006/picture" xmlns:wp="http://schemas.openxmlformats.org/drawingml/2006/wordprocessingDrawing">
   <w:body>
-    <w:bookmarkStart w:id="106" w:name="X270f83e8c4d78e86e12ba638e477168c7a30dac"/>
+    <w:bookmarkStart w:id="110" w:name="X270f83e8c4d78e86e12ba638e477168c7a30dac"/>
     <w:p>
       <w:pPr>
         <w:pStyle w:val="Ttulo1"/>
@@ -134,7 +134,7 @@
       </w:r>
     </w:p>
     <w:bookmarkEnd w:id="20"/>
-    <w:bookmarkStart w:id="33" w:name="X38d4ea7d5247b15217a422273b04bea9608157e"/>
+    <w:bookmarkStart w:id="34" w:name="X38d4ea7d5247b15217a422273b04bea9608157e"/>
     <w:p>
       <w:pPr>
         <w:pStyle w:val="Ttulo2"/>
@@ -386,23 +386,30 @@
               <w:pStyle w:val="Compact"/>
             </w:pPr>
             <w:r>
-              <w:t xml:space="preserve">versionCode</w:t>
-            </w:r>
-            <w:r>
-              <w:t xml:space="preserve"> </w:t>
-            </w:r>
-            <w:r>
               <w:rPr>
                 <w:b/>
                 <w:bCs/>
               </w:rPr>
-              <w:t xml:space="preserve">2</w:t>
+              <w:t xml:space="preserve">1.1.0</w:t>
             </w:r>
             <w:r>
               <w:t xml:space="preserve"> </w:t>
             </w:r>
             <w:r>
-              <w:t xml:space="preserve">(APK) + actualización OTA "Tocar el aviso de versión nueva abre la descarga"</w:t>
+              <w:t xml:space="preserve">(versionCode</w:t>
+            </w:r>
+            <w:r>
+              <w:t xml:space="preserve"> </w:t>
+            </w:r>
+            <w:r>
+              <w:rPr>
+                <w:b/>
+                <w:bCs/>
+              </w:rPr>
+              <w:t xml:space="preserve">5</w:t>
+            </w:r>
+            <w:r>
+              <w:t xml:space="preserve">), APK publicado el 19-10-2026 + actualizaciones por internet (EAS Update)</w:t>
             </w:r>
           </w:p>
         </w:tc>
@@ -735,6 +742,57 @@
             </w:pPr>
             <w:r>
               <w:t xml:space="preserve">Fuera de horario de atención del lavadero (antes de las 07:00 o después de las 18:00)</w:t>
+            </w:r>
+          </w:p>
+        </w:tc>
+      </w:tr>
+      <w:tr>
+        <w:tc>
+          <w:tcPr/>
+          <w:p>
+            <w:pPr>
+              <w:pStyle w:val="Compact"/>
+            </w:pPr>
+            <w:r>
+              <w:t xml:space="preserve">Última actualización</w:t>
+            </w:r>
+          </w:p>
+        </w:tc>
+        <w:tc>
+          <w:tcPr/>
+          <w:p>
+            <w:pPr>
+              <w:pStyle w:val="Compact"/>
+            </w:pPr>
+            <w:r>
+              <w:t xml:space="preserve">19-10-2026, 03:20 (hora del servidor), con</w:t>
+            </w:r>
+            <w:r>
+              <w:t xml:space="preserve"> </w:t>
+            </w:r>
+            <w:r>
+              <w:rPr>
+                <w:rStyle w:val="VerbatimChar"/>
+              </w:rPr>
+              <w:t xml:space="preserve">update-server.sh</w:t>
+            </w:r>
+            <w:r>
+              <w:t xml:space="preserve">: código de</w:t>
+            </w:r>
+            <w:r>
+              <w:t xml:space="preserve"> </w:t>
+            </w:r>
+            <w:r>
+              <w:rPr>
+                <w:rStyle w:val="VerbatimChar"/>
+              </w:rPr>
+              <w:t xml:space="preserve">develop</w:t>
+            </w:r>
+            <w:r>
+              <w:t xml:space="preserve"> </w:t>
+            </w:r>
+            <w:r>
+              <w:t xml:space="preserve">hasta el 17 y 18 de octubre y migración 039</w:t>
             </w:r>
           </w:p>
         </w:tc>
@@ -1437,9 +1495,55 @@
           </w:p>
         </w:tc>
       </w:tr>
+      <w:tr>
+        <w:tc>
+          <w:tcPr/>
+          <w:p>
+            <w:pPr>
+              <w:pStyle w:val="Compact"/>
+            </w:pPr>
+            <w:r>
+              <w:t xml:space="preserve">1.3</w:t>
+            </w:r>
+          </w:p>
+        </w:tc>
+        <w:tc>
+          <w:tcPr/>
+          <w:p>
+            <w:pPr>
+              <w:pStyle w:val="Compact"/>
+            </w:pPr>
+            <w:r>
+              <w:t xml:space="preserve">2026-10-19</w:t>
+            </w:r>
+          </w:p>
+        </w:tc>
+        <w:tc>
+          <w:tcPr/>
+          <w:p>
+            <w:pPr>
+              <w:pStyle w:val="Compact"/>
+            </w:pPr>
+            <w:r>
+              <w:t xml:space="preserve">Juan Camilo Guilombo</w:t>
+            </w:r>
+          </w:p>
+        </w:tc>
+        <w:tc>
+          <w:tcPr/>
+          <w:p>
+            <w:pPr>
+              <w:pStyle w:val="Compact"/>
+            </w:pPr>
+            <w:r>
+              <w:t xml:space="preserve">Actualización del 19-10-2026 (migración 039 y app 1.1.0), acceso SSH con llave propia por integrante, despliegue desde GitHub Actions, integración continua en los 10 repositorios y evidencias nuevas de terminal y de la web</w:t>
+            </w:r>
+          </w:p>
+        </w:tc>
+      </w:tr>
     </w:tbl>
     <w:bookmarkEnd w:id="27"/>
-    <w:bookmarkStart w:id="32" w:name="X885350731e868b68db986814c37e65235af1215"/>
+    <w:bookmarkStart w:id="33" w:name="X885350731e868b68db986814c37e65235af1215"/>
     <w:p>
       <w:pPr>
         <w:pStyle w:val="Ttulo3"/>
@@ -2205,7 +2309,7 @@
               <w:pStyle w:val="Compact"/>
             </w:pPr>
             <w:r>
-              <w:t xml:space="preserve">032 (datos del negocio), 033 (reporte de inspección), 034 (bloqueo de login), 035 (dirección), 036 (fecha de registro), 037 (perfil del operario), 038 (tipo de aviso de versión nueva)</w:t>
+              <w:t xml:space="preserve">032 (datos del negocio), 033 (reporte de inspección), 034 (bloqueo de login), 035 (dirección), 036 (fecha de registro), 037 (perfil del operario), 038 (tipo de aviso de versión nueva) y 039 (aceptación de los documentos legales, aplicada el 19-10-2026)</w:t>
             </w:r>
           </w:p>
         </w:tc>
@@ -2604,6 +2708,171 @@
         <w:t xml:space="preserve">.</w:t>
       </w:r>
     </w:p>
+    <w:bookmarkEnd w:id="31"/>
+    <w:bookmarkStart w:id="32" w:name="Xf525bb89da483b83bf04db12c5ca7c7e195548c"/>
+    <w:p>
+      <w:pPr>
+        <w:pStyle w:val="Ttulo4"/>
+      </w:pPr>
+      <w:r>
+        <w:t xml:space="preserve">1.3.5 Actualización del 19-10-2026</w:t>
+      </w:r>
+    </w:p>
+    <w:p>
+      <w:pPr>
+        <w:pStyle w:val="FirstParagraph"/>
+      </w:pPr>
+      <w:r>
+        <w:t xml:space="preserve">El 19-10-2026 a las 03:20 (hora del servidor) se corrió</w:t>
+      </w:r>
+      <w:r>
+        <w:t xml:space="preserve"> </w:t>
+      </w:r>
+      <w:r>
+        <w:rPr>
+          <w:rStyle w:val="VerbatimChar"/>
+        </w:rPr>
+        <w:t xml:space="preserve">update-server.sh</w:t>
+      </w:r>
+      <w:r>
+        <w:t xml:space="preserve">. Quedaron desplegados los cambios de</w:t>
+      </w:r>
+      <w:r>
+        <w:t xml:space="preserve"> </w:t>
+      </w:r>
+      <w:r>
+        <w:rPr>
+          <w:rStyle w:val="VerbatimChar"/>
+        </w:rPr>
+        <w:t xml:space="preserve">develop</w:t>
+      </w:r>
+      <w:r>
+        <w:t xml:space="preserve"> </w:t>
+      </w:r>
+      <w:r>
+        <w:t xml:space="preserve">hasta el 17 y 18 de octubre:</w:t>
+      </w:r>
+    </w:p>
+    <w:p>
+      <w:pPr>
+        <w:pStyle w:val="Compact"/>
+        <w:numPr>
+          <w:ilvl w:val="0"/>
+          <w:numId w:val="1010"/>
+        </w:numPr>
+      </w:pPr>
+      <w:r>
+        <w:rPr>
+          <w:b/>
+          <w:bCs/>
+        </w:rPr>
+        <w:t xml:space="preserve">Base de datos:</w:t>
+      </w:r>
+      <w:r>
+        <w:t xml:space="preserve"> </w:t>
+      </w:r>
+      <w:r>
+        <w:t xml:space="preserve">migración 039, que guarda la fecha y la hora en que cada persona acepta los Términos y la Política de Tratamiento de Datos.</w:t>
+      </w:r>
+    </w:p>
+    <w:p>
+      <w:pPr>
+        <w:pStyle w:val="Compact"/>
+        <w:numPr>
+          <w:ilvl w:val="0"/>
+          <w:numId w:val="1010"/>
+        </w:numPr>
+      </w:pPr>
+      <w:r>
+        <w:rPr>
+          <w:b/>
+          <w:bCs/>
+        </w:rPr>
+        <w:t xml:space="preserve">Backend:</w:t>
+      </w:r>
+      <w:r>
+        <w:t xml:space="preserve"> </w:t>
+      </w:r>
+      <w:r>
+        <w:t xml:space="preserve">la salud de payment-service consulta la base de datos, payment-service maneja el identificador de correlación, el error de horario trae el motivo (</w:t>
+      </w:r>
+      <w:r>
+        <w:rPr>
+          <w:rStyle w:val="VerbatimChar"/>
+        </w:rPr>
+        <w:t xml:space="preserve">reason</w:t>
+      </w:r>
+      <w:r>
+        <w:t xml:space="preserve">), dos solicitudes simultáneas ya no fallan al crear el mismo operario y no se puede crear una bahía en mantenimiento.</w:t>
+      </w:r>
+    </w:p>
+    <w:p>
+      <w:pPr>
+        <w:pStyle w:val="Compact"/>
+        <w:numPr>
+          <w:ilvl w:val="0"/>
+          <w:numId w:val="1010"/>
+        </w:numPr>
+      </w:pPr>
+      <w:r>
+        <w:rPr>
+          <w:b/>
+          <w:bCs/>
+        </w:rPr>
+        <w:t xml:space="preserve">Web:</w:t>
+      </w:r>
+      <w:r>
+        <w:t xml:space="preserve"> </w:t>
+      </w:r>
+      <w:r>
+        <w:t xml:space="preserve">la pantalla de pagos selecciona por cuenta, la opción del perfil se llama "Desactivar mi cuenta", Angular quedó en 21.2.25 y xlsx en 0.20.3, y hay ajustes de diseño para celular.</w:t>
+      </w:r>
+    </w:p>
+    <w:p>
+      <w:pPr>
+        <w:pStyle w:val="Compact"/>
+        <w:numPr>
+          <w:ilvl w:val="0"/>
+          <w:numId w:val="1010"/>
+        </w:numPr>
+      </w:pPr>
+      <w:r>
+        <w:rPr>
+          <w:b/>
+          <w:bCs/>
+        </w:rPr>
+        <w:t xml:space="preserve">App móvil:</w:t>
+      </w:r>
+      <w:r>
+        <w:t xml:space="preserve"> </w:t>
+      </w:r>
+      <w:r>
+        <w:t xml:space="preserve">versión 1.1.0 (versionCode 5), publicada el 19-10-2026 a las 05:03, con la versión visible en Configuración.</w:t>
+      </w:r>
+    </w:p>
+    <w:p>
+      <w:pPr>
+        <w:pStyle w:val="FirstParagraph"/>
+      </w:pPr>
+      <w:r>
+        <w:t xml:space="preserve">Quedan para la próxima actualización los cambios subidos después: los mensajes de error con</w:t>
+      </w:r>
+      <w:r>
+        <w:t xml:space="preserve"> </w:t>
+      </w:r>
+      <w:r>
+        <w:rPr>
+          <w:rStyle w:val="VerbatimChar"/>
+        </w:rPr>
+        <w:t xml:space="preserve">spring.web.error</w:t>
+      </w:r>
+      <w:r>
+        <w:t xml:space="preserve"> </w:t>
+      </w:r>
+      <w:r>
+        <w:t xml:space="preserve">en los servicios Java y los últimos ajustes de la web y de la app.</w:t>
+      </w:r>
+    </w:p>
     <w:p>
       <w:r>
         <w:pict>
@@ -2611,10 +2880,10 @@
         </w:pict>
       </w:r>
     </w:p>
-    <w:bookmarkEnd w:id="31"/>
     <w:bookmarkEnd w:id="32"/>
     <w:bookmarkEnd w:id="33"/>
-    <w:bookmarkStart w:id="44" w:name="X991d1489a08a3c14f3820a38cc0dc5e51ac67b7"/>
+    <w:bookmarkEnd w:id="34"/>
+    <w:bookmarkStart w:id="45" w:name="X991d1489a08a3c14f3820a38cc0dc5e51ac67b7"/>
     <w:p>
       <w:pPr>
         <w:pStyle w:val="Ttulo2"/>
@@ -2623,7 +2892,7 @@
         <w:t xml:space="preserve">2. Alcance, Topología y Arquitectura</w:t>
       </w:r>
     </w:p>
-    <w:bookmarkStart w:id="38" w:name="X8e3e75cc7fc7cb64cca5a1ee079b6efe38bf2cf"/>
+    <w:bookmarkStart w:id="39" w:name="X8e3e75cc7fc7cb64cca5a1ee079b6efe38bf2cf"/>
     <w:p>
       <w:pPr>
         <w:pStyle w:val="Ttulo3"/>
@@ -2632,7 +2901,7 @@
         <w:t xml:space="preserve">2.1 Componentes y Artefactos en Alcance</w:t>
       </w:r>
     </w:p>
-    <w:bookmarkStart w:id="34" w:name="X8b648462a8fb6edf8213312da835f4e8f927f75"/>
+    <w:bookmarkStart w:id="35" w:name="X8b648462a8fb6edf8213312da835f4e8f927f75"/>
     <w:p>
       <w:pPr>
         <w:pStyle w:val="Ttulo4"/>
@@ -2861,8 +3130,8 @@
         </w:tc>
       </w:tr>
     </w:tbl>
-    <w:bookmarkEnd w:id="34"/>
-    <w:bookmarkStart w:id="35" w:name="Xa5fe71ff38cdd53838c1d3b1b034a51db33a8d9"/>
+    <w:bookmarkEnd w:id="35"/>
+    <w:bookmarkStart w:id="36" w:name="Xa5fe71ff38cdd53838c1d3b1b034a51db33a8d9"/>
     <w:p>
       <w:pPr>
         <w:pStyle w:val="Ttulo4"/>
@@ -3125,8 +3394,8 @@
         </w:tc>
       </w:tr>
     </w:tbl>
-    <w:bookmarkEnd w:id="35"/>
-    <w:bookmarkStart w:id="36" w:name="X8905d5d61ef722edea5fc7ad56d3ff7f94f4407"/>
+    <w:bookmarkEnd w:id="36"/>
+    <w:bookmarkStart w:id="37" w:name="X8905d5d61ef722edea5fc7ad56d3ff7f94f4407"/>
     <w:p>
       <w:pPr>
         <w:pStyle w:val="Ttulo4"/>
@@ -3586,8 +3855,8 @@
         </w:tc>
       </w:tr>
     </w:tbl>
-    <w:bookmarkEnd w:id="36"/>
-    <w:bookmarkStart w:id="37" w:name="X7ac5e47fa23196c84e0c545550b3348642f078e"/>
+    <w:bookmarkEnd w:id="37"/>
+    <w:bookmarkStart w:id="38" w:name="X7ac5e47fa23196c84e0c545550b3348642f078e"/>
     <w:p>
       <w:pPr>
         <w:pStyle w:val="Ttulo4"/>
@@ -3960,9 +4229,9 @@
         </w:tc>
       </w:tr>
     </w:tbl>
-    <w:bookmarkEnd w:id="37"/>
     <w:bookmarkEnd w:id="38"/>
-    <w:bookmarkStart w:id="42" w:name="X6e70966b16b75535504bcbb61ea0289a4631646"/>
+    <w:bookmarkEnd w:id="39"/>
+    <w:bookmarkStart w:id="43" w:name="X6e70966b16b75535504bcbb61ea0289a4631646"/>
     <w:p>
       <w:pPr>
         <w:pStyle w:val="Ttulo3"/>
@@ -3971,7 +4240,7 @@
         <w:t xml:space="preserve">2.2 Diagrama de Arquitectura de Red e Infraestructura</w:t>
       </w:r>
     </w:p>
-    <w:bookmarkStart w:id="39" w:name="X2bcb7ee6da812eaeb21c8198806f4cd9dd2f624"/>
+    <w:bookmarkStart w:id="40" w:name="X2bcb7ee6da812eaeb21c8198806f4cd9dd2f624"/>
     <w:p>
       <w:pPr>
         <w:pStyle w:val="Ttulo4"/>
@@ -3988,8 +4257,8 @@
         <w:t xml:space="preserve">![](C:/Users/JUAN CAMILO/.claude/jobs/47671fef/tmp/docbuild/work/documento-de-despliegue/mermaid-0-0.png)</w:t>
       </w:r>
     </w:p>
-    <w:bookmarkEnd w:id="39"/>
-    <w:bookmarkStart w:id="40" w:name="X458297ab60b38808d1b19846750a1e67ed8d7f1"/>
+    <w:bookmarkEnd w:id="40"/>
+    <w:bookmarkStart w:id="41" w:name="X458297ab60b38808d1b19846750a1e67ed8d7f1"/>
     <w:p>
       <w:pPr>
         <w:pStyle w:val="Ttulo4"/>
@@ -4003,7 +4272,7 @@
         <w:pStyle w:val="Compact"/>
         <w:numPr>
           <w:ilvl w:val="0"/>
-          <w:numId w:val="1010"/>
+          <w:numId w:val="1011"/>
         </w:numPr>
       </w:pPr>
       <w:r>
@@ -4029,7 +4298,7 @@
         <w:pStyle w:val="Compact"/>
         <w:numPr>
           <w:ilvl w:val="0"/>
-          <w:numId w:val="1010"/>
+          <w:numId w:val="1011"/>
         </w:numPr>
       </w:pPr>
       <w:r>
@@ -4126,7 +4395,7 @@
         <w:pStyle w:val="Compact"/>
         <w:numPr>
           <w:ilvl w:val="0"/>
-          <w:numId w:val="1010"/>
+          <w:numId w:val="1011"/>
         </w:numPr>
       </w:pPr>
       <w:r>
@@ -4187,15 +4456,15 @@
         <w:pStyle w:val="Compact"/>
         <w:numPr>
           <w:ilvl w:val="0"/>
-          <w:numId w:val="1010"/>
+          <w:numId w:val="1011"/>
         </w:numPr>
       </w:pPr>
       <w:r>
         <w:t xml:space="preserve">Ningún puerto de la red interna se publica en la máquina, salvo los de Caddy.</w:t>
       </w:r>
     </w:p>
-    <w:bookmarkEnd w:id="40"/>
-    <w:bookmarkStart w:id="41" w:name="Xf7852665a4094d9a31d58af0c46bc3115ce8ead"/>
+    <w:bookmarkEnd w:id="41"/>
+    <w:bookmarkStart w:id="42" w:name="Xf7852665a4094d9a31d58af0c46bc3115ce8ead"/>
     <w:p>
       <w:pPr>
         <w:pStyle w:val="Ttulo4"/>
@@ -4453,7 +4722,7 @@
         <w:pStyle w:val="Compact"/>
         <w:numPr>
           <w:ilvl w:val="0"/>
-          <w:numId w:val="1011"/>
+          <w:numId w:val="1012"/>
         </w:numPr>
       </w:pPr>
       <w:r>
@@ -4487,7 +4756,7 @@
         <w:pStyle w:val="Compact"/>
         <w:numPr>
           <w:ilvl w:val="0"/>
-          <w:numId w:val="1011"/>
+          <w:numId w:val="1012"/>
         </w:numPr>
       </w:pPr>
       <w:r>
@@ -4521,7 +4790,7 @@
         <w:pStyle w:val="Compact"/>
         <w:numPr>
           <w:ilvl w:val="0"/>
-          <w:numId w:val="1011"/>
+          <w:numId w:val="1012"/>
         </w:numPr>
       </w:pPr>
       <w:r>
@@ -4544,9 +4813,9 @@
         <w:t xml:space="preserve">.</w:t>
       </w:r>
     </w:p>
-    <w:bookmarkEnd w:id="41"/>
     <w:bookmarkEnd w:id="42"/>
-    <w:bookmarkStart w:id="43" w:name="X365a4a929f969a45420718261f959a62d6b3545"/>
+    <w:bookmarkEnd w:id="43"/>
+    <w:bookmarkStart w:id="44" w:name="X365a4a929f969a45420718261f959a62d6b3545"/>
     <w:p>
       <w:pPr>
         <w:pStyle w:val="Ttulo3"/>
@@ -5114,9 +5383,9 @@
         </w:pict>
       </w:r>
     </w:p>
-    <w:bookmarkEnd w:id="43"/>
     <w:bookmarkEnd w:id="44"/>
-    <w:bookmarkStart w:id="57" w:name="Xbe0c1586a9a88249c5d0b985137717d9055edd5"/>
+    <w:bookmarkEnd w:id="45"/>
+    <w:bookmarkStart w:id="58" w:name="Xbe0c1586a9a88249c5d0b985137717d9055edd5"/>
     <w:p>
       <w:pPr>
         <w:pStyle w:val="Ttulo2"/>
@@ -5125,7 +5394,7 @@
         <w:t xml:space="preserve">3. Requisitos Previos y Preparación (Pre-deployment)</w:t>
       </w:r>
     </w:p>
-    <w:bookmarkStart w:id="47" w:name="Xdcc14c5e4dca8699dd48d532dacee6045e24b03"/>
+    <w:bookmarkStart w:id="48" w:name="Xdcc14c5e4dca8699dd48d532dacee6045e24b03"/>
     <w:p>
       <w:pPr>
         <w:pStyle w:val="Ttulo3"/>
@@ -5134,7 +5403,7 @@
         <w:t xml:space="preserve">3.1 Checklist de Prerrequisitos del Sistema Operativo y VPS</w:t>
       </w:r>
     </w:p>
-    <w:bookmarkStart w:id="45" w:name="X88f428551e7f9833e4bf3d14fc95fa4628e1289"/>
+    <w:bookmarkStart w:id="46" w:name="X88f428551e7f9833e4bf3d14fc95fa4628e1289"/>
     <w:p>
       <w:pPr>
         <w:pStyle w:val="Ttulo4"/>
@@ -5324,7 +5593,7 @@
               <w:t xml:space="preserve"> </w:t>
             </w:r>
             <w:r>
-              <w:t xml:space="preserve">usados con los 11 contenedores</w:t>
+              <w:t xml:space="preserve">usados con los 12 contenedores, incluido Portainer (19-10-2026)</w:t>
             </w:r>
           </w:p>
         </w:tc>
@@ -5381,7 +5650,7 @@
               <w:pStyle w:val="Compact"/>
             </w:pPr>
             <w:r>
-              <w:t xml:space="preserve">~8 GB (sistema, imágenes y datos)</w:t>
+              <w:t xml:space="preserve">26 GB usados de 61 GB (42 %), sobre todo imágenes y caché de compilación (19-10-2026)</w:t>
             </w:r>
           </w:p>
         </w:tc>
@@ -5512,8 +5781,8 @@
         </w:tc>
       </w:tr>
     </w:tbl>
-    <w:bookmarkEnd w:id="45"/>
-    <w:bookmarkStart w:id="46" w:name="X18b192f8987cffaa929cec3b952b8487545a796"/>
+    <w:bookmarkEnd w:id="46"/>
+    <w:bookmarkStart w:id="47" w:name="X18b192f8987cffaa929cec3b952b8487545a796"/>
     <w:p>
       <w:pPr>
         <w:pStyle w:val="Ttulo4"/>
@@ -5682,9 +5951,9 @@
         <w:t xml:space="preserve">) si falta, lo habilita al arranque y crea 4 GB de swap.</w:t>
       </w:r>
     </w:p>
-    <w:bookmarkEnd w:id="46"/>
     <w:bookmarkEnd w:id="47"/>
-    <w:bookmarkStart w:id="51" w:name="X3f5ed7aec20badd49ba268c4043b69270a8792d"/>
+    <w:bookmarkEnd w:id="48"/>
+    <w:bookmarkStart w:id="52" w:name="X3f5ed7aec20badd49ba268c4043b69270a8792d"/>
     <w:p>
       <w:pPr>
         <w:pStyle w:val="Ttulo3"/>
@@ -5724,7 +5993,7 @@
         <w:t xml:space="preserve">. Se ejecuta a mano antes de cada despliegue que incluya migraciones.</w:t>
       </w:r>
     </w:p>
-    <w:bookmarkStart w:id="48" w:name="X1c945163a1ad5ae352ff27bbdeb4e88f34fdcb9"/>
+    <w:bookmarkStart w:id="49" w:name="X1c945163a1ad5ae352ff27bbdeb4e88f34fdcb9"/>
     <w:p>
       <w:pPr>
         <w:pStyle w:val="Ttulo4"/>
@@ -6068,8 +6337,8 @@
         <w:t xml:space="preserve">de la VM desde el portal de Azure (Discos → Crear instantánea).</w:t>
       </w:r>
     </w:p>
-    <w:bookmarkEnd w:id="48"/>
-    <w:bookmarkStart w:id="49" w:name="Xea8169eca7b46e8413e41f701c19766cc94c4bc"/>
+    <w:bookmarkEnd w:id="49"/>
+    <w:bookmarkStart w:id="50" w:name="Xea8169eca7b46e8413e41f701c19766cc94c4bc"/>
     <w:p>
       <w:pPr>
         <w:pStyle w:val="Ttulo4"/>
@@ -6361,8 +6630,8 @@
         <w:t xml:space="preserve">de 3.2.1, porque se puede hacer en caliente.</w:t>
       </w:r>
     </w:p>
-    <w:bookmarkEnd w:id="49"/>
-    <w:bookmarkStart w:id="50" w:name="X540f27a738ec5ed70d134f46bf001e8dc7dea75"/>
+    <w:bookmarkEnd w:id="50"/>
+    <w:bookmarkStart w:id="51" w:name="X540f27a738ec5ed70d134f46bf001e8dc7dea75"/>
     <w:p>
       <w:pPr>
         <w:pStyle w:val="Ttulo4"/>
@@ -6606,9 +6875,9 @@
         <w:t xml:space="preserve">.</w:t>
       </w:r>
     </w:p>
-    <w:bookmarkEnd w:id="50"/>
     <w:bookmarkEnd w:id="51"/>
-    <w:bookmarkStart w:id="55" w:name="Xe5a201e0e4a2dffd98849c13efdc5b4a8aa5ab9"/>
+    <w:bookmarkEnd w:id="52"/>
+    <w:bookmarkStart w:id="56" w:name="Xe5a201e0e4a2dffd98849c13efdc5b4a8aa5ab9"/>
     <w:p>
       <w:pPr>
         <w:pStyle w:val="Ttulo3"/>
@@ -6622,7 +6891,7 @@
         <w:pStyle w:val="Compact"/>
         <w:numPr>
           <w:ilvl w:val="0"/>
-          <w:numId w:val="1012"/>
+          <w:numId w:val="1013"/>
         </w:numPr>
       </w:pPr>
       <w:r>
@@ -6689,7 +6958,7 @@
         <w:pStyle w:val="Compact"/>
         <w:numPr>
           <w:ilvl w:val="0"/>
-          <w:numId w:val="1012"/>
+          <w:numId w:val="1013"/>
         </w:numPr>
       </w:pPr>
       <w:r>
@@ -6713,7 +6982,7 @@
         <w:pStyle w:val="Compact"/>
         <w:numPr>
           <w:ilvl w:val="0"/>
-          <w:numId w:val="1012"/>
+          <w:numId w:val="1013"/>
         </w:numPr>
       </w:pPr>
       <w:r>
@@ -6766,7 +7035,7 @@
         <w:pStyle w:val="Compact"/>
         <w:numPr>
           <w:ilvl w:val="0"/>
-          <w:numId w:val="1012"/>
+          <w:numId w:val="1013"/>
         </w:numPr>
       </w:pPr>
       <w:r>
@@ -6837,7 +7106,7 @@
         <w:t xml:space="preserve">). La contraseña no está en ningún repositorio.</w:t>
       </w:r>
     </w:p>
-    <w:bookmarkStart w:id="52" w:name="X688a775b3552afaff2e96d149a945456d857fe4"/>
+    <w:bookmarkStart w:id="53" w:name="X688a775b3552afaff2e96d149a945456d857fe4"/>
     <w:p>
       <w:pPr>
         <w:pStyle w:val="Ttulo4"/>
@@ -7032,8 +7301,8 @@
         </w:tc>
       </w:tr>
     </w:tbl>
-    <w:bookmarkEnd w:id="52"/>
-    <w:bookmarkStart w:id="53" w:name="X47f930ed4ede175454f59b7fb1400c4ac097b7f"/>
+    <w:bookmarkEnd w:id="53"/>
+    <w:bookmarkStart w:id="54" w:name="X47f930ed4ede175454f59b7fb1400c4ac097b7f"/>
     <w:p>
       <w:pPr>
         <w:pStyle w:val="Ttulo4"/>
@@ -7414,8 +7683,8 @@
         </w:tc>
       </w:tr>
     </w:tbl>
-    <w:bookmarkEnd w:id="53"/>
-    <w:bookmarkStart w:id="54" w:name="Xb9cc945c4bdcf941ebc0dbcc9a2819ad237d026"/>
+    <w:bookmarkEnd w:id="54"/>
+    <w:bookmarkStart w:id="55" w:name="Xb9cc945c4bdcf941ebc0dbcc9a2819ad237d026"/>
     <w:p>
       <w:pPr>
         <w:pStyle w:val="Ttulo4"/>
@@ -7694,546 +7963,15 @@
         </w:tc>
       </w:tr>
     </w:tbl>
-    <w:bookmarkEnd w:id="54"/>
     <w:bookmarkEnd w:id="55"/>
-    <w:bookmarkStart w:id="56" w:name="X3c59b8108dc59e318925ce0ca19e8b0f4282c80"/>
+    <w:bookmarkEnd w:id="56"/>
+    <w:bookmarkStart w:id="57" w:name="X3c59b8108dc59e318925ce0ca19e8b0f4282c80"/>
     <w:p>
       <w:pPr>
         <w:pStyle w:val="Ttulo3"/>
       </w:pPr>
       <w:r>
         <w:t xml:space="preserve">3.4 Protocolo de Comunicación y Ventana de Mantenimiento</w:t>
-      </w:r>
-    </w:p>
-    <w:p>
-      <w:pPr>
-        <w:pStyle w:val="Compact"/>
-        <w:numPr>
-          <w:ilvl w:val="0"/>
-          <w:numId w:val="1013"/>
-        </w:numPr>
-      </w:pPr>
-      <w:r>
-        <w:rPr>
-          <w:b/>
-          <w:bCs/>
-        </w:rPr>
-        <w:t xml:space="preserve">Aviso previo (24 h):</w:t>
-      </w:r>
-      <w:r>
-        <w:t xml:space="preserve"> </w:t>
-      </w:r>
-      <w:r>
-        <w:t xml:space="preserve">el DevOps informa al equipo por el grupo del proyecto la fecha, la ventana y los cambios (release notes).</w:t>
-      </w:r>
-    </w:p>
-    <w:p>
-      <w:pPr>
-        <w:pStyle w:val="Compact"/>
-        <w:numPr>
-          <w:ilvl w:val="0"/>
-          <w:numId w:val="1013"/>
-        </w:numPr>
-      </w:pPr>
-      <w:r>
-        <w:rPr>
-          <w:b/>
-          <w:bCs/>
-        </w:rPr>
-        <w:t xml:space="preserve">Congelamiento:</w:t>
-      </w:r>
-      <w:r>
-        <w:t xml:space="preserve"> </w:t>
-      </w:r>
-      <w:r>
-        <w:t xml:space="preserve">no se suben cambios a la rama a desplegar durante la ventana.</w:t>
-      </w:r>
-    </w:p>
-    <w:p>
-      <w:pPr>
-        <w:pStyle w:val="Compact"/>
-        <w:numPr>
-          <w:ilvl w:val="0"/>
-          <w:numId w:val="1013"/>
-        </w:numPr>
-      </w:pPr>
-      <w:r>
-        <w:rPr>
-          <w:b/>
-          <w:bCs/>
-        </w:rPr>
-        <w:t xml:space="preserve">Inicio:</w:t>
-      </w:r>
-      <w:r>
-        <w:t xml:space="preserve"> </w:t>
-      </w:r>
-      <w:r>
-        <w:t xml:space="preserve">se informa "inicio de despliegue" y se toma el respaldo (sección 3.2).</w:t>
-      </w:r>
-    </w:p>
-    <w:p>
-      <w:pPr>
-        <w:pStyle w:val="Compact"/>
-        <w:numPr>
-          <w:ilvl w:val="0"/>
-          <w:numId w:val="1013"/>
-        </w:numPr>
-      </w:pPr>
-      <w:r>
-        <w:rPr>
-          <w:b/>
-          <w:bCs/>
-        </w:rPr>
-        <w:t xml:space="preserve">Ejecución:</w:t>
-      </w:r>
-      <w:r>
-        <w:t xml:space="preserve"> </w:t>
-      </w:r>
-      <w:r>
-        <w:t xml:space="preserve">runbook de la sección 4.</w:t>
-      </w:r>
-    </w:p>
-    <w:p>
-      <w:pPr>
-        <w:pStyle w:val="Compact"/>
-        <w:numPr>
-          <w:ilvl w:val="0"/>
-          <w:numId w:val="1013"/>
-        </w:numPr>
-      </w:pPr>
-      <w:r>
-        <w:rPr>
-          <w:b/>
-          <w:bCs/>
-        </w:rPr>
-        <w:t xml:space="preserve">Verificación:</w:t>
-      </w:r>
-      <w:r>
-        <w:t xml:space="preserve"> </w:t>
-      </w:r>
-      <w:r>
-        <w:t xml:space="preserve">pruebas de humo de la sección 5. El QA confirma cada rol.</w:t>
-      </w:r>
-    </w:p>
-    <w:p>
-      <w:pPr>
-        <w:pStyle w:val="Compact"/>
-        <w:numPr>
-          <w:ilvl w:val="0"/>
-          <w:numId w:val="1013"/>
-        </w:numPr>
-      </w:pPr>
-      <w:r>
-        <w:rPr>
-          <w:b/>
-          <w:bCs/>
-        </w:rPr>
-        <w:t xml:space="preserve">Cierre:</w:t>
-      </w:r>
-      <w:r>
-        <w:t xml:space="preserve"> </w:t>
-      </w:r>
-      <w:r>
-        <w:t xml:space="preserve">se informa "despliegue terminado" con la versión y las evidencias. Si falla,</w:t>
-      </w:r>
-      <w:r>
-        <w:t xml:space="preserve"> </w:t>
-      </w:r>
-      <w:r>
-        <w:rPr>
-          <w:b/>
-          <w:bCs/>
-        </w:rPr>
-        <w:t xml:space="preserve">rollback</w:t>
-      </w:r>
-      <w:r>
-        <w:t xml:space="preserve">:</w:t>
-      </w:r>
-      <w:r>
-        <w:t xml:space="preserve"> </w:t>
-      </w:r>
-      <w:r>
-        <w:rPr>
-          <w:rStyle w:val="VerbatimChar"/>
-        </w:rPr>
-        <w:t xml:space="preserve">git checkout</w:t>
-      </w:r>
-      <w:r>
-        <w:t xml:space="preserve"> </w:t>
-      </w:r>
-      <w:r>
-        <w:t xml:space="preserve">del commit anterior en</w:t>
-      </w:r>
-      <w:r>
-        <w:t xml:space="preserve"> </w:t>
-      </w:r>
-      <w:r>
-        <w:rPr>
-          <w:rStyle w:val="VerbatimChar"/>
-        </w:rPr>
-        <w:t xml:space="preserve">lavarapido-infra</w:t>
-      </w:r>
-      <w:r>
-        <w:t xml:space="preserve"> </w:t>
-      </w:r>
-      <w:r>
-        <w:t xml:space="preserve">y en los servicios,</w:t>
-      </w:r>
-      <w:r>
-        <w:t xml:space="preserve"> </w:t>
-      </w:r>
-      <w:r>
-        <w:rPr>
-          <w:rStyle w:val="VerbatimChar"/>
-        </w:rPr>
-        <w:t xml:space="preserve">update-server.sh</w:t>
-      </w:r>
-      <w:r>
-        <w:t xml:space="preserve">, y si la migración dañó datos, restaurar el</w:t>
-      </w:r>
-      <w:r>
-        <w:t xml:space="preserve"> </w:t>
-      </w:r>
-      <w:r>
-        <w:rPr>
-          <w:rStyle w:val="VerbatimChar"/>
-        </w:rPr>
-        <w:t xml:space="preserve">.bak</w:t>
-      </w:r>
-      <w:r>
-        <w:t xml:space="preserve">.</w:t>
-      </w:r>
-    </w:p>
-    <w:p>
-      <w:pPr>
-        <w:pStyle w:val="Compact"/>
-        <w:numPr>
-          <w:ilvl w:val="0"/>
-          <w:numId w:val="1013"/>
-        </w:numPr>
-      </w:pPr>
-      <w:r>
-        <w:rPr>
-          <w:b/>
-          <w:bCs/>
-        </w:rPr>
-        <w:t xml:space="preserve">Ventana estándar:</w:t>
-      </w:r>
-      <w:r>
-        <w:t xml:space="preserve"> </w:t>
-      </w:r>
-      <w:r>
-        <w:t xml:space="preserve">fuera del horario de atención del lavadero (antes de las 07:00 o después de las 18:00, hora de Colombia).</w:t>
-      </w:r>
-    </w:p>
-    <w:p>
-      <w:r>
-        <w:pict>
-          <v:rect style="width:0;height:1.5pt" o:hralign="center" o:hrstd="t" o:hr="t"/>
-        </w:pict>
-      </w:r>
-    </w:p>
-    <w:bookmarkEnd w:id="56"/>
-    <w:bookmarkEnd w:id="57"/>
-    <w:bookmarkStart w:id="67" w:name="Xe663ee2ec6d7c2e16c4614193494b1da41fc253"/>
-    <w:p>
-      <w:pPr>
-        <w:pStyle w:val="Ttulo2"/>
-      </w:pPr>
-      <w:r>
-        <w:t xml:space="preserve">4. Procedimiento de Despliegue Paso a Paso (Runbook)</w:t>
-      </w:r>
-    </w:p>
-    <w:bookmarkStart w:id="58" w:name="Xb099cc240db18fcee69d15f9d1b00821e67d494"/>
-    <w:p>
-      <w:pPr>
-        <w:pStyle w:val="Ttulo3"/>
-      </w:pPr>
-      <w:r>
-        <w:t xml:space="preserve">4.1 Verificación y Acceso a la Plataforma Base (Portainer CE)</w:t>
-      </w:r>
-    </w:p>
-    <w:p>
-      <w:pPr>
-        <w:pStyle w:val="FirstParagraph"/>
-      </w:pPr>
-      <w:r>
-        <w:rPr>
-          <w:b/>
-          <w:bCs/>
-        </w:rPr>
-        <w:t xml:space="preserve">Acceso al servidor:</w:t>
-      </w:r>
-    </w:p>
-    <w:p>
-      <w:pPr>
-        <w:pStyle w:val="SourceCode"/>
-      </w:pPr>
-      <w:r>
-        <w:rPr>
-          <w:rStyle w:val="FunctionTok"/>
-        </w:rPr>
-        <w:t xml:space="preserve">ssh</w:t>
-      </w:r>
-      <w:r>
-        <w:rPr>
-          <w:rStyle w:val="NormalTok"/>
-        </w:rPr>
-        <w:t xml:space="preserve"> </w:t>
-      </w:r>
-      <w:r>
-        <w:rPr>
-          <w:rStyle w:val="AttributeTok"/>
-        </w:rPr>
-        <w:t xml:space="preserve">-i</w:t>
-      </w:r>
-      <w:r>
-        <w:rPr>
-          <w:rStyle w:val="NormalTok"/>
-        </w:rPr>
-        <w:t xml:space="preserve"> ~/.ssh/lavarapido_azure azureuser@64.236.160.129</w:t>
-      </w:r>
-    </w:p>
-    <w:p>
-      <w:pPr>
-        <w:pStyle w:val="FirstParagraph"/>
-      </w:pPr>
-      <w:r>
-        <w:rPr>
-          <w:b/>
-          <w:bCs/>
-        </w:rPr>
-        <w:t xml:space="preserve">Instalación de Portainer CE</w:t>
-      </w:r>
-      <w:r>
-        <w:t xml:space="preserve"> </w:t>
-      </w:r>
-      <w:r>
-        <w:rPr>
-          <w:i/>
-          <w:iCs/>
-        </w:rPr>
-        <w:t xml:space="preserve">(realizada el 16-10-2026; escucha solo dentro del servidor)</w:t>
-      </w:r>
-      <w:r>
-        <w:t xml:space="preserve">:</w:t>
-      </w:r>
-    </w:p>
-    <w:p>
-      <w:pPr>
-        <w:pStyle w:val="SourceCode"/>
-      </w:pPr>
-      <w:r>
-        <w:rPr>
-          <w:rStyle w:val="FunctionTok"/>
-        </w:rPr>
-        <w:t xml:space="preserve">sudo</w:t>
-      </w:r>
-      <w:r>
-        <w:rPr>
-          <w:rStyle w:val="NormalTok"/>
-        </w:rPr>
-        <w:t xml:space="preserve"> docker volume create portainer_data</w:t>
-      </w:r>
-      <w:r>
-        <w:br/>
-      </w:r>
-      <w:r>
-        <w:rPr>
-          <w:rStyle w:val="FunctionTok"/>
-        </w:rPr>
-        <w:t xml:space="preserve">sudo</w:t>
-      </w:r>
-      <w:r>
-        <w:rPr>
-          <w:rStyle w:val="NormalTok"/>
-        </w:rPr>
-        <w:t xml:space="preserve"> docker run </w:t>
-      </w:r>
-      <w:r>
-        <w:rPr>
-          <w:rStyle w:val="AttributeTok"/>
-        </w:rPr>
-        <w:t xml:space="preserve">-d</w:t>
-      </w:r>
-      <w:r>
-        <w:rPr>
-          <w:rStyle w:val="NormalTok"/>
-        </w:rPr>
-        <w:t xml:space="preserve"> </w:t>
-      </w:r>
-      <w:r>
-        <w:rPr>
-          <w:rStyle w:val="AttributeTok"/>
-        </w:rPr>
-        <w:t xml:space="preserve">--name</w:t>
-      </w:r>
-      <w:r>
-        <w:rPr>
-          <w:rStyle w:val="NormalTok"/>
-        </w:rPr>
-        <w:t xml:space="preserve"> portainer </w:t>
-      </w:r>
-      <w:r>
-        <w:rPr>
-          <w:rStyle w:val="AttributeTok"/>
-        </w:rPr>
-        <w:t xml:space="preserve">--restart</w:t>
-      </w:r>
-      <w:r>
-        <w:rPr>
-          <w:rStyle w:val="NormalTok"/>
-        </w:rPr>
-        <w:t xml:space="preserve"> unless-stopped </w:t>
-      </w:r>
-      <w:r>
-        <w:rPr>
-          <w:rStyle w:val="DataTypeTok"/>
-        </w:rPr>
-        <w:t xml:space="preserve">\</w:t>
-      </w:r>
-      <w:r>
-        <w:br/>
-      </w:r>
-      <w:r>
-        <w:rPr>
-          <w:rStyle w:val="NormalTok"/>
-        </w:rPr>
-        <w:t xml:space="preserve">  </w:t>
-      </w:r>
-      <w:r>
-        <w:rPr>
-          <w:rStyle w:val="AttributeTok"/>
-        </w:rPr>
-        <w:t xml:space="preserve">-p</w:t>
-      </w:r>
-      <w:r>
-        <w:rPr>
-          <w:rStyle w:val="NormalTok"/>
-        </w:rPr>
-        <w:t xml:space="preserve"> 127.0.0.1:9443:9443 </w:t>
-      </w:r>
-      <w:r>
-        <w:rPr>
-          <w:rStyle w:val="DataTypeTok"/>
-        </w:rPr>
-        <w:t xml:space="preserve">\</w:t>
-      </w:r>
-      <w:r>
-        <w:br/>
-      </w:r>
-      <w:r>
-        <w:rPr>
-          <w:rStyle w:val="NormalTok"/>
-        </w:rPr>
-        <w:t xml:space="preserve">  </w:t>
-      </w:r>
-      <w:r>
-        <w:rPr>
-          <w:rStyle w:val="AttributeTok"/>
-        </w:rPr>
-        <w:t xml:space="preserve">-v</w:t>
-      </w:r>
-      <w:r>
-        <w:rPr>
-          <w:rStyle w:val="NormalTok"/>
-        </w:rPr>
-        <w:t xml:space="preserve"> /var/run/docker.sock:/var/run/docker.sock </w:t>
-      </w:r>
-      <w:r>
-        <w:rPr>
-          <w:rStyle w:val="DataTypeTok"/>
-        </w:rPr>
-        <w:t xml:space="preserve">\</w:t>
-      </w:r>
-      <w:r>
-        <w:br/>
-      </w:r>
-      <w:r>
-        <w:rPr>
-          <w:rStyle w:val="NormalTok"/>
-        </w:rPr>
-        <w:t xml:space="preserve">  </w:t>
-      </w:r>
-      <w:r>
-        <w:rPr>
-          <w:rStyle w:val="AttributeTok"/>
-        </w:rPr>
-        <w:t xml:space="preserve">-v</w:t>
-      </w:r>
-      <w:r>
-        <w:rPr>
-          <w:rStyle w:val="NormalTok"/>
-        </w:rPr>
-        <w:t xml:space="preserve"> portainer_data:/data portainer/portainer-ce:2.21.5</w:t>
-      </w:r>
-    </w:p>
-    <w:p>
-      <w:pPr>
-        <w:pStyle w:val="FirstParagraph"/>
-      </w:pPr>
-      <w:r>
-        <w:rPr>
-          <w:b/>
-          <w:bCs/>
-        </w:rPr>
-        <w:t xml:space="preserve">Acceso desde el PC del administrador</w:t>
-      </w:r>
-      <w:r>
-        <w:t xml:space="preserve"> </w:t>
-      </w:r>
-      <w:r>
-        <w:t xml:space="preserve">(túnel SSH, sin abrir puertos):</w:t>
-      </w:r>
-    </w:p>
-    <w:p>
-      <w:pPr>
-        <w:pStyle w:val="SourceCode"/>
-      </w:pPr>
-      <w:r>
-        <w:rPr>
-          <w:rStyle w:val="FunctionTok"/>
-        </w:rPr>
-        <w:t xml:space="preserve">ssh</w:t>
-      </w:r>
-      <w:r>
-        <w:rPr>
-          <w:rStyle w:val="NormalTok"/>
-        </w:rPr>
-        <w:t xml:space="preserve"> </w:t>
-      </w:r>
-      <w:r>
-        <w:rPr>
-          <w:rStyle w:val="AttributeTok"/>
-        </w:rPr>
-        <w:t xml:space="preserve">-i</w:t>
-      </w:r>
-      <w:r>
-        <w:rPr>
-          <w:rStyle w:val="NormalTok"/>
-        </w:rPr>
-        <w:t xml:space="preserve"> ~/.ssh/lavarapido_azure </w:t>
-      </w:r>
-      <w:r>
-        <w:rPr>
-          <w:rStyle w:val="AttributeTok"/>
-        </w:rPr>
-        <w:t xml:space="preserve">-L</w:t>
-      </w:r>
-      <w:r>
-        <w:rPr>
-          <w:rStyle w:val="NormalTok"/>
-        </w:rPr>
-        <w:t xml:space="preserve"> 9443:localhost:9443 azureuser@64.236.160.129</w:t>
-      </w:r>
-      <w:r>
-        <w:br/>
-      </w:r>
-      <w:r>
-        <w:rPr>
-          <w:rStyle w:val="CommentTok"/>
-        </w:rPr>
-        <w:t xml:space="preserve"># luego abrir https://localhost:9443 → usuario "admin"</w:t>
       </w:r>
     </w:p>
     <w:p>
@@ -8249,87 +7987,13 @@
           <w:b/>
           <w:bCs/>
         </w:rPr>
-        <w:t xml:space="preserve">Contraseña del usuario</w:t>
-      </w:r>
-      <w:r>
-        <w:rPr>
-          <w:b/>
-          <w:bCs/>
-        </w:rPr>
-        <w:t xml:space="preserve"> </w:t>
-      </w:r>
-      <w:r>
-        <w:rPr>
-          <w:rStyle w:val="VerbatimChar"/>
-          <w:b/>
-          <w:bCs/>
-        </w:rPr>
-        <w:t xml:space="preserve">admin</w:t>
-      </w:r>
-      <w:r>
-        <w:rPr>
-          <w:b/>
-          <w:bCs/>
-        </w:rPr>
-        <w:t xml:space="preserve">:</w:t>
-      </w:r>
-      <w:r>
-        <w:t xml:space="preserve"> </w:t>
-      </w:r>
-      <w:r>
-        <w:t xml:space="preserve">se generó al instalar y está en el servidor, en</w:t>
-      </w:r>
-      <w:r>
-        <w:t xml:space="preserve"> </w:t>
-      </w:r>
-      <w:r>
-        <w:rPr>
-          <w:rStyle w:val="VerbatimChar"/>
-        </w:rPr>
-        <w:t xml:space="preserve">~/portainer-admin-password</w:t>
-      </w:r>
-      <w:r>
-        <w:t xml:space="preserve"> </w:t>
-      </w:r>
-      <w:r>
-        <w:t xml:space="preserve">(permisos</w:t>
-      </w:r>
-      <w:r>
-        <w:t xml:space="preserve"> </w:t>
-      </w:r>
-      <w:r>
-        <w:rPr>
-          <w:rStyle w:val="VerbatimChar"/>
-        </w:rPr>
-        <w:t xml:space="preserve">600</w:t>
-      </w:r>
-      <w:r>
-        <w:t xml:space="preserve">). Se consulta con</w:t>
-      </w:r>
-      <w:r>
-        <w:t xml:space="preserve"> </w:t>
-      </w:r>
-      <w:r>
-        <w:rPr>
-          <w:rStyle w:val="VerbatimChar"/>
-        </w:rPr>
-        <w:t xml:space="preserve">cat ~/portainer-admin-password</w:t>
-      </w:r>
-      <w:r>
-        <w:t xml:space="preserve"> </w:t>
-      </w:r>
-      <w:r>
-        <w:t xml:space="preserve">y se puede cambiar desde Portainer (</w:t>
-      </w:r>
-      <w:r>
-        <w:rPr>
-          <w:i/>
-          <w:iCs/>
-        </w:rPr>
-        <w:t xml:space="preserve">My account</w:t>
-      </w:r>
-      <w:r>
-        <w:t xml:space="preserve">).</w:t>
+        <w:t xml:space="preserve">Aviso previo (24 h):</w:t>
+      </w:r>
+      <w:r>
+        <w:t xml:space="preserve"> </w:t>
+      </w:r>
+      <w:r>
+        <w:t xml:space="preserve">el DevOps informa al equipo por el grupo del proyecto la fecha, la ventana y los cambios (release notes).</w:t>
       </w:r>
     </w:p>
     <w:p>
@@ -8345,51 +8009,491 @@
           <w:b/>
           <w:bCs/>
         </w:rPr>
-        <w:t xml:space="preserve">Entorno</w:t>
-      </w:r>
+        <w:t xml:space="preserve">Congelamiento:</w:t>
+      </w:r>
+      <w:r>
+        <w:t xml:space="preserve"> </w:t>
+      </w:r>
+      <w:r>
+        <w:t xml:space="preserve">no se suben cambios a la rama a desplegar durante la ventana.</w:t>
+      </w:r>
+    </w:p>
+    <w:p>
+      <w:pPr>
+        <w:pStyle w:val="Compact"/>
+        <w:numPr>
+          <w:ilvl w:val="0"/>
+          <w:numId w:val="1014"/>
+        </w:numPr>
+      </w:pPr>
       <w:r>
         <w:rPr>
           <w:b/>
           <w:bCs/>
         </w:rPr>
-        <w:t xml:space="preserve"> </w:t>
-      </w:r>
-      <w:r>
-        <w:rPr>
-          <w:rStyle w:val="VerbatimChar"/>
+        <w:t xml:space="preserve">Inicio:</w:t>
+      </w:r>
+      <w:r>
+        <w:t xml:space="preserve"> </w:t>
+      </w:r>
+      <w:r>
+        <w:t xml:space="preserve">se informa "inicio de despliegue" y se toma el respaldo (sección 3.2).</w:t>
+      </w:r>
+    </w:p>
+    <w:p>
+      <w:pPr>
+        <w:pStyle w:val="Compact"/>
+        <w:numPr>
+          <w:ilvl w:val="0"/>
+          <w:numId w:val="1014"/>
+        </w:numPr>
+      </w:pPr>
+      <w:r>
+        <w:rPr>
           <w:b/>
           <w:bCs/>
         </w:rPr>
-        <w:t xml:space="preserve">local</w:t>
-      </w:r>
+        <w:t xml:space="preserve">Ejecución:</w:t>
+      </w:r>
+      <w:r>
+        <w:t xml:space="preserve"> </w:t>
+      </w:r>
+      <w:r>
+        <w:t xml:space="preserve">runbook de la sección 4.</w:t>
+      </w:r>
+    </w:p>
+    <w:p>
+      <w:pPr>
+        <w:pStyle w:val="Compact"/>
+        <w:numPr>
+          <w:ilvl w:val="0"/>
+          <w:numId w:val="1014"/>
+        </w:numPr>
+      </w:pPr>
       <w:r>
         <w:rPr>
           <w:b/>
           <w:bCs/>
         </w:rPr>
+        <w:t xml:space="preserve">Verificación:</w:t>
+      </w:r>
+      <w:r>
+        <w:t xml:space="preserve"> </w:t>
+      </w:r>
+      <w:r>
+        <w:t xml:space="preserve">pruebas de humo de la sección 5. El QA confirma cada rol.</w:t>
+      </w:r>
+    </w:p>
+    <w:p>
+      <w:pPr>
+        <w:pStyle w:val="Compact"/>
+        <w:numPr>
+          <w:ilvl w:val="0"/>
+          <w:numId w:val="1014"/>
+        </w:numPr>
+      </w:pPr>
+      <w:r>
+        <w:rPr>
+          <w:b/>
+          <w:bCs/>
+        </w:rPr>
+        <w:t xml:space="preserve">Cierre:</w:t>
+      </w:r>
+      <w:r>
+        <w:t xml:space="preserve"> </w:t>
+      </w:r>
+      <w:r>
+        <w:t xml:space="preserve">se informa "despliegue terminado" con la versión y las evidencias. Si falla,</w:t>
+      </w:r>
+      <w:r>
+        <w:t xml:space="preserve"> </w:t>
+      </w:r>
+      <w:r>
+        <w:rPr>
+          <w:b/>
+          <w:bCs/>
+        </w:rPr>
+        <w:t xml:space="preserve">rollback</w:t>
+      </w:r>
+      <w:r>
         <w:t xml:space="preserve">:</w:t>
       </w:r>
       <w:r>
         <w:t xml:space="preserve"> </w:t>
       </w:r>
       <w:r>
-        <w:t xml:space="preserve">registrado sobre el socket de Docker. En</w:t>
-      </w:r>
-      <w:r>
-        <w:t xml:space="preserve"> </w:t>
+        <w:rPr>
+          <w:rStyle w:val="VerbatimChar"/>
+        </w:rPr>
+        <w:t xml:space="preserve">git checkout</w:t>
+      </w:r>
+      <w:r>
+        <w:t xml:space="preserve"> </w:t>
+      </w:r>
+      <w:r>
+        <w:t xml:space="preserve">del commit anterior en</w:t>
+      </w:r>
+      <w:r>
+        <w:t xml:space="preserve"> </w:t>
+      </w:r>
+      <w:r>
+        <w:rPr>
+          <w:rStyle w:val="VerbatimChar"/>
+        </w:rPr>
+        <w:t xml:space="preserve">lavarapido-infra</w:t>
+      </w:r>
+      <w:r>
+        <w:t xml:space="preserve"> </w:t>
+      </w:r>
+      <w:r>
+        <w:t xml:space="preserve">y en los servicios,</w:t>
+      </w:r>
+      <w:r>
+        <w:t xml:space="preserve"> </w:t>
+      </w:r>
+      <w:r>
+        <w:rPr>
+          <w:rStyle w:val="VerbatimChar"/>
+        </w:rPr>
+        <w:t xml:space="preserve">update-server.sh</w:t>
+      </w:r>
+      <w:r>
+        <w:t xml:space="preserve">, y si la migración dañó datos, restaurar el</w:t>
+      </w:r>
+      <w:r>
+        <w:t xml:space="preserve"> </w:t>
+      </w:r>
+      <w:r>
+        <w:rPr>
+          <w:rStyle w:val="VerbatimChar"/>
+        </w:rPr>
+        <w:t xml:space="preserve">.bak</w:t>
+      </w:r>
+      <w:r>
+        <w:t xml:space="preserve">.</w:t>
+      </w:r>
+    </w:p>
+    <w:p>
+      <w:pPr>
+        <w:pStyle w:val="Compact"/>
+        <w:numPr>
+          <w:ilvl w:val="0"/>
+          <w:numId w:val="1014"/>
+        </w:numPr>
+      </w:pPr>
+      <w:r>
+        <w:rPr>
+          <w:b/>
+          <w:bCs/>
+        </w:rPr>
+        <w:t xml:space="preserve">Ventana estándar:</w:t>
+      </w:r>
+      <w:r>
+        <w:t xml:space="preserve"> </w:t>
+      </w:r>
+      <w:r>
+        <w:t xml:space="preserve">fuera del horario de atención del lavadero (antes de las 07:00 o después de las 18:00, hora de Colombia).</w:t>
+      </w:r>
+    </w:p>
+    <w:p>
+      <w:r>
+        <w:pict>
+          <v:rect style="width:0;height:1.5pt" o:hralign="center" o:hrstd="t" o:hr="t"/>
+        </w:pict>
+      </w:r>
+    </w:p>
+    <w:bookmarkEnd w:id="57"/>
+    <w:bookmarkEnd w:id="58"/>
+    <w:bookmarkStart w:id="68" w:name="Xe663ee2ec6d7c2e16c4614193494b1da41fc253"/>
+    <w:p>
+      <w:pPr>
+        <w:pStyle w:val="Ttulo2"/>
+      </w:pPr>
+      <w:r>
+        <w:t xml:space="preserve">4. Procedimiento de Despliegue Paso a Paso (Runbook)</w:t>
+      </w:r>
+    </w:p>
+    <w:bookmarkStart w:id="59" w:name="Xb099cc240db18fcee69d15f9d1b00821e67d494"/>
+    <w:p>
+      <w:pPr>
+        <w:pStyle w:val="Ttulo3"/>
+      </w:pPr>
+      <w:r>
+        <w:t xml:space="preserve">4.1 Verificación y Acceso a la Plataforma Base (Portainer CE)</w:t>
+      </w:r>
+    </w:p>
+    <w:p>
+      <w:pPr>
+        <w:pStyle w:val="FirstParagraph"/>
+      </w:pPr>
+      <w:r>
+        <w:rPr>
+          <w:b/>
+          <w:bCs/>
+        </w:rPr>
+        <w:t xml:space="preserve">Acceso al servidor:</w:t>
+      </w:r>
+    </w:p>
+    <w:p>
+      <w:pPr>
+        <w:pStyle w:val="SourceCode"/>
+      </w:pPr>
+      <w:r>
+        <w:rPr>
+          <w:rStyle w:val="FunctionTok"/>
+        </w:rPr>
+        <w:t xml:space="preserve">ssh</w:t>
+      </w:r>
+      <w:r>
+        <w:rPr>
+          <w:rStyle w:val="NormalTok"/>
+        </w:rPr>
+        <w:t xml:space="preserve"> </w:t>
+      </w:r>
+      <w:r>
+        <w:rPr>
+          <w:rStyle w:val="AttributeTok"/>
+        </w:rPr>
+        <w:t xml:space="preserve">-i</w:t>
+      </w:r>
+      <w:r>
+        <w:rPr>
+          <w:rStyle w:val="NormalTok"/>
+        </w:rPr>
+        <w:t xml:space="preserve"> ~/.ssh/lavarapido_azure azureuser@64.236.160.129</w:t>
+      </w:r>
+    </w:p>
+    <w:p>
+      <w:pPr>
+        <w:pStyle w:val="FirstParagraph"/>
+      </w:pPr>
+      <w:r>
+        <w:rPr>
+          <w:b/>
+          <w:bCs/>
+        </w:rPr>
+        <w:t xml:space="preserve">Acceso de cada integrante con su propia llave:</w:t>
+      </w:r>
+      <w:r>
+        <w:t xml:space="preserve"> </w:t>
+      </w:r>
+      <w:r>
+        <w:t xml:space="preserve">cada persona crea su llave en su computador y solo comparte la parte pública (</w:t>
+      </w:r>
+      <w:r>
+        <w:rPr>
+          <w:rStyle w:val="VerbatimChar"/>
+        </w:rPr>
+        <w:t xml:space="preserve">.pub</w:t>
+      </w:r>
+      <w:r>
+        <w:t xml:space="preserve">). La privada nunca se envía ni se sube a un repositorio.</w:t>
+      </w:r>
+    </w:p>
+    <w:p>
+      <w:pPr>
+        <w:pStyle w:val="SourceCode"/>
+      </w:pPr>
+      <w:r>
+        <w:rPr>
+          <w:rStyle w:val="NormalTok"/>
+        </w:rPr>
+        <w:t xml:space="preserve">ssh-keygen </w:t>
+      </w:r>
+      <w:r>
+        <w:rPr>
+          <w:rStyle w:val="OperatorTok"/>
+        </w:rPr>
+        <w:t xml:space="preserve">-</w:t>
+      </w:r>
+      <w:r>
+        <w:rPr>
+          <w:rStyle w:val="NormalTok"/>
+        </w:rPr>
+        <w:t xml:space="preserve">t ed25519 </w:t>
+      </w:r>
+      <w:r>
+        <w:rPr>
+          <w:rStyle w:val="OperatorTok"/>
+        </w:rPr>
+        <w:t xml:space="preserve">-</w:t>
+      </w:r>
+      <w:r>
+        <w:rPr>
+          <w:rStyle w:val="NormalTok"/>
+        </w:rPr>
+        <w:t xml:space="preserve">f </w:t>
+      </w:r>
+      <w:r>
+        <w:rPr>
+          <w:rStyle w:val="VariableTok"/>
+        </w:rPr>
+        <w:t xml:space="preserve">$HOME</w:t>
+      </w:r>
+      <w:r>
+        <w:rPr>
+          <w:rStyle w:val="NormalTok"/>
+        </w:rPr>
+        <w:t xml:space="preserve">\</w:t>
+      </w:r>
+      <w:r>
+        <w:rPr>
+          <w:rStyle w:val="OperatorTok"/>
+        </w:rPr>
+        <w:t xml:space="preserve">.</w:t>
+      </w:r>
+      <w:r>
+        <w:rPr>
+          <w:rStyle w:val="FunctionTok"/>
+        </w:rPr>
+        <w:t xml:space="preserve">ssh</w:t>
+      </w:r>
+      <w:r>
+        <w:rPr>
+          <w:rStyle w:val="NormalTok"/>
+        </w:rPr>
+        <w:t xml:space="preserve">\lavarapido_azure      </w:t>
+      </w:r>
+      <w:r>
+        <w:rPr>
+          <w:rStyle w:val="CommentTok"/>
+        </w:rPr>
+        <w:t xml:space="preserve"># en el PC de la persona</w:t>
+      </w:r>
+      <w:r>
+        <w:br/>
+      </w:r>
+      <w:r>
+        <w:rPr>
+          <w:rStyle w:val="FunctionTok"/>
+        </w:rPr>
+        <w:t xml:space="preserve">Get-Content</w:t>
+      </w:r>
+      <w:r>
+        <w:rPr>
+          <w:rStyle w:val="NormalTok"/>
+        </w:rPr>
+        <w:t xml:space="preserve"> </w:t>
+      </w:r>
+      <w:r>
+        <w:rPr>
+          <w:rStyle w:val="VariableTok"/>
+        </w:rPr>
+        <w:t xml:space="preserve">$HOME</w:t>
+      </w:r>
+      <w:r>
+        <w:rPr>
+          <w:rStyle w:val="NormalTok"/>
+        </w:rPr>
+        <w:t xml:space="preserve">\</w:t>
+      </w:r>
+      <w:r>
+        <w:rPr>
+          <w:rStyle w:val="OperatorTok"/>
+        </w:rPr>
+        <w:t xml:space="preserve">.</w:t>
+      </w:r>
+      <w:r>
+        <w:rPr>
+          <w:rStyle w:val="FunctionTok"/>
+        </w:rPr>
+        <w:t xml:space="preserve">ssh</w:t>
+      </w:r>
+      <w:r>
+        <w:rPr>
+          <w:rStyle w:val="NormalTok"/>
+        </w:rPr>
+        <w:t xml:space="preserve">\lavarapido_azure</w:t>
+      </w:r>
+      <w:r>
+        <w:rPr>
+          <w:rStyle w:val="OperatorTok"/>
+        </w:rPr>
+        <w:t xml:space="preserve">.</w:t>
+      </w:r>
+      <w:r>
+        <w:rPr>
+          <w:rStyle w:val="FunctionTok"/>
+        </w:rPr>
+        <w:t xml:space="preserve">pub</w:t>
+      </w:r>
+      <w:r>
+        <w:rPr>
+          <w:rStyle w:val="NormalTok"/>
+        </w:rPr>
+        <w:t xml:space="preserve">                </w:t>
+      </w:r>
+      <w:r>
+        <w:rPr>
+          <w:rStyle w:val="CommentTok"/>
+        </w:rPr>
+        <w:t xml:space="preserve"># esta línea es la que se comparte</w:t>
+      </w:r>
+    </w:p>
+    <w:p>
+      <w:pPr>
+        <w:pStyle w:val="FirstParagraph"/>
+      </w:pPr>
+      <w:r>
+        <w:t xml:space="preserve">El responsable de DevOps la agrega una sola vez, desde el portal (</w:t>
       </w:r>
       <w:r>
         <w:rPr>
           <w:i/>
           <w:iCs/>
         </w:rPr>
-        <w:t xml:space="preserve">Containers</w:t>
-      </w:r>
-      <w:r>
-        <w:t xml:space="preserve"> </w:t>
-      </w:r>
-      <w:r>
-        <w:t xml:space="preserve">y</w:t>
+        <w:t xml:space="preserve">vehiclecarwash-vm → Restablecer contraseña → Restablecer clave pública SSH</w:t>
+      </w:r>
+      <w:r>
+        <w:t xml:space="preserve">, usuario</w:t>
+      </w:r>
+      <w:r>
+        <w:t xml:space="preserve"> </w:t>
+      </w:r>
+      <w:r>
+        <w:rPr>
+          <w:rStyle w:val="VerbatimChar"/>
+        </w:rPr>
+        <w:t xml:space="preserve">azureuser</w:t>
+      </w:r>
+      <w:r>
+        <w:t xml:space="preserve">) o desde el servidor con</w:t>
+      </w:r>
+      <w:r>
+        <w:t xml:space="preserve"> </w:t>
+      </w:r>
+      <w:r>
+        <w:rPr>
+          <w:rStyle w:val="VerbatimChar"/>
+        </w:rPr>
+        <w:t xml:space="preserve">echo "&lt;llave pública&gt;" &gt;&gt; ~/.ssh/authorized_keys</w:t>
+      </w:r>
+      <w:r>
+        <w:t xml:space="preserve">. Al 19-10-2026 tienen acceso la llave del responsable de DevOps, la de Juan Camilo y la de GitHub Actions (restringida, ver 4.3.3). Para quitar un acceso basta con borrar su línea de</w:t>
+      </w:r>
+      <w:r>
+        <w:t xml:space="preserve"> </w:t>
+      </w:r>
+      <w:r>
+        <w:rPr>
+          <w:rStyle w:val="VerbatimChar"/>
+        </w:rPr>
+        <w:t xml:space="preserve">authorized_keys</w:t>
+      </w:r>
+      <w:r>
+        <w:t xml:space="preserve">.</w:t>
+      </w:r>
+    </w:p>
+    <w:p>
+      <w:pPr>
+        <w:pStyle w:val="BodyText"/>
+      </w:pPr>
+      <w:r>
+        <w:rPr>
+          <w:b/>
+          <w:bCs/>
+        </w:rPr>
+        <w:t xml:space="preserve">Instalación de Portainer CE</w:t>
       </w:r>
       <w:r>
         <w:t xml:space="preserve"> </w:t>
@@ -8399,65 +8503,227 @@
           <w:i/>
           <w:iCs/>
         </w:rPr>
-        <w:t xml:space="preserve">Stacks</w:t>
-      </w:r>
-      <w:r>
-        <w:t xml:space="preserve"> </w:t>
-      </w:r>
-      <w:r>
-        <w:t xml:space="preserve">aparece</w:t>
-      </w:r>
-      <w:r>
-        <w:t xml:space="preserve"> </w:t>
-      </w:r>
-      <w:r>
-        <w:rPr>
-          <w:rStyle w:val="VerbatimChar"/>
-        </w:rPr>
-        <w:t xml:space="preserve">lavarapido</w:t>
-      </w:r>
-      <w:r>
-        <w:t xml:space="preserve">.</w:t>
-      </w:r>
-    </w:p>
-    <w:bookmarkEnd w:id="58"/>
-    <w:bookmarkStart w:id="61" w:name="Xb2f8be02ff5e54dc8ee4ba91b8a1b61a05711e2"/>
-    <w:p>
-      <w:pPr>
-        <w:pStyle w:val="Ttulo3"/>
-      </w:pPr>
-      <w:r>
-        <w:t xml:space="preserve">4.2 Despliegue y Migración de Base de Datos</w:t>
-      </w:r>
-    </w:p>
-    <w:bookmarkStart w:id="59" w:name="X2ce610b15ecab4c660ffed258c095515bb0c46b"/>
-    <w:p>
-      <w:pPr>
-        <w:pStyle w:val="Ttulo4"/>
-      </w:pPr>
-      <w:r>
-        <w:t xml:space="preserve">4.2.1 Ejecución de scripts DDL/DML o herramientas de migración (Liquibase)</w:t>
+        <w:t xml:space="preserve">(realizada el 16-10-2026; escucha solo dentro del servidor)</w:t>
+      </w:r>
+      <w:r>
+        <w:t xml:space="preserve">:</w:t>
+      </w:r>
+    </w:p>
+    <w:p>
+      <w:pPr>
+        <w:pStyle w:val="SourceCode"/>
+      </w:pPr>
+      <w:r>
+        <w:rPr>
+          <w:rStyle w:val="FunctionTok"/>
+        </w:rPr>
+        <w:t xml:space="preserve">sudo</w:t>
+      </w:r>
+      <w:r>
+        <w:rPr>
+          <w:rStyle w:val="NormalTok"/>
+        </w:rPr>
+        <w:t xml:space="preserve"> docker volume create portainer_data</w:t>
+      </w:r>
+      <w:r>
+        <w:br/>
+      </w:r>
+      <w:r>
+        <w:rPr>
+          <w:rStyle w:val="FunctionTok"/>
+        </w:rPr>
+        <w:t xml:space="preserve">sudo</w:t>
+      </w:r>
+      <w:r>
+        <w:rPr>
+          <w:rStyle w:val="NormalTok"/>
+        </w:rPr>
+        <w:t xml:space="preserve"> docker run </w:t>
+      </w:r>
+      <w:r>
+        <w:rPr>
+          <w:rStyle w:val="AttributeTok"/>
+        </w:rPr>
+        <w:t xml:space="preserve">-d</w:t>
+      </w:r>
+      <w:r>
+        <w:rPr>
+          <w:rStyle w:val="NormalTok"/>
+        </w:rPr>
+        <w:t xml:space="preserve"> </w:t>
+      </w:r>
+      <w:r>
+        <w:rPr>
+          <w:rStyle w:val="AttributeTok"/>
+        </w:rPr>
+        <w:t xml:space="preserve">--name</w:t>
+      </w:r>
+      <w:r>
+        <w:rPr>
+          <w:rStyle w:val="NormalTok"/>
+        </w:rPr>
+        <w:t xml:space="preserve"> portainer </w:t>
+      </w:r>
+      <w:r>
+        <w:rPr>
+          <w:rStyle w:val="AttributeTok"/>
+        </w:rPr>
+        <w:t xml:space="preserve">--restart</w:t>
+      </w:r>
+      <w:r>
+        <w:rPr>
+          <w:rStyle w:val="NormalTok"/>
+        </w:rPr>
+        <w:t xml:space="preserve"> unless-stopped </w:t>
+      </w:r>
+      <w:r>
+        <w:rPr>
+          <w:rStyle w:val="DataTypeTok"/>
+        </w:rPr>
+        <w:t xml:space="preserve">\</w:t>
+      </w:r>
+      <w:r>
+        <w:br/>
+      </w:r>
+      <w:r>
+        <w:rPr>
+          <w:rStyle w:val="NormalTok"/>
+        </w:rPr>
+        <w:t xml:space="preserve">  </w:t>
+      </w:r>
+      <w:r>
+        <w:rPr>
+          <w:rStyle w:val="AttributeTok"/>
+        </w:rPr>
+        <w:t xml:space="preserve">-p</w:t>
+      </w:r>
+      <w:r>
+        <w:rPr>
+          <w:rStyle w:val="NormalTok"/>
+        </w:rPr>
+        <w:t xml:space="preserve"> 127.0.0.1:9443:9443 </w:t>
+      </w:r>
+      <w:r>
+        <w:rPr>
+          <w:rStyle w:val="DataTypeTok"/>
+        </w:rPr>
+        <w:t xml:space="preserve">\</w:t>
+      </w:r>
+      <w:r>
+        <w:br/>
+      </w:r>
+      <w:r>
+        <w:rPr>
+          <w:rStyle w:val="NormalTok"/>
+        </w:rPr>
+        <w:t xml:space="preserve">  </w:t>
+      </w:r>
+      <w:r>
+        <w:rPr>
+          <w:rStyle w:val="AttributeTok"/>
+        </w:rPr>
+        <w:t xml:space="preserve">-v</w:t>
+      </w:r>
+      <w:r>
+        <w:rPr>
+          <w:rStyle w:val="NormalTok"/>
+        </w:rPr>
+        <w:t xml:space="preserve"> /var/run/docker.sock:/var/run/docker.sock </w:t>
+      </w:r>
+      <w:r>
+        <w:rPr>
+          <w:rStyle w:val="DataTypeTok"/>
+        </w:rPr>
+        <w:t xml:space="preserve">\</w:t>
+      </w:r>
+      <w:r>
+        <w:br/>
+      </w:r>
+      <w:r>
+        <w:rPr>
+          <w:rStyle w:val="NormalTok"/>
+        </w:rPr>
+        <w:t xml:space="preserve">  </w:t>
+      </w:r>
+      <w:r>
+        <w:rPr>
+          <w:rStyle w:val="AttributeTok"/>
+        </w:rPr>
+        <w:t xml:space="preserve">-v</w:t>
+      </w:r>
+      <w:r>
+        <w:rPr>
+          <w:rStyle w:val="NormalTok"/>
+        </w:rPr>
+        <w:t xml:space="preserve"> portainer_data:/data portainer/portainer-ce:2.21.5</w:t>
       </w:r>
     </w:p>
     <w:p>
       <w:pPr>
         <w:pStyle w:val="FirstParagraph"/>
       </w:pPr>
-      <w:r>
-        <w:t xml:space="preserve">Las migraciones son</w:t>
-      </w:r>
-      <w:r>
-        <w:t xml:space="preserve"> </w:t>
-      </w:r>
       <w:r>
         <w:rPr>
           <w:b/>
           <w:bCs/>
         </w:rPr>
-        <w:t xml:space="preserve">automáticas</w:t>
-      </w:r>
-      <w:r>
-        <w:t xml:space="preserve">:</w:t>
+        <w:t xml:space="preserve">Acceso desde el PC del administrador</w:t>
+      </w:r>
+      <w:r>
+        <w:t xml:space="preserve"> </w:t>
+      </w:r>
+      <w:r>
+        <w:t xml:space="preserve">(túnel SSH, sin abrir puertos):</w:t>
+      </w:r>
+    </w:p>
+    <w:p>
+      <w:pPr>
+        <w:pStyle w:val="SourceCode"/>
+      </w:pPr>
+      <w:r>
+        <w:rPr>
+          <w:rStyle w:val="FunctionTok"/>
+        </w:rPr>
+        <w:t xml:space="preserve">ssh</w:t>
+      </w:r>
+      <w:r>
+        <w:rPr>
+          <w:rStyle w:val="NormalTok"/>
+        </w:rPr>
+        <w:t xml:space="preserve"> </w:t>
+      </w:r>
+      <w:r>
+        <w:rPr>
+          <w:rStyle w:val="AttributeTok"/>
+        </w:rPr>
+        <w:t xml:space="preserve">-i</w:t>
+      </w:r>
+      <w:r>
+        <w:rPr>
+          <w:rStyle w:val="NormalTok"/>
+        </w:rPr>
+        <w:t xml:space="preserve"> ~/.ssh/lavarapido_azure </w:t>
+      </w:r>
+      <w:r>
+        <w:rPr>
+          <w:rStyle w:val="AttributeTok"/>
+        </w:rPr>
+        <w:t xml:space="preserve">-L</w:t>
+      </w:r>
+      <w:r>
+        <w:rPr>
+          <w:rStyle w:val="NormalTok"/>
+        </w:rPr>
+        <w:t xml:space="preserve"> 9443:localhost:9443 azureuser@64.236.160.129</w:t>
+      </w:r>
+      <w:r>
+        <w:br/>
+      </w:r>
+      <w:r>
+        <w:rPr>
+          <w:rStyle w:val="CommentTok"/>
+        </w:rPr>
+        <w:t xml:space="preserve"># luego abrir https://localhost:9443 → usuario "admin"</w:t>
       </w:r>
     </w:p>
     <w:p>
@@ -8469,22 +8735,39 @@
         </w:numPr>
       </w:pPr>
       <w:r>
-        <w:t xml:space="preserve">El contenedor</w:t>
-      </w:r>
-      <w:r>
+        <w:rPr>
+          <w:b/>
+          <w:bCs/>
+        </w:rPr>
+        <w:t xml:space="preserve">Contraseña del usuario</w:t>
+      </w:r>
+      <w:r>
+        <w:rPr>
+          <w:b/>
+          <w:bCs/>
+        </w:rPr>
         <w:t xml:space="preserve"> </w:t>
       </w:r>
       <w:r>
         <w:rPr>
           <w:rStyle w:val="VerbatimChar"/>
-        </w:rPr>
-        <w:t xml:space="preserve">db-init</w:t>
-      </w:r>
-      <w:r>
-        <w:t xml:space="preserve"> </w:t>
-      </w:r>
-      <w:r>
-        <w:t xml:space="preserve">crea la base</w:t>
+          <w:b/>
+          <w:bCs/>
+        </w:rPr>
+        <w:t xml:space="preserve">admin</w:t>
+      </w:r>
+      <w:r>
+        <w:rPr>
+          <w:b/>
+          <w:bCs/>
+        </w:rPr>
+        <w:t xml:space="preserve">:</w:t>
+      </w:r>
+      <w:r>
+        <w:t xml:space="preserve"> </w:t>
+      </w:r>
+      <w:r>
+        <w:t xml:space="preserve">se generó al instalar y está en el servidor, en</w:t>
       </w:r>
       <w:r>
         <w:t xml:space="preserve"> </w:t>
@@ -8493,13 +8776,50 @@
         <w:rPr>
           <w:rStyle w:val="VerbatimChar"/>
         </w:rPr>
-        <w:t xml:space="preserve">LavaRapido</w:t>
-      </w:r>
-      <w:r>
-        <w:t xml:space="preserve"> </w:t>
-      </w:r>
-      <w:r>
-        <w:t xml:space="preserve">si no existe.</w:t>
+        <w:t xml:space="preserve">~/portainer-admin-password</w:t>
+      </w:r>
+      <w:r>
+        <w:t xml:space="preserve"> </w:t>
+      </w:r>
+      <w:r>
+        <w:t xml:space="preserve">(permisos</w:t>
+      </w:r>
+      <w:r>
+        <w:t xml:space="preserve"> </w:t>
+      </w:r>
+      <w:r>
+        <w:rPr>
+          <w:rStyle w:val="VerbatimChar"/>
+        </w:rPr>
+        <w:t xml:space="preserve">600</w:t>
+      </w:r>
+      <w:r>
+        <w:t xml:space="preserve">). Se consulta con</w:t>
+      </w:r>
+      <w:r>
+        <w:t xml:space="preserve"> </w:t>
+      </w:r>
+      <w:r>
+        <w:rPr>
+          <w:rStyle w:val="VerbatimChar"/>
+        </w:rPr>
+        <w:t xml:space="preserve">cat ~/portainer-admin-password</w:t>
+      </w:r>
+      <w:r>
+        <w:t xml:space="preserve"> </w:t>
+      </w:r>
+      <w:r>
+        <w:t xml:space="preserve">y se puede cambiar desde Portainer (</w:t>
+      </w:r>
+      <w:r>
+        <w:rPr>
+          <w:i/>
+          <w:iCs/>
+        </w:rPr>
+        <w:t xml:space="preserve">My account</w:t>
+      </w:r>
+      <w:r>
+        <w:t xml:space="preserve">).</w:t>
       </w:r>
     </w:p>
     <w:p>
@@ -8511,544 +8831,102 @@
         </w:numPr>
       </w:pPr>
       <w:r>
-        <w:t xml:space="preserve">El contenedor</w:t>
-      </w:r>
-      <w:r>
-        <w:t xml:space="preserve"> </w:t>
-      </w:r>
-      <w:r>
-        <w:rPr>
-          <w:rStyle w:val="VerbatimChar"/>
-        </w:rPr>
-        <w:t xml:space="preserve">payment-migrate</w:t>
-      </w:r>
-      <w:r>
-        <w:t xml:space="preserve"> </w:t>
-      </w:r>
-      <w:r>
-        <w:t xml:space="preserve">(Liquibase 4.29) aplica los changelogs de payment-service (</w:t>
-      </w:r>
-      <w:r>
-        <w:rPr>
-          <w:rStyle w:val="VerbatimChar"/>
-        </w:rPr>
-        <w:t xml:space="preserve">db/changelog/db.changelog-master.yaml</w:t>
-      </w:r>
-      <w:r>
-        <w:t xml:space="preserve">) y termina.</w:t>
-      </w:r>
-    </w:p>
-    <w:p>
-      <w:pPr>
-        <w:pStyle w:val="Compact"/>
-        <w:numPr>
-          <w:ilvl w:val="0"/>
-          <w:numId w:val="1015"/>
-        </w:numPr>
-      </w:pPr>
-      <w:r>
-        <w:t xml:space="preserve">Cada servicio Java aplica sus propios changelogs al arrancar. La numeración es global: 001–038 más las semillas 1xx de catálogos.</w:t>
-      </w:r>
-    </w:p>
-    <w:p>
-      <w:pPr>
-        <w:pStyle w:val="Compact"/>
-        <w:numPr>
-          <w:ilvl w:val="0"/>
-          <w:numId w:val="1015"/>
-        </w:numPr>
-      </w:pPr>
-      <w:r>
-        <w:t xml:space="preserve">Hibernate solo valida que el modelo coincida con las tablas (</w:t>
-      </w:r>
-      <w:r>
-        <w:rPr>
-          <w:rStyle w:val="VerbatimChar"/>
-        </w:rPr>
-        <w:t xml:space="preserve">ddl-auto: validate</w:t>
-      </w:r>
-      <w:r>
-        <w:t xml:space="preserve">); nunca altera tablas.</w:t>
-      </w:r>
-    </w:p>
-    <w:p>
-      <w:pPr>
-        <w:pStyle w:val="FirstParagraph"/>
-      </w:pPr>
-      <w:r>
-        <w:t xml:space="preserve">Producción</w:t>
-      </w:r>
-      <w:r>
-        <w:t xml:space="preserve"> </w:t>
-      </w:r>
-      <w:r>
         <w:rPr>
           <w:b/>
           <w:bCs/>
         </w:rPr>
-        <w:t xml:space="preserve">no carga datos de prueba</w:t>
-      </w:r>
-      <w:r>
-        <w:t xml:space="preserve">: solo catálogos (roles, servicios, estados, horario y datos del negocio).</w:t>
+        <w:t xml:space="preserve">Entorno</w:t>
+      </w:r>
+      <w:r>
+        <w:rPr>
+          <w:b/>
+          <w:bCs/>
+        </w:rPr>
+        <w:t xml:space="preserve"> </w:t>
+      </w:r>
+      <w:r>
+        <w:rPr>
+          <w:rStyle w:val="VerbatimChar"/>
+          <w:b/>
+          <w:bCs/>
+        </w:rPr>
+        <w:t xml:space="preserve">local</w:t>
+      </w:r>
+      <w:r>
+        <w:rPr>
+          <w:b/>
+          <w:bCs/>
+        </w:rPr>
+        <w:t xml:space="preserve">:</w:t>
+      </w:r>
+      <w:r>
+        <w:t xml:space="preserve"> </w:t>
+      </w:r>
+      <w:r>
+        <w:t xml:space="preserve">registrado sobre el socket de Docker. En</w:t>
+      </w:r>
+      <w:r>
+        <w:t xml:space="preserve"> </w:t>
+      </w:r>
+      <w:r>
+        <w:rPr>
+          <w:i/>
+          <w:iCs/>
+        </w:rPr>
+        <w:t xml:space="preserve">Containers</w:t>
+      </w:r>
+      <w:r>
+        <w:t xml:space="preserve"> </w:t>
+      </w:r>
+      <w:r>
+        <w:t xml:space="preserve">y</w:t>
+      </w:r>
+      <w:r>
+        <w:t xml:space="preserve"> </w:t>
+      </w:r>
+      <w:r>
+        <w:rPr>
+          <w:i/>
+          <w:iCs/>
+        </w:rPr>
+        <w:t xml:space="preserve">Stacks</w:t>
+      </w:r>
+      <w:r>
+        <w:t xml:space="preserve"> </w:t>
+      </w:r>
+      <w:r>
+        <w:t xml:space="preserve">aparece</w:t>
+      </w:r>
+      <w:r>
+        <w:t xml:space="preserve"> </w:t>
+      </w:r>
+      <w:r>
+        <w:rPr>
+          <w:rStyle w:val="VerbatimChar"/>
+        </w:rPr>
+        <w:t xml:space="preserve">lavarapido</w:t>
+      </w:r>
+      <w:r>
+        <w:t xml:space="preserve">.</w:t>
       </w:r>
     </w:p>
     <w:bookmarkEnd w:id="59"/>
-    <w:bookmarkStart w:id="60" w:name="X49fd50108d8005e62d0dce8055a2ac03916c296"/>
+    <w:bookmarkStart w:id="62" w:name="Xb2f8be02ff5e54dc8ee4ba91b8a1b61a05711e2"/>
+    <w:p>
+      <w:pPr>
+        <w:pStyle w:val="Ttulo3"/>
+      </w:pPr>
+      <w:r>
+        <w:t xml:space="preserve">4.2 Despliegue y Migración de Base de Datos</w:t>
+      </w:r>
+    </w:p>
+    <w:bookmarkStart w:id="60" w:name="X2ce610b15ecab4c660ffed258c095515bb0c46b"/>
     <w:p>
       <w:pPr>
         <w:pStyle w:val="Ttulo4"/>
       </w:pPr>
       <w:r>
-        <w:t xml:space="preserve">4.2.2 Verificación de integridad de esquemas, índices y usuarios</w:t>
-      </w:r>
-    </w:p>
-    <w:p>
-      <w:pPr>
-        <w:pStyle w:val="SourceCode"/>
-      </w:pPr>
-      <w:r>
-        <w:rPr>
-          <w:rStyle w:val="VariableTok"/>
-        </w:rPr>
-        <w:t xml:space="preserve">P</w:t>
-      </w:r>
-      <w:r>
-        <w:rPr>
-          <w:rStyle w:val="OperatorTok"/>
-        </w:rPr>
-        <w:t xml:space="preserve">=</w:t>
-      </w:r>
-      <w:r>
-        <w:rPr>
-          <w:rStyle w:val="VariableTok"/>
-        </w:rPr>
-        <w:t xml:space="preserve">$(</w:t>
-      </w:r>
-      <w:r>
-        <w:rPr>
-          <w:rStyle w:val="FunctionTok"/>
-        </w:rPr>
-        <w:t xml:space="preserve">grep</w:t>
-      </w:r>
-      <w:r>
-        <w:rPr>
-          <w:rStyle w:val="NormalTok"/>
-        </w:rPr>
-        <w:t xml:space="preserve"> </w:t>
-      </w:r>
-      <w:r>
-        <w:rPr>
-          <w:rStyle w:val="StringTok"/>
-        </w:rPr>
-        <w:t xml:space="preserve">'^DB_PASSWORD='</w:t>
-      </w:r>
-      <w:r>
-        <w:rPr>
-          <w:rStyle w:val="NormalTok"/>
-        </w:rPr>
-        <w:t xml:space="preserve"> .env.production </w:t>
-      </w:r>
-      <w:r>
-        <w:rPr>
-          <w:rStyle w:val="KeywordTok"/>
-        </w:rPr>
-        <w:t xml:space="preserve">|</w:t>
-      </w:r>
-      <w:r>
-        <w:rPr>
-          <w:rStyle w:val="NormalTok"/>
-        </w:rPr>
-        <w:t xml:space="preserve"> </w:t>
-      </w:r>
-      <w:r>
-        <w:rPr>
-          <w:rStyle w:val="FunctionTok"/>
-        </w:rPr>
-        <w:t xml:space="preserve">cut</w:t>
-      </w:r>
-      <w:r>
-        <w:rPr>
-          <w:rStyle w:val="NormalTok"/>
-        </w:rPr>
-        <w:t xml:space="preserve"> </w:t>
-      </w:r>
-      <w:r>
-        <w:rPr>
-          <w:rStyle w:val="AttributeTok"/>
-        </w:rPr>
-        <w:t xml:space="preserve">-d</w:t>
-      </w:r>
-      <w:r>
-        <w:rPr>
-          <w:rStyle w:val="OperatorTok"/>
-        </w:rPr>
-        <w:t xml:space="preserve">=</w:t>
-      </w:r>
-      <w:r>
-        <w:rPr>
-          <w:rStyle w:val="NormalTok"/>
-        </w:rPr>
-        <w:t xml:space="preserve"> </w:t>
-      </w:r>
-      <w:r>
-        <w:rPr>
-          <w:rStyle w:val="AttributeTok"/>
-        </w:rPr>
-        <w:t xml:space="preserve">-f2-</w:t>
-      </w:r>
-      <w:r>
-        <w:rPr>
-          <w:rStyle w:val="VariableTok"/>
-        </w:rPr>
-        <w:t xml:space="preserve">)</w:t>
-      </w:r>
-      <w:r>
-        <w:br/>
-      </w:r>
-      <w:r>
-        <w:rPr>
-          <w:rStyle w:val="FunctionTok"/>
-        </w:rPr>
-        <w:t xml:space="preserve">q()</w:t>
-      </w:r>
-      <w:r>
-        <w:rPr>
-          <w:rStyle w:val="KeywordTok"/>
-        </w:rPr>
-        <w:t xml:space="preserve">{</w:t>
-      </w:r>
-      <w:r>
-        <w:rPr>
-          <w:rStyle w:val="NormalTok"/>
-        </w:rPr>
-        <w:t xml:space="preserve"> </w:t>
-      </w:r>
-      <w:r>
-        <w:rPr>
-          <w:rStyle w:val="FunctionTok"/>
-        </w:rPr>
-        <w:t xml:space="preserve">sudo</w:t>
-      </w:r>
-      <w:r>
-        <w:rPr>
-          <w:rStyle w:val="NormalTok"/>
-        </w:rPr>
-        <w:t xml:space="preserve"> docker exec </w:t>
-      </w:r>
-      <w:r>
-        <w:rPr>
-          <w:rStyle w:val="AttributeTok"/>
-        </w:rPr>
-        <w:t xml:space="preserve">-e</w:t>
-      </w:r>
-      <w:r>
-        <w:rPr>
-          <w:rStyle w:val="NormalTok"/>
-        </w:rPr>
-        <w:t xml:space="preserve"> SQLCMDPASSWORD=</w:t>
-      </w:r>
-      <w:r>
-        <w:rPr>
-          <w:rStyle w:val="StringTok"/>
-        </w:rPr>
-        <w:t xml:space="preserve">"</w:t>
-      </w:r>
-      <w:r>
-        <w:rPr>
-          <w:rStyle w:val="VariableTok"/>
-        </w:rPr>
-        <w:t xml:space="preserve">$P</w:t>
-      </w:r>
-      <w:r>
-        <w:rPr>
-          <w:rStyle w:val="StringTok"/>
-        </w:rPr>
-        <w:t xml:space="preserve">"</w:t>
-      </w:r>
-      <w:r>
-        <w:rPr>
-          <w:rStyle w:val="NormalTok"/>
-        </w:rPr>
-        <w:t xml:space="preserve"> lavarapido-sqlserver /opt/mssql-tools18/bin/sqlcmd </w:t>
-      </w:r>
-      <w:r>
-        <w:rPr>
-          <w:rStyle w:val="DataTypeTok"/>
-        </w:rPr>
-        <w:t xml:space="preserve">\</w:t>
-      </w:r>
-      <w:r>
-        <w:br/>
-      </w:r>
-      <w:r>
-        <w:rPr>
-          <w:rStyle w:val="NormalTok"/>
-        </w:rPr>
-        <w:t xml:space="preserve">     </w:t>
-      </w:r>
-      <w:r>
-        <w:rPr>
-          <w:rStyle w:val="AttributeTok"/>
-        </w:rPr>
-        <w:t xml:space="preserve">-S</w:t>
-      </w:r>
-      <w:r>
-        <w:rPr>
-          <w:rStyle w:val="NormalTok"/>
-        </w:rPr>
-        <w:t xml:space="preserve"> localhost </w:t>
-      </w:r>
-      <w:r>
-        <w:rPr>
-          <w:rStyle w:val="AttributeTok"/>
-        </w:rPr>
-        <w:t xml:space="preserve">-U</w:t>
-      </w:r>
-      <w:r>
-        <w:rPr>
-          <w:rStyle w:val="NormalTok"/>
-        </w:rPr>
-        <w:t xml:space="preserve"> sa </w:t>
-      </w:r>
-      <w:r>
-        <w:rPr>
-          <w:rStyle w:val="AttributeTok"/>
-        </w:rPr>
-        <w:t xml:space="preserve">-C</w:t>
-      </w:r>
-      <w:r>
-        <w:rPr>
-          <w:rStyle w:val="NormalTok"/>
-        </w:rPr>
-        <w:t xml:space="preserve"> </w:t>
-      </w:r>
-      <w:r>
-        <w:rPr>
-          <w:rStyle w:val="AttributeTok"/>
-        </w:rPr>
-        <w:t xml:space="preserve">-d</w:t>
-      </w:r>
-      <w:r>
-        <w:rPr>
-          <w:rStyle w:val="NormalTok"/>
-        </w:rPr>
-        <w:t xml:space="preserve"> LavaRapido </w:t>
-      </w:r>
-      <w:r>
-        <w:rPr>
-          <w:rStyle w:val="AttributeTok"/>
-        </w:rPr>
-        <w:t xml:space="preserve">-Q</w:t>
-      </w:r>
-      <w:r>
-        <w:rPr>
-          <w:rStyle w:val="NormalTok"/>
-        </w:rPr>
-        <w:t xml:space="preserve"> </w:t>
-      </w:r>
-      <w:r>
-        <w:rPr>
-          <w:rStyle w:val="StringTok"/>
-        </w:rPr>
-        <w:t xml:space="preserve">"SET NOCOUNT ON; </w:t>
-      </w:r>
-      <w:r>
-        <w:rPr>
-          <w:rStyle w:val="VariableTok"/>
-        </w:rPr>
-        <w:t xml:space="preserve">$1</w:t>
-      </w:r>
-      <w:r>
-        <w:rPr>
-          <w:rStyle w:val="StringTok"/>
-        </w:rPr>
-        <w:t xml:space="preserve">"</w:t>
-      </w:r>
-      <w:r>
-        <w:rPr>
-          <w:rStyle w:val="KeywordTok"/>
-        </w:rPr>
-        <w:t xml:space="preserve">;</w:t>
-      </w:r>
-      <w:r>
-        <w:rPr>
-          <w:rStyle w:val="NormalTok"/>
-        </w:rPr>
-        <w:t xml:space="preserve"> </w:t>
-      </w:r>
-      <w:r>
-        <w:rPr>
-          <w:rStyle w:val="KeywordTok"/>
-        </w:rPr>
-        <w:t xml:space="preserve">}</w:t>
-      </w:r>
-      <w:r>
-        <w:br/>
-      </w:r>
-      <w:r>
-        <w:rPr>
-          <w:rStyle w:val="ExtensionTok"/>
-        </w:rPr>
-        <w:t xml:space="preserve">q</w:t>
-      </w:r>
-      <w:r>
-        <w:rPr>
-          <w:rStyle w:val="NormalTok"/>
-        </w:rPr>
-        <w:t xml:space="preserve"> </w:t>
-      </w:r>
-      <w:r>
-        <w:rPr>
-          <w:rStyle w:val="StringTok"/>
-        </w:rPr>
-        <w:t xml:space="preserve">"SELECT s.name AS esquema, COUNT(t.name) AS tablas FROM sys.schemas s JOIN sys.tables t ON t.schema_id=s.schema_id GROUP BY s.name"</w:t>
-      </w:r>
-      <w:r>
-        <w:br/>
-      </w:r>
-      <w:r>
-        <w:rPr>
-          <w:rStyle w:val="ControlFlowTok"/>
-        </w:rPr>
-        <w:t xml:space="preserve">for</w:t>
-      </w:r>
-      <w:r>
-        <w:rPr>
-          <w:rStyle w:val="NormalTok"/>
-        </w:rPr>
-        <w:t xml:space="preserve"> s </w:t>
-      </w:r>
-      <w:r>
-        <w:rPr>
-          <w:rStyle w:val="KeywordTok"/>
-        </w:rPr>
-        <w:t xml:space="preserve">in</w:t>
-      </w:r>
-      <w:r>
-        <w:rPr>
-          <w:rStyle w:val="NormalTok"/>
-        </w:rPr>
-        <w:t xml:space="preserve"> SECURITY CUSTOMER BOOKING OPERATIONS NOTIFICATION PAYMENT</w:t>
-      </w:r>
-      <w:r>
-        <w:rPr>
-          <w:rStyle w:val="KeywordTok"/>
-        </w:rPr>
-        <w:t xml:space="preserve">;</w:t>
-      </w:r>
-      <w:r>
-        <w:rPr>
-          <w:rStyle w:val="NormalTok"/>
-        </w:rPr>
-        <w:t xml:space="preserve"> </w:t>
-      </w:r>
-      <w:r>
-        <w:rPr>
-          <w:rStyle w:val="ControlFlowTok"/>
-        </w:rPr>
-        <w:t xml:space="preserve">do</w:t>
-      </w:r>
-      <w:r>
-        <w:br/>
-      </w:r>
-      <w:r>
-        <w:rPr>
-          <w:rStyle w:val="NormalTok"/>
-        </w:rPr>
-        <w:t xml:space="preserve">  </w:t>
-      </w:r>
-      <w:r>
-        <w:rPr>
-          <w:rStyle w:val="ExtensionTok"/>
-        </w:rPr>
-        <w:t xml:space="preserve">q</w:t>
-      </w:r>
-      <w:r>
-        <w:rPr>
-          <w:rStyle w:val="NormalTok"/>
-        </w:rPr>
-        <w:t xml:space="preserve"> </w:t>
-      </w:r>
-      <w:r>
-        <w:rPr>
-          <w:rStyle w:val="StringTok"/>
-        </w:rPr>
-        <w:t xml:space="preserve">"SELECT '</w:t>
-      </w:r>
-      <w:r>
-        <w:rPr>
-          <w:rStyle w:val="VariableTok"/>
-        </w:rPr>
-        <w:t xml:space="preserve">$s</w:t>
-      </w:r>
-      <w:r>
-        <w:rPr>
-          <w:rStyle w:val="StringTok"/>
-        </w:rPr>
-        <w:t xml:space="preserve">' AS servicio, COUNT(*) AS changesets, SUM(CASE WHEN EXECTYPE IN ('EXECUTED','MARK_RAN') THEN 1 ELSE 0 END) AS ok FROM DATABASECHANGELOG_</w:t>
-      </w:r>
-      <w:r>
-        <w:rPr>
-          <w:rStyle w:val="VariableTok"/>
-        </w:rPr>
-        <w:t xml:space="preserve">$s</w:t>
-      </w:r>
-      <w:r>
-        <w:rPr>
-          <w:rStyle w:val="StringTok"/>
-        </w:rPr>
-        <w:t xml:space="preserve">"</w:t>
-      </w:r>
-      <w:r>
-        <w:br/>
-      </w:r>
-      <w:r>
-        <w:rPr>
-          <w:rStyle w:val="ControlFlowTok"/>
-        </w:rPr>
-        <w:t xml:space="preserve">done</w:t>
-      </w:r>
-      <w:r>
-        <w:br/>
-      </w:r>
-      <w:r>
-        <w:rPr>
-          <w:rStyle w:val="ExtensionTok"/>
-        </w:rPr>
-        <w:t xml:space="preserve">q</w:t>
-      </w:r>
-      <w:r>
-        <w:rPr>
-          <w:rStyle w:val="NormalTok"/>
-        </w:rPr>
-        <w:t xml:space="preserve"> </w:t>
-      </w:r>
-      <w:r>
-        <w:rPr>
-          <w:rStyle w:val="StringTok"/>
-        </w:rPr>
-        <w:t xml:space="preserve">"SELECT COUNT(*) AS indices FROM sys.indexes WHERE object_id IN (SELECT object_id FROM sys.tables)"</w:t>
-      </w:r>
-      <w:r>
-        <w:br/>
-      </w:r>
-      <w:r>
-        <w:rPr>
-          <w:rStyle w:val="ExtensionTok"/>
-        </w:rPr>
-        <w:t xml:space="preserve">q</w:t>
-      </w:r>
-      <w:r>
-        <w:rPr>
-          <w:rStyle w:val="NormalTok"/>
-        </w:rPr>
-        <w:t xml:space="preserve"> </w:t>
-      </w:r>
-      <w:r>
-        <w:rPr>
-          <w:rStyle w:val="StringTok"/>
-        </w:rPr>
-        <w:t xml:space="preserve">"SELECT u.username, r.code FROM security.app_user u JOIN security.user_role ur ON ur.user_id=u.user_id JOIN security.role r ON r.role_id=ur.role_id WHERE r.code='ADMIN'"</w:t>
+        <w:t xml:space="preserve">4.2.1 Ejecución de scripts DDL/DML o herramientas de migración (Liquibase)</w:t>
       </w:r>
     </w:p>
     <w:p>
@@ -9056,7 +8934,20 @@
         <w:pStyle w:val="FirstParagraph"/>
       </w:pPr>
       <w:r>
-        <w:t xml:space="preserve">Resultado esperado:</w:t>
+        <w:t xml:space="preserve">Las migraciones son</w:t>
+      </w:r>
+      <w:r>
+        <w:t xml:space="preserve"> </w:t>
+      </w:r>
+      <w:r>
+        <w:rPr>
+          <w:b/>
+          <w:bCs/>
+        </w:rPr>
+        <w:t xml:space="preserve">automáticas</w:t>
+      </w:r>
+      <w:r>
+        <w:t xml:space="preserve">:</w:t>
       </w:r>
     </w:p>
     <w:p>
@@ -9068,7 +8959,37 @@
         </w:numPr>
       </w:pPr>
       <w:r>
-        <w:t xml:space="preserve">los 9 esquemas con sus tablas;</w:t>
+        <w:t xml:space="preserve">El contenedor</w:t>
+      </w:r>
+      <w:r>
+        <w:t xml:space="preserve"> </w:t>
+      </w:r>
+      <w:r>
+        <w:rPr>
+          <w:rStyle w:val="VerbatimChar"/>
+        </w:rPr>
+        <w:t xml:space="preserve">db-init</w:t>
+      </w:r>
+      <w:r>
+        <w:t xml:space="preserve"> </w:t>
+      </w:r>
+      <w:r>
+        <w:t xml:space="preserve">crea la base</w:t>
+      </w:r>
+      <w:r>
+        <w:t xml:space="preserve"> </w:t>
+      </w:r>
+      <w:r>
+        <w:rPr>
+          <w:rStyle w:val="VerbatimChar"/>
+        </w:rPr>
+        <w:t xml:space="preserve">LavaRapido</w:t>
+      </w:r>
+      <w:r>
+        <w:t xml:space="preserve"> </w:t>
+      </w:r>
+      <w:r>
+        <w:t xml:space="preserve">si no existe.</w:t>
       </w:r>
     </w:p>
     <w:p>
@@ -9080,7 +9001,7 @@
         </w:numPr>
       </w:pPr>
       <w:r>
-        <w:t xml:space="preserve">en cada servicio,</w:t>
+        <w:t xml:space="preserve">El contenedor</w:t>
       </w:r>
       <w:r>
         <w:t xml:space="preserve"> </w:t>
@@ -9089,28 +9010,22 @@
         <w:rPr>
           <w:rStyle w:val="VerbatimChar"/>
         </w:rPr>
-        <w:t xml:space="preserve">ok</w:t>
-      </w:r>
-      <w:r>
-        <w:t xml:space="preserve"> </w:t>
-      </w:r>
-      <w:r>
-        <w:t xml:space="preserve">igual a</w:t>
-      </w:r>
-      <w:r>
-        <w:t xml:space="preserve"> </w:t>
+        <w:t xml:space="preserve">payment-migrate</w:t>
+      </w:r>
+      <w:r>
+        <w:t xml:space="preserve"> </w:t>
+      </w:r>
+      <w:r>
+        <w:t xml:space="preserve">(Liquibase 4.29) aplica los changelogs de payment-service (</w:t>
       </w:r>
       <w:r>
         <w:rPr>
           <w:rStyle w:val="VerbatimChar"/>
         </w:rPr>
-        <w:t xml:space="preserve">changesets</w:t>
-      </w:r>
-      <w:r>
-        <w:t xml:space="preserve"> </w:t>
-      </w:r>
-      <w:r>
-        <w:t xml:space="preserve">(16-10-2026: 143 de 143);</w:t>
+        <w:t xml:space="preserve">db/changelog/db.changelog-master.yaml</w:t>
+      </w:r>
+      <w:r>
+        <w:t xml:space="preserve">) y termina.</w:t>
       </w:r>
     </w:p>
     <w:p>
@@ -9122,39 +9037,508 @@
         </w:numPr>
       </w:pPr>
       <w:r>
-        <w:t xml:space="preserve">el administrador inicial creado (log de security:</w:t>
-      </w:r>
-      <w:r>
-        <w:t xml:space="preserve"> </w:t>
+        <w:t xml:space="preserve">Cada servicio Java aplica sus propios changelogs al arrancar. La numeración es global: 001–039 más las semillas 1xx de catálogos.</w:t>
+      </w:r>
+    </w:p>
+    <w:p>
+      <w:pPr>
+        <w:pStyle w:val="Compact"/>
+        <w:numPr>
+          <w:ilvl w:val="0"/>
+          <w:numId w:val="1016"/>
+        </w:numPr>
+      </w:pPr>
+      <w:r>
+        <w:t xml:space="preserve">Hibernate solo valida que el modelo coincida con las tablas (</w:t>
       </w:r>
       <w:r>
         <w:rPr>
           <w:rStyle w:val="VerbatimChar"/>
         </w:rPr>
-        <w:t xml:space="preserve">First administrator created</w:t>
-      </w:r>
-      <w:r>
-        <w:t xml:space="preserve">).</w:t>
+        <w:t xml:space="preserve">ddl-auto: validate</w:t>
+      </w:r>
+      <w:r>
+        <w:t xml:space="preserve">); nunca altera tablas.</w:t>
+      </w:r>
+    </w:p>
+    <w:p>
+      <w:pPr>
+        <w:pStyle w:val="FirstParagraph"/>
+      </w:pPr>
+      <w:r>
+        <w:t xml:space="preserve">Producción</w:t>
+      </w:r>
+      <w:r>
+        <w:t xml:space="preserve"> </w:t>
+      </w:r>
+      <w:r>
+        <w:rPr>
+          <w:b/>
+          <w:bCs/>
+        </w:rPr>
+        <w:t xml:space="preserve">no carga datos de prueba</w:t>
+      </w:r>
+      <w:r>
+        <w:t xml:space="preserve">: solo catálogos (roles, servicios, estados, horario y datos del negocio).</w:t>
       </w:r>
     </w:p>
     <w:bookmarkEnd w:id="60"/>
-    <w:bookmarkEnd w:id="61"/>
-    <w:bookmarkStart w:id="65" w:name="X91422c17e8419e566c1eb4b162d6451338a03e0"/>
-    <w:p>
-      <w:pPr>
-        <w:pStyle w:val="Ttulo3"/>
-      </w:pPr>
-      <w:r>
-        <w:t xml:space="preserve">4.3 Despliegue y Orquestación del Stack de Aplicación</w:t>
-      </w:r>
-    </w:p>
-    <w:bookmarkStart w:id="62" w:name="Xbee4808f8011eadcb6bb71d70a32729436dfa16"/>
+    <w:bookmarkStart w:id="61" w:name="X49fd50108d8005e62d0dce8055a2ac03916c296"/>
     <w:p>
       <w:pPr>
         <w:pStyle w:val="Ttulo4"/>
       </w:pPr>
       <w:r>
-        <w:t xml:space="preserve">4.3.1 Carga del archivo docker-compose.yml en Portainer</w:t>
+        <w:t xml:space="preserve">4.2.2 Verificación de integridad de esquemas, índices y usuarios</w:t>
+      </w:r>
+    </w:p>
+    <w:p>
+      <w:pPr>
+        <w:pStyle w:val="SourceCode"/>
+      </w:pPr>
+      <w:r>
+        <w:rPr>
+          <w:rStyle w:val="VariableTok"/>
+        </w:rPr>
+        <w:t xml:space="preserve">P</w:t>
+      </w:r>
+      <w:r>
+        <w:rPr>
+          <w:rStyle w:val="OperatorTok"/>
+        </w:rPr>
+        <w:t xml:space="preserve">=</w:t>
+      </w:r>
+      <w:r>
+        <w:rPr>
+          <w:rStyle w:val="VariableTok"/>
+        </w:rPr>
+        <w:t xml:space="preserve">$(</w:t>
+      </w:r>
+      <w:r>
+        <w:rPr>
+          <w:rStyle w:val="FunctionTok"/>
+        </w:rPr>
+        <w:t xml:space="preserve">grep</w:t>
+      </w:r>
+      <w:r>
+        <w:rPr>
+          <w:rStyle w:val="NormalTok"/>
+        </w:rPr>
+        <w:t xml:space="preserve"> </w:t>
+      </w:r>
+      <w:r>
+        <w:rPr>
+          <w:rStyle w:val="StringTok"/>
+        </w:rPr>
+        <w:t xml:space="preserve">'^DB_PASSWORD='</w:t>
+      </w:r>
+      <w:r>
+        <w:rPr>
+          <w:rStyle w:val="NormalTok"/>
+        </w:rPr>
+        <w:t xml:space="preserve"> .env.production </w:t>
+      </w:r>
+      <w:r>
+        <w:rPr>
+          <w:rStyle w:val="KeywordTok"/>
+        </w:rPr>
+        <w:t xml:space="preserve">|</w:t>
+      </w:r>
+      <w:r>
+        <w:rPr>
+          <w:rStyle w:val="NormalTok"/>
+        </w:rPr>
+        <w:t xml:space="preserve"> </w:t>
+      </w:r>
+      <w:r>
+        <w:rPr>
+          <w:rStyle w:val="FunctionTok"/>
+        </w:rPr>
+        <w:t xml:space="preserve">cut</w:t>
+      </w:r>
+      <w:r>
+        <w:rPr>
+          <w:rStyle w:val="NormalTok"/>
+        </w:rPr>
+        <w:t xml:space="preserve"> </w:t>
+      </w:r>
+      <w:r>
+        <w:rPr>
+          <w:rStyle w:val="AttributeTok"/>
+        </w:rPr>
+        <w:t xml:space="preserve">-d</w:t>
+      </w:r>
+      <w:r>
+        <w:rPr>
+          <w:rStyle w:val="OperatorTok"/>
+        </w:rPr>
+        <w:t xml:space="preserve">=</w:t>
+      </w:r>
+      <w:r>
+        <w:rPr>
+          <w:rStyle w:val="NormalTok"/>
+        </w:rPr>
+        <w:t xml:space="preserve"> </w:t>
+      </w:r>
+      <w:r>
+        <w:rPr>
+          <w:rStyle w:val="AttributeTok"/>
+        </w:rPr>
+        <w:t xml:space="preserve">-f2-</w:t>
+      </w:r>
+      <w:r>
+        <w:rPr>
+          <w:rStyle w:val="VariableTok"/>
+        </w:rPr>
+        <w:t xml:space="preserve">)</w:t>
+      </w:r>
+      <w:r>
+        <w:br/>
+      </w:r>
+      <w:r>
+        <w:rPr>
+          <w:rStyle w:val="FunctionTok"/>
+        </w:rPr>
+        <w:t xml:space="preserve">q()</w:t>
+      </w:r>
+      <w:r>
+        <w:rPr>
+          <w:rStyle w:val="KeywordTok"/>
+        </w:rPr>
+        <w:t xml:space="preserve">{</w:t>
+      </w:r>
+      <w:r>
+        <w:rPr>
+          <w:rStyle w:val="NormalTok"/>
+        </w:rPr>
+        <w:t xml:space="preserve"> </w:t>
+      </w:r>
+      <w:r>
+        <w:rPr>
+          <w:rStyle w:val="FunctionTok"/>
+        </w:rPr>
+        <w:t xml:space="preserve">sudo</w:t>
+      </w:r>
+      <w:r>
+        <w:rPr>
+          <w:rStyle w:val="NormalTok"/>
+        </w:rPr>
+        <w:t xml:space="preserve"> docker exec </w:t>
+      </w:r>
+      <w:r>
+        <w:rPr>
+          <w:rStyle w:val="AttributeTok"/>
+        </w:rPr>
+        <w:t xml:space="preserve">-e</w:t>
+      </w:r>
+      <w:r>
+        <w:rPr>
+          <w:rStyle w:val="NormalTok"/>
+        </w:rPr>
+        <w:t xml:space="preserve"> SQLCMDPASSWORD=</w:t>
+      </w:r>
+      <w:r>
+        <w:rPr>
+          <w:rStyle w:val="StringTok"/>
+        </w:rPr>
+        <w:t xml:space="preserve">"</w:t>
+      </w:r>
+      <w:r>
+        <w:rPr>
+          <w:rStyle w:val="VariableTok"/>
+        </w:rPr>
+        <w:t xml:space="preserve">$P</w:t>
+      </w:r>
+      <w:r>
+        <w:rPr>
+          <w:rStyle w:val="StringTok"/>
+        </w:rPr>
+        <w:t xml:space="preserve">"</w:t>
+      </w:r>
+      <w:r>
+        <w:rPr>
+          <w:rStyle w:val="NormalTok"/>
+        </w:rPr>
+        <w:t xml:space="preserve"> lavarapido-sqlserver /opt/mssql-tools18/bin/sqlcmd </w:t>
+      </w:r>
+      <w:r>
+        <w:rPr>
+          <w:rStyle w:val="DataTypeTok"/>
+        </w:rPr>
+        <w:t xml:space="preserve">\</w:t>
+      </w:r>
+      <w:r>
+        <w:br/>
+      </w:r>
+      <w:r>
+        <w:rPr>
+          <w:rStyle w:val="NormalTok"/>
+        </w:rPr>
+        <w:t xml:space="preserve">     </w:t>
+      </w:r>
+      <w:r>
+        <w:rPr>
+          <w:rStyle w:val="AttributeTok"/>
+        </w:rPr>
+        <w:t xml:space="preserve">-S</w:t>
+      </w:r>
+      <w:r>
+        <w:rPr>
+          <w:rStyle w:val="NormalTok"/>
+        </w:rPr>
+        <w:t xml:space="preserve"> localhost </w:t>
+      </w:r>
+      <w:r>
+        <w:rPr>
+          <w:rStyle w:val="AttributeTok"/>
+        </w:rPr>
+        <w:t xml:space="preserve">-U</w:t>
+      </w:r>
+      <w:r>
+        <w:rPr>
+          <w:rStyle w:val="NormalTok"/>
+        </w:rPr>
+        <w:t xml:space="preserve"> sa </w:t>
+      </w:r>
+      <w:r>
+        <w:rPr>
+          <w:rStyle w:val="AttributeTok"/>
+        </w:rPr>
+        <w:t xml:space="preserve">-C</w:t>
+      </w:r>
+      <w:r>
+        <w:rPr>
+          <w:rStyle w:val="NormalTok"/>
+        </w:rPr>
+        <w:t xml:space="preserve"> </w:t>
+      </w:r>
+      <w:r>
+        <w:rPr>
+          <w:rStyle w:val="AttributeTok"/>
+        </w:rPr>
+        <w:t xml:space="preserve">-d</w:t>
+      </w:r>
+      <w:r>
+        <w:rPr>
+          <w:rStyle w:val="NormalTok"/>
+        </w:rPr>
+        <w:t xml:space="preserve"> LavaRapido </w:t>
+      </w:r>
+      <w:r>
+        <w:rPr>
+          <w:rStyle w:val="AttributeTok"/>
+        </w:rPr>
+        <w:t xml:space="preserve">-Q</w:t>
+      </w:r>
+      <w:r>
+        <w:rPr>
+          <w:rStyle w:val="NormalTok"/>
+        </w:rPr>
+        <w:t xml:space="preserve"> </w:t>
+      </w:r>
+      <w:r>
+        <w:rPr>
+          <w:rStyle w:val="StringTok"/>
+        </w:rPr>
+        <w:t xml:space="preserve">"SET NOCOUNT ON; </w:t>
+      </w:r>
+      <w:r>
+        <w:rPr>
+          <w:rStyle w:val="VariableTok"/>
+        </w:rPr>
+        <w:t xml:space="preserve">$1</w:t>
+      </w:r>
+      <w:r>
+        <w:rPr>
+          <w:rStyle w:val="StringTok"/>
+        </w:rPr>
+        <w:t xml:space="preserve">"</w:t>
+      </w:r>
+      <w:r>
+        <w:rPr>
+          <w:rStyle w:val="KeywordTok"/>
+        </w:rPr>
+        <w:t xml:space="preserve">;</w:t>
+      </w:r>
+      <w:r>
+        <w:rPr>
+          <w:rStyle w:val="NormalTok"/>
+        </w:rPr>
+        <w:t xml:space="preserve"> </w:t>
+      </w:r>
+      <w:r>
+        <w:rPr>
+          <w:rStyle w:val="KeywordTok"/>
+        </w:rPr>
+        <w:t xml:space="preserve">}</w:t>
+      </w:r>
+      <w:r>
+        <w:br/>
+      </w:r>
+      <w:r>
+        <w:rPr>
+          <w:rStyle w:val="ExtensionTok"/>
+        </w:rPr>
+        <w:t xml:space="preserve">q</w:t>
+      </w:r>
+      <w:r>
+        <w:rPr>
+          <w:rStyle w:val="NormalTok"/>
+        </w:rPr>
+        <w:t xml:space="preserve"> </w:t>
+      </w:r>
+      <w:r>
+        <w:rPr>
+          <w:rStyle w:val="StringTok"/>
+        </w:rPr>
+        <w:t xml:space="preserve">"SELECT s.name AS esquema, COUNT(t.name) AS tablas FROM sys.schemas s JOIN sys.tables t ON t.schema_id=s.schema_id GROUP BY s.name"</w:t>
+      </w:r>
+      <w:r>
+        <w:br/>
+      </w:r>
+      <w:r>
+        <w:rPr>
+          <w:rStyle w:val="ControlFlowTok"/>
+        </w:rPr>
+        <w:t xml:space="preserve">for</w:t>
+      </w:r>
+      <w:r>
+        <w:rPr>
+          <w:rStyle w:val="NormalTok"/>
+        </w:rPr>
+        <w:t xml:space="preserve"> s </w:t>
+      </w:r>
+      <w:r>
+        <w:rPr>
+          <w:rStyle w:val="KeywordTok"/>
+        </w:rPr>
+        <w:t xml:space="preserve">in</w:t>
+      </w:r>
+      <w:r>
+        <w:rPr>
+          <w:rStyle w:val="NormalTok"/>
+        </w:rPr>
+        <w:t xml:space="preserve"> SECURITY CUSTOMER BOOKING OPERATIONS NOTIFICATION PAYMENT</w:t>
+      </w:r>
+      <w:r>
+        <w:rPr>
+          <w:rStyle w:val="KeywordTok"/>
+        </w:rPr>
+        <w:t xml:space="preserve">;</w:t>
+      </w:r>
+      <w:r>
+        <w:rPr>
+          <w:rStyle w:val="NormalTok"/>
+        </w:rPr>
+        <w:t xml:space="preserve"> </w:t>
+      </w:r>
+      <w:r>
+        <w:rPr>
+          <w:rStyle w:val="ControlFlowTok"/>
+        </w:rPr>
+        <w:t xml:space="preserve">do</w:t>
+      </w:r>
+      <w:r>
+        <w:br/>
+      </w:r>
+      <w:r>
+        <w:rPr>
+          <w:rStyle w:val="NormalTok"/>
+        </w:rPr>
+        <w:t xml:space="preserve">  </w:t>
+      </w:r>
+      <w:r>
+        <w:rPr>
+          <w:rStyle w:val="ExtensionTok"/>
+        </w:rPr>
+        <w:t xml:space="preserve">q</w:t>
+      </w:r>
+      <w:r>
+        <w:rPr>
+          <w:rStyle w:val="NormalTok"/>
+        </w:rPr>
+        <w:t xml:space="preserve"> </w:t>
+      </w:r>
+      <w:r>
+        <w:rPr>
+          <w:rStyle w:val="StringTok"/>
+        </w:rPr>
+        <w:t xml:space="preserve">"SELECT '</w:t>
+      </w:r>
+      <w:r>
+        <w:rPr>
+          <w:rStyle w:val="VariableTok"/>
+        </w:rPr>
+        <w:t xml:space="preserve">$s</w:t>
+      </w:r>
+      <w:r>
+        <w:rPr>
+          <w:rStyle w:val="StringTok"/>
+        </w:rPr>
+        <w:t xml:space="preserve">' AS servicio, COUNT(*) AS changesets, SUM(CASE WHEN EXECTYPE IN ('EXECUTED','MARK_RAN') THEN 1 ELSE 0 END) AS ok FROM DATABASECHANGELOG_</w:t>
+      </w:r>
+      <w:r>
+        <w:rPr>
+          <w:rStyle w:val="VariableTok"/>
+        </w:rPr>
+        <w:t xml:space="preserve">$s</w:t>
+      </w:r>
+      <w:r>
+        <w:rPr>
+          <w:rStyle w:val="StringTok"/>
+        </w:rPr>
+        <w:t xml:space="preserve">"</w:t>
+      </w:r>
+      <w:r>
+        <w:br/>
+      </w:r>
+      <w:r>
+        <w:rPr>
+          <w:rStyle w:val="ControlFlowTok"/>
+        </w:rPr>
+        <w:t xml:space="preserve">done</w:t>
+      </w:r>
+      <w:r>
+        <w:br/>
+      </w:r>
+      <w:r>
+        <w:rPr>
+          <w:rStyle w:val="ExtensionTok"/>
+        </w:rPr>
+        <w:t xml:space="preserve">q</w:t>
+      </w:r>
+      <w:r>
+        <w:rPr>
+          <w:rStyle w:val="NormalTok"/>
+        </w:rPr>
+        <w:t xml:space="preserve"> </w:t>
+      </w:r>
+      <w:r>
+        <w:rPr>
+          <w:rStyle w:val="StringTok"/>
+        </w:rPr>
+        <w:t xml:space="preserve">"SELECT COUNT(*) AS indices FROM sys.indexes WHERE object_id IN (SELECT object_id FROM sys.tables)"</w:t>
+      </w:r>
+      <w:r>
+        <w:br/>
+      </w:r>
+      <w:r>
+        <w:rPr>
+          <w:rStyle w:val="ExtensionTok"/>
+        </w:rPr>
+        <w:t xml:space="preserve">q</w:t>
+      </w:r>
+      <w:r>
+        <w:rPr>
+          <w:rStyle w:val="NormalTok"/>
+        </w:rPr>
+        <w:t xml:space="preserve"> </w:t>
+      </w:r>
+      <w:r>
+        <w:rPr>
+          <w:rStyle w:val="StringTok"/>
+        </w:rPr>
+        <w:t xml:space="preserve">"SELECT u.username, r.code FROM security.app_user u JOIN security.user_role ur ON ur.user_id=u.user_id JOIN security.role r ON r.role_id=ur.role_id WHERE r.code='ADMIN'"</w:t>
       </w:r>
     </w:p>
     <w:p>
@@ -9162,19 +9546,7 @@
         <w:pStyle w:val="FirstParagraph"/>
       </w:pPr>
       <w:r>
-        <w:t xml:space="preserve">El stack se define con dos archivos versionados en</w:t>
-      </w:r>
-      <w:r>
-        <w:t xml:space="preserve"> </w:t>
-      </w:r>
-      <w:r>
-        <w:rPr>
-          <w:rStyle w:val="VerbatimChar"/>
-        </w:rPr>
-        <w:t xml:space="preserve">lavarapido-infra</w:t>
-      </w:r>
-      <w:r>
-        <w:t xml:space="preserve">:</w:t>
+        <w:t xml:space="preserve">Resultado esperado:</w:t>
       </w:r>
     </w:p>
     <w:p>
@@ -9186,25 +9558,7 @@
         </w:numPr>
       </w:pPr>
       <w:r>
-        <w:rPr>
-          <w:rStyle w:val="VerbatimChar"/>
-          <w:b/>
-          <w:bCs/>
-        </w:rPr>
-        <w:t xml:space="preserve">docker-compose.yml</w:t>
-      </w:r>
-      <w:r>
-        <w:rPr>
-          <w:b/>
-          <w:bCs/>
-        </w:rPr>
-        <w:t xml:space="preserve">:</w:t>
-      </w:r>
-      <w:r>
-        <w:t xml:space="preserve"> </w:t>
-      </w:r>
-      <w:r>
-        <w:t xml:space="preserve">base, la misma que en desarrollo.</w:t>
+        <w:t xml:space="preserve">los 9 esquemas con sus tablas;</w:t>
       </w:r>
     </w:p>
     <w:p>
@@ -9216,145 +9570,101 @@
         </w:numPr>
       </w:pPr>
       <w:r>
+        <w:t xml:space="preserve">en cada servicio,</w:t>
+      </w:r>
+      <w:r>
+        <w:t xml:space="preserve"> </w:t>
+      </w:r>
+      <w:r>
         <w:rPr>
           <w:rStyle w:val="VerbatimChar"/>
-          <w:b/>
-          <w:bCs/>
-        </w:rPr>
-        <w:t xml:space="preserve">docker-compose.prod.yml</w:t>
-      </w:r>
-      <w:r>
-        <w:rPr>
-          <w:b/>
-          <w:bCs/>
-        </w:rPr>
+        </w:rPr>
+        <w:t xml:space="preserve">ok</w:t>
+      </w:r>
+      <w:r>
+        <w:t xml:space="preserve"> </w:t>
+      </w:r>
+      <w:r>
+        <w:t xml:space="preserve">igual a</w:t>
+      </w:r>
+      <w:r>
+        <w:t xml:space="preserve"> </w:t>
+      </w:r>
+      <w:r>
+        <w:rPr>
+          <w:rStyle w:val="VerbatimChar"/>
+        </w:rPr>
+        <w:t xml:space="preserve">changesets</w:t>
+      </w:r>
+      <w:r>
+        <w:t xml:space="preserve"> </w:t>
+      </w:r>
+      <w:r>
+        <w:t xml:space="preserve">(16-10-2026: 143 de 143; 19-10-2026: 144 de 144, con la 039);</w:t>
+      </w:r>
+    </w:p>
+    <w:p>
+      <w:pPr>
+        <w:pStyle w:val="Compact"/>
+        <w:numPr>
+          <w:ilvl w:val="0"/>
+          <w:numId w:val="1017"/>
+        </w:numPr>
+      </w:pPr>
+      <w:r>
+        <w:t xml:space="preserve">el administrador inicial creado (log de security:</w:t>
+      </w:r>
+      <w:r>
+        <w:t xml:space="preserve"> </w:t>
+      </w:r>
+      <w:r>
+        <w:rPr>
+          <w:rStyle w:val="VerbatimChar"/>
+        </w:rPr>
+        <w:t xml:space="preserve">First administrator created</w:t>
+      </w:r>
+      <w:r>
+        <w:t xml:space="preserve">).</w:t>
+      </w:r>
+    </w:p>
+    <w:bookmarkEnd w:id="61"/>
+    <w:bookmarkEnd w:id="62"/>
+    <w:bookmarkStart w:id="66" w:name="X91422c17e8419e566c1eb4b162d6451338a03e0"/>
+    <w:p>
+      <w:pPr>
+        <w:pStyle w:val="Ttulo3"/>
+      </w:pPr>
+      <w:r>
+        <w:t xml:space="preserve">4.3 Despliegue y Orquestación del Stack de Aplicación</w:t>
+      </w:r>
+    </w:p>
+    <w:bookmarkStart w:id="63" w:name="Xbee4808f8011eadcb6bb71d70a32729436dfa16"/>
+    <w:p>
+      <w:pPr>
+        <w:pStyle w:val="Ttulo4"/>
+      </w:pPr>
+      <w:r>
+        <w:t xml:space="preserve">4.3.1 Carga del archivo docker-compose.yml en Portainer</w:t>
+      </w:r>
+    </w:p>
+    <w:p>
+      <w:pPr>
+        <w:pStyle w:val="FirstParagraph"/>
+      </w:pPr>
+      <w:r>
+        <w:t xml:space="preserve">El stack se define con dos archivos versionados en</w:t>
+      </w:r>
+      <w:r>
+        <w:t xml:space="preserve"> </w:t>
+      </w:r>
+      <w:r>
+        <w:rPr>
+          <w:rStyle w:val="VerbatimChar"/>
+        </w:rPr>
+        <w:t xml:space="preserve">lavarapido-infra</w:t>
+      </w:r>
+      <w:r>
         <w:t xml:space="preserve">:</w:t>
-      </w:r>
-      <w:r>
-        <w:t xml:space="preserve"> </w:t>
-      </w:r>
-      <w:r>
-        <w:t xml:space="preserve">sobrescribe lo de producción: sin puertos internos, perfil</w:t>
-      </w:r>
-      <w:r>
-        <w:t xml:space="preserve"> </w:t>
-      </w:r>
-      <w:r>
-        <w:rPr>
-          <w:rStyle w:val="VerbatimChar"/>
-        </w:rPr>
-        <w:t xml:space="preserve">prod</w:t>
-      </w:r>
-      <w:r>
-        <w:t xml:space="preserve">, límites de memoria, Caddy, web y CORS.</w:t>
-      </w:r>
-    </w:p>
-    <w:p>
-      <w:pPr>
-        <w:pStyle w:val="FirstParagraph"/>
-      </w:pPr>
-      <w:r>
-        <w:rPr>
-          <w:b/>
-          <w:bCs/>
-        </w:rPr>
-        <w:t xml:space="preserve">Despliegue actual (CLI):</w:t>
-      </w:r>
-    </w:p>
-    <w:p>
-      <w:pPr>
-        <w:pStyle w:val="SourceCode"/>
-      </w:pPr>
-      <w:r>
-        <w:rPr>
-          <w:rStyle w:val="CommentTok"/>
-        </w:rPr>
-        <w:t xml:space="preserve"># 1. Bajar los 9 repositorios (y preparar Docker y swap la primera vez)</w:t>
-      </w:r>
-      <w:r>
-        <w:br/>
-      </w:r>
-      <w:r>
-        <w:rPr>
-          <w:rStyle w:val="ExtensionTok"/>
-        </w:rPr>
-        <w:t xml:space="preserve">curl</w:t>
-      </w:r>
-      <w:r>
-        <w:rPr>
-          <w:rStyle w:val="NormalTok"/>
-        </w:rPr>
-        <w:t xml:space="preserve"> </w:t>
-      </w:r>
-      <w:r>
-        <w:rPr>
-          <w:rStyle w:val="AttributeTok"/>
-        </w:rPr>
-        <w:t xml:space="preserve">-fsSL</w:t>
-      </w:r>
-      <w:r>
-        <w:rPr>
-          <w:rStyle w:val="NormalTok"/>
-        </w:rPr>
-        <w:t xml:space="preserve"> https://raw.githubusercontent.com/BrayanCABRERA123/lavarapido-infra/develop/deploy/setup-server.sh </w:t>
-      </w:r>
-      <w:r>
-        <w:rPr>
-          <w:rStyle w:val="AttributeTok"/>
-        </w:rPr>
-        <w:t xml:space="preserve">-o</w:t>
-      </w:r>
-      <w:r>
-        <w:rPr>
-          <w:rStyle w:val="NormalTok"/>
-        </w:rPr>
-        <w:t xml:space="preserve"> setup-server.sh</w:t>
-      </w:r>
-      <w:r>
-        <w:br/>
-      </w:r>
-      <w:r>
-        <w:rPr>
-          <w:rStyle w:val="FunctionTok"/>
-        </w:rPr>
-        <w:t xml:space="preserve">bash</w:t>
-      </w:r>
-      <w:r>
-        <w:rPr>
-          <w:rStyle w:val="NormalTok"/>
-        </w:rPr>
-        <w:t xml:space="preserve"> setup-server.sh</w:t>
-      </w:r>
-    </w:p>
-    <w:p>
-      <w:pPr>
-        <w:pStyle w:val="FirstParagraph"/>
-      </w:pPr>
-      <w:r>
-        <w:rPr>
-          <w:b/>
-          <w:bCs/>
-        </w:rPr>
-        <w:t xml:space="preserve">Con Portainer:</w:t>
-      </w:r>
-      <w:r>
-        <w:t xml:space="preserve"> </w:t>
-      </w:r>
-      <w:r>
-        <w:t xml:space="preserve">Stacks → Add stack →</w:t>
-      </w:r>
-      <w:r>
-        <w:t xml:space="preserve"> </w:t>
-      </w:r>
-      <w:r>
-        <w:rPr>
-          <w:i/>
-          <w:iCs/>
-        </w:rPr>
-        <w:t xml:space="preserve">Repository</w:t>
-      </w:r>
-      <w:r>
-        <w:t xml:space="preserve">. Las imágenes se construyen desde 9 repositorios hermanos, así que el flujo recomendado es:</w:t>
       </w:r>
     </w:p>
     <w:p>
@@ -9366,7 +9676,25 @@
         </w:numPr>
       </w:pPr>
       <w:r>
-        <w:t xml:space="preserve">compilar las imágenes con el CLI (paso 4.3.3);</w:t>
+        <w:rPr>
+          <w:rStyle w:val="VerbatimChar"/>
+          <w:b/>
+          <w:bCs/>
+        </w:rPr>
+        <w:t xml:space="preserve">docker-compose.yml</w:t>
+      </w:r>
+      <w:r>
+        <w:rPr>
+          <w:b/>
+          <w:bCs/>
+        </w:rPr>
+        <w:t xml:space="preserve">:</w:t>
+      </w:r>
+      <w:r>
+        <w:t xml:space="preserve"> </w:t>
+      </w:r>
+      <w:r>
+        <w:t xml:space="preserve">base, la misma que en desarrollo.</w:t>
       </w:r>
     </w:p>
     <w:p>
@@ -9378,23 +9706,25 @@
         </w:numPr>
       </w:pPr>
       <w:r>
-        <w:t xml:space="preserve">usar Portainer para</w:t>
-      </w:r>
-      <w:r>
-        <w:t xml:space="preserve"> </w:t>
-      </w:r>
-      <w:r>
-        <w:rPr>
+        <w:rPr>
+          <w:rStyle w:val="VerbatimChar"/>
           <w:b/>
           <w:bCs/>
         </w:rPr>
-        <w:t xml:space="preserve">ver, reiniciar, revisar logs y consumo</w:t>
-      </w:r>
-      <w:r>
-        <w:t xml:space="preserve"> </w:t>
-      </w:r>
-      <w:r>
-        <w:t xml:space="preserve">de los contenedores del stack</w:t>
+        <w:t xml:space="preserve">docker-compose.prod.yml</w:t>
+      </w:r>
+      <w:r>
+        <w:rPr>
+          <w:b/>
+          <w:bCs/>
+        </w:rPr>
+        <w:t xml:space="preserve">:</w:t>
+      </w:r>
+      <w:r>
+        <w:t xml:space="preserve"> </w:t>
+      </w:r>
+      <w:r>
+        <w:t xml:space="preserve">sobrescribe lo de producción: sin puertos internos, perfil</w:t>
       </w:r>
       <w:r>
         <w:t xml:space="preserve"> </w:t>
@@ -9403,20 +9733,22 @@
         <w:rPr>
           <w:rStyle w:val="VerbatimChar"/>
         </w:rPr>
-        <w:t xml:space="preserve">lavarapido</w:t>
-      </w:r>
-      <w:r>
-        <w:t xml:space="preserve">, que aparece como stack "limitado" porque fue creado fuera de Portainer.</w:t>
-      </w:r>
-    </w:p>
-    <w:bookmarkEnd w:id="62"/>
-    <w:bookmarkStart w:id="63" w:name="X1fbd0731c485261185e6a9406eb3c0dbf2516cd"/>
-    <w:p>
-      <w:pPr>
-        <w:pStyle w:val="Ttulo4"/>
-      </w:pPr>
-      <w:r>
-        <w:t xml:space="preserve">4.3.2 Inyección de variables de entorno del Stack</w:t>
+        <w:t xml:space="preserve">prod</w:t>
+      </w:r>
+      <w:r>
+        <w:t xml:space="preserve">, límites de memoria, Caddy, web y CORS.</w:t>
+      </w:r>
+    </w:p>
+    <w:p>
+      <w:pPr>
+        <w:pStyle w:val="FirstParagraph"/>
+      </w:pPr>
+      <w:r>
+        <w:rPr>
+          <w:b/>
+          <w:bCs/>
+        </w:rPr>
+        <w:t xml:space="preserve">Despliegue actual (CLI):</w:t>
       </w:r>
     </w:p>
     <w:p>
@@ -9425,15 +9757,48 @@
       </w:pPr>
       <w:r>
         <w:rPr>
-          <w:rStyle w:val="BuiltInTok"/>
-        </w:rPr>
-        <w:t xml:space="preserve">cd</w:t>
+          <w:rStyle w:val="CommentTok"/>
+        </w:rPr>
+        <w:t xml:space="preserve"># 1. Bajar los 9 repositorios (y preparar Docker y swap la primera vez)</w:t>
+      </w:r>
+      <w:r>
+        <w:br/>
+      </w:r>
+      <w:r>
+        <w:rPr>
+          <w:rStyle w:val="ExtensionTok"/>
+        </w:rPr>
+        <w:t xml:space="preserve">curl</w:t>
       </w:r>
       <w:r>
         <w:rPr>
           <w:rStyle w:val="NormalTok"/>
         </w:rPr>
-        <w:t xml:space="preserve"> ~/lavarapido/lavarapido-infra</w:t>
+        <w:t xml:space="preserve"> </w:t>
+      </w:r>
+      <w:r>
+        <w:rPr>
+          <w:rStyle w:val="AttributeTok"/>
+        </w:rPr>
+        <w:t xml:space="preserve">-fsSL</w:t>
+      </w:r>
+      <w:r>
+        <w:rPr>
+          <w:rStyle w:val="NormalTok"/>
+        </w:rPr>
+        <w:t xml:space="preserve"> https://raw.githubusercontent.com/BrayanCABRERA123/lavarapido-infra/develop/deploy/setup-server.sh </w:t>
+      </w:r>
+      <w:r>
+        <w:rPr>
+          <w:rStyle w:val="AttributeTok"/>
+        </w:rPr>
+        <w:t xml:space="preserve">-o</w:t>
+      </w:r>
+      <w:r>
+        <w:rPr>
+          <w:rStyle w:val="NormalTok"/>
+        </w:rPr>
+        <w:t xml:space="preserve"> setup-server.sh</w:t>
       </w:r>
       <w:r>
         <w:br/>
@@ -9442,49 +9807,13 @@
         <w:rPr>
           <w:rStyle w:val="FunctionTok"/>
         </w:rPr>
-        <w:t xml:space="preserve">cp</w:t>
+        <w:t xml:space="preserve">bash</w:t>
       </w:r>
       <w:r>
         <w:rPr>
           <w:rStyle w:val="NormalTok"/>
         </w:rPr>
-        <w:t xml:space="preserve"> .env.production.example .env.production</w:t>
-      </w:r>
-      <w:r>
-        <w:br/>
-      </w:r>
-      <w:r>
-        <w:rPr>
-          <w:rStyle w:val="FunctionTok"/>
-        </w:rPr>
-        <w:t xml:space="preserve">chmod</w:t>
-      </w:r>
-      <w:r>
-        <w:rPr>
-          <w:rStyle w:val="NormalTok"/>
-        </w:rPr>
-        <w:t xml:space="preserve"> 600 .env.production</w:t>
-      </w:r>
-      <w:r>
-        <w:br/>
-      </w:r>
-      <w:r>
-        <w:rPr>
-          <w:rStyle w:val="FunctionTok"/>
-        </w:rPr>
-        <w:t xml:space="preserve">nano</w:t>
-      </w:r>
-      <w:r>
-        <w:rPr>
-          <w:rStyle w:val="NormalTok"/>
-        </w:rPr>
-        <w:t xml:space="preserve"> .env.production        </w:t>
-      </w:r>
-      <w:r>
-        <w:rPr>
-          <w:rStyle w:val="CommentTok"/>
-        </w:rPr>
-        <w:t xml:space="preserve"># completar los valores de la sección 3.3 (llaves generadas con openssl)</w:t>
+        <w:t xml:space="preserve"> setup-server.sh</w:t>
       </w:r>
     </w:p>
     <w:p>
@@ -9492,7 +9821,17 @@
         <w:pStyle w:val="FirstParagraph"/>
       </w:pPr>
       <w:r>
-        <w:t xml:space="preserve">En Portainer, las mismas variables se cargan en</w:t>
+        <w:rPr>
+          <w:b/>
+          <w:bCs/>
+        </w:rPr>
+        <w:t xml:space="preserve">Con Portainer:</w:t>
+      </w:r>
+      <w:r>
+        <w:t xml:space="preserve"> </w:t>
+      </w:r>
+      <w:r>
+        <w:t xml:space="preserve">Stacks → Add stack →</w:t>
       </w:r>
       <w:r>
         <w:t xml:space="preserve"> </w:t>
@@ -9502,382 +9841,10 @@
           <w:i/>
           <w:iCs/>
         </w:rPr>
-        <w:t xml:space="preserve">Environment variables → Load variables from .env file</w:t>
-      </w:r>
-      <w:r>
-        <w:t xml:space="preserve">.</w:t>
-      </w:r>
-    </w:p>
-    <w:bookmarkEnd w:id="63"/>
-    <w:bookmarkStart w:id="64" w:name="X21ab14a58cecc962d7f770c63cbac98a6243d8c"/>
-    <w:p>
-      <w:pPr>
-        <w:pStyle w:val="Ttulo4"/>
-      </w:pPr>
-      <w:r>
-        <w:t xml:space="preserve">4.3.3 Despliegue de servicios y actualización de imágenes de contenedor</w:t>
-      </w:r>
-    </w:p>
-    <w:p>
-      <w:pPr>
-        <w:pStyle w:val="FirstParagraph"/>
-      </w:pPr>
-      <w:r>
-        <w:rPr>
-          <w:b/>
-          <w:bCs/>
-        </w:rPr>
-        <w:t xml:space="preserve">Primer despliegue:</w:t>
-      </w:r>
-    </w:p>
-    <w:p>
-      <w:pPr>
-        <w:pStyle w:val="SourceCode"/>
-      </w:pPr>
-      <w:r>
-        <w:rPr>
-          <w:rStyle w:val="BuiltInTok"/>
-        </w:rPr>
-        <w:t xml:space="preserve">cd</w:t>
-      </w:r>
-      <w:r>
-        <w:rPr>
-          <w:rStyle w:val="NormalTok"/>
-        </w:rPr>
-        <w:t xml:space="preserve"> ~/lavarapido/lavarapido-infra</w:t>
-      </w:r>
-      <w:r>
-        <w:br/>
-      </w:r>
-      <w:r>
-        <w:rPr>
-          <w:rStyle w:val="FunctionTok"/>
-        </w:rPr>
-        <w:t xml:space="preserve">sudo</w:t>
-      </w:r>
-      <w:r>
-        <w:rPr>
-          <w:rStyle w:val="NormalTok"/>
-        </w:rPr>
-        <w:t xml:space="preserve"> docker compose </w:t>
-      </w:r>
-      <w:r>
-        <w:rPr>
-          <w:rStyle w:val="AttributeTok"/>
-        </w:rPr>
-        <w:t xml:space="preserve">-f</w:t>
-      </w:r>
-      <w:r>
-        <w:rPr>
-          <w:rStyle w:val="NormalTok"/>
-        </w:rPr>
-        <w:t xml:space="preserve"> docker-compose.yml </w:t>
-      </w:r>
-      <w:r>
-        <w:rPr>
-          <w:rStyle w:val="AttributeTok"/>
-        </w:rPr>
-        <w:t xml:space="preserve">-f</w:t>
-      </w:r>
-      <w:r>
-        <w:rPr>
-          <w:rStyle w:val="NormalTok"/>
-        </w:rPr>
-        <w:t xml:space="preserve"> docker-compose.prod.yml </w:t>
-      </w:r>
-      <w:r>
-        <w:rPr>
-          <w:rStyle w:val="DataTypeTok"/>
-        </w:rPr>
-        <w:t xml:space="preserve">\</w:t>
-      </w:r>
-      <w:r>
-        <w:br/>
-      </w:r>
-      <w:r>
-        <w:rPr>
-          <w:rStyle w:val="NormalTok"/>
-        </w:rPr>
-        <w:t xml:space="preserve">  </w:t>
-      </w:r>
-      <w:r>
-        <w:rPr>
-          <w:rStyle w:val="AttributeTok"/>
-        </w:rPr>
-        <w:t xml:space="preserve">--env-file</w:t>
-      </w:r>
-      <w:r>
-        <w:rPr>
-          <w:rStyle w:val="NormalTok"/>
-        </w:rPr>
-        <w:t xml:space="preserve"> .env.production </w:t>
-      </w:r>
-      <w:r>
-        <w:rPr>
-          <w:rStyle w:val="AttributeTok"/>
-        </w:rPr>
-        <w:t xml:space="preserve">--profile</w:t>
-      </w:r>
-      <w:r>
-        <w:rPr>
-          <w:rStyle w:val="NormalTok"/>
-        </w:rPr>
-        <w:t xml:space="preserve"> app up </w:t>
-      </w:r>
-      <w:r>
-        <w:rPr>
-          <w:rStyle w:val="AttributeTok"/>
-        </w:rPr>
-        <w:t xml:space="preserve">-d</w:t>
-      </w:r>
-      <w:r>
-        <w:rPr>
-          <w:rStyle w:val="NormalTok"/>
-        </w:rPr>
-        <w:t xml:space="preserve"> </w:t>
-      </w:r>
-      <w:r>
-        <w:rPr>
-          <w:rStyle w:val="AttributeTok"/>
-        </w:rPr>
-        <w:t xml:space="preserve">--build</w:t>
-      </w:r>
-    </w:p>
-    <w:p>
-      <w:pPr>
-        <w:pStyle w:val="FirstParagraph"/>
-      </w:pPr>
-      <w:r>
-        <w:rPr>
-          <w:b/>
-          <w:bCs/>
-        </w:rPr>
-        <w:t xml:space="preserve">Actualizaciones posteriores</w:t>
-      </w:r>
-      <w:r>
-        <w:t xml:space="preserve">: suben primero los cambios a GitHub y luego:</w:t>
-      </w:r>
-    </w:p>
-    <w:p>
-      <w:pPr>
-        <w:pStyle w:val="SourceCode"/>
-      </w:pPr>
-      <w:r>
-        <w:rPr>
-          <w:rStyle w:val="FunctionTok"/>
-        </w:rPr>
-        <w:t xml:space="preserve">bash</w:t>
-      </w:r>
-      <w:r>
-        <w:rPr>
-          <w:rStyle w:val="NormalTok"/>
-        </w:rPr>
-        <w:t xml:space="preserve"> ~/lavarapido/lavarapido-infra/deploy/update-server.sh                 </w:t>
-      </w:r>
-      <w:r>
-        <w:rPr>
-          <w:rStyle w:val="CommentTok"/>
-        </w:rPr>
-        <w:t xml:space="preserve"># todo</w:t>
-      </w:r>
-      <w:r>
-        <w:br/>
-      </w:r>
-      <w:r>
-        <w:rPr>
-          <w:rStyle w:val="FunctionTok"/>
-        </w:rPr>
-        <w:t xml:space="preserve">bash</w:t>
-      </w:r>
-      <w:r>
-        <w:rPr>
-          <w:rStyle w:val="NormalTok"/>
-        </w:rPr>
-        <w:t xml:space="preserve"> ~/lavarapido/lavarapido-infra/deploy/update-server.sh web             </w:t>
-      </w:r>
-      <w:r>
-        <w:rPr>
-          <w:rStyle w:val="CommentTok"/>
-        </w:rPr>
-        <w:t xml:space="preserve"># solo la web</w:t>
-      </w:r>
-      <w:r>
-        <w:br/>
-      </w:r>
-      <w:r>
-        <w:rPr>
-          <w:rStyle w:val="FunctionTok"/>
-        </w:rPr>
-        <w:t xml:space="preserve">bash</w:t>
-      </w:r>
-      <w:r>
-        <w:rPr>
-          <w:rStyle w:val="NormalTok"/>
-        </w:rPr>
-        <w:t xml:space="preserve"> ~/lavarapido/lavarapido-infra/deploy/update-server.sh security-service notification-service</w:t>
-      </w:r>
-    </w:p>
-    <w:p>
-      <w:pPr>
-        <w:pStyle w:val="FirstParagraph"/>
-      </w:pPr>
-      <w:r>
-        <w:rPr>
-          <w:b/>
-          <w:bCs/>
-        </w:rPr>
-        <w:t xml:space="preserve">Publicación de la app móvil</w:t>
-      </w:r>
-      <w:r>
-        <w:t xml:space="preserve">, desde el PC, en la carpeta de la app:</w:t>
-      </w:r>
-    </w:p>
-    <w:p>
-      <w:pPr>
-        <w:pStyle w:val="SourceCode"/>
-      </w:pPr>
-      <w:r>
-        <w:rPr>
-          <w:rStyle w:val="ExtensionTok"/>
-        </w:rPr>
-        <w:t xml:space="preserve">eas</w:t>
-      </w:r>
-      <w:r>
-        <w:rPr>
-          <w:rStyle w:val="NormalTok"/>
-        </w:rPr>
-        <w:t xml:space="preserve"> build </w:t>
-      </w:r>
-      <w:r>
-        <w:rPr>
-          <w:rStyle w:val="AttributeTok"/>
-        </w:rPr>
-        <w:t xml:space="preserve">-p</w:t>
-      </w:r>
-      <w:r>
-        <w:rPr>
-          <w:rStyle w:val="NormalTok"/>
-        </w:rPr>
-        <w:t xml:space="preserve"> android </w:t>
-      </w:r>
-      <w:r>
-        <w:rPr>
-          <w:rStyle w:val="AttributeTok"/>
-        </w:rPr>
-        <w:t xml:space="preserve">--profile</w:t>
-      </w:r>
-      <w:r>
-        <w:rPr>
-          <w:rStyle w:val="NormalTok"/>
-        </w:rPr>
-        <w:t xml:space="preserve"> preview          </w:t>
-      </w:r>
-      <w:r>
-        <w:rPr>
-          <w:rStyle w:val="CommentTok"/>
-        </w:rPr>
-        <w:t xml:space="preserve"># APK nuevo (cambios nativos)</w:t>
-      </w:r>
-      <w:r>
-        <w:br/>
-      </w:r>
-      <w:r>
-        <w:rPr>
-          <w:rStyle w:val="ExtensionTok"/>
-        </w:rPr>
-        <w:t xml:space="preserve">npm</w:t>
-      </w:r>
-      <w:r>
-        <w:rPr>
-          <w:rStyle w:val="NormalTok"/>
-        </w:rPr>
-        <w:t xml:space="preserve"> run publish:apk </w:t>
-      </w:r>
-      <w:r>
-        <w:rPr>
-          <w:rStyle w:val="AttributeTok"/>
-        </w:rPr>
-        <w:t xml:space="preserve">--</w:t>
-      </w:r>
-      <w:r>
-        <w:rPr>
-          <w:rStyle w:val="NormalTok"/>
-        </w:rPr>
-        <w:t xml:space="preserve"> </w:t>
-      </w:r>
-      <w:r>
-        <w:rPr>
-          <w:rStyle w:val="StringTok"/>
-        </w:rPr>
-        <w:t xml:space="preserve">"qué cambió"</w:t>
-      </w:r>
-      <w:r>
-        <w:rPr>
-          <w:rStyle w:val="NormalTok"/>
-        </w:rPr>
-        <w:t xml:space="preserve">             </w:t>
-      </w:r>
-      <w:r>
-        <w:rPr>
-          <w:rStyle w:val="CommentTok"/>
-        </w:rPr>
-        <w:t xml:space="preserve"># lo publica en /app/ y avisa por push</w:t>
-      </w:r>
-      <w:r>
-        <w:br/>
-      </w:r>
-      <w:r>
-        <w:rPr>
-          <w:rStyle w:val="ExtensionTok"/>
-        </w:rPr>
-        <w:t xml:space="preserve">npm</w:t>
-      </w:r>
-      <w:r>
-        <w:rPr>
-          <w:rStyle w:val="NormalTok"/>
-        </w:rPr>
-        <w:t xml:space="preserve"> run publish:update </w:t>
-      </w:r>
-      <w:r>
-        <w:rPr>
-          <w:rStyle w:val="AttributeTok"/>
-        </w:rPr>
-        <w:t xml:space="preserve">--</w:t>
-      </w:r>
-      <w:r>
-        <w:rPr>
-          <w:rStyle w:val="NormalTok"/>
-        </w:rPr>
-        <w:t xml:space="preserve"> </w:t>
-      </w:r>
-      <w:r>
-        <w:rPr>
-          <w:rStyle w:val="StringTok"/>
-        </w:rPr>
-        <w:t xml:space="preserve">"qué cambió"</w:t>
-      </w:r>
-      <w:r>
-        <w:rPr>
-          <w:rStyle w:val="NormalTok"/>
-        </w:rPr>
-        <w:t xml:space="preserve">          </w:t>
-      </w:r>
-      <w:r>
-        <w:rPr>
-          <w:rStyle w:val="CommentTok"/>
-        </w:rPr>
-        <w:t xml:space="preserve"># cambios solo de pantallas: actualización por internet</w:t>
-      </w:r>
-    </w:p>
-    <w:bookmarkEnd w:id="64"/>
-    <w:bookmarkEnd w:id="65"/>
-    <w:bookmarkStart w:id="66" w:name="X37ce4420791c8c9846d4339746cb5e50199c10a"/>
-    <w:p>
-      <w:pPr>
-        <w:pStyle w:val="Ttulo3"/>
-      </w:pPr>
-      <w:r>
-        <w:t xml:space="preserve">4.4 Configuración de Enrutamiento, Dominio y Certificados SSL/TLS</w:t>
+        <w:t xml:space="preserve">Repository</w:t>
+      </w:r>
+      <w:r>
+        <w:t xml:space="preserve">. Las imágenes se construyen desde 9 repositorios hermanos, así que el flujo recomendado es:</w:t>
       </w:r>
     </w:p>
     <w:p>
@@ -9889,72 +9856,7 @@
         </w:numPr>
       </w:pPr>
       <w:r>
-        <w:rPr>
-          <w:b/>
-          <w:bCs/>
-        </w:rPr>
-        <w:t xml:space="preserve">Dominio:</w:t>
-      </w:r>
-      <w:r>
-        <w:t xml:space="preserve"> </w:t>
-      </w:r>
-      <w:r>
-        <w:t xml:space="preserve">Azure → IP pública</w:t>
-      </w:r>
-      <w:r>
-        <w:t xml:space="preserve"> </w:t>
-      </w:r>
-      <w:r>
-        <w:rPr>
-          <w:rStyle w:val="VerbatimChar"/>
-        </w:rPr>
-        <w:t xml:space="preserve">vehiclecarwash-vm-ip</w:t>
-      </w:r>
-      <w:r>
-        <w:t xml:space="preserve"> </w:t>
-      </w:r>
-      <w:r>
-        <w:t xml:space="preserve">→ Configuración →</w:t>
-      </w:r>
-      <w:r>
-        <w:t xml:space="preserve"> </w:t>
-      </w:r>
-      <w:r>
-        <w:rPr>
-          <w:i/>
-          <w:iCs/>
-        </w:rPr>
-        <w:t xml:space="preserve">Etiqueta de nombre DNS</w:t>
-      </w:r>
-      <w:r>
-        <w:t xml:space="preserve"> </w:t>
-      </w:r>
-      <w:r>
-        <w:t xml:space="preserve">=</w:t>
-      </w:r>
-      <w:r>
-        <w:t xml:space="preserve"> </w:t>
-      </w:r>
-      <w:r>
-        <w:rPr>
-          <w:rStyle w:val="VerbatimChar"/>
-        </w:rPr>
-        <w:t xml:space="preserve">lavarapidovehicular</w:t>
-      </w:r>
-      <w:r>
-        <w:t xml:space="preserve">. Queda</w:t>
-      </w:r>
-      <w:r>
-        <w:t xml:space="preserve"> </w:t>
-      </w:r>
-      <w:r>
-        <w:rPr>
-          <w:rStyle w:val="VerbatimChar"/>
-        </w:rPr>
-        <w:t xml:space="preserve">lavarapidovehicular.northcentralus.cloudapp.azure.com</w:t>
-      </w:r>
-      <w:r>
-        <w:t xml:space="preserve">.</w:t>
+        <w:t xml:space="preserve">compilar las imágenes con el CLI (paso 4.3.3);</w:t>
       </w:r>
     </w:p>
     <w:p>
@@ -9966,6 +9868,1003 @@
         </w:numPr>
       </w:pPr>
       <w:r>
+        <w:t xml:space="preserve">usar Portainer para</w:t>
+      </w:r>
+      <w:r>
+        <w:t xml:space="preserve"> </w:t>
+      </w:r>
+      <w:r>
+        <w:rPr>
+          <w:b/>
+          <w:bCs/>
+        </w:rPr>
+        <w:t xml:space="preserve">ver, reiniciar, revisar logs y consumo</w:t>
+      </w:r>
+      <w:r>
+        <w:t xml:space="preserve"> </w:t>
+      </w:r>
+      <w:r>
+        <w:t xml:space="preserve">de los contenedores del stack</w:t>
+      </w:r>
+      <w:r>
+        <w:t xml:space="preserve"> </w:t>
+      </w:r>
+      <w:r>
+        <w:rPr>
+          <w:rStyle w:val="VerbatimChar"/>
+        </w:rPr>
+        <w:t xml:space="preserve">lavarapido</w:t>
+      </w:r>
+      <w:r>
+        <w:t xml:space="preserve">, que aparece como stack "limitado" porque fue creado fuera de Portainer.</w:t>
+      </w:r>
+    </w:p>
+    <w:bookmarkEnd w:id="63"/>
+    <w:bookmarkStart w:id="64" w:name="X1fbd0731c485261185e6a9406eb3c0dbf2516cd"/>
+    <w:p>
+      <w:pPr>
+        <w:pStyle w:val="Ttulo4"/>
+      </w:pPr>
+      <w:r>
+        <w:t xml:space="preserve">4.3.2 Inyección de variables de entorno del Stack</w:t>
+      </w:r>
+    </w:p>
+    <w:p>
+      <w:pPr>
+        <w:pStyle w:val="SourceCode"/>
+      </w:pPr>
+      <w:r>
+        <w:rPr>
+          <w:rStyle w:val="BuiltInTok"/>
+        </w:rPr>
+        <w:t xml:space="preserve">cd</w:t>
+      </w:r>
+      <w:r>
+        <w:rPr>
+          <w:rStyle w:val="NormalTok"/>
+        </w:rPr>
+        <w:t xml:space="preserve"> ~/lavarapido/lavarapido-infra</w:t>
+      </w:r>
+      <w:r>
+        <w:br/>
+      </w:r>
+      <w:r>
+        <w:rPr>
+          <w:rStyle w:val="FunctionTok"/>
+        </w:rPr>
+        <w:t xml:space="preserve">cp</w:t>
+      </w:r>
+      <w:r>
+        <w:rPr>
+          <w:rStyle w:val="NormalTok"/>
+        </w:rPr>
+        <w:t xml:space="preserve"> .env.production.example .env.production</w:t>
+      </w:r>
+      <w:r>
+        <w:br/>
+      </w:r>
+      <w:r>
+        <w:rPr>
+          <w:rStyle w:val="FunctionTok"/>
+        </w:rPr>
+        <w:t xml:space="preserve">chmod</w:t>
+      </w:r>
+      <w:r>
+        <w:rPr>
+          <w:rStyle w:val="NormalTok"/>
+        </w:rPr>
+        <w:t xml:space="preserve"> 600 .env.production</w:t>
+      </w:r>
+      <w:r>
+        <w:br/>
+      </w:r>
+      <w:r>
+        <w:rPr>
+          <w:rStyle w:val="FunctionTok"/>
+        </w:rPr>
+        <w:t xml:space="preserve">nano</w:t>
+      </w:r>
+      <w:r>
+        <w:rPr>
+          <w:rStyle w:val="NormalTok"/>
+        </w:rPr>
+        <w:t xml:space="preserve"> .env.production        </w:t>
+      </w:r>
+      <w:r>
+        <w:rPr>
+          <w:rStyle w:val="CommentTok"/>
+        </w:rPr>
+        <w:t xml:space="preserve"># completar los valores de la sección 3.3 (llaves generadas con openssl)</w:t>
+      </w:r>
+    </w:p>
+    <w:p>
+      <w:pPr>
+        <w:pStyle w:val="FirstParagraph"/>
+      </w:pPr>
+      <w:r>
+        <w:t xml:space="preserve">En Portainer, las mismas variables se cargan en</w:t>
+      </w:r>
+      <w:r>
+        <w:t xml:space="preserve"> </w:t>
+      </w:r>
+      <w:r>
+        <w:rPr>
+          <w:i/>
+          <w:iCs/>
+        </w:rPr>
+        <w:t xml:space="preserve">Environment variables → Load variables from .env file</w:t>
+      </w:r>
+      <w:r>
+        <w:t xml:space="preserve">.</w:t>
+      </w:r>
+    </w:p>
+    <w:bookmarkEnd w:id="64"/>
+    <w:bookmarkStart w:id="65" w:name="X21ab14a58cecc962d7f770c63cbac98a6243d8c"/>
+    <w:p>
+      <w:pPr>
+        <w:pStyle w:val="Ttulo4"/>
+      </w:pPr>
+      <w:r>
+        <w:t xml:space="preserve">4.3.3 Despliegue de servicios y actualización de imágenes de contenedor</w:t>
+      </w:r>
+    </w:p>
+    <w:p>
+      <w:pPr>
+        <w:pStyle w:val="FirstParagraph"/>
+      </w:pPr>
+      <w:r>
+        <w:rPr>
+          <w:b/>
+          <w:bCs/>
+        </w:rPr>
+        <w:t xml:space="preserve">Primer despliegue:</w:t>
+      </w:r>
+    </w:p>
+    <w:p>
+      <w:pPr>
+        <w:pStyle w:val="SourceCode"/>
+      </w:pPr>
+      <w:r>
+        <w:rPr>
+          <w:rStyle w:val="BuiltInTok"/>
+        </w:rPr>
+        <w:t xml:space="preserve">cd</w:t>
+      </w:r>
+      <w:r>
+        <w:rPr>
+          <w:rStyle w:val="NormalTok"/>
+        </w:rPr>
+        <w:t xml:space="preserve"> ~/lavarapido/lavarapido-infra</w:t>
+      </w:r>
+      <w:r>
+        <w:br/>
+      </w:r>
+      <w:r>
+        <w:rPr>
+          <w:rStyle w:val="FunctionTok"/>
+        </w:rPr>
+        <w:t xml:space="preserve">sudo</w:t>
+      </w:r>
+      <w:r>
+        <w:rPr>
+          <w:rStyle w:val="NormalTok"/>
+        </w:rPr>
+        <w:t xml:space="preserve"> docker compose </w:t>
+      </w:r>
+      <w:r>
+        <w:rPr>
+          <w:rStyle w:val="AttributeTok"/>
+        </w:rPr>
+        <w:t xml:space="preserve">-f</w:t>
+      </w:r>
+      <w:r>
+        <w:rPr>
+          <w:rStyle w:val="NormalTok"/>
+        </w:rPr>
+        <w:t xml:space="preserve"> docker-compose.yml </w:t>
+      </w:r>
+      <w:r>
+        <w:rPr>
+          <w:rStyle w:val="AttributeTok"/>
+        </w:rPr>
+        <w:t xml:space="preserve">-f</w:t>
+      </w:r>
+      <w:r>
+        <w:rPr>
+          <w:rStyle w:val="NormalTok"/>
+        </w:rPr>
+        <w:t xml:space="preserve"> docker-compose.prod.yml </w:t>
+      </w:r>
+      <w:r>
+        <w:rPr>
+          <w:rStyle w:val="DataTypeTok"/>
+        </w:rPr>
+        <w:t xml:space="preserve">\</w:t>
+      </w:r>
+      <w:r>
+        <w:br/>
+      </w:r>
+      <w:r>
+        <w:rPr>
+          <w:rStyle w:val="NormalTok"/>
+        </w:rPr>
+        <w:t xml:space="preserve">  </w:t>
+      </w:r>
+      <w:r>
+        <w:rPr>
+          <w:rStyle w:val="AttributeTok"/>
+        </w:rPr>
+        <w:t xml:space="preserve">--env-file</w:t>
+      </w:r>
+      <w:r>
+        <w:rPr>
+          <w:rStyle w:val="NormalTok"/>
+        </w:rPr>
+        <w:t xml:space="preserve"> .env.production </w:t>
+      </w:r>
+      <w:r>
+        <w:rPr>
+          <w:rStyle w:val="AttributeTok"/>
+        </w:rPr>
+        <w:t xml:space="preserve">--profile</w:t>
+      </w:r>
+      <w:r>
+        <w:rPr>
+          <w:rStyle w:val="NormalTok"/>
+        </w:rPr>
+        <w:t xml:space="preserve"> app up </w:t>
+      </w:r>
+      <w:r>
+        <w:rPr>
+          <w:rStyle w:val="AttributeTok"/>
+        </w:rPr>
+        <w:t xml:space="preserve">-d</w:t>
+      </w:r>
+      <w:r>
+        <w:rPr>
+          <w:rStyle w:val="NormalTok"/>
+        </w:rPr>
+        <w:t xml:space="preserve"> </w:t>
+      </w:r>
+      <w:r>
+        <w:rPr>
+          <w:rStyle w:val="AttributeTok"/>
+        </w:rPr>
+        <w:t xml:space="preserve">--build</w:t>
+      </w:r>
+    </w:p>
+    <w:p>
+      <w:pPr>
+        <w:pStyle w:val="FirstParagraph"/>
+      </w:pPr>
+      <w:r>
+        <w:rPr>
+          <w:b/>
+          <w:bCs/>
+        </w:rPr>
+        <w:t xml:space="preserve">Actualizaciones posteriores</w:t>
+      </w:r>
+      <w:r>
+        <w:t xml:space="preserve">: suben primero los cambios a GitHub y luego:</w:t>
+      </w:r>
+    </w:p>
+    <w:p>
+      <w:pPr>
+        <w:pStyle w:val="SourceCode"/>
+      </w:pPr>
+      <w:r>
+        <w:rPr>
+          <w:rStyle w:val="FunctionTok"/>
+        </w:rPr>
+        <w:t xml:space="preserve">bash</w:t>
+      </w:r>
+      <w:r>
+        <w:rPr>
+          <w:rStyle w:val="NormalTok"/>
+        </w:rPr>
+        <w:t xml:space="preserve"> ~/lavarapido/lavarapido-infra/deploy/update-server.sh                 </w:t>
+      </w:r>
+      <w:r>
+        <w:rPr>
+          <w:rStyle w:val="CommentTok"/>
+        </w:rPr>
+        <w:t xml:space="preserve"># todo</w:t>
+      </w:r>
+      <w:r>
+        <w:br/>
+      </w:r>
+      <w:r>
+        <w:rPr>
+          <w:rStyle w:val="FunctionTok"/>
+        </w:rPr>
+        <w:t xml:space="preserve">bash</w:t>
+      </w:r>
+      <w:r>
+        <w:rPr>
+          <w:rStyle w:val="NormalTok"/>
+        </w:rPr>
+        <w:t xml:space="preserve"> ~/lavarapido/lavarapido-infra/deploy/update-server.sh web             </w:t>
+      </w:r>
+      <w:r>
+        <w:rPr>
+          <w:rStyle w:val="CommentTok"/>
+        </w:rPr>
+        <w:t xml:space="preserve"># solo la web</w:t>
+      </w:r>
+      <w:r>
+        <w:br/>
+      </w:r>
+      <w:r>
+        <w:rPr>
+          <w:rStyle w:val="FunctionTok"/>
+        </w:rPr>
+        <w:t xml:space="preserve">bash</w:t>
+      </w:r>
+      <w:r>
+        <w:rPr>
+          <w:rStyle w:val="NormalTok"/>
+        </w:rPr>
+        <w:t xml:space="preserve"> ~/lavarapido/lavarapido-infra/deploy/update-server.sh security-service notification-service</w:t>
+      </w:r>
+    </w:p>
+    <w:p>
+      <w:pPr>
+        <w:pStyle w:val="FirstParagraph"/>
+      </w:pPr>
+      <w:r>
+        <w:rPr>
+          <w:b/>
+          <w:bCs/>
+        </w:rPr>
+        <w:t xml:space="preserve">Desde GitHub, sin SSH:</w:t>
+      </w:r>
+      <w:r>
+        <w:t xml:space="preserve"> </w:t>
+      </w:r>
+      <w:r>
+        <w:t xml:space="preserve">con la máquina encendida, en el repositorio</w:t>
+      </w:r>
+      <w:r>
+        <w:t xml:space="preserve"> </w:t>
+      </w:r>
+      <w:r>
+        <w:rPr>
+          <w:rStyle w:val="VerbatimChar"/>
+        </w:rPr>
+        <w:t xml:space="preserve">lavarapido-infra</w:t>
+      </w:r>
+      <w:r>
+        <w:t xml:space="preserve"> </w:t>
+      </w:r>
+      <w:r>
+        <w:t xml:space="preserve">→</w:t>
+      </w:r>
+      <w:r>
+        <w:t xml:space="preserve"> </w:t>
+      </w:r>
+      <w:r>
+        <w:rPr>
+          <w:i/>
+          <w:iCs/>
+        </w:rPr>
+        <w:t xml:space="preserve">Actions → Desplegar en Azure → Run workflow</w:t>
+      </w:r>
+      <w:r>
+        <w:t xml:space="preserve">. En</w:t>
+      </w:r>
+      <w:r>
+        <w:t xml:space="preserve"> </w:t>
+      </w:r>
+      <w:r>
+        <w:rPr>
+          <w:i/>
+          <w:iCs/>
+        </w:rPr>
+        <w:t xml:space="preserve">Servicios</w:t>
+      </w:r>
+      <w:r>
+        <w:t xml:space="preserve"> </w:t>
+      </w:r>
+      <w:r>
+        <w:t xml:space="preserve">se deja vacío para actualizar todo o se escriben los nombres (</w:t>
+      </w:r>
+      <w:r>
+        <w:rPr>
+          <w:rStyle w:val="VerbatimChar"/>
+        </w:rPr>
+        <w:t xml:space="preserve">web payment-service</w:t>
+      </w:r>
+      <w:r>
+        <w:t xml:space="preserve">). Al terminar, el flujo comprueba que la web y la API respondan 200. Usa una llave propia de GitHub (secreto</w:t>
+      </w:r>
+      <w:r>
+        <w:t xml:space="preserve"> </w:t>
+      </w:r>
+      <w:r>
+        <w:rPr>
+          <w:rStyle w:val="VerbatimChar"/>
+        </w:rPr>
+        <w:t xml:space="preserve">AZURE_SSH_KEY</w:t>
+      </w:r>
+      <w:r>
+        <w:t xml:space="preserve">) que en el servidor solo puede ejecutar</w:t>
+      </w:r>
+      <w:r>
+        <w:t xml:space="preserve"> </w:t>
+      </w:r>
+      <w:r>
+        <w:rPr>
+          <w:rStyle w:val="VerbatimChar"/>
+        </w:rPr>
+        <w:t xml:space="preserve">deploy/ci-deploy.sh</w:t>
+      </w:r>
+      <w:r>
+        <w:t xml:space="preserve">, que valida los nombres y no deja correr dos actualizaciones a la vez.</w:t>
+      </w:r>
+    </w:p>
+    <w:p>
+      <w:pPr>
+        <w:pStyle w:val="BodyText"/>
+      </w:pPr>
+      <w:r>
+        <w:rPr>
+          <w:b/>
+          <w:bCs/>
+        </w:rPr>
+        <w:t xml:space="preserve">Integración continua:</w:t>
+      </w:r>
+      <w:r>
+        <w:t xml:space="preserve"> </w:t>
+      </w:r>
+      <w:r>
+        <w:t xml:space="preserve">desde el 19-10-2026 los 10 repositorios tienen</w:t>
+      </w:r>
+      <w:r>
+        <w:t xml:space="preserve"> </w:t>
+      </w:r>
+      <w:r>
+        <w:rPr>
+          <w:rStyle w:val="VerbatimChar"/>
+        </w:rPr>
+        <w:t xml:space="preserve">.github/workflows/ci.yml</w:t>
+      </w:r>
+      <w:r>
+        <w:t xml:space="preserve">, que corre en cada push o pull request a</w:t>
+      </w:r>
+      <w:r>
+        <w:t xml:space="preserve"> </w:t>
+      </w:r>
+      <w:r>
+        <w:rPr>
+          <w:rStyle w:val="VerbatimChar"/>
+        </w:rPr>
+        <w:t xml:space="preserve">develop</w:t>
+      </w:r>
+      <w:r>
+        <w:t xml:space="preserve"> </w:t>
+      </w:r>
+      <w:r>
+        <w:t xml:space="preserve">y</w:t>
+      </w:r>
+      <w:r>
+        <w:t xml:space="preserve"> </w:t>
+      </w:r>
+      <w:r>
+        <w:rPr>
+          <w:rStyle w:val="VerbatimChar"/>
+        </w:rPr>
+        <w:t xml:space="preserve">main</w:t>
+      </w:r>
+      <w:r>
+        <w:t xml:space="preserve">, y el resultado aparece como ✓ o ✗ junto a cada commit:</w:t>
+      </w:r>
+    </w:p>
+    <w:tbl>
+      <w:tblPr>
+        <w:tblStyle w:val="Table"/>
+        <w:tblW w:type="auto" w:w="0"/>
+        <w:tblLook w:firstRow="1" w:lastRow="0" w:firstColumn="0" w:lastColumn="0" w:noHBand="0" w:noVBand="0" w:val="0020"/>
+      </w:tblPr>
+      <w:tblGrid>
+        <w:gridCol w:w="3960"/>
+        <w:gridCol w:w="3960"/>
+      </w:tblGrid>
+      <w:tr>
+        <w:trPr>
+          <w:tblHeader w:val="on"/>
+        </w:trPr>
+        <w:tc>
+          <w:tcPr/>
+          <w:p>
+            <w:pPr>
+              <w:pStyle w:val="Compact"/>
+            </w:pPr>
+            <w:r>
+              <w:t xml:space="preserve">Repositorio</w:t>
+            </w:r>
+          </w:p>
+        </w:tc>
+        <w:tc>
+          <w:tcPr/>
+          <w:p>
+            <w:pPr>
+              <w:pStyle w:val="Compact"/>
+            </w:pPr>
+            <w:r>
+              <w:t xml:space="preserve">Qué revisa</w:t>
+            </w:r>
+          </w:p>
+        </w:tc>
+      </w:tr>
+      <w:tr>
+        <w:tc>
+          <w:tcPr/>
+          <w:p>
+            <w:pPr>
+              <w:pStyle w:val="Compact"/>
+            </w:pPr>
+            <w:r>
+              <w:t xml:space="preserve">Servicios Java y api-gateway</w:t>
+            </w:r>
+          </w:p>
+        </w:tc>
+        <w:tc>
+          <w:tcPr/>
+          <w:p>
+            <w:pPr>
+              <w:pStyle w:val="Compact"/>
+            </w:pPr>
+            <w:r>
+              <w:rPr>
+                <w:rStyle w:val="VerbatimChar"/>
+              </w:rPr>
+              <w:t xml:space="preserve">./mvnw verify</w:t>
+            </w:r>
+            <w:r>
+              <w:t xml:space="preserve">: compila y corre las pruebas (Java 21)</w:t>
+            </w:r>
+          </w:p>
+        </w:tc>
+      </w:tr>
+      <w:tr>
+        <w:tc>
+          <w:tcPr/>
+          <w:p>
+            <w:pPr>
+              <w:pStyle w:val="Compact"/>
+            </w:pPr>
+            <w:r>
+              <w:t xml:space="preserve">payment-service</w:t>
+            </w:r>
+          </w:p>
+        </w:tc>
+        <w:tc>
+          <w:tcPr/>
+          <w:p>
+            <w:pPr>
+              <w:pStyle w:val="Compact"/>
+            </w:pPr>
+            <w:r>
+              <w:rPr>
+                <w:rStyle w:val="VerbatimChar"/>
+              </w:rPr>
+              <w:t xml:space="preserve">dotnet build</w:t>
+            </w:r>
+            <w:r>
+              <w:t xml:space="preserve"> </w:t>
+            </w:r>
+            <w:r>
+              <w:t xml:space="preserve">y</w:t>
+            </w:r>
+            <w:r>
+              <w:t xml:space="preserve"> </w:t>
+            </w:r>
+            <w:r>
+              <w:rPr>
+                <w:rStyle w:val="VerbatimChar"/>
+              </w:rPr>
+              <w:t xml:space="preserve">dotnet test</w:t>
+            </w:r>
+            <w:r>
+              <w:t xml:space="preserve"> </w:t>
+            </w:r>
+            <w:r>
+              <w:t xml:space="preserve">(.NET 8; las de integración se omiten sin SQL Server)</w:t>
+            </w:r>
+          </w:p>
+        </w:tc>
+      </w:tr>
+      <w:tr>
+        <w:tc>
+          <w:tcPr/>
+          <w:p>
+            <w:pPr>
+              <w:pStyle w:val="Compact"/>
+            </w:pPr>
+            <w:r>
+              <w:t xml:space="preserve">Front-end-proyecto-web</w:t>
+            </w:r>
+          </w:p>
+        </w:tc>
+        <w:tc>
+          <w:tcPr/>
+          <w:p>
+            <w:pPr>
+              <w:pStyle w:val="Compact"/>
+            </w:pPr>
+            <w:r>
+              <w:t xml:space="preserve">Compilación de producción y</w:t>
+            </w:r>
+            <w:r>
+              <w:t xml:space="preserve"> </w:t>
+            </w:r>
+            <w:r>
+              <w:rPr>
+                <w:rStyle w:val="VerbatimChar"/>
+              </w:rPr>
+              <w:t xml:space="preserve">ng test</w:t>
+            </w:r>
+          </w:p>
+        </w:tc>
+      </w:tr>
+      <w:tr>
+        <w:tc>
+          <w:tcPr/>
+          <w:p>
+            <w:pPr>
+              <w:pStyle w:val="Compact"/>
+            </w:pPr>
+            <w:r>
+              <w:t xml:space="preserve">LavadoVehicular-Movil</w:t>
+            </w:r>
+          </w:p>
+        </w:tc>
+        <w:tc>
+          <w:tcPr/>
+          <w:p>
+            <w:pPr>
+              <w:pStyle w:val="Compact"/>
+            </w:pPr>
+            <w:r>
+              <w:rPr>
+                <w:rStyle w:val="VerbatimChar"/>
+              </w:rPr>
+              <w:t xml:space="preserve">tsc --noEmit</w:t>
+            </w:r>
+            <w:r>
+              <w:t xml:space="preserve"> </w:t>
+            </w:r>
+            <w:r>
+              <w:t xml:space="preserve">(el APK se sigue generando con EAS)</w:t>
+            </w:r>
+          </w:p>
+        </w:tc>
+      </w:tr>
+      <w:tr>
+        <w:tc>
+          <w:tcPr/>
+          <w:p>
+            <w:pPr>
+              <w:pStyle w:val="Compact"/>
+            </w:pPr>
+            <w:r>
+              <w:t xml:space="preserve">lavarapido-infra</w:t>
+            </w:r>
+          </w:p>
+        </w:tc>
+        <w:tc>
+          <w:tcPr/>
+          <w:p>
+            <w:pPr>
+              <w:pStyle w:val="Compact"/>
+            </w:pPr>
+            <w:r>
+              <w:t xml:space="preserve">Sintaxis y</w:t>
+            </w:r>
+            <w:r>
+              <w:t xml:space="preserve"> </w:t>
+            </w:r>
+            <w:r>
+              <w:rPr>
+                <w:rStyle w:val="VerbatimChar"/>
+              </w:rPr>
+              <w:t xml:space="preserve">shellcheck</w:t>
+            </w:r>
+            <w:r>
+              <w:t xml:space="preserve"> </w:t>
+            </w:r>
+            <w:r>
+              <w:t xml:space="preserve">de</w:t>
+            </w:r>
+            <w:r>
+              <w:t xml:space="preserve"> </w:t>
+            </w:r>
+            <w:r>
+              <w:rPr>
+                <w:rStyle w:val="VerbatimChar"/>
+              </w:rPr>
+              <w:t xml:space="preserve">deploy/*.sh</w:t>
+            </w:r>
+            <w:r>
+              <w:t xml:space="preserve">,</w:t>
+            </w:r>
+            <w:r>
+              <w:t xml:space="preserve"> </w:t>
+            </w:r>
+            <w:r>
+              <w:rPr>
+                <w:rStyle w:val="VerbatimChar"/>
+              </w:rPr>
+              <w:t xml:space="preserve">docker compose config</w:t>
+            </w:r>
+            <w:r>
+              <w:t xml:space="preserve"> </w:t>
+            </w:r>
+            <w:r>
+              <w:t xml:space="preserve">y sintaxis de</w:t>
+            </w:r>
+            <w:r>
+              <w:t xml:space="preserve"> </w:t>
+            </w:r>
+            <w:r>
+              <w:rPr>
+                <w:rStyle w:val="VerbatimChar"/>
+              </w:rPr>
+              <w:t xml:space="preserve">e2e/</w:t>
+            </w:r>
+          </w:p>
+        </w:tc>
+      </w:tr>
+    </w:tbl>
+    <w:p>
+      <w:pPr>
+        <w:pStyle w:val="BodyText"/>
+      </w:pPr>
+      <w:r>
+        <w:rPr>
+          <w:b/>
+          <w:bCs/>
+        </w:rPr>
+        <w:t xml:space="preserve">Publicación de la app móvil</w:t>
+      </w:r>
+      <w:r>
+        <w:t xml:space="preserve">, desde el PC, en la carpeta de la app:</w:t>
+      </w:r>
+    </w:p>
+    <w:p>
+      <w:pPr>
+        <w:pStyle w:val="SourceCode"/>
+      </w:pPr>
+      <w:r>
+        <w:rPr>
+          <w:rStyle w:val="ExtensionTok"/>
+        </w:rPr>
+        <w:t xml:space="preserve">eas</w:t>
+      </w:r>
+      <w:r>
+        <w:rPr>
+          <w:rStyle w:val="NormalTok"/>
+        </w:rPr>
+        <w:t xml:space="preserve"> build </w:t>
+      </w:r>
+      <w:r>
+        <w:rPr>
+          <w:rStyle w:val="AttributeTok"/>
+        </w:rPr>
+        <w:t xml:space="preserve">-p</w:t>
+      </w:r>
+      <w:r>
+        <w:rPr>
+          <w:rStyle w:val="NormalTok"/>
+        </w:rPr>
+        <w:t xml:space="preserve"> android </w:t>
+      </w:r>
+      <w:r>
+        <w:rPr>
+          <w:rStyle w:val="AttributeTok"/>
+        </w:rPr>
+        <w:t xml:space="preserve">--profile</w:t>
+      </w:r>
+      <w:r>
+        <w:rPr>
+          <w:rStyle w:val="NormalTok"/>
+        </w:rPr>
+        <w:t xml:space="preserve"> preview          </w:t>
+      </w:r>
+      <w:r>
+        <w:rPr>
+          <w:rStyle w:val="CommentTok"/>
+        </w:rPr>
+        <w:t xml:space="preserve"># APK nuevo (cambios nativos)</w:t>
+      </w:r>
+      <w:r>
+        <w:br/>
+      </w:r>
+      <w:r>
+        <w:rPr>
+          <w:rStyle w:val="ExtensionTok"/>
+        </w:rPr>
+        <w:t xml:space="preserve">npm</w:t>
+      </w:r>
+      <w:r>
+        <w:rPr>
+          <w:rStyle w:val="NormalTok"/>
+        </w:rPr>
+        <w:t xml:space="preserve"> run publish:apk </w:t>
+      </w:r>
+      <w:r>
+        <w:rPr>
+          <w:rStyle w:val="AttributeTok"/>
+        </w:rPr>
+        <w:t xml:space="preserve">--</w:t>
+      </w:r>
+      <w:r>
+        <w:rPr>
+          <w:rStyle w:val="NormalTok"/>
+        </w:rPr>
+        <w:t xml:space="preserve"> </w:t>
+      </w:r>
+      <w:r>
+        <w:rPr>
+          <w:rStyle w:val="StringTok"/>
+        </w:rPr>
+        <w:t xml:space="preserve">"qué cambió"</w:t>
+      </w:r>
+      <w:r>
+        <w:rPr>
+          <w:rStyle w:val="NormalTok"/>
+        </w:rPr>
+        <w:t xml:space="preserve">             </w:t>
+      </w:r>
+      <w:r>
+        <w:rPr>
+          <w:rStyle w:val="CommentTok"/>
+        </w:rPr>
+        <w:t xml:space="preserve"># lo publica en /app/ y avisa por push</w:t>
+      </w:r>
+      <w:r>
+        <w:br/>
+      </w:r>
+      <w:r>
+        <w:rPr>
+          <w:rStyle w:val="ExtensionTok"/>
+        </w:rPr>
+        <w:t xml:space="preserve">npm</w:t>
+      </w:r>
+      <w:r>
+        <w:rPr>
+          <w:rStyle w:val="NormalTok"/>
+        </w:rPr>
+        <w:t xml:space="preserve"> run publish:update </w:t>
+      </w:r>
+      <w:r>
+        <w:rPr>
+          <w:rStyle w:val="AttributeTok"/>
+        </w:rPr>
+        <w:t xml:space="preserve">--</w:t>
+      </w:r>
+      <w:r>
+        <w:rPr>
+          <w:rStyle w:val="NormalTok"/>
+        </w:rPr>
+        <w:t xml:space="preserve"> </w:t>
+      </w:r>
+      <w:r>
+        <w:rPr>
+          <w:rStyle w:val="StringTok"/>
+        </w:rPr>
+        <w:t xml:space="preserve">"qué cambió"</w:t>
+      </w:r>
+      <w:r>
+        <w:rPr>
+          <w:rStyle w:val="NormalTok"/>
+        </w:rPr>
+        <w:t xml:space="preserve">          </w:t>
+      </w:r>
+      <w:r>
+        <w:rPr>
+          <w:rStyle w:val="CommentTok"/>
+        </w:rPr>
+        <w:t xml:space="preserve"># cambios solo de pantallas: actualización por internet</w:t>
+      </w:r>
+    </w:p>
+    <w:bookmarkEnd w:id="65"/>
+    <w:bookmarkEnd w:id="66"/>
+    <w:bookmarkStart w:id="67" w:name="X37ce4420791c8c9846d4339746cb5e50199c10a"/>
+    <w:p>
+      <w:pPr>
+        <w:pStyle w:val="Ttulo3"/>
+      </w:pPr>
+      <w:r>
+        <w:t xml:space="preserve">4.4 Configuración de Enrutamiento, Dominio y Certificados SSL/TLS</w:t>
+      </w:r>
+    </w:p>
+    <w:p>
+      <w:pPr>
+        <w:pStyle w:val="Compact"/>
+        <w:numPr>
+          <w:ilvl w:val="0"/>
+          <w:numId w:val="1020"/>
+        </w:numPr>
+      </w:pPr>
+      <w:r>
+        <w:rPr>
+          <w:b/>
+          <w:bCs/>
+        </w:rPr>
+        <w:t xml:space="preserve">Dominio:</w:t>
+      </w:r>
+      <w:r>
+        <w:t xml:space="preserve"> </w:t>
+      </w:r>
+      <w:r>
+        <w:t xml:space="preserve">Azure → IP pública</w:t>
+      </w:r>
+      <w:r>
+        <w:t xml:space="preserve"> </w:t>
+      </w:r>
+      <w:r>
+        <w:rPr>
+          <w:rStyle w:val="VerbatimChar"/>
+        </w:rPr>
+        <w:t xml:space="preserve">vehiclecarwash-vm-ip</w:t>
+      </w:r>
+      <w:r>
+        <w:t xml:space="preserve"> </w:t>
+      </w:r>
+      <w:r>
+        <w:t xml:space="preserve">→ Configuración →</w:t>
+      </w:r>
+      <w:r>
+        <w:t xml:space="preserve"> </w:t>
+      </w:r>
+      <w:r>
+        <w:rPr>
+          <w:i/>
+          <w:iCs/>
+        </w:rPr>
+        <w:t xml:space="preserve">Etiqueta de nombre DNS</w:t>
+      </w:r>
+      <w:r>
+        <w:t xml:space="preserve"> </w:t>
+      </w:r>
+      <w:r>
+        <w:t xml:space="preserve">=</w:t>
+      </w:r>
+      <w:r>
+        <w:t xml:space="preserve"> </w:t>
+      </w:r>
+      <w:r>
+        <w:rPr>
+          <w:rStyle w:val="VerbatimChar"/>
+        </w:rPr>
+        <w:t xml:space="preserve">lavarapidovehicular</w:t>
+      </w:r>
+      <w:r>
+        <w:t xml:space="preserve">. Queda</w:t>
+      </w:r>
+      <w:r>
+        <w:t xml:space="preserve"> </w:t>
+      </w:r>
+      <w:r>
+        <w:rPr>
+          <w:rStyle w:val="VerbatimChar"/>
+        </w:rPr>
+        <w:t xml:space="preserve">lavarapidovehicular.northcentralus.cloudapp.azure.com</w:t>
+      </w:r>
+      <w:r>
+        <w:t xml:space="preserve">.</w:t>
+      </w:r>
+    </w:p>
+    <w:p>
+      <w:pPr>
+        <w:pStyle w:val="Compact"/>
+        <w:numPr>
+          <w:ilvl w:val="0"/>
+          <w:numId w:val="1020"/>
+        </w:numPr>
+      </w:pPr>
+      <w:r>
         <w:rPr>
           <w:b/>
           <w:bCs/>
@@ -10014,7 +10913,7 @@
         <w:pStyle w:val="Compact"/>
         <w:numPr>
           <w:ilvl w:val="0"/>
-          <w:numId w:val="1019"/>
+          <w:numId w:val="1020"/>
         </w:numPr>
       </w:pPr>
       <w:r>
@@ -10042,7 +10941,7 @@
         <w:pStyle w:val="Compact"/>
         <w:numPr>
           <w:ilvl w:val="0"/>
-          <w:numId w:val="1019"/>
+          <w:numId w:val="1020"/>
         </w:numPr>
       </w:pPr>
       <w:r>
@@ -10223,7 +11122,7 @@
         <w:pStyle w:val="Compact"/>
         <w:numPr>
           <w:ilvl w:val="0"/>
-          <w:numId w:val="1019"/>
+          <w:numId w:val="1020"/>
         </w:numPr>
       </w:pPr>
       <w:r>
@@ -10283,9 +11182,9 @@
         </w:pict>
       </w:r>
     </w:p>
-    <w:bookmarkEnd w:id="66"/>
     <w:bookmarkEnd w:id="67"/>
-    <w:bookmarkStart w:id="105" w:name="X569e0064da0a7f6acc9711641a7e5e4dbfe0c5e"/>
+    <w:bookmarkEnd w:id="68"/>
+    <w:bookmarkStart w:id="109" w:name="X569e0064da0a7f6acc9711641a7e5e4dbfe0c5e"/>
     <w:p>
       <w:pPr>
         <w:pStyle w:val="Ttulo2"/>
@@ -10294,7 +11193,7 @@
         <w:t xml:space="preserve">5. Plan de Verificación, Pruebas y Evidencias (Smoke Tests)</w:t>
       </w:r>
     </w:p>
-    <w:bookmarkStart w:id="73" w:name="Xb1b2224a963315ba85fce3b078e9c1d4cb08203"/>
+    <w:bookmarkStart w:id="74" w:name="Xb1b2224a963315ba85fce3b078e9c1d4cb08203"/>
     <w:p>
       <w:pPr>
         <w:pStyle w:val="Ttulo3"/>
@@ -10303,7 +11202,7 @@
         <w:t xml:space="preserve">5.1 Matriz de Enlaces y Endpoints de Verificación de Servicios</w:t>
       </w:r>
     </w:p>
-    <w:bookmarkStart w:id="68" w:name="X3d7fdd7e0dbca13f0aee4cfdc474d8ec305539a"/>
+    <w:bookmarkStart w:id="69" w:name="X3d7fdd7e0dbca13f0aee4cfdc474d8ec305539a"/>
     <w:p>
       <w:pPr>
         <w:pStyle w:val="Ttulo4"/>
@@ -10498,8 +11397,8 @@
         </w:tc>
       </w:tr>
     </w:tbl>
-    <w:bookmarkEnd w:id="68"/>
-    <w:bookmarkStart w:id="69" w:name="Xd25873c4073c7a566f767a84560cf0016a9c2cc"/>
+    <w:bookmarkEnd w:id="69"/>
+    <w:bookmarkStart w:id="70" w:name="Xd25873c4073c7a566f767a84560cf0016a9c2cc"/>
     <w:p>
       <w:pPr>
         <w:pStyle w:val="Ttulo4"/>
@@ -10552,7 +11451,7 @@
               <w:pStyle w:val="Compact"/>
             </w:pPr>
             <w:r>
-              <w:t xml:space="preserve">Resultado (16-10-2026)</w:t>
+              <w:t xml:space="preserve">Resultado (19-10-2026)</w:t>
             </w:r>
           </w:p>
         </w:tc>
@@ -10734,10 +11633,10 @@
               <w:rPr>
                 <w:rStyle w:val="VerbatimChar"/>
               </w:rPr>
-              <w:t xml:space="preserve">versionCode 2</w:t>
-            </w:r>
-            <w:r>
-              <w:t xml:space="preserve">)</w:t>
+              <w:t xml:space="preserve">versionCode 5</w:t>
+            </w:r>
+            <w:r>
+              <w:t xml:space="preserve">, versión 1.1.0)</w:t>
             </w:r>
           </w:p>
         </w:tc>
@@ -10790,8 +11689,8 @@
         </w:tc>
       </w:tr>
     </w:tbl>
-    <w:bookmarkEnd w:id="69"/>
-    <w:bookmarkStart w:id="70" w:name="X84054c472ef0bff966b370c9ac45fe039f1ef5e"/>
+    <w:bookmarkEnd w:id="70"/>
+    <w:bookmarkStart w:id="71" w:name="X84054c472ef0bff966b370c9ac45fe039f1ef5e"/>
     <w:p>
       <w:pPr>
         <w:pStyle w:val="Ttulo4"/>
@@ -11161,8 +12060,8 @@
         <w:t xml:space="preserve">.</w:t>
       </w:r>
     </w:p>
-    <w:bookmarkEnd w:id="70"/>
-    <w:bookmarkStart w:id="71" w:name="X92468c35f98107100189499ae972c6f6e7f32c7"/>
+    <w:bookmarkEnd w:id="71"/>
+    <w:bookmarkStart w:id="72" w:name="X92468c35f98107100189499ae972c6f6e7f32c7"/>
     <w:p>
       <w:pPr>
         <w:pStyle w:val="Ttulo4"/>
@@ -11176,7 +12075,7 @@
         <w:pStyle w:val="Compact"/>
         <w:numPr>
           <w:ilvl w:val="0"/>
-          <w:numId w:val="1020"/>
+          <w:numId w:val="1021"/>
         </w:numPr>
       </w:pPr>
       <w:r>
@@ -11210,7 +12109,7 @@
         <w:pStyle w:val="Compact"/>
         <w:numPr>
           <w:ilvl w:val="0"/>
-          <w:numId w:val="1020"/>
+          <w:numId w:val="1021"/>
         </w:numPr>
       </w:pPr>
       <w:r>
@@ -11259,7 +12158,7 @@
         <w:pStyle w:val="Compact"/>
         <w:numPr>
           <w:ilvl w:val="0"/>
-          <w:numId w:val="1020"/>
+          <w:numId w:val="1021"/>
         </w:numPr>
       </w:pPr>
       <w:r>
@@ -11278,8 +12177,8 @@
         <w:t xml:space="preserve">.</w:t>
       </w:r>
     </w:p>
-    <w:bookmarkEnd w:id="71"/>
-    <w:bookmarkStart w:id="72" w:name="Xa6f7cab1250cdcfd42af83d1d9a29df048cb52f"/>
+    <w:bookmarkEnd w:id="72"/>
+    <w:bookmarkStart w:id="73" w:name="Xa6f7cab1250cdcfd42af83d1d9a29df048cb52f"/>
     <w:p>
       <w:pPr>
         <w:pStyle w:val="Ttulo4"/>
@@ -11563,9 +12462,9 @@
         <w:t xml:space="preserve"># desde afuera: debe FALLAR (puerto cerrado)</w:t>
       </w:r>
     </w:p>
-    <w:bookmarkEnd w:id="72"/>
     <w:bookmarkEnd w:id="73"/>
-    <w:bookmarkStart w:id="77" w:name="X4c5c5671890c0cf40ccbacfa0556bbe69b3e414"/>
+    <w:bookmarkEnd w:id="74"/>
+    <w:bookmarkStart w:id="78" w:name="X4c5c5671890c0cf40ccbacfa0556bbe69b3e414"/>
     <w:p>
       <w:pPr>
         <w:pStyle w:val="Ttulo3"/>
@@ -11574,7 +12473,7 @@
         <w:t xml:space="preserve">5.2 Pruebas de Humo Funcionales (Smoke Tests)</w:t>
       </w:r>
     </w:p>
-    <w:bookmarkStart w:id="74" w:name="X0dc3c65881af46f80a0afedc3718453e19ef134"/>
+    <w:bookmarkStart w:id="75" w:name="X0dc3c65881af46f80a0afedc3718453e19ef134"/>
     <w:p>
       <w:pPr>
         <w:pStyle w:val="Ttulo4"/>
@@ -11859,8 +12758,8 @@
         </w:tc>
       </w:tr>
     </w:tbl>
-    <w:bookmarkEnd w:id="74"/>
-    <w:bookmarkStart w:id="75" w:name="Xfae0794edb06b907a081df637ee50541e47e36a"/>
+    <w:bookmarkEnd w:id="75"/>
+    <w:bookmarkStart w:id="76" w:name="Xfae0794edb06b907a081df637ee50541e47e36a"/>
     <w:p>
       <w:pPr>
         <w:pStyle w:val="Ttulo4"/>
@@ -11994,8 +12893,8 @@
         </w:tc>
       </w:tr>
     </w:tbl>
-    <w:bookmarkEnd w:id="75"/>
-    <w:bookmarkStart w:id="76" w:name="X4911cd0cb089bf88b641b6862ede6898d61d697"/>
+    <w:bookmarkEnd w:id="76"/>
+    <w:bookmarkStart w:id="77" w:name="X4911cd0cb089bf88b641b6862ede6898d61d697"/>
     <w:p>
       <w:pPr>
         <w:pStyle w:val="Ttulo4"/>
@@ -12270,7 +13169,7 @@
         <w:pStyle w:val="Compact"/>
         <w:numPr>
           <w:ilvl w:val="0"/>
-          <w:numId w:val="1021"/>
+          <w:numId w:val="1022"/>
         </w:numPr>
       </w:pPr>
       <w:r>
@@ -12292,7 +13191,7 @@
         <w:pStyle w:val="Compact"/>
         <w:numPr>
           <w:ilvl w:val="0"/>
-          <w:numId w:val="1021"/>
+          <w:numId w:val="1022"/>
         </w:numPr>
       </w:pPr>
       <w:r>
@@ -12308,7 +13207,7 @@
         <w:pStyle w:val="Compact"/>
         <w:numPr>
           <w:ilvl w:val="1"/>
-          <w:numId w:val="1022"/>
+          <w:numId w:val="1023"/>
         </w:numPr>
       </w:pPr>
       <w:r>
@@ -12320,7 +13219,7 @@
         <w:pStyle w:val="Compact"/>
         <w:numPr>
           <w:ilvl w:val="1"/>
-          <w:numId w:val="1022"/>
+          <w:numId w:val="1023"/>
         </w:numPr>
       </w:pPr>
       <w:r>
@@ -12332,16 +13231,16 @@
         <w:pStyle w:val="Compact"/>
         <w:numPr>
           <w:ilvl w:val="1"/>
-          <w:numId w:val="1022"/>
+          <w:numId w:val="1023"/>
         </w:numPr>
       </w:pPr>
       <w:r>
         <w:t xml:space="preserve">el interruptor de push (apagado → solo bandeja; encendido → push).</w:t>
       </w:r>
     </w:p>
-    <w:bookmarkEnd w:id="76"/>
     <w:bookmarkEnd w:id="77"/>
-    <w:bookmarkStart w:id="80" w:name="X38f3baa9037ab48b76eb4855a3621a486014e1c"/>
+    <w:bookmarkEnd w:id="78"/>
+    <w:bookmarkStart w:id="81" w:name="X38f3baa9037ab48b76eb4855a3621a486014e1c"/>
     <w:p>
       <w:pPr>
         <w:pStyle w:val="Ttulo3"/>
@@ -12350,7 +13249,7 @@
         <w:t xml:space="preserve">5.3 Inspección de Logs y Monitoreo de Recursos</w:t>
       </w:r>
     </w:p>
-    <w:bookmarkStart w:id="78" w:name="X111049f4882c46df51b7af3dbaf6a25c3bb23c4"/>
+    <w:bookmarkStart w:id="79" w:name="X111049f4882c46df51b7af3dbaf6a25c3bb23c4"/>
     <w:p>
       <w:pPr>
         <w:pStyle w:val="Ttulo4"/>
@@ -12746,7 +13645,7 @@
         <w:pStyle w:val="Compact"/>
         <w:numPr>
           <w:ilvl w:val="0"/>
-          <w:numId w:val="1023"/>
+          <w:numId w:val="1024"/>
         </w:numPr>
       </w:pPr>
       <w:r>
@@ -12770,7 +13669,7 @@
         <w:pStyle w:val="Compact"/>
         <w:numPr>
           <w:ilvl w:val="0"/>
-          <w:numId w:val="1023"/>
+          <w:numId w:val="1024"/>
         </w:numPr>
       </w:pPr>
       <w:r>
@@ -12794,7 +13693,7 @@
         <w:pStyle w:val="Compact"/>
         <w:numPr>
           <w:ilvl w:val="0"/>
-          <w:numId w:val="1023"/>
+          <w:numId w:val="1024"/>
         </w:numPr>
       </w:pPr>
       <w:r>
@@ -12813,8 +13712,8 @@
         <w:t xml:space="preserve">.</w:t>
       </w:r>
     </w:p>
-    <w:bookmarkEnd w:id="78"/>
-    <w:bookmarkStart w:id="79" w:name="Xdafcf2eae18f19cc719a5b3a65b1aec9c659abc"/>
+    <w:bookmarkEnd w:id="79"/>
+    <w:bookmarkStart w:id="80" w:name="Xdafcf2eae18f19cc719a5b3a65b1aec9c659abc"/>
     <w:p>
       <w:pPr>
         <w:pStyle w:val="Ttulo4"/>
@@ -12896,7 +13795,7 @@
         <w:pStyle w:val="FirstParagraph"/>
       </w:pPr>
       <w:r>
-        <w:t xml:space="preserve">Medición del 16-10-2026, con el sistema en reposo:</w:t>
+        <w:t xml:space="preserve">Medición del 19-10-2026, con el sistema en reposo y la máquina recién encendida:</w:t>
       </w:r>
     </w:p>
     <w:tbl>
@@ -12955,7 +13854,7 @@
               <w:pStyle w:val="Compact"/>
             </w:pPr>
             <w:r>
-              <w:t xml:space="preserve">341 MB / 512 MB</w:t>
+              <w:t xml:space="preserve">311 MB / 512 MB</w:t>
             </w:r>
           </w:p>
         </w:tc>
@@ -12979,7 +13878,7 @@
               <w:pStyle w:val="Compact"/>
             </w:pPr>
             <w:r>
-              <w:t xml:space="preserve">319 MB / 512 MB</w:t>
+              <w:t xml:space="preserve">326 MB / 512 MB</w:t>
             </w:r>
           </w:p>
         </w:tc>
@@ -13003,7 +13902,7 @@
               <w:pStyle w:val="Compact"/>
             </w:pPr>
             <w:r>
-              <w:t xml:space="preserve">313 MB / 512 MB</w:t>
+              <w:t xml:space="preserve">327 MB / 512 MB</w:t>
             </w:r>
           </w:p>
         </w:tc>
@@ -13027,7 +13926,7 @@
               <w:pStyle w:val="Compact"/>
             </w:pPr>
             <w:r>
-              <w:t xml:space="preserve">304 MB / 512 MB</w:t>
+              <w:t xml:space="preserve">341 MB / 512 MB</w:t>
             </w:r>
           </w:p>
         </w:tc>
@@ -13051,7 +13950,7 @@
               <w:pStyle w:val="Compact"/>
             </w:pPr>
             <w:r>
-              <w:t xml:space="preserve">300 MB / 512 MB</w:t>
+              <w:t xml:space="preserve">292 MB / 512 MB</w:t>
             </w:r>
           </w:p>
         </w:tc>
@@ -13075,7 +13974,7 @@
               <w:pStyle w:val="Compact"/>
             </w:pPr>
             <w:r>
-              <w:t xml:space="preserve">157 MB / 512 MB</w:t>
+              <w:t xml:space="preserve">176 MB / 512 MB</w:t>
             </w:r>
           </w:p>
         </w:tc>
@@ -13099,7 +13998,7 @@
               <w:pStyle w:val="Compact"/>
             </w:pPr>
             <w:r>
-              <w:t xml:space="preserve">62 MB / 384 MB</w:t>
+              <w:t xml:space="preserve">78 MB / 384 MB</w:t>
             </w:r>
           </w:p>
         </w:tc>
@@ -13123,7 +14022,7 @@
               <w:pStyle w:val="Compact"/>
             </w:pPr>
             <w:r>
-              <w:t xml:space="preserve">644 MB</w:t>
+              <w:t xml:space="preserve">777 MB</w:t>
             </w:r>
           </w:p>
         </w:tc>
@@ -13147,7 +14046,7 @@
               <w:pStyle w:val="Compact"/>
             </w:pPr>
             <w:r>
-              <w:t xml:space="preserve">124 MB</w:t>
+              <w:t xml:space="preserve">148 MB</w:t>
             </w:r>
           </w:p>
         </w:tc>
@@ -13171,7 +14070,31 @@
               <w:pStyle w:val="Compact"/>
             </w:pPr>
             <w:r>
-              <w:t xml:space="preserve">6 MB / 12 MB</w:t>
+              <w:t xml:space="preserve">12 MB / 60 MB</w:t>
+            </w:r>
+          </w:p>
+        </w:tc>
+      </w:tr>
+      <w:tr>
+        <w:tc>
+          <w:tcPr/>
+          <w:p>
+            <w:pPr>
+              <w:pStyle w:val="Compact"/>
+            </w:pPr>
+            <w:r>
+              <w:t xml:space="preserve">portainer</w:t>
+            </w:r>
+          </w:p>
+        </w:tc>
+        <w:tc>
+          <w:tcPr/>
+          <w:p>
+            <w:pPr>
+              <w:pStyle w:val="Compact"/>
+            </w:pPr>
+            <w:r>
+              <w:t xml:space="preserve">61 MB</w:t>
             </w:r>
           </w:p>
         </w:tc>
@@ -13209,9 +14132,9 @@
         </w:tc>
       </w:tr>
     </w:tbl>
-    <w:bookmarkEnd w:id="79"/>
     <w:bookmarkEnd w:id="80"/>
-    <w:bookmarkStart w:id="104" w:name="X2e3510c8fd25a3f4ee49d35d98d7ff5a574c276"/>
+    <w:bookmarkEnd w:id="81"/>
+    <w:bookmarkStart w:id="108" w:name="X2e3510c8fd25a3f4ee49d35d98d7ff5a574c276"/>
     <w:p>
       <w:pPr>
         <w:pStyle w:val="Ttulo3"/>
@@ -13225,22 +14148,10 @@
         <w:pStyle w:val="BlockText"/>
       </w:pPr>
       <w:r>
-        <w:t xml:space="preserve">Capturas tomadas el 16-10-2026 sobre el servidor de producción, después de actualizarlo a la última versión de</w:t>
-      </w:r>
-      <w:r>
-        <w:t xml:space="preserve"> </w:t>
-      </w:r>
-      <w:r>
-        <w:rPr>
-          <w:rStyle w:val="VerbatimChar"/>
-        </w:rPr>
-        <w:t xml:space="preserve">develop</w:t>
-      </w:r>
-      <w:r>
-        <w:t xml:space="preserve">. Las de terminal muestran la salida real de los comandos.</w:t>
-      </w:r>
-    </w:p>
-    <w:bookmarkStart w:id="87" w:name="Xab1acbaa2b81f43550536fa17fb19d45096398b"/>
+        <w:t xml:space="preserve">Las capturas de terminal y de la web se tomaron el 19-10-2026 sobre el servidor de producción, con la versión desplegada ese día a las 03:20; las de terminal muestran la salida real de los comandos. Las de Portainer (5.4.1) son del 16-10-2026, porque el panel pide iniciar sesión y solo lo usa el responsable de DevOps.</w:t>
+      </w:r>
+    </w:p>
+    <w:bookmarkStart w:id="91" w:name="Xab1acbaa2b81f43550536fa17fb19d45096398b"/>
     <w:p>
       <w:pPr>
         <w:pStyle w:val="Ttulo4"/>
@@ -13258,18 +14169,18 @@
           <wp:inline>
             <wp:extent cx="5600700" cy="4200525"/>
             <wp:effectExtent b="0" l="0" r="0" t="0"/>
-            <wp:docPr descr="Portainer: contenedores del stack lavarapido en Running" title="" id="82" name="Picture"/>
+            <wp:docPr descr="Portainer: contenedores del stack lavarapido en Running" title="" id="83" name="Picture"/>
             <a:graphic>
               <a:graphicData uri="http://schemas.openxmlformats.org/drawingml/2006/picture">
                 <pic:pic>
                   <pic:nvPicPr>
-                    <pic:cNvPr descr="capturas/5.4.1-portainer-running.png" id="83" name="Picture"/>
+                    <pic:cNvPr descr="capturas/5.4.1-portainer-running.png" id="84" name="Picture"/>
                     <pic:cNvPicPr>
                       <a:picLocks noChangeArrowheads="1" noChangeAspect="1"/>
                     </pic:cNvPicPr>
                   </pic:nvPicPr>
                   <pic:blipFill>
-                    <a:blip r:embed="rId81"/>
+                    <a:blip r:embed="rId82"/>
                     <a:stretch>
                       <a:fillRect/>
                     </a:stretch>
@@ -13379,18 +14290,18 @@
           <wp:inline>
             <wp:extent cx="5600700" cy="4200525"/>
             <wp:effectExtent b="0" l="0" r="0" t="0"/>
-            <wp:docPr descr="Portainer: stack lavarapido" title="" id="85" name="Picture"/>
+            <wp:docPr descr="Portainer: stack lavarapido" title="" id="86" name="Picture"/>
             <a:graphic>
               <a:graphicData uri="http://schemas.openxmlformats.org/drawingml/2006/picture">
                 <pic:pic>
                   <pic:nvPicPr>
-                    <pic:cNvPr descr="capturas/5.4.1b-portainer-stack.png" id="86" name="Picture"/>
+                    <pic:cNvPr descr="capturas/5.4.1b-portainer-stack.png" id="87" name="Picture"/>
                     <pic:cNvPicPr>
                       <a:picLocks noChangeArrowheads="1" noChangeAspect="1"/>
                     </pic:cNvPicPr>
                   </pic:nvPicPr>
                   <pic:blipFill>
-                    <a:blip r:embed="rId84"/>
+                    <a:blip r:embed="rId85"/>
                     <a:stretch>
                       <a:fillRect/>
                     </a:stretch>
@@ -13417,31 +14328,21 @@
         </w:drawing>
       </w:r>
     </w:p>
-    <w:bookmarkEnd w:id="87"/>
-    <w:bookmarkStart w:id="91" w:name="X0d74101071aa61b8dde9ac5a73fabdf5caf363d"/>
-    <w:p>
-      <w:pPr>
-        <w:pStyle w:val="Ttulo4"/>
-      </w:pPr>
-      <w:r>
-        <w:t xml:space="preserve">5.4.2 Captura de visor de logs de los servicios Backend</w:t>
-      </w:r>
-    </w:p>
-    <w:p>
-      <w:pPr>
-        <w:pStyle w:val="FirstParagraph"/>
+    <w:p>
+      <w:pPr>
+        <w:pStyle w:val="BodyText"/>
       </w:pPr>
       <w:r>
         <w:drawing>
           <wp:inline>
-            <wp:extent cx="5600700" cy="1305247"/>
+            <wp:extent cx="5600700" cy="4363336"/>
             <wp:effectExtent b="0" l="0" r="0" t="0"/>
-            <wp:docPr descr="Logs de arranque de los servicios" title="" id="89" name="Picture"/>
+            <wp:docPr descr="Estado de los contenedores y consumo desde la terminal" title="" id="89" name="Picture"/>
             <a:graphic>
               <a:graphicData uri="http://schemas.openxmlformats.org/drawingml/2006/picture">
                 <pic:pic>
                   <pic:nvPicPr>
-                    <pic:cNvPr descr="capturas/5.4.2-logs-backend.png" id="90" name="Picture"/>
+                    <pic:cNvPr descr="capturas/5.4.1c-contenedores-y-consumo.png" id="90" name="Picture"/>
                     <pic:cNvPicPr>
                       <a:picLocks noChangeArrowheads="1" noChangeAspect="1"/>
                     </pic:cNvPicPr>
@@ -13455,7 +14356,7 @@
                   <pic:spPr bwMode="auto">
                     <a:xfrm>
                       <a:off x="0" y="0"/>
-                      <a:ext cx="5600700" cy="1305247"/>
+                      <a:ext cx="5600700" cy="4363336"/>
                     </a:xfrm>
                     <a:prstGeom prst="rect">
                       <a:avLst/>
@@ -13483,49 +14384,60 @@
           <w:i/>
           <w:iCs/>
         </w:rPr>
-        <w:t xml:space="preserve">Cada servicio Java muestra</w:t>
-      </w:r>
-      <w:r>
-        <w:t xml:space="preserve"> </w:t>
-      </w:r>
-      <w:r>
-        <w:t xml:space="preserve">Started … in N seconds</w:t>
-      </w:r>
-      <w:r>
-        <w:t xml:space="preserve"> </w:t>
+        <w:t xml:space="preserve">Estado tomado desde la terminal el 19-10-2026: los 11 contenedores del sistema en Up (SQL Server y RabbitMQ en</w:t>
+      </w:r>
+      <w:r>
+        <w:t xml:space="preserve"> </w:t>
+      </w:r>
+      <w:r>
+        <w:t xml:space="preserve">healthy*),</w:t>
+      </w:r>
+      <w:r>
+        <w:t xml:space="preserve"> </w:t>
+      </w:r>
+      <w:r>
+        <w:rPr>
+          <w:rStyle w:val="VerbatimChar"/>
+        </w:rPr>
+        <w:t xml:space="preserve">db-init</w:t>
+      </w:r>
+      <w:r>
+        <w:t xml:space="preserve"> </w:t>
+      </w:r>
+      <w:r>
+        <w:t xml:space="preserve">y</w:t>
+      </w:r>
+      <w:r>
+        <w:t xml:space="preserve"> </w:t>
+      </w:r>
+      <w:r>
+        <w:rPr>
+          <w:rStyle w:val="VerbatimChar"/>
+        </w:rPr>
+        <w:t xml:space="preserve">payment-migrate</w:t>
+      </w:r>
+      <w:r>
+        <w:t xml:space="preserve"> </w:t>
+      </w:r>
+      <w:r>
+        <w:t xml:space="preserve">en* Exited (0)</w:t>
       </w:r>
       <w:r>
         <w:rPr>
           <w:i/>
           <w:iCs/>
         </w:rPr>
-        <w:t xml:space="preserve">, payment</w:t>
-      </w:r>
-      <w:r>
-        <w:t xml:space="preserve"> </w:t>
-      </w:r>
-      <w:r>
-        <w:t xml:space="preserve">Now listening on :3005</w:t>
-      </w:r>
-      <w:r>
-        <w:t xml:space="preserve"> </w:t>
-      </w:r>
-      <w:r>
-        <w:rPr>
-          <w:i/>
-          <w:iCs/>
-        </w:rPr>
-        <w:t xml:space="preserve">, y security confirma que el administrador ya existe. Hay 0 trazas con error en los últimos 15 minutos.</w:t>
+        <w:t xml:space="preserve">, y el consumo de memoria de cada contenedor.</w:t>
       </w:r>
     </w:p>
     <w:bookmarkEnd w:id="91"/>
-    <w:bookmarkStart w:id="95" w:name="Xcf9f3fe2f62c252d89fd4034b8132edcebc08a0"/>
+    <w:bookmarkStart w:id="95" w:name="X0d74101071aa61b8dde9ac5a73fabdf5caf363d"/>
     <w:p>
       <w:pPr>
         <w:pStyle w:val="Ttulo4"/>
       </w:pPr>
       <w:r>
-        <w:t xml:space="preserve">5.4.3 Captura de respuesta HTTP 200 de los Health Checks</w:t>
+        <w:t xml:space="preserve">5.4.2 Captura de visor de logs de los servicios Backend</w:t>
       </w:r>
     </w:p>
     <w:p>
@@ -13535,14 +14447,14 @@
       <w:r>
         <w:drawing>
           <wp:inline>
-            <wp:extent cx="5600700" cy="2226040"/>
+            <wp:extent cx="5600700" cy="1940707"/>
             <wp:effectExtent b="0" l="0" r="0" t="0"/>
-            <wp:docPr descr="Health checks en UP" title="" id="93" name="Picture"/>
+            <wp:docPr descr="Logs de arranque de los servicios" title="" id="93" name="Picture"/>
             <a:graphic>
               <a:graphicData uri="http://schemas.openxmlformats.org/drawingml/2006/picture">
                 <pic:pic>
                   <pic:nvPicPr>
-                    <pic:cNvPr descr="capturas/5.4.3-health-checks.png" id="94" name="Picture"/>
+                    <pic:cNvPr descr="capturas/5.4.2-logs-backend.png" id="94" name="Picture"/>
                     <pic:cNvPicPr>
                       <a:picLocks noChangeArrowheads="1" noChangeAspect="1"/>
                     </pic:cNvPicPr>
@@ -13556,7 +14468,7 @@
                   <pic:spPr bwMode="auto">
                     <a:xfrm>
                       <a:off x="0" y="0"/>
-                      <a:ext cx="5600700" cy="2226040"/>
+                      <a:ext cx="5600700" cy="1940707"/>
                     </a:xfrm>
                     <a:prstGeom prst="rect">
                       <a:avLst/>
@@ -13581,93 +14493,42 @@
       </w:pPr>
       <w:r>
         <w:rPr>
-          <w:rStyle w:val="VerbatimChar"/>
           <w:i/>
           <w:iCs/>
         </w:rPr>
-        <w:t xml:space="preserve">/actuator/health</w:t>
+        <w:t xml:space="preserve">Cada servicio Java muestra</w:t>
+      </w:r>
+      <w:r>
+        <w:t xml:space="preserve"> </w:t>
+      </w:r>
+      <w:r>
+        <w:t xml:space="preserve">Started … in N seconds</w:t>
+      </w:r>
+      <w:r>
+        <w:t xml:space="preserve"> </w:t>
       </w:r>
       <w:r>
         <w:rPr>
           <w:i/>
           <w:iCs/>
         </w:rPr>
-        <w:t xml:space="preserve"> </w:t>
-      </w:r>
-      <w:r>
-        <w:rPr>
-          <w:i/>
-          <w:iCs/>
-        </w:rPr>
-        <w:t xml:space="preserve">responde</w:t>
-      </w:r>
-      <w:r>
-        <w:rPr>
-          <w:i/>
-          <w:iCs/>
-        </w:rPr>
-        <w:t xml:space="preserve"> </w:t>
-      </w:r>
-      <w:r>
-        <w:rPr>
-          <w:rStyle w:val="VerbatimChar"/>
-          <w:i/>
-          <w:iCs/>
-        </w:rPr>
-        <w:t xml:space="preserve">UP</w:t>
-      </w:r>
-      <w:r>
-        <w:rPr>
-          <w:i/>
-          <w:iCs/>
-        </w:rPr>
-        <w:t xml:space="preserve"> </w:t>
-      </w:r>
-      <w:r>
-        <w:rPr>
-          <w:i/>
-          <w:iCs/>
-        </w:rPr>
-        <w:t xml:space="preserve">(HTTP 200) en los 6 servicios Java desde la red interna; la web, la API y</w:t>
-      </w:r>
-      <w:r>
-        <w:rPr>
-          <w:i/>
-          <w:iCs/>
-        </w:rPr>
-        <w:t xml:space="preserve"> </w:t>
-      </w:r>
-      <w:r>
-        <w:rPr>
-          <w:rStyle w:val="VerbatimChar"/>
-          <w:i/>
-          <w:iCs/>
-        </w:rPr>
-        <w:t xml:space="preserve">/app/version.json</w:t>
-      </w:r>
-      <w:r>
-        <w:rPr>
-          <w:i/>
-          <w:iCs/>
-        </w:rPr>
-        <w:t xml:space="preserve"> </w:t>
-      </w:r>
-      <w:r>
-        <w:rPr>
-          <w:i/>
-          <w:iCs/>
-        </w:rPr>
-        <w:t xml:space="preserve">responden 200 desde internet.</w:t>
+        <w:t xml:space="preserve">(entre 45 y 91 segundos con la máquina recién encendida) y payment</w:t>
+      </w:r>
+      <w:r>
+        <w:t xml:space="preserve"> </w:t>
+      </w:r>
+      <w:r>
+        <w:t xml:space="preserve">Now listening on :3005*. Hay 0 trazas con error en los últimos 15 minutos.*</w:t>
       </w:r>
     </w:p>
     <w:bookmarkEnd w:id="95"/>
-    <w:bookmarkStart w:id="99" w:name="X7c94b756fe8c2db2d2d828bc46f1af972d8777a"/>
+    <w:bookmarkStart w:id="99" w:name="Xcf9f3fe2f62c252d89fd4034b8132edcebc08a0"/>
     <w:p>
       <w:pPr>
         <w:pStyle w:val="Ttulo4"/>
       </w:pPr>
       <w:r>
-        <w:t xml:space="preserve">5.4.4 Captura de interfaz web con consola DevTools limpia</w:t>
+        <w:t xml:space="preserve">5.4.3 Captura de respuesta HTTP 200 de los Health Checks</w:t>
       </w:r>
     </w:p>
     <w:p>
@@ -13677,14 +14538,14 @@
       <w:r>
         <w:drawing>
           <wp:inline>
-            <wp:extent cx="5600700" cy="3657265"/>
+            <wp:extent cx="5600700" cy="2133600"/>
             <wp:effectExtent b="0" l="0" r="0" t="0"/>
-            <wp:docPr descr="Web en producción con la consola sin errores" title="" id="97" name="Picture"/>
+            <wp:docPr descr="Health checks en UP" title="" id="97" name="Picture"/>
             <a:graphic>
               <a:graphicData uri="http://schemas.openxmlformats.org/drawingml/2006/picture">
                 <pic:pic>
                   <pic:nvPicPr>
-                    <pic:cNvPr descr="capturas/5.4.4-web-devtools.png" id="98" name="Picture"/>
+                    <pic:cNvPr descr="capturas/5.4.3-health-checks.png" id="98" name="Picture"/>
                     <pic:cNvPicPr>
                       <a:picLocks noChangeArrowheads="1" noChangeAspect="1"/>
                     </pic:cNvPicPr>
@@ -13698,7 +14559,7 @@
                   <pic:spPr bwMode="auto">
                     <a:xfrm>
                       <a:off x="0" y="0"/>
-                      <a:ext cx="5600700" cy="3657265"/>
+                      <a:ext cx="5600700" cy="2133600"/>
                     </a:xfrm>
                     <a:prstGeom prst="rect">
                       <a:avLst/>
@@ -13723,20 +14584,115 @@
       </w:pPr>
       <w:r>
         <w:rPr>
+          <w:rStyle w:val="VerbatimChar"/>
           <w:i/>
           <w:iCs/>
         </w:rPr>
-        <w:t xml:space="preserve">Portada en producción por HTTPS. Consola: 0 errores y 0 advertencias al cargar.</w:t>
+        <w:t xml:space="preserve">/actuator/health</w:t>
+      </w:r>
+      <w:r>
+        <w:rPr>
+          <w:i/>
+          <w:iCs/>
+        </w:rPr>
+        <w:t xml:space="preserve"> </w:t>
+      </w:r>
+      <w:r>
+        <w:rPr>
+          <w:i/>
+          <w:iCs/>
+        </w:rPr>
+        <w:t xml:space="preserve">responde</w:t>
+      </w:r>
+      <w:r>
+        <w:rPr>
+          <w:i/>
+          <w:iCs/>
+        </w:rPr>
+        <w:t xml:space="preserve"> </w:t>
+      </w:r>
+      <w:r>
+        <w:rPr>
+          <w:rStyle w:val="VerbatimChar"/>
+          <w:i/>
+          <w:iCs/>
+        </w:rPr>
+        <w:t xml:space="preserve">UP</w:t>
+      </w:r>
+      <w:r>
+        <w:rPr>
+          <w:i/>
+          <w:iCs/>
+        </w:rPr>
+        <w:t xml:space="preserve"> </w:t>
+      </w:r>
+      <w:r>
+        <w:rPr>
+          <w:i/>
+          <w:iCs/>
+        </w:rPr>
+        <w:t xml:space="preserve">(HTTP 200) en los 6 servicios Java desde la red interna y payment-service responde</w:t>
+      </w:r>
+      <w:r>
+        <w:rPr>
+          <w:i/>
+          <w:iCs/>
+        </w:rPr>
+        <w:t xml:space="preserve"> </w:t>
+      </w:r>
+      <w:r>
+        <w:rPr>
+          <w:rStyle w:val="VerbatimChar"/>
+          <w:i/>
+          <w:iCs/>
+        </w:rPr>
+        <w:t xml:space="preserve">ok</w:t>
+      </w:r>
+      <w:r>
+        <w:rPr>
+          <w:i/>
+          <w:iCs/>
+        </w:rPr>
+        <w:t xml:space="preserve">. Desde internet, la web, la API y</w:t>
+      </w:r>
+      <w:r>
+        <w:rPr>
+          <w:i/>
+          <w:iCs/>
+        </w:rPr>
+        <w:t xml:space="preserve"> </w:t>
+      </w:r>
+      <w:r>
+        <w:rPr>
+          <w:rStyle w:val="VerbatimChar"/>
+          <w:i/>
+          <w:iCs/>
+        </w:rPr>
+        <w:t xml:space="preserve">/app/version.json</w:t>
+      </w:r>
+      <w:r>
+        <w:rPr>
+          <w:i/>
+          <w:iCs/>
+        </w:rPr>
+        <w:t xml:space="preserve"> </w:t>
+      </w:r>
+      <w:r>
+        <w:rPr>
+          <w:i/>
+          <w:iCs/>
+        </w:rPr>
+        <w:t xml:space="preserve">responden 200, y HTTP redirige a HTTPS con 308.</w:t>
       </w:r>
     </w:p>
     <w:bookmarkEnd w:id="99"/>
-    <w:bookmarkStart w:id="103" w:name="X1042294c06fd8753c4b727cd11a05ca9d9bab04"/>
+    <w:bookmarkStart w:id="103" w:name="X7c94b756fe8c2db2d2d828bc46f1af972d8777a"/>
     <w:p>
       <w:pPr>
         <w:pStyle w:val="Ttulo4"/>
       </w:pPr>
       <w:r>
-        <w:t xml:space="preserve">5.4.5 Captura de registro de migración exitosa en base de datos</w:t>
+        <w:t xml:space="preserve">5.4.4 Captura de interfaz web con consola DevTools limpia</w:t>
       </w:r>
     </w:p>
     <w:p>
@@ -13746,14 +14702,14 @@
       <w:r>
         <w:drawing>
           <wp:inline>
-            <wp:extent cx="5600700" cy="3009189"/>
+            <wp:extent cx="5600700" cy="3439961"/>
             <wp:effectExtent b="0" l="0" r="0" t="0"/>
-            <wp:docPr descr="Changesets de Liquibase ejecutados" title="" id="101" name="Picture"/>
+            <wp:docPr descr="Web en producción con la consola sin errores" title="" id="101" name="Picture"/>
             <a:graphic>
               <a:graphicData uri="http://schemas.openxmlformats.org/drawingml/2006/picture">
                 <pic:pic>
                   <pic:nvPicPr>
-                    <pic:cNvPr descr="capturas/5.4.5-migraciones.png" id="102" name="Picture"/>
+                    <pic:cNvPr descr="capturas/5.4.4-web-devtools.png" id="102" name="Picture"/>
                     <pic:cNvPicPr>
                       <a:picLocks noChangeArrowheads="1" noChangeAspect="1"/>
                     </pic:cNvPicPr>
@@ -13767,7 +14723,7 @@
                   <pic:spPr bwMode="auto">
                     <a:xfrm>
                       <a:off x="0" y="0"/>
-                      <a:ext cx="5600700" cy="3009189"/>
+                      <a:ext cx="5600700" cy="3439961"/>
                     </a:xfrm>
                     <a:prstGeom prst="rect">
                       <a:avLst/>
@@ -13795,7 +14751,76 @@
           <w:i/>
           <w:iCs/>
         </w:rPr>
-        <w:t xml:space="preserve">Últimas migraciones (hasta la 038), 143 changesets</w:t>
+        <w:t xml:space="preserve">Portada en producción por HTTPS (TLS 1.3, certificado de Let's Encrypt vigente hasta el 14-01-2027). Al cargar: 0 errores y 0 advertencias en la consola, y 0 respuestas con error.</w:t>
+      </w:r>
+    </w:p>
+    <w:bookmarkEnd w:id="103"/>
+    <w:bookmarkStart w:id="107" w:name="X1042294c06fd8753c4b727cd11a05ca9d9bab04"/>
+    <w:p>
+      <w:pPr>
+        <w:pStyle w:val="Ttulo4"/>
+      </w:pPr>
+      <w:r>
+        <w:t xml:space="preserve">5.4.5 Captura de registro de migración exitosa en base de datos</w:t>
+      </w:r>
+    </w:p>
+    <w:p>
+      <w:pPr>
+        <w:pStyle w:val="FirstParagraph"/>
+      </w:pPr>
+      <w:r>
+        <w:drawing>
+          <wp:inline>
+            <wp:extent cx="5600700" cy="4749740"/>
+            <wp:effectExtent b="0" l="0" r="0" t="0"/>
+            <wp:docPr descr="Changesets de Liquibase ejecutados" title="" id="105" name="Picture"/>
+            <a:graphic>
+              <a:graphicData uri="http://schemas.openxmlformats.org/drawingml/2006/picture">
+                <pic:pic>
+                  <pic:nvPicPr>
+                    <pic:cNvPr descr="capturas/5.4.5-migraciones.png" id="106" name="Picture"/>
+                    <pic:cNvPicPr>
+                      <a:picLocks noChangeArrowheads="1" noChangeAspect="1"/>
+                    </pic:cNvPicPr>
+                  </pic:nvPicPr>
+                  <pic:blipFill>
+                    <a:blip r:embed="rId104"/>
+                    <a:stretch>
+                      <a:fillRect/>
+                    </a:stretch>
+                  </pic:blipFill>
+                  <pic:spPr bwMode="auto">
+                    <a:xfrm>
+                      <a:off x="0" y="0"/>
+                      <a:ext cx="5600700" cy="4749740"/>
+                    </a:xfrm>
+                    <a:prstGeom prst="rect">
+                      <a:avLst/>
+                    </a:prstGeom>
+                    <a:noFill/>
+                    <a:ln w="9525">
+                      <a:noFill/>
+                      <a:headEnd/>
+                      <a:tailEnd/>
+                    </a:ln>
+                  </pic:spPr>
+                </pic:pic>
+              </a:graphicData>
+            </a:graphic>
+          </wp:inline>
+        </w:drawing>
+      </w:r>
+    </w:p>
+    <w:p>
+      <w:pPr>
+        <w:pStyle w:val="BodyText"/>
+      </w:pPr>
+      <w:r>
+        <w:rPr>
+          <w:i/>
+          <w:iCs/>
+        </w:rPr>
+        <w:t xml:space="preserve">La 039 (aceptación de los documentos legales) quedó aplicada el 19-10-2026; hay 144 changesets</w:t>
       </w:r>
       <w:r>
         <w:rPr>
@@ -13824,7 +14849,7 @@
           <w:i/>
           <w:iCs/>
         </w:rPr>
-        <w:t xml:space="preserve">en los 6 historiales y las tablas por esquema.</w:t>
+        <w:t xml:space="preserve">en los 6 historiales y 57 tablas en los 9 esquemas.</w:t>
       </w:r>
     </w:p>
     <w:p>
@@ -13851,7 +14876,7 @@
         <w:pStyle w:val="Compact"/>
         <w:numPr>
           <w:ilvl w:val="0"/>
-          <w:numId w:val="1024"/>
+          <w:numId w:val="1025"/>
         </w:numPr>
       </w:pPr>
       <w:r>
@@ -13869,7 +14894,7 @@
         <w:pStyle w:val="Compact"/>
         <w:numPr>
           <w:ilvl w:val="0"/>
-          <w:numId w:val="1024"/>
+          <w:numId w:val="1025"/>
         </w:numPr>
       </w:pPr>
       <w:r>
@@ -13887,7 +14912,7 @@
         <w:pStyle w:val="Compact"/>
         <w:numPr>
           <w:ilvl w:val="0"/>
-          <w:numId w:val="1024"/>
+          <w:numId w:val="1025"/>
         </w:numPr>
       </w:pPr>
       <w:r>
@@ -13900,10 +14925,10 @@
         <w:t xml:space="preserve">: arquitectura (ADR), OpenAPI y eventos.</w:t>
       </w:r>
     </w:p>
-    <w:bookmarkEnd w:id="103"/>
-    <w:bookmarkEnd w:id="104"/>
-    <w:bookmarkEnd w:id="105"/>
-    <w:bookmarkEnd w:id="106"/>
+    <w:bookmarkEnd w:id="107"/>
+    <w:bookmarkEnd w:id="108"/>
+    <w:bookmarkEnd w:id="109"/>
+    <w:bookmarkEnd w:id="110"/>
     <w:sectPr>
       <w:pgSz w:h="15840" w:w="12240"/>
       <w:pgMar w:bottom="1417" w:footer="708" w:gutter="0" w:header="708" w:left="1701" w:right="1701" w:top="1417"/>
@@ -17434,6 +18459,9 @@
     <w:abstractNumId w:val="991"/>
   </w:num>
   <w:num w:numId="1013">
+    <w:abstractNumId w:val="991"/>
+  </w:num>
+  <w:num w:numId="1014">
     <w:abstractNumId w:val="99411"/>
     <w:lvlOverride w:ilvl="0">
       <w:startOverride w:val="1"/>
@@ -17463,10 +18491,10 @@
       <w:startOverride w:val="1"/>
     </w:lvlOverride>
   </w:num>
-  <w:num w:numId="1014">
+  <w:num w:numId="1015">
     <w:abstractNumId w:val="991"/>
   </w:num>
-  <w:num w:numId="1015">
+  <w:num w:numId="1016">
     <w:abstractNumId w:val="99411"/>
     <w:lvlOverride w:ilvl="0">
       <w:startOverride w:val="1"/>
@@ -17496,41 +18524,11 @@
       <w:startOverride w:val="1"/>
     </w:lvlOverride>
   </w:num>
-  <w:num w:numId="1016">
-    <w:abstractNumId w:val="991"/>
-  </w:num>
   <w:num w:numId="1017">
     <w:abstractNumId w:val="991"/>
   </w:num>
   <w:num w:numId="1018">
-    <w:abstractNumId w:val="99411"/>
-    <w:lvlOverride w:ilvl="0">
-      <w:startOverride w:val="1"/>
-    </w:lvlOverride>
-    <w:lvlOverride w:ilvl="1">
-      <w:startOverride w:val="1"/>
-    </w:lvlOverride>
-    <w:lvlOverride w:ilvl="2">
-      <w:startOverride w:val="1"/>
-    </w:lvlOverride>
-    <w:lvlOverride w:ilvl="3">
-      <w:startOverride w:val="1"/>
-    </w:lvlOverride>
-    <w:lvlOverride w:ilvl="4">
-      <w:startOverride w:val="1"/>
-    </w:lvlOverride>
-    <w:lvlOverride w:ilvl="5">
-      <w:startOverride w:val="1"/>
-    </w:lvlOverride>
-    <w:lvlOverride w:ilvl="6">
-      <w:startOverride w:val="1"/>
-    </w:lvlOverride>
-    <w:lvlOverride w:ilvl="7">
-      <w:startOverride w:val="1"/>
-    </w:lvlOverride>
-    <w:lvlOverride w:ilvl="8">
-      <w:startOverride w:val="1"/>
-    </w:lvlOverride>
+    <w:abstractNumId w:val="991"/>
   </w:num>
   <w:num w:numId="1019">
     <w:abstractNumId w:val="99411"/>
@@ -17563,7 +18561,34 @@
     </w:lvlOverride>
   </w:num>
   <w:num w:numId="1020">
-    <w:abstractNumId w:val="991"/>
+    <w:abstractNumId w:val="99411"/>
+    <w:lvlOverride w:ilvl="0">
+      <w:startOverride w:val="1"/>
+    </w:lvlOverride>
+    <w:lvlOverride w:ilvl="1">
+      <w:startOverride w:val="1"/>
+    </w:lvlOverride>
+    <w:lvlOverride w:ilvl="2">
+      <w:startOverride w:val="1"/>
+    </w:lvlOverride>
+    <w:lvlOverride w:ilvl="3">
+      <w:startOverride w:val="1"/>
+    </w:lvlOverride>
+    <w:lvlOverride w:ilvl="4">
+      <w:startOverride w:val="1"/>
+    </w:lvlOverride>
+    <w:lvlOverride w:ilvl="5">
+      <w:startOverride w:val="1"/>
+    </w:lvlOverride>
+    <w:lvlOverride w:ilvl="6">
+      <w:startOverride w:val="1"/>
+    </w:lvlOverride>
+    <w:lvlOverride w:ilvl="7">
+      <w:startOverride w:val="1"/>
+    </w:lvlOverride>
+    <w:lvlOverride w:ilvl="8">
+      <w:startOverride w:val="1"/>
+    </w:lvlOverride>
   </w:num>
   <w:num w:numId="1021">
     <w:abstractNumId w:val="991"/>
@@ -17575,6 +18600,9 @@
     <w:abstractNumId w:val="991"/>
   </w:num>
   <w:num w:numId="1024">
+    <w:abstractNumId w:val="991"/>
+  </w:num>
+  <w:num w:numId="1025">
     <w:abstractNumId w:val="991"/>
   </w:num>
 </w:numbering>
@@ -18501,6 +19529,232 @@
     <w:basedOn w:val="VerbatimChar"/>
     <w:rPr/>
   </w:style>
+  <w:style w:customStyle="1" w:styleId="KeywordTok" w:type="character">
+    <w:name w:val="KeywordTok"/>
+    <w:basedOn w:val="VerbatimChar"/>
+    <w:rPr>
+      <w:b/>
+      <w:color w:val="007020"/>
+    </w:rPr>
+  </w:style>
+  <w:style w:customStyle="1" w:styleId="DataTypeTok" w:type="character">
+    <w:name w:val="DataTypeTok"/>
+    <w:basedOn w:val="VerbatimChar"/>
+    <w:rPr>
+      <w:color w:val="902000"/>
+    </w:rPr>
+  </w:style>
+  <w:style w:customStyle="1" w:styleId="DecValTok" w:type="character">
+    <w:name w:val="DecValTok"/>
+    <w:basedOn w:val="VerbatimChar"/>
+    <w:rPr>
+      <w:color w:val="40a070"/>
+    </w:rPr>
+  </w:style>
+  <w:style w:customStyle="1" w:styleId="BaseNTok" w:type="character">
+    <w:name w:val="BaseNTok"/>
+    <w:basedOn w:val="VerbatimChar"/>
+    <w:rPr>
+      <w:color w:val="40a070"/>
+    </w:rPr>
+  </w:style>
+  <w:style w:customStyle="1" w:styleId="FloatTok" w:type="character">
+    <w:name w:val="FloatTok"/>
+    <w:basedOn w:val="VerbatimChar"/>
+    <w:rPr>
+      <w:color w:val="40a070"/>
+    </w:rPr>
+  </w:style>
+  <w:style w:customStyle="1" w:styleId="ConstantTok" w:type="character">
+    <w:name w:val="ConstantTok"/>
+    <w:basedOn w:val="VerbatimChar"/>
+    <w:rPr>
+      <w:color w:val="880000"/>
+    </w:rPr>
+  </w:style>
+  <w:style w:customStyle="1" w:styleId="CharTok" w:type="character">
+    <w:name w:val="CharTok"/>
+    <w:basedOn w:val="VerbatimChar"/>
+    <w:rPr>
+      <w:color w:val="4070a0"/>
+    </w:rPr>
+  </w:style>
+  <w:style w:customStyle="1" w:styleId="SpecialCharTok" w:type="character">
+    <w:name w:val="SpecialCharTok"/>
+    <w:basedOn w:val="VerbatimChar"/>
+    <w:rPr>
+      <w:color w:val="4070a0"/>
+    </w:rPr>
+  </w:style>
+  <w:style w:customStyle="1" w:styleId="StringTok" w:type="character">
+    <w:name w:val="StringTok"/>
+    <w:basedOn w:val="VerbatimChar"/>
+    <w:rPr>
+      <w:color w:val="4070a0"/>
+    </w:rPr>
+  </w:style>
+  <w:style w:customStyle="1" w:styleId="VerbatimStringTok" w:type="character">
+    <w:name w:val="VerbatimStringTok"/>
+    <w:basedOn w:val="VerbatimChar"/>
+    <w:rPr>
+      <w:color w:val="4070a0"/>
+    </w:rPr>
+  </w:style>
+  <w:style w:customStyle="1" w:styleId="SpecialStringTok" w:type="character">
+    <w:name w:val="SpecialStringTok"/>
+    <w:basedOn w:val="VerbatimChar"/>
+    <w:rPr>
+      <w:color w:val="bb6688"/>
+    </w:rPr>
+  </w:style>
+  <w:style w:customStyle="1" w:styleId="ImportTok" w:type="character">
+    <w:name w:val="ImportTok"/>
+    <w:basedOn w:val="VerbatimChar"/>
+    <w:rPr>
+      <w:b/>
+      <w:color w:val="008000"/>
+    </w:rPr>
+  </w:style>
+  <w:style w:customStyle="1" w:styleId="CommentTok" w:type="character">
+    <w:name w:val="CommentTok"/>
+    <w:basedOn w:val="VerbatimChar"/>
+    <w:rPr>
+      <w:i/>
+      <w:color w:val="60a0b0"/>
+    </w:rPr>
+  </w:style>
+  <w:style w:customStyle="1" w:styleId="DocumentationTok" w:type="character">
+    <w:name w:val="DocumentationTok"/>
+    <w:basedOn w:val="VerbatimChar"/>
+    <w:rPr>
+      <w:i/>
+      <w:color w:val="ba2121"/>
+    </w:rPr>
+  </w:style>
+  <w:style w:customStyle="1" w:styleId="AnnotationTok" w:type="character">
+    <w:name w:val="AnnotationTok"/>
+    <w:basedOn w:val="VerbatimChar"/>
+    <w:rPr>
+      <w:b/>
+      <w:i/>
+      <w:color w:val="60a0b0"/>
+    </w:rPr>
+  </w:style>
+  <w:style w:customStyle="1" w:styleId="CommentVarTok" w:type="character">
+    <w:name w:val="CommentVarTok"/>
+    <w:basedOn w:val="VerbatimChar"/>
+    <w:rPr>
+      <w:b/>
+      <w:i/>
+      <w:color w:val="60a0b0"/>
+    </w:rPr>
+  </w:style>
+  <w:style w:customStyle="1" w:styleId="OtherTok" w:type="character">
+    <w:name w:val="OtherTok"/>
+    <w:basedOn w:val="VerbatimChar"/>
+    <w:rPr>
+      <w:color w:val="007020"/>
+    </w:rPr>
+  </w:style>
+  <w:style w:customStyle="1" w:styleId="FunctionTok" w:type="character">
+    <w:name w:val="FunctionTok"/>
+    <w:basedOn w:val="VerbatimChar"/>
+    <w:rPr>
+      <w:color w:val="06287e"/>
+    </w:rPr>
+  </w:style>
+  <w:style w:customStyle="1" w:styleId="VariableTok" w:type="character">
+    <w:name w:val="VariableTok"/>
+    <w:basedOn w:val="VerbatimChar"/>
+    <w:rPr>
+      <w:color w:val="19177c"/>
+    </w:rPr>
+  </w:style>
+  <w:style w:customStyle="1" w:styleId="ControlFlowTok" w:type="character">
+    <w:name w:val="ControlFlowTok"/>
+    <w:basedOn w:val="VerbatimChar"/>
+    <w:rPr>
+      <w:b/>
+      <w:color w:val="007020"/>
+    </w:rPr>
+  </w:style>
+  <w:style w:customStyle="1" w:styleId="OperatorTok" w:type="character">
+    <w:name w:val="OperatorTok"/>
+    <w:basedOn w:val="VerbatimChar"/>
+    <w:rPr>
+      <w:color w:val="666666"/>
+    </w:rPr>
+  </w:style>
+  <w:style w:customStyle="1" w:styleId="BuiltInTok" w:type="character">
+    <w:name w:val="BuiltInTok"/>
+    <w:basedOn w:val="VerbatimChar"/>
+    <w:rPr>
+      <w:color w:val="008000"/>
+    </w:rPr>
+  </w:style>
+  <w:style w:customStyle="1" w:styleId="ExtensionTok" w:type="character">
+    <w:name w:val="ExtensionTok"/>
+    <w:basedOn w:val="VerbatimChar"/>
+    <w:rPr/>
+  </w:style>
+  <w:style w:customStyle="1" w:styleId="PreprocessorTok" w:type="character">
+    <w:name w:val="PreprocessorTok"/>
+    <w:basedOn w:val="VerbatimChar"/>
+    <w:rPr>
+      <w:color w:val="bc7a00"/>
+    </w:rPr>
+  </w:style>
+  <w:style w:customStyle="1" w:styleId="AttributeTok" w:type="character">
+    <w:name w:val="AttributeTok"/>
+    <w:basedOn w:val="VerbatimChar"/>
+    <w:rPr>
+      <w:color w:val="7d9029"/>
+    </w:rPr>
+  </w:style>
+  <w:style w:customStyle="1" w:styleId="RegionMarkerTok" w:type="character">
+    <w:name w:val="RegionMarkerTok"/>
+    <w:basedOn w:val="VerbatimChar"/>
+    <w:rPr/>
+  </w:style>
+  <w:style w:customStyle="1" w:styleId="InformationTok" w:type="character">
+    <w:name w:val="InformationTok"/>
+    <w:basedOn w:val="VerbatimChar"/>
+    <w:rPr>
+      <w:b/>
+      <w:i/>
+      <w:color w:val="60a0b0"/>
+    </w:rPr>
+  </w:style>
+  <w:style w:customStyle="1" w:styleId="WarningTok" w:type="character">
+    <w:name w:val="WarningTok"/>
+    <w:basedOn w:val="VerbatimChar"/>
+    <w:rPr>
+      <w:b/>
+      <w:i/>
+      <w:color w:val="60a0b0"/>
+    </w:rPr>
+  </w:style>
+  <w:style w:customStyle="1" w:styleId="AlertTok" w:type="character">
+    <w:name w:val="AlertTok"/>
+    <w:basedOn w:val="VerbatimChar"/>
+    <w:rPr>
+      <w:b/>
+      <w:color w:val="ff0000"/>
+    </w:rPr>
+  </w:style>
+  <w:style w:customStyle="1" w:styleId="ErrorTok" w:type="character">
+    <w:name w:val="ErrorTok"/>
+    <w:basedOn w:val="VerbatimChar"/>
+    <w:rPr>
+      <w:b/>
+      <w:color w:val="ff0000"/>
+    </w:rPr>
+  </w:style>
+  <w:style w:customStyle="1" w:styleId="NormalTok" w:type="character">
+    <w:name w:val="NormalTok"/>
+    <w:basedOn w:val="VerbatimChar"/>
+    <w:rPr/>
+  </w:style>
   <w:style w:type="character" w:customStyle="1" w:styleId="KeywordTok">
     <w:name w:val="KeywordTok"/>
     <w:basedOn w:val="VerbatimChar"/>

--- a/07_PROCEDIMIENTO_DE_IMPLEMENTACION/ES/WORD/07_Documento_De_Despliegue.docx
+++ b/07_PROCEDIMIENTO_DE_IMPLEMENTACION/ES/WORD/07_Documento_De_Despliegue.docx
@@ -2,7 +2,7 @@
 <file path=word/document.xml><?xml version="1.0" encoding="utf-8"?>
 <w:document xmlns:w="http://schemas.openxmlformats.org/wordprocessingml/2006/main" xmlns:m="http://schemas.openxmlformats.org/officeDocument/2006/math" xmlns:r="http://schemas.openxmlformats.org/officeDocument/2006/relationships" xmlns:o="urn:schemas-microsoft-com:office:office" xmlns:v="urn:schemas-microsoft-com:vml" xmlns:w10="urn:schemas-microsoft-com:office:word" xmlns:a="http://schemas.openxmlformats.org/drawingml/2006/main" xmlns:pic="http://schemas.openxmlformats.org/drawingml/2006/picture" xmlns:wp="http://schemas.openxmlformats.org/drawingml/2006/wordprocessingDrawing">
   <w:body>
-    <w:bookmarkStart w:id="112" w:name="X270f83e8c4d78e86e12ba638e477168c7a30dac"/>
+    <w:bookmarkStart w:id="110" w:name="X270f83e8c4d78e86e12ba638e477168c7a30dac"/>
     <w:p>
       <w:pPr>
         <w:pStyle w:val="Heading1"/>
@@ -134,7 +134,7 @@
       </w:r>
     </w:p>
     <w:bookmarkEnd w:id="9"/>
-    <w:bookmarkStart w:id="30" w:name="X38d4ea7d5247b15217a422273b04bea9608157e"/>
+    <w:bookmarkStart w:id="31" w:name="X38d4ea7d5247b15217a422273b04bea9608157e"/>
     <w:p>
       <w:pPr>
         <w:pStyle w:val="Heading2"/>
@@ -265,13 +265,79 @@
               <w:pStyle w:val="Compact"/>
             </w:pPr>
             <w:r>
+              <w:t xml:space="preserve">Al 27-10-2026:</w:t>
+            </w:r>
+            <w:r>
+              <w:t xml:space="preserve"> </w:t>
+            </w:r>
+            <w:r>
               <w:rPr>
                 <w:rStyle w:val="VerbatimChar"/>
               </w:rPr>
+              <w:t xml:space="preserve">v1.1.0</w:t>
+            </w:r>
+            <w:r>
+              <w:t xml:space="preserve"> </w:t>
+            </w:r>
+            <w:r>
+              <w:t xml:space="preserve">en api-gateway, security, operations y notification;</w:t>
+            </w:r>
+            <w:r>
+              <w:t xml:space="preserve"> </w:t>
+            </w:r>
+            <w:r>
+              <w:rPr>
+                <w:rStyle w:val="VerbatimChar"/>
+              </w:rPr>
+              <w:t xml:space="preserve">v1.1.1</w:t>
+            </w:r>
+            <w:r>
+              <w:t xml:space="preserve"> </w:t>
+            </w:r>
+            <w:r>
+              <w:t xml:space="preserve">en customer y booking, y</w:t>
+            </w:r>
+            <w:r>
+              <w:t xml:space="preserve"> </w:t>
+            </w:r>
+            <w:r>
+              <w:rPr>
+                <w:rStyle w:val="VerbatimChar"/>
+              </w:rPr>
+              <w:t xml:space="preserve">v1.1.2</w:t>
+            </w:r>
+            <w:r>
+              <w:t xml:space="preserve"> </w:t>
+            </w:r>
+            <w:r>
+              <w:t xml:space="preserve">en la web, payment-service, infra y la app móvil (esta última solo con un texto corregido, que llegó a los celulares por internet). Todas están en</w:t>
+            </w:r>
+            <w:r>
+              <w:t xml:space="preserve"> </w:t>
+            </w:r>
+            <w:r>
+              <w:rPr>
+                <w:rStyle w:val="VerbatimChar"/>
+              </w:rPr>
+              <w:t xml:space="preserve">main</w:t>
+            </w:r>
+            <w:r>
+              <w:t xml:space="preserve">, protegida en los 10 repositorios (PR con una aprobación de otro integrante y el CI en verde). Antes:</w:t>
+            </w:r>
+            <w:r>
+              <w:t xml:space="preserve"> </w:t>
+            </w:r>
+            <w:r>
+              <w:rPr>
+                <w:rStyle w:val="VerbatimChar"/>
+              </w:rPr>
               <w:t xml:space="preserve">v1.0.0</w:t>
             </w:r>
             <w:r>
-              <w:t xml:space="preserve">, creada el 23-10-2026 en 8 repositorios (web, api-gateway, security, customer, booking, operations, notification e infra), donde</w:t>
+              <w:t xml:space="preserve"> </w:t>
+            </w:r>
+            <w:r>
+              <w:t xml:space="preserve">(23-10-2026 en 8 repositorios y 24-10-2026 en payment-service),</w:t>
             </w:r>
             <w:r>
               <w:t xml:space="preserve"> </w:t>
@@ -280,13 +346,91 @@
               <w:rPr>
                 <w:rStyle w:val="VerbatimChar"/>
               </w:rPr>
+              <w:t xml:space="preserve">v1.1.0</w:t>
+            </w:r>
+            <w:r>
+              <w:t xml:space="preserve"> </w:t>
+            </w:r>
+            <w:r>
+              <w:t xml:space="preserve">en los 10 y</w:t>
+            </w:r>
+            <w:r>
+              <w:t xml:space="preserve"> </w:t>
+            </w:r>
+            <w:r>
+              <w:rPr>
+                <w:rStyle w:val="VerbatimChar"/>
+              </w:rPr>
+              <w:t xml:space="preserve">v1.1.1</w:t>
+            </w:r>
+            <w:r>
+              <w:t xml:space="preserve"> </w:t>
+            </w:r>
+            <w:r>
+              <w:t xml:space="preserve">en la web, la app móvil, payment-service e infra el 26-10-2026 (1.3.12), y</w:t>
+            </w:r>
+            <w:r>
+              <w:t xml:space="preserve"> </w:t>
+            </w:r>
+            <w:r>
+              <w:rPr>
+                <w:rStyle w:val="VerbatimChar"/>
+              </w:rPr>
+              <w:t xml:space="preserve">v1.1.1</w:t>
+            </w:r>
+            <w:r>
+              <w:t xml:space="preserve"> </w:t>
+            </w:r>
+            <w:r>
+              <w:t xml:space="preserve">en customer y booking y</w:t>
+            </w:r>
+            <w:r>
+              <w:t xml:space="preserve"> </w:t>
+            </w:r>
+            <w:r>
+              <w:rPr>
+                <w:rStyle w:val="VerbatimChar"/>
+              </w:rPr>
+              <w:t xml:space="preserve">v1.1.2</w:t>
+            </w:r>
+            <w:r>
+              <w:t xml:space="preserve"> </w:t>
+            </w:r>
+            <w:r>
+              <w:t xml:space="preserve">en la web, payment-service e infra el 27-10-2026 (1.3.13)</w:t>
+            </w:r>
+          </w:p>
+        </w:tc>
+      </w:tr>
+      <w:tr>
+        <w:tc>
+          <w:tcPr/>
+          <w:p>
+            <w:pPr>
+              <w:pStyle w:val="Compact"/>
+            </w:pPr>
+            <w:r>
+              <w:t xml:space="preserve">Rama desplegada</w:t>
+            </w:r>
+          </w:p>
+        </w:tc>
+        <w:tc>
+          <w:tcPr/>
+          <w:p>
+            <w:pPr>
+              <w:pStyle w:val="Compact"/>
+            </w:pPr>
+            <w:r>
+              <w:rPr>
+                <w:rStyle w:val="VerbatimChar"/>
+              </w:rPr>
               <w:t xml:space="preserve">main</w:t>
             </w:r>
             <w:r>
               <w:t xml:space="preserve"> </w:t>
             </w:r>
             <w:r>
-              <w:t xml:space="preserve">quedó igual a</w:t>
+              <w:t xml:space="preserve">en los 9 repositorios del servidor desde el 26-10-2026, payment-service incluido (desde</w:t>
             </w:r>
             <w:r>
               <w:t xml:space="preserve"> </w:t>
@@ -295,13 +439,13 @@
               <w:rPr>
                 <w:rStyle w:val="VerbatimChar"/>
               </w:rPr>
-              <w:t xml:space="preserve">develop</w:t>
-            </w:r>
-            <w:r>
-              <w:t xml:space="preserve"> </w:t>
-            </w:r>
-            <w:r>
-              <w:t xml:space="preserve">en ese momento. payment-service tiene</w:t>
+              <w:t xml:space="preserve">v1.1.1</w:t>
+            </w:r>
+            <w:r>
+              <w:t xml:space="preserve"> </w:t>
+            </w:r>
+            <w:r>
+              <w:t xml:space="preserve">de infra ya no está en</w:t>
             </w:r>
             <w:r>
               <w:t xml:space="preserve"> </w:t>
@@ -310,13 +454,10 @@
               <w:rPr>
                 <w:rStyle w:val="VerbatimChar"/>
               </w:rPr>
-              <w:t xml:space="preserve">v1.0.0</w:t>
-            </w:r>
-            <w:r>
-              <w:t xml:space="preserve"> </w:t>
-            </w:r>
-            <w:r>
-              <w:t xml:space="preserve">desde el 24-10-2026: ese día se fusionó su PR #2</w:t>
+              <w:t xml:space="preserve">DEVELOP_ONLY</w:t>
+            </w:r>
+            <w:r>
+              <w:t xml:space="preserve">). El despliegue continuo actualiza el servidor con cada fusión aprobada a</w:t>
             </w:r>
             <w:r>
               <w:t xml:space="preserve"> </w:t>
@@ -325,307 +466,75 @@
               <w:rPr>
                 <w:rStyle w:val="VerbatimChar"/>
               </w:rPr>
-              <w:t xml:space="preserve">develop</w:t>
-            </w:r>
-            <w:r>
-              <w:t xml:space="preserve"> </w:t>
-            </w:r>
-            <w:r>
-              <w:t xml:space="preserve">→</w:t>
-            </w:r>
-            <w:r>
-              <w:t xml:space="preserve"> </w:t>
-            </w:r>
-            <w:r>
-              <w:rPr>
-                <w:rStyle w:val="VerbatimChar"/>
-              </w:rPr>
               <w:t xml:space="preserve">main</w:t>
             </w:r>
             <w:r>
               <w:t xml:space="preserve"> </w:t>
             </w:r>
             <w:r>
-              <w:t xml:space="preserve">y la etiqueta quedó sobre ese</w:t>
-            </w:r>
-            <w:r>
-              <w:t xml:space="preserve"> </w:t>
-            </w:r>
-            <w:r>
-              <w:rPr>
-                <w:rStyle w:val="VerbatimChar"/>
-              </w:rPr>
-              <w:t xml:space="preserve">main</w:t>
-            </w:r>
-            <w:r>
-              <w:t xml:space="preserve"> </w:t>
-            </w:r>
-            <w:r>
-              <w:t xml:space="preserve">(</w:t>
-            </w:r>
-            <w:r>
-              <w:rPr>
-                <w:rStyle w:val="VerbatimChar"/>
-              </w:rPr>
-              <w:t xml:space="preserve">2deac9e</w:t>
-            </w:r>
-            <w:r>
-              <w:t xml:space="preserve">), que incluye todo su</w:t>
-            </w:r>
-            <w:r>
-              <w:t xml:space="preserve"> </w:t>
-            </w:r>
-            <w:r>
-              <w:rPr>
-                <w:rStyle w:val="VerbatimChar"/>
-              </w:rPr>
-              <w:t xml:space="preserve">develop</w:t>
-            </w:r>
-            <w:r>
-              <w:t xml:space="preserve">.</w:t>
-            </w:r>
-            <w:r>
-              <w:t xml:space="preserve"> </w:t>
-            </w:r>
+              <w:t xml:space="preserve">(4.3.4); las últimas corridas, del 27-10-2026, están en 1.3.13</w:t>
+            </w:r>
+          </w:p>
+        </w:tc>
+      </w:tr>
+      <w:tr>
+        <w:tc>
+          <w:tcPr/>
+          <w:p>
+            <w:pPr>
+              <w:pStyle w:val="Compact"/>
+            </w:pPr>
+            <w:r>
+              <w:t xml:space="preserve">Versión de la app móvil</w:t>
+            </w:r>
+          </w:p>
+        </w:tc>
+        <w:tc>
+          <w:tcPr/>
+          <w:p>
+            <w:pPr>
+              <w:pStyle w:val="Compact"/>
+            </w:pPr>
             <w:r>
               <w:rPr>
                 <w:b/>
                 <w:bCs/>
               </w:rPr>
-              <w:t xml:space="preserve">Pendiente:</w:t>
-            </w:r>
-            <w:r>
-              <w:t xml:space="preserve"> </w:t>
-            </w:r>
-            <w:r>
-              <w:t xml:space="preserve">la app móvil (PR #1 «Release v1.1.0» abierto; su</w:t>
-            </w:r>
-            <w:r>
-              <w:t xml:space="preserve"> </w:t>
-            </w:r>
-            <w:r>
-              <w:rPr>
-                <w:rStyle w:val="VerbatimChar"/>
-              </w:rPr>
-              <w:t xml:space="preserve">main</w:t>
-            </w:r>
-            <w:r>
-              <w:t xml:space="preserve"> </w:t>
-            </w:r>
-            <w:r>
-              <w:t xml:space="preserve">es del 06-07-2026). Después de la etiqueta,</w:t>
-            </w:r>
-            <w:r>
-              <w:t xml:space="preserve"> </w:t>
-            </w:r>
-            <w:r>
-              <w:rPr>
-                <w:rStyle w:val="VerbatimChar"/>
-              </w:rPr>
-              <w:t xml:space="preserve">develop</w:t>
-            </w:r>
-            <w:r>
-              <w:t xml:space="preserve"> </w:t>
-            </w:r>
-            <w:r>
-              <w:t xml:space="preserve">volvió a avanzar con los arreglos del 23-10-2026 (1.3.8) y las 128 ramas del 24-10-2026 (1.3.9), que saldrán en</w:t>
-            </w:r>
-            <w:r>
-              <w:t xml:space="preserve"> </w:t>
-            </w:r>
-            <w:r>
-              <w:rPr>
-                <w:rStyle w:val="VerbatimChar"/>
-              </w:rPr>
-              <w:t xml:space="preserve">v1.1.0</w:t>
-            </w:r>
-            <w:r>
-              <w:t xml:space="preserve">. El PR #2 de payment se fusionó el 24-10-2026, con el CI y SonarCloud en verde</w:t>
-            </w:r>
-          </w:p>
-        </w:tc>
-      </w:tr>
-      <w:tr>
-        <w:tc>
-          <w:tcPr/>
-          <w:p>
-            <w:pPr>
-              <w:pStyle w:val="Compact"/>
-            </w:pPr>
-            <w:r>
-              <w:t xml:space="preserve">Rama desplegada</w:t>
-            </w:r>
-          </w:p>
-        </w:tc>
-        <w:tc>
-          <w:tcPr/>
-          <w:p>
-            <w:pPr>
-              <w:pStyle w:val="Compact"/>
-            </w:pPr>
-            <w:r>
-              <w:rPr>
-                <w:rStyle w:val="VerbatimChar"/>
-              </w:rPr>
-              <w:t xml:space="preserve">develop</w:t>
-            </w:r>
-            <w:r>
-              <w:t xml:space="preserve"> </w:t>
-            </w:r>
-            <w:r>
-              <w:t xml:space="preserve">del 24-10-2026 en los 9 repositorios del servidor, desplegado ese día (1.3.9). Hasta liberar</w:t>
-            </w:r>
-            <w:r>
-              <w:t xml:space="preserve"> </w:t>
-            </w:r>
-            <w:r>
-              <w:rPr>
-                <w:rStyle w:val="VerbatimChar"/>
-              </w:rPr>
-              <w:t xml:space="preserve">v1.1.0</w:t>
-            </w:r>
-            <w:r>
-              <w:t xml:space="preserve"> </w:t>
-            </w:r>
-            <w:r>
-              <w:t xml:space="preserve">cada actualización se lanza con</w:t>
-            </w:r>
-            <w:r>
-              <w:t xml:space="preserve"> </w:t>
-            </w:r>
-            <w:r>
-              <w:rPr>
-                <w:rStyle w:val="VerbatimChar"/>
-              </w:rPr>
-              <w:t xml:space="preserve">BRANCH=develop</w:t>
-            </w:r>
-            <w:r>
-              <w:t xml:space="preserve">: con</w:t>
-            </w:r>
-            <w:r>
-              <w:t xml:space="preserve"> </w:t>
-            </w:r>
-            <w:r>
-              <w:rPr>
-                <w:rStyle w:val="VerbatimChar"/>
-              </w:rPr>
-              <w:t xml:space="preserve">main</w:t>
-            </w:r>
-            <w:r>
-              <w:t xml:space="preserve">, la protección de</w:t>
-            </w:r>
-            <w:r>
-              <w:t xml:space="preserve"> </w:t>
-            </w:r>
-            <w:r>
-              <w:rPr>
-                <w:rStyle w:val="VerbatimChar"/>
-              </w:rPr>
-              <w:t xml:space="preserve">setup-server.sh</w:t>
-            </w:r>
-            <w:r>
-              <w:t xml:space="preserve"> </w:t>
-            </w:r>
-            <w:r>
-              <w:t xml:space="preserve">se detiene sin tocar nada, porque</w:t>
-            </w:r>
-            <w:r>
-              <w:t xml:space="preserve"> </w:t>
-            </w:r>
-            <w:r>
-              <w:rPr>
-                <w:rStyle w:val="VerbatimChar"/>
-              </w:rPr>
-              <w:t xml:space="preserve">main</w:t>
-            </w:r>
-            <w:r>
-              <w:t xml:space="preserve"> </w:t>
-            </w:r>
-            <w:r>
-              <w:t xml:space="preserve">no contiene lo desplegado. Con</w:t>
-            </w:r>
-            <w:r>
-              <w:t xml:space="preserve"> </w:t>
-            </w:r>
-            <w:r>
-              <w:rPr>
-                <w:rStyle w:val="VerbatimChar"/>
-              </w:rPr>
-              <w:t xml:space="preserve">v1.1.0</w:t>
-            </w:r>
-            <w:r>
-              <w:t xml:space="preserve"> </w:t>
-            </w:r>
-            <w:r>
-              <w:t xml:space="preserve">el servidor pasa a</w:t>
-            </w:r>
-            <w:r>
-              <w:t xml:space="preserve"> </w:t>
-            </w:r>
-            <w:r>
-              <w:rPr>
-                <w:rStyle w:val="VerbatimChar"/>
-              </w:rPr>
-              <w:t xml:space="preserve">main</w:t>
-            </w:r>
-            <w:r>
-              <w:t xml:space="preserve">, salvo payment-service mientras siga en</w:t>
-            </w:r>
-            <w:r>
-              <w:t xml:space="preserve"> </w:t>
-            </w:r>
-            <w:r>
-              <w:rPr>
-                <w:rStyle w:val="VerbatimChar"/>
-              </w:rPr>
-              <w:t xml:space="preserve">DEVELOP_ONLY</w:t>
-            </w:r>
-          </w:p>
-        </w:tc>
-      </w:tr>
-      <w:tr>
-        <w:tc>
-          <w:tcPr/>
-          <w:p>
-            <w:pPr>
-              <w:pStyle w:val="Compact"/>
-            </w:pPr>
-            <w:r>
-              <w:t xml:space="preserve">Versión de la app móvil</w:t>
-            </w:r>
-          </w:p>
-        </w:tc>
-        <w:tc>
-          <w:tcPr/>
-          <w:p>
-            <w:pPr>
-              <w:pStyle w:val="Compact"/>
-            </w:pPr>
+              <w:t xml:space="preserve">1.1.1</w:t>
+            </w:r>
+            <w:r>
+              <w:t xml:space="preserve"> </w:t>
+            </w:r>
+            <w:r>
+              <w:t xml:space="preserve">(versionCode</w:t>
+            </w:r>
+            <w:r>
+              <w:t xml:space="preserve"> </w:t>
+            </w:r>
             <w:r>
               <w:rPr>
                 <w:b/>
                 <w:bCs/>
               </w:rPr>
-              <w:t xml:space="preserve">1.1.0</w:t>
-            </w:r>
-            <w:r>
-              <w:t xml:space="preserve"> </w:t>
-            </w:r>
-            <w:r>
-              <w:t xml:space="preserve">(versionCode</w:t>
-            </w:r>
-            <w:r>
-              <w:t xml:space="preserve"> </w:t>
-            </w:r>
-            <w:r>
-              <w:rPr>
-                <w:b/>
-                <w:bCs/>
-              </w:rPr>
-              <w:t xml:space="preserve">5</w:t>
-            </w:r>
-            <w:r>
-              <w:t xml:space="preserve">), APK publicado el 19-10-2026 + actualizaciones por internet (EAS Update)</w:t>
+              <w:t xml:space="preserve">6</w:t>
+            </w:r>
+            <w:r>
+              <w:t xml:space="preserve">), APK publicado el 26-10-2026 a las 22:39 + actualizaciones por internet (EAS Update); la última, la de</w:t>
+            </w:r>
+            <w:r>
+              <w:t xml:space="preserve"> </w:t>
+            </w:r>
+            <w:r>
+              <w:rPr>
+                <w:rStyle w:val="VerbatimChar"/>
+              </w:rPr>
+              <w:t xml:space="preserve">v1.1.2</w:t>
+            </w:r>
+            <w:r>
+              <w:t xml:space="preserve"> </w:t>
+            </w:r>
+            <w:r>
+              <w:t xml:space="preserve">del 27-10-2026 a las 14:30 (1.3.13)</w:t>
             </w:r>
           </w:p>
         </w:tc>
@@ -981,7 +890,91 @@
               <w:pStyle w:val="Compact"/>
             </w:pPr>
             <w:r>
-              <w:t xml:space="preserve">26-10-2026 hacia las 12:02 (hora de Colombia): booking-service, payment-service y la web desde</w:t>
+              <w:t xml:space="preserve">27-10-2026, por despliegue continuo (1.3.13): a la 01:03 (hora de Colombia) la web</w:t>
+            </w:r>
+            <w:r>
+              <w:t xml:space="preserve"> </w:t>
+            </w:r>
+            <w:r>
+              <w:rPr>
+                <w:rStyle w:val="VerbatimChar"/>
+              </w:rPr>
+              <w:t xml:space="preserve">v1.1.2</w:t>
+            </w:r>
+            <w:r>
+              <w:t xml:space="preserve">, y entre la 01:35 y la 01:37 customer y booking</w:t>
+            </w:r>
+            <w:r>
+              <w:t xml:space="preserve"> </w:t>
+            </w:r>
+            <w:r>
+              <w:rPr>
+                <w:rStyle w:val="VerbatimChar"/>
+              </w:rPr>
+              <w:t xml:space="preserve">v1.1.1</w:t>
+            </w:r>
+            <w:r>
+              <w:t xml:space="preserve"> </w:t>
+            </w:r>
+            <w:r>
+              <w:t xml:space="preserve">y payment-service e infra</w:t>
+            </w:r>
+            <w:r>
+              <w:t xml:space="preserve"> </w:t>
+            </w:r>
+            <w:r>
+              <w:rPr>
+                <w:rStyle w:val="VerbatimChar"/>
+              </w:rPr>
+              <w:t xml:space="preserve">v1.1.2</w:t>
+            </w:r>
+            <w:r>
+              <w:t xml:space="preserve">; todas las corridas que terminaron quedaron en verde, con los servicios sanos y la web y la API respondiendo 200. A las 14:30 la app móvil</w:t>
+            </w:r>
+            <w:r>
+              <w:t xml:space="preserve"> </w:t>
+            </w:r>
+            <w:r>
+              <w:rPr>
+                <w:rStyle w:val="VerbatimChar"/>
+              </w:rPr>
+              <w:t xml:space="preserve">v1.1.2</w:t>
+            </w:r>
+            <w:r>
+              <w:t xml:space="preserve"> </w:t>
+            </w:r>
+            <w:r>
+              <w:t xml:space="preserve">llegó a los celulares por internet. Antes, el 26-10-2026 en la noche:</w:t>
+            </w:r>
+            <w:r>
+              <w:t xml:space="preserve"> </w:t>
+            </w:r>
+            <w:r>
+              <w:rPr>
+                <w:rStyle w:val="VerbatimChar"/>
+              </w:rPr>
+              <w:t xml:space="preserve">v1.1.0</w:t>
+            </w:r>
+            <w:r>
+              <w:t xml:space="preserve"> </w:t>
+            </w:r>
+            <w:r>
+              <w:t xml:space="preserve">y</w:t>
+            </w:r>
+            <w:r>
+              <w:t xml:space="preserve"> </w:t>
+            </w:r>
+            <w:r>
+              <w:rPr>
+                <w:rStyle w:val="VerbatimChar"/>
+              </w:rPr>
+              <w:t xml:space="preserve">v1.1.1</w:t>
+            </w:r>
+            <w:r>
+              <w:t xml:space="preserve"> </w:t>
+            </w:r>
+            <w:r>
+              <w:t xml:space="preserve">y la primera corrida del despliegue continuo (1.3.12). Antes, el 26-10-2026 hacia las 12:02 (hora de Colombia): booking-service, payment-service y la web desde</w:t>
             </w:r>
             <w:r>
               <w:t xml:space="preserve"> </w:t>
@@ -2569,9 +2562,87 @@
           </w:p>
         </w:tc>
       </w:tr>
+      <w:tr>
+        <w:tc>
+          <w:tcPr/>
+          <w:p>
+            <w:pPr>
+              <w:pStyle w:val="Compact"/>
+            </w:pPr>
+            <w:r>
+              <w:t xml:space="preserve">1.12</w:t>
+            </w:r>
+          </w:p>
+        </w:tc>
+        <w:tc>
+          <w:tcPr/>
+          <w:p>
+            <w:pPr>
+              <w:pStyle w:val="Compact"/>
+            </w:pPr>
+            <w:r>
+              <w:t xml:space="preserve">2026-10-27</w:t>
+            </w:r>
+          </w:p>
+        </w:tc>
+        <w:tc>
+          <w:tcPr/>
+          <w:p>
+            <w:pPr>
+              <w:pStyle w:val="Compact"/>
+            </w:pPr>
+            <w:r>
+              <w:t xml:space="preserve">Equipo de desarrollo</w:t>
+            </w:r>
+          </w:p>
+        </w:tc>
+        <w:tc>
+          <w:tcPr/>
+          <w:p>
+            <w:pPr>
+              <w:pStyle w:val="Compact"/>
+            </w:pPr>
+            <w:r>
+              <w:t xml:space="preserve">Versiones</w:t>
+            </w:r>
+            <w:r>
+              <w:t xml:space="preserve"> </w:t>
+            </w:r>
+            <w:r>
+              <w:rPr>
+                <w:i/>
+                <w:iCs/>
+              </w:rPr>
+              <w:t xml:space="preserve">v1.1.1</w:t>
+            </w:r>
+            <w:r>
+              <w:t xml:space="preserve"> </w:t>
+            </w:r>
+            <w:r>
+              <w:t xml:space="preserve">y</w:t>
+            </w:r>
+            <w:r>
+              <w:t xml:space="preserve"> </w:t>
+            </w:r>
+            <w:r>
+              <w:rPr>
+                <w:i/>
+                <w:iCs/>
+              </w:rPr>
+              <w:t xml:space="preserve">v1.1.2</w:t>
+            </w:r>
+            <w:r>
+              <w:t xml:space="preserve"> </w:t>
+            </w:r>
+            <w:r>
+              <w:t xml:space="preserve">del 27-10-2026 y sus despliegues automáticos (1.1.1, 1.1.2 y 1.3.13); 58 tablas (2.1.4 y 5.4.5); integración continua con 1 337 pruebas y las de integración de payment contra SQL Server (4.3.3); se quitan del despliegue continuo dos avisos que ya no aplican (4.3.4).</w:t>
+            </w:r>
+          </w:p>
+        </w:tc>
+      </w:tr>
     </w:tbl>
     <w:bookmarkEnd w:id="16"/>
-    <w:bookmarkStart w:id="29" w:name="X885350731e868b68db986814c37e65235af1215"/>
+    <w:bookmarkStart w:id="30" w:name="X885350731e868b68db986814c37e65235af1215"/>
     <w:p>
       <w:pPr>
         <w:pStyle w:val="Heading3"/>
@@ -7877,6 +7948,250 @@
         <w:t xml:space="preserve">en los publicadores de RabbitMQ y en los remitentes SMTP y Expo), la web y la app móvil (CI más estricto y avisos de calidad).</w:t>
       </w:r>
     </w:p>
+    <w:bookmarkEnd w:id="28"/>
+    <w:bookmarkStart w:id="29" w:name="X8e78a70945014fa773989bed2b87585e665e2b0"/>
+    <w:p>
+      <w:pPr>
+        <w:pStyle w:val="Heading4"/>
+      </w:pPr>
+      <w:r>
+        <w:t xml:space="preserve">1.3.13 Versiones v1.1.1 y v1.1.2 con despliegue continuo (27-10-2026, hora de Colombia)</w:t>
+      </w:r>
+    </w:p>
+    <w:p>
+      <w:pPr>
+        <w:pStyle w:val="Compact"/>
+        <w:numPr>
+          <w:ilvl w:val="0"/>
+          <w:numId w:val="1020"/>
+        </w:numPr>
+      </w:pPr>
+      <w:r>
+        <w:rPr>
+          <w:b/>
+          <w:bCs/>
+        </w:rPr>
+        <w:t xml:space="preserve">Versiones.</w:t>
+      </w:r>
+      <w:r>
+        <w:t xml:space="preserve"> </w:t>
+      </w:r>
+      <w:r>
+        <w:rPr>
+          <w:i/>
+          <w:iCs/>
+        </w:rPr>
+        <w:t xml:space="preserve">v1.1.2</w:t>
+      </w:r>
+      <w:r>
+        <w:t xml:space="preserve"> </w:t>
+      </w:r>
+      <w:r>
+        <w:t xml:space="preserve">de la web (fondos de la portada y del ingreso en WebP);</w:t>
+      </w:r>
+      <w:r>
+        <w:t xml:space="preserve"> </w:t>
+      </w:r>
+      <w:r>
+        <w:rPr>
+          <w:i/>
+          <w:iCs/>
+        </w:rPr>
+        <w:t xml:space="preserve">v1.1.1</w:t>
+      </w:r>
+      <w:r>
+        <w:t xml:space="preserve"> </w:t>
+      </w:r>
+      <w:r>
+        <w:t xml:space="preserve">de customer-service (los vehículos por id se buscan con una sola consulta de dueños) y de booking-service (400</w:t>
+      </w:r>
+      <w:r>
+        <w:t xml:space="preserve"> </w:t>
+      </w:r>
+      <w:r>
+        <w:rPr>
+          <w:rStyle w:val="VerbatimChar"/>
+        </w:rPr>
+        <w:t xml:space="preserve">VALIDATION_ERROR</w:t>
+      </w:r>
+      <w:r>
+        <w:t xml:space="preserve"> </w:t>
+      </w:r>
+      <w:r>
+        <w:t xml:space="preserve">en lugar de 500 con una lista de servicios nula o de más de 10 y con un día inválido en el horario, horas alternativas sin las que chocan con otra reserva del mismo vehículo y</w:t>
+      </w:r>
+      <w:r>
+        <w:t xml:space="preserve"> </w:t>
+      </w:r>
+      <w:r>
+        <w:rPr>
+          <w:rStyle w:val="VerbatimChar"/>
+        </w:rPr>
+        <w:t xml:space="preserve">bookedBy</w:t>
+      </w:r>
+      <w:r>
+        <w:t xml:space="preserve"> </w:t>
+      </w:r>
+      <w:r>
+        <w:t xml:space="preserve">solo en las vistas del personal);</w:t>
+      </w:r>
+      <w:r>
+        <w:t xml:space="preserve"> </w:t>
+      </w:r>
+      <w:r>
+        <w:rPr>
+          <w:i/>
+          <w:iCs/>
+        </w:rPr>
+        <w:t xml:space="preserve">v1.1.2</w:t>
+      </w:r>
+      <w:r>
+        <w:t xml:space="preserve"> </w:t>
+      </w:r>
+      <w:r>
+        <w:t xml:space="preserve">de payment-service (las 17 pruebas de integración corren en el CI contra SQL Server 2022) y de infra (las pruebas de punta a punta envían el modo de pago al reservar). Los PR a</w:t>
+      </w:r>
+      <w:r>
+        <w:t xml:space="preserve"> </w:t>
+      </w:r>
+      <w:r>
+        <w:rPr>
+          <w:rStyle w:val="VerbatimChar"/>
+        </w:rPr>
+        <w:t xml:space="preserve">main</w:t>
+      </w:r>
+      <w:r>
+        <w:t xml:space="preserve"> </w:t>
+      </w:r>
+      <w:r>
+        <w:t xml:space="preserve">de customer, booking, payment e infra los aprobó Brayan Patiño.</w:t>
+      </w:r>
+    </w:p>
+    <w:p>
+      <w:pPr>
+        <w:pStyle w:val="Compact"/>
+        <w:numPr>
+          <w:ilvl w:val="0"/>
+          <w:numId w:val="1020"/>
+        </w:numPr>
+      </w:pPr>
+      <w:r>
+        <w:rPr>
+          <w:b/>
+          <w:bCs/>
+        </w:rPr>
+        <w:t xml:space="preserve">Despliegue continuo.</w:t>
+      </w:r>
+      <w:r>
+        <w:t xml:space="preserve"> </w:t>
+      </w:r>
+      <w:r>
+        <w:t xml:space="preserve">Cada fusión pidió el despliegue al flujo</w:t>
+      </w:r>
+      <w:r>
+        <w:t xml:space="preserve"> </w:t>
+      </w:r>
+      <w:r>
+        <w:rPr>
+          <w:b/>
+          <w:bCs/>
+        </w:rPr>
+        <w:t xml:space="preserve">Desplegar en Azure</w:t>
+      </w:r>
+      <w:r>
+        <w:t xml:space="preserve">, sin entrar por SSH: la corrida de la 01:03 (la web) terminó a la 01:09 y las de la 01:35 y la 01:36 (customer, booking, payment e infra) terminaron a la 01:36 y la 01:37; un pedido que llegó mientras otro corría se canceló y lo atendió el siguiente. Todas las corridas que terminaron quedaron en verde: respaldo de la base,</w:t>
+      </w:r>
+      <w:r>
+        <w:t xml:space="preserve"> </w:t>
+      </w:r>
+      <w:r>
+        <w:rPr>
+          <w:rStyle w:val="VerbatimChar"/>
+        </w:rPr>
+        <w:t xml:space="preserve">:prev</w:t>
+      </w:r>
+      <w:r>
+        <w:t xml:space="preserve">, «Listo: todos los servicios están sanos» y «Web y API responden 200». El servidor corre</w:t>
+      </w:r>
+      <w:r>
+        <w:t xml:space="preserve"> </w:t>
+      </w:r>
+      <w:r>
+        <w:rPr>
+          <w:rStyle w:val="VerbatimChar"/>
+        </w:rPr>
+        <w:t xml:space="preserve">main</w:t>
+      </w:r>
+      <w:r>
+        <w:t xml:space="preserve">.</w:t>
+      </w:r>
+    </w:p>
+    <w:p>
+      <w:pPr>
+        <w:pStyle w:val="Compact"/>
+        <w:numPr>
+          <w:ilvl w:val="0"/>
+          <w:numId w:val="1020"/>
+        </w:numPr>
+      </w:pPr>
+      <w:r>
+        <w:rPr>
+          <w:b/>
+          <w:bCs/>
+        </w:rPr>
+        <w:t xml:space="preserve">App móvil.</w:t>
+      </w:r>
+      <w:r>
+        <w:t xml:space="preserve"> </w:t>
+      </w:r>
+      <w:r>
+        <w:t xml:space="preserve">La fusión de</w:t>
+      </w:r>
+      <w:r>
+        <w:t xml:space="preserve"> </w:t>
+      </w:r>
+      <w:r>
+        <w:rPr>
+          <w:i/>
+          <w:iCs/>
+        </w:rPr>
+        <w:t xml:space="preserve">v1.1.2</w:t>
+      </w:r>
+      <w:r>
+        <w:t xml:space="preserve"> </w:t>
+      </w:r>
+      <w:r>
+        <w:t xml:space="preserve">(14:30), que solo cambia la nota del paso de reservar en los cuatro idiomas, corrió</w:t>
+      </w:r>
+      <w:r>
+        <w:t xml:space="preserve"> </w:t>
+      </w:r>
+      <w:r>
+        <w:rPr>
+          <w:rStyle w:val="VerbatimChar"/>
+        </w:rPr>
+        <w:t xml:space="preserve">cd.yml</w:t>
+      </w:r>
+      <w:r>
+        <w:t xml:space="preserve">: la huella nativa coincidió con la del APK</w:t>
+      </w:r>
+      <w:r>
+        <w:t xml:space="preserve"> </w:t>
+      </w:r>
+      <w:r>
+        <w:rPr>
+          <w:i/>
+          <w:iCs/>
+        </w:rPr>
+        <w:t xml:space="preserve">versionCode</w:t>
+      </w:r>
+      <w:r>
+        <w:t xml:space="preserve"> </w:t>
+      </w:r>
+      <w:r>
+        <w:t xml:space="preserve">6 («La huella coincide: la actualización le llega al APK publicado») y la actualización se publicó por internet, sin APK nuevo.</w:t>
+      </w:r>
+    </w:p>
     <w:p>
       <w:r>
         <w:pict>
@@ -7884,10 +8199,10 @@
         </w:pict>
       </w:r>
     </w:p>
-    <w:bookmarkEnd w:id="28"/>
     <w:bookmarkEnd w:id="29"/>
     <w:bookmarkEnd w:id="30"/>
-    <w:bookmarkStart w:id="44" w:name="X991d1489a08a3c14f3820a38cc0dc5e51ac67b7"/>
+    <w:bookmarkEnd w:id="31"/>
+    <w:bookmarkStart w:id="42" w:name="X991d1489a08a3c14f3820a38cc0dc5e51ac67b7"/>
     <w:p>
       <w:pPr>
         <w:pStyle w:val="Heading2"/>
@@ -7896,7 +8211,7 @@
         <w:t xml:space="preserve">2. Alcance, Topología y Arquitectura</w:t>
       </w:r>
     </w:p>
-    <w:bookmarkStart w:id="35" w:name="X8e3e75cc7fc7cb64cca5a1ee079b6efe38bf2cf"/>
+    <w:bookmarkStart w:id="36" w:name="X8e3e75cc7fc7cb64cca5a1ee079b6efe38bf2cf"/>
     <w:p>
       <w:pPr>
         <w:pStyle w:val="Heading3"/>
@@ -7905,7 +8220,7 @@
         <w:t xml:space="preserve">2.1 Componentes y Artefactos en Alcance</w:t>
       </w:r>
     </w:p>
-    <w:bookmarkStart w:id="31" w:name="X8b648462a8fb6edf8213312da835f4e8f927f75"/>
+    <w:bookmarkStart w:id="32" w:name="X8b648462a8fb6edf8213312da835f4e8f927f75"/>
     <w:p>
       <w:pPr>
         <w:pStyle w:val="Heading4"/>
@@ -8134,8 +8449,8 @@
         </w:tc>
       </w:tr>
     </w:tbl>
-    <w:bookmarkEnd w:id="31"/>
-    <w:bookmarkStart w:id="32" w:name="Xa5fe71ff38cdd53838c1d3b1b034a51db33a8d9"/>
+    <w:bookmarkEnd w:id="32"/>
+    <w:bookmarkStart w:id="33" w:name="Xa5fe71ff38cdd53838c1d3b1b034a51db33a8d9"/>
     <w:p>
       <w:pPr>
         <w:pStyle w:val="Heading4"/>
@@ -8398,8 +8713,8 @@
         </w:tc>
       </w:tr>
     </w:tbl>
-    <w:bookmarkEnd w:id="32"/>
-    <w:bookmarkStart w:id="33" w:name="X8905d5d61ef722edea5fc7ad56d3ff7f94f4407"/>
+    <w:bookmarkEnd w:id="33"/>
+    <w:bookmarkStart w:id="34" w:name="X8905d5d61ef722edea5fc7ad56d3ff7f94f4407"/>
     <w:p>
       <w:pPr>
         <w:pStyle w:val="Heading4"/>
@@ -8859,8 +9174,8 @@
         </w:tc>
       </w:tr>
     </w:tbl>
-    <w:bookmarkEnd w:id="33"/>
-    <w:bookmarkStart w:id="34" w:name="X7ac5e47fa23196c84e0c545550b3348642f078e"/>
+    <w:bookmarkEnd w:id="34"/>
+    <w:bookmarkStart w:id="35" w:name="X7ac5e47fa23196c84e0c545550b3348642f078e"/>
     <w:p>
       <w:pPr>
         <w:pStyle w:val="Heading4"/>
@@ -8977,7 +9292,7 @@
               <w:t xml:space="preserve">LavaRapido</w:t>
             </w:r>
             <w:r>
-              <w:t xml:space="preserve">: 9 esquemas y 57 tablas —</w:t>
+              <w:t xml:space="preserve">: 9 esquemas y 58 tablas —</w:t>
             </w:r>
             <w:r>
               <w:t xml:space="preserve"> </w:t>
@@ -9067,7 +9382,7 @@
               <w:t xml:space="preserve"> </w:t>
             </w:r>
             <w:r>
-              <w:t xml:space="preserve">(6),</w:t>
+              <w:t xml:space="preserve">(7),</w:t>
             </w:r>
             <w:r>
               <w:t xml:space="preserve"> </w:t>
@@ -9281,9 +9596,9 @@
         </w:tc>
       </w:tr>
     </w:tbl>
-    <w:bookmarkEnd w:id="34"/>
     <w:bookmarkEnd w:id="35"/>
-    <w:bookmarkStart w:id="42" w:name="X6e70966b16b75535504bcbb61ea0289a4631646"/>
+    <w:bookmarkEnd w:id="36"/>
+    <w:bookmarkStart w:id="40" w:name="X6e70966b16b75535504bcbb61ea0289a4631646"/>
     <w:p>
       <w:pPr>
         <w:pStyle w:val="Heading3"/>
@@ -9292,7 +9607,7 @@
         <w:t xml:space="preserve">2.2 Diagrama de Arquitectura de Red e Infraestructura</w:t>
       </w:r>
     </w:p>
-    <w:bookmarkStart w:id="39" w:name="X2bcb7ee6da812eaeb21c8198806f4cd9dd2f624"/>
+    <w:bookmarkStart w:id="37" w:name="X2bcb7ee6da812eaeb21c8198806f4cd9dd2f624"/>
     <w:p>
       <w:pPr>
         <w:pStyle w:val="Heading4"/>
@@ -9306,50 +9621,11 @@
         <w:pStyle w:val="FirstParagraph"/>
       </w:pPr>
       <w:r>
-        <w:drawing>
-          <wp:inline>
-            <wp:extent cx="5334000" cy="4066351"/>
-            <wp:effectExtent b="0" l="0" r="0" t="0"/>
-            <wp:docPr descr="Diagrama" title="" id="37" name="Picture"/>
-            <a:graphic>
-              <a:graphicData uri="http://schemas.openxmlformats.org/drawingml/2006/picture">
-                <pic:pic>
-                  <pic:nvPicPr>
-                    <pic:cNvPr descr="C:/Users/MERARI~1/AppData/Local/Temp/claude/C--Users-MERARI-URBANO-Lavado-Vehicular/fbac9d65-987c-4365-8841-0c86e8c3ca54/scratchpad/mermaid/documento_de_despliegue_md-1.png" id="38" name="Picture"/>
-                    <pic:cNvPicPr>
-                      <a:picLocks noChangeArrowheads="1" noChangeAspect="1"/>
-                    </pic:cNvPicPr>
-                  </pic:nvPicPr>
-                  <pic:blipFill>
-                    <a:blip r:embed="rId36"/>
-                    <a:stretch>
-                      <a:fillRect/>
-                    </a:stretch>
-                  </pic:blipFill>
-                  <pic:spPr bwMode="auto">
-                    <a:xfrm>
-                      <a:off x="0" y="0"/>
-                      <a:ext cx="5334000" cy="4066351"/>
-                    </a:xfrm>
-                    <a:prstGeom prst="rect">
-                      <a:avLst/>
-                    </a:prstGeom>
-                    <a:noFill/>
-                    <a:ln w="9525">
-                      <a:noFill/>
-                      <a:headEnd/>
-                      <a:tailEnd/>
-                    </a:ln>
-                  </pic:spPr>
-                </pic:pic>
-              </a:graphicData>
-            </a:graphic>
-          </wp:inline>
-        </w:drawing>
-      </w:r>
-    </w:p>
-    <w:bookmarkEnd w:id="39"/>
-    <w:bookmarkStart w:id="40" w:name="X458297ab60b38808d1b19846750a1e67ed8d7f1"/>
+        <w:t xml:space="preserve">![Diagrama](C:/Users/JUAN CAMILO/Documents/PROYECTO FINAL_LAVADO VEICULAR/lavarapido-docs/_generador/work/mermaid/documento_de_despliegue_md-1.png)</w:t>
+      </w:r>
+    </w:p>
+    <w:bookmarkEnd w:id="37"/>
+    <w:bookmarkStart w:id="38" w:name="X458297ab60b38808d1b19846750a1e67ed8d7f1"/>
     <w:p>
       <w:pPr>
         <w:pStyle w:val="Heading4"/>
@@ -9363,7 +9639,7 @@
         <w:pStyle w:val="Compact"/>
         <w:numPr>
           <w:ilvl w:val="0"/>
-          <w:numId w:val="1020"/>
+          <w:numId w:val="1021"/>
         </w:numPr>
       </w:pPr>
       <w:r>
@@ -9389,7 +9665,7 @@
         <w:pStyle w:val="Compact"/>
         <w:numPr>
           <w:ilvl w:val="0"/>
-          <w:numId w:val="1020"/>
+          <w:numId w:val="1021"/>
         </w:numPr>
       </w:pPr>
       <w:r>
@@ -9486,7 +9762,7 @@
         <w:pStyle w:val="Compact"/>
         <w:numPr>
           <w:ilvl w:val="0"/>
-          <w:numId w:val="1020"/>
+          <w:numId w:val="1021"/>
         </w:numPr>
       </w:pPr>
       <w:r>
@@ -9547,15 +9823,15 @@
         <w:pStyle w:val="Compact"/>
         <w:numPr>
           <w:ilvl w:val="0"/>
-          <w:numId w:val="1020"/>
+          <w:numId w:val="1021"/>
         </w:numPr>
       </w:pPr>
       <w:r>
         <w:t xml:space="preserve">Ningún puerto de la red interna se publica en la máquina, salvo los de Caddy.</w:t>
       </w:r>
     </w:p>
-    <w:bookmarkEnd w:id="40"/>
-    <w:bookmarkStart w:id="41" w:name="Xf7852665a4094d9a31d58af0c46bc3115ce8ead"/>
+    <w:bookmarkEnd w:id="38"/>
+    <w:bookmarkStart w:id="39" w:name="Xf7852665a4094d9a31d58af0c46bc3115ce8ead"/>
     <w:p>
       <w:pPr>
         <w:pStyle w:val="Heading4"/>
@@ -9837,7 +10113,7 @@
         <w:pStyle w:val="Compact"/>
         <w:numPr>
           <w:ilvl w:val="0"/>
-          <w:numId w:val="1021"/>
+          <w:numId w:val="1022"/>
         </w:numPr>
       </w:pPr>
       <w:r>
@@ -9871,7 +10147,7 @@
         <w:pStyle w:val="Compact"/>
         <w:numPr>
           <w:ilvl w:val="0"/>
-          <w:numId w:val="1021"/>
+          <w:numId w:val="1022"/>
         </w:numPr>
       </w:pPr>
       <w:r>
@@ -9905,7 +10181,7 @@
         <w:pStyle w:val="Compact"/>
         <w:numPr>
           <w:ilvl w:val="0"/>
-          <w:numId w:val="1021"/>
+          <w:numId w:val="1022"/>
         </w:numPr>
       </w:pPr>
       <w:r>
@@ -9996,7 +10272,7 @@
         <w:pStyle w:val="Compact"/>
         <w:numPr>
           <w:ilvl w:val="0"/>
-          <w:numId w:val="1021"/>
+          <w:numId w:val="1022"/>
         </w:numPr>
       </w:pPr>
       <w:r>
@@ -10019,9 +10295,9 @@
         <w:t xml:space="preserve">.</w:t>
       </w:r>
     </w:p>
-    <w:bookmarkEnd w:id="41"/>
-    <w:bookmarkEnd w:id="42"/>
-    <w:bookmarkStart w:id="43" w:name="X365a4a929f969a45420718261f959a62d6b3545"/>
+    <w:bookmarkEnd w:id="39"/>
+    <w:bookmarkEnd w:id="40"/>
+    <w:bookmarkStart w:id="41" w:name="X365a4a929f969a45420718261f959a62d6b3545"/>
     <w:p>
       <w:pPr>
         <w:pStyle w:val="Heading3"/>
@@ -10543,9 +10819,9 @@
         </w:pict>
       </w:r>
     </w:p>
-    <w:bookmarkEnd w:id="43"/>
-    <w:bookmarkEnd w:id="44"/>
-    <w:bookmarkStart w:id="58" w:name="Xbe0c1586a9a88249c5d0b985137717d9055edd5"/>
+    <w:bookmarkEnd w:id="41"/>
+    <w:bookmarkEnd w:id="42"/>
+    <w:bookmarkStart w:id="56" w:name="Xbe0c1586a9a88249c5d0b985137717d9055edd5"/>
     <w:p>
       <w:pPr>
         <w:pStyle w:val="Heading2"/>
@@ -10554,7 +10830,7 @@
         <w:t xml:space="preserve">3. Requisitos Previos y Preparación (Pre-deployment)</w:t>
       </w:r>
     </w:p>
-    <w:bookmarkStart w:id="47" w:name="Xdcc14c5e4dca8699dd48d532dacee6045e24b03"/>
+    <w:bookmarkStart w:id="45" w:name="Xdcc14c5e4dca8699dd48d532dacee6045e24b03"/>
     <w:p>
       <w:pPr>
         <w:pStyle w:val="Heading3"/>
@@ -10563,7 +10839,7 @@
         <w:t xml:space="preserve">3.1 Checklist de Prerrequisitos del Sistema Operativo y VPS</w:t>
       </w:r>
     </w:p>
-    <w:bookmarkStart w:id="45" w:name="X88f428551e7f9833e4bf3d14fc95fa4628e1289"/>
+    <w:bookmarkStart w:id="43" w:name="X88f428551e7f9833e4bf3d14fc95fa4628e1289"/>
     <w:p>
       <w:pPr>
         <w:pStyle w:val="Heading4"/>
@@ -10941,179 +11217,179 @@
         </w:tc>
       </w:tr>
     </w:tbl>
+    <w:bookmarkEnd w:id="43"/>
+    <w:bookmarkStart w:id="44" w:name="X18b192f8987cffaa929cec3b952b8487545a796"/>
+    <w:p>
+      <w:pPr>
+        <w:pStyle w:val="Heading4"/>
+      </w:pPr>
+      <w:r>
+        <w:t xml:space="preserve">3.1.2 Estado del motor Docker y socket local</w:t>
+      </w:r>
+    </w:p>
+    <w:p>
+      <w:pPr>
+        <w:pStyle w:val="SourceCode"/>
+      </w:pPr>
+      <w:r>
+        <w:rPr>
+          <w:rStyle w:val="ExtensionTok"/>
+        </w:rPr>
+        <w:t xml:space="preserve">docker</w:t>
+      </w:r>
+      <w:r>
+        <w:rPr>
+          <w:rStyle w:val="NormalTok"/>
+        </w:rPr>
+        <w:t xml:space="preserve"> </w:t>
+      </w:r>
+      <w:r>
+        <w:rPr>
+          <w:rStyle w:val="AttributeTok"/>
+        </w:rPr>
+        <w:t xml:space="preserve">--version</w:t>
+      </w:r>
+      <w:r>
+        <w:rPr>
+          <w:rStyle w:val="NormalTok"/>
+        </w:rPr>
+        <w:t xml:space="preserve">            </w:t>
+      </w:r>
+      <w:r>
+        <w:rPr>
+          <w:rStyle w:val="CommentTok"/>
+        </w:rPr>
+        <w:t xml:space="preserve"># Docker version 29.x</w:t>
+      </w:r>
+      <w:r>
+        <w:br/>
+      </w:r>
+      <w:r>
+        <w:rPr>
+          <w:rStyle w:val="ExtensionTok"/>
+        </w:rPr>
+        <w:t xml:space="preserve">docker</w:t>
+      </w:r>
+      <w:r>
+        <w:rPr>
+          <w:rStyle w:val="NormalTok"/>
+        </w:rPr>
+        <w:t xml:space="preserve"> compose version      </w:t>
+      </w:r>
+      <w:r>
+        <w:rPr>
+          <w:rStyle w:val="CommentTok"/>
+        </w:rPr>
+        <w:t xml:space="preserve"># Docker Compose v5.x</w:t>
+      </w:r>
+      <w:r>
+        <w:br/>
+      </w:r>
+      <w:r>
+        <w:rPr>
+          <w:rStyle w:val="FunctionTok"/>
+        </w:rPr>
+        <w:t xml:space="preserve">sudo</w:t>
+      </w:r>
+      <w:r>
+        <w:rPr>
+          <w:rStyle w:val="NormalTok"/>
+        </w:rPr>
+        <w:t xml:space="preserve"> systemctl is-enabled docker   </w:t>
+      </w:r>
+      <w:r>
+        <w:rPr>
+          <w:rStyle w:val="CommentTok"/>
+        </w:rPr>
+        <w:t xml:space="preserve"># enabled  → arranca con la máquina</w:t>
+      </w:r>
+      <w:r>
+        <w:br/>
+      </w:r>
+      <w:r>
+        <w:rPr>
+          <w:rStyle w:val="FunctionTok"/>
+        </w:rPr>
+        <w:t xml:space="preserve">sudo</w:t>
+      </w:r>
+      <w:r>
+        <w:rPr>
+          <w:rStyle w:val="NormalTok"/>
+        </w:rPr>
+        <w:t xml:space="preserve"> systemctl is-active docker    </w:t>
+      </w:r>
+      <w:r>
+        <w:rPr>
+          <w:rStyle w:val="CommentTok"/>
+        </w:rPr>
+        <w:t xml:space="preserve"># active</w:t>
+      </w:r>
+      <w:r>
+        <w:br/>
+      </w:r>
+      <w:r>
+        <w:rPr>
+          <w:rStyle w:val="FunctionTok"/>
+        </w:rPr>
+        <w:t xml:space="preserve">ls</w:t>
+      </w:r>
+      <w:r>
+        <w:rPr>
+          <w:rStyle w:val="NormalTok"/>
+        </w:rPr>
+        <w:t xml:space="preserve"> </w:t>
+      </w:r>
+      <w:r>
+        <w:rPr>
+          <w:rStyle w:val="AttributeTok"/>
+        </w:rPr>
+        <w:t xml:space="preserve">-l</w:t>
+      </w:r>
+      <w:r>
+        <w:rPr>
+          <w:rStyle w:val="NormalTok"/>
+        </w:rPr>
+        <w:t xml:space="preserve"> /var/run/docker.sock         </w:t>
+      </w:r>
+      <w:r>
+        <w:rPr>
+          <w:rStyle w:val="CommentTok"/>
+        </w:rPr>
+        <w:t xml:space="preserve"># socket local del motor</w:t>
+      </w:r>
+    </w:p>
+    <w:p>
+      <w:pPr>
+        <w:pStyle w:val="FirstParagraph"/>
+      </w:pPr>
+      <w:r>
+        <w:rPr>
+          <w:rStyle w:val="VerbatimChar"/>
+        </w:rPr>
+        <w:t xml:space="preserve">deploy/setup-server.sh</w:t>
+      </w:r>
+      <w:r>
+        <w:t xml:space="preserve"> </w:t>
+      </w:r>
+      <w:r>
+        <w:t xml:space="preserve">instala Docker (script oficial</w:t>
+      </w:r>
+      <w:r>
+        <w:t xml:space="preserve"> </w:t>
+      </w:r>
+      <w:r>
+        <w:rPr>
+          <w:rStyle w:val="VerbatimChar"/>
+        </w:rPr>
+        <w:t xml:space="preserve">get.docker.com</w:t>
+      </w:r>
+      <w:r>
+        <w:t xml:space="preserve">) si falta, lo habilita al arranque y crea 4 GB de swap.</w:t>
+      </w:r>
+    </w:p>
+    <w:bookmarkEnd w:id="44"/>
     <w:bookmarkEnd w:id="45"/>
-    <w:bookmarkStart w:id="46" w:name="X18b192f8987cffaa929cec3b952b8487545a796"/>
-    <w:p>
-      <w:pPr>
-        <w:pStyle w:val="Heading4"/>
-      </w:pPr>
-      <w:r>
-        <w:t xml:space="preserve">3.1.2 Estado del motor Docker y socket local</w:t>
-      </w:r>
-    </w:p>
-    <w:p>
-      <w:pPr>
-        <w:pStyle w:val="SourceCode"/>
-      </w:pPr>
-      <w:r>
-        <w:rPr>
-          <w:rStyle w:val="ExtensionTok"/>
-        </w:rPr>
-        <w:t xml:space="preserve">docker</w:t>
-      </w:r>
-      <w:r>
-        <w:rPr>
-          <w:rStyle w:val="NormalTok"/>
-        </w:rPr>
-        <w:t xml:space="preserve"> </w:t>
-      </w:r>
-      <w:r>
-        <w:rPr>
-          <w:rStyle w:val="AttributeTok"/>
-        </w:rPr>
-        <w:t xml:space="preserve">--version</w:t>
-      </w:r>
-      <w:r>
-        <w:rPr>
-          <w:rStyle w:val="NormalTok"/>
-        </w:rPr>
-        <w:t xml:space="preserve">            </w:t>
-      </w:r>
-      <w:r>
-        <w:rPr>
-          <w:rStyle w:val="CommentTok"/>
-        </w:rPr>
-        <w:t xml:space="preserve"># Docker version 29.x</w:t>
-      </w:r>
-      <w:r>
-        <w:br/>
-      </w:r>
-      <w:r>
-        <w:rPr>
-          <w:rStyle w:val="ExtensionTok"/>
-        </w:rPr>
-        <w:t xml:space="preserve">docker</w:t>
-      </w:r>
-      <w:r>
-        <w:rPr>
-          <w:rStyle w:val="NormalTok"/>
-        </w:rPr>
-        <w:t xml:space="preserve"> compose version      </w:t>
-      </w:r>
-      <w:r>
-        <w:rPr>
-          <w:rStyle w:val="CommentTok"/>
-        </w:rPr>
-        <w:t xml:space="preserve"># Docker Compose v5.x</w:t>
-      </w:r>
-      <w:r>
-        <w:br/>
-      </w:r>
-      <w:r>
-        <w:rPr>
-          <w:rStyle w:val="FunctionTok"/>
-        </w:rPr>
-        <w:t xml:space="preserve">sudo</w:t>
-      </w:r>
-      <w:r>
-        <w:rPr>
-          <w:rStyle w:val="NormalTok"/>
-        </w:rPr>
-        <w:t xml:space="preserve"> systemctl is-enabled docker   </w:t>
-      </w:r>
-      <w:r>
-        <w:rPr>
-          <w:rStyle w:val="CommentTok"/>
-        </w:rPr>
-        <w:t xml:space="preserve"># enabled  → arranca con la máquina</w:t>
-      </w:r>
-      <w:r>
-        <w:br/>
-      </w:r>
-      <w:r>
-        <w:rPr>
-          <w:rStyle w:val="FunctionTok"/>
-        </w:rPr>
-        <w:t xml:space="preserve">sudo</w:t>
-      </w:r>
-      <w:r>
-        <w:rPr>
-          <w:rStyle w:val="NormalTok"/>
-        </w:rPr>
-        <w:t xml:space="preserve"> systemctl is-active docker    </w:t>
-      </w:r>
-      <w:r>
-        <w:rPr>
-          <w:rStyle w:val="CommentTok"/>
-        </w:rPr>
-        <w:t xml:space="preserve"># active</w:t>
-      </w:r>
-      <w:r>
-        <w:br/>
-      </w:r>
-      <w:r>
-        <w:rPr>
-          <w:rStyle w:val="FunctionTok"/>
-        </w:rPr>
-        <w:t xml:space="preserve">ls</w:t>
-      </w:r>
-      <w:r>
-        <w:rPr>
-          <w:rStyle w:val="NormalTok"/>
-        </w:rPr>
-        <w:t xml:space="preserve"> </w:t>
-      </w:r>
-      <w:r>
-        <w:rPr>
-          <w:rStyle w:val="AttributeTok"/>
-        </w:rPr>
-        <w:t xml:space="preserve">-l</w:t>
-      </w:r>
-      <w:r>
-        <w:rPr>
-          <w:rStyle w:val="NormalTok"/>
-        </w:rPr>
-        <w:t xml:space="preserve"> /var/run/docker.sock         </w:t>
-      </w:r>
-      <w:r>
-        <w:rPr>
-          <w:rStyle w:val="CommentTok"/>
-        </w:rPr>
-        <w:t xml:space="preserve"># socket local del motor</w:t>
-      </w:r>
-    </w:p>
-    <w:p>
-      <w:pPr>
-        <w:pStyle w:val="FirstParagraph"/>
-      </w:pPr>
-      <w:r>
-        <w:rPr>
-          <w:rStyle w:val="VerbatimChar"/>
-        </w:rPr>
-        <w:t xml:space="preserve">deploy/setup-server.sh</w:t>
-      </w:r>
-      <w:r>
-        <w:t xml:space="preserve"> </w:t>
-      </w:r>
-      <w:r>
-        <w:t xml:space="preserve">instala Docker (script oficial</w:t>
-      </w:r>
-      <w:r>
-        <w:t xml:space="preserve"> </w:t>
-      </w:r>
-      <w:r>
-        <w:rPr>
-          <w:rStyle w:val="VerbatimChar"/>
-        </w:rPr>
-        <w:t xml:space="preserve">get.docker.com</w:t>
-      </w:r>
-      <w:r>
-        <w:t xml:space="preserve">) si falta, lo habilita al arranque y crea 4 GB de swap.</w:t>
-      </w:r>
-    </w:p>
-    <w:bookmarkEnd w:id="46"/>
-    <w:bookmarkEnd w:id="47"/>
-    <w:bookmarkStart w:id="52" w:name="X3f5ed7aec20badd49ba268c4043b69270a8792d"/>
+    <w:bookmarkStart w:id="50" w:name="X3f5ed7aec20badd49ba268c4043b69270a8792d"/>
     <w:p>
       <w:pPr>
         <w:pStyle w:val="Heading3"/>
@@ -11140,7 +11416,7 @@
         <w:t xml:space="preserve">Los respaldos, su verificación y la restauración se probaron en producción (ver 3.2.4).</w:t>
       </w:r>
     </w:p>
-    <w:bookmarkStart w:id="48" w:name="X1c945163a1ad5ae352ff27bbdeb4e88f34fdcb9"/>
+    <w:bookmarkStart w:id="46" w:name="X1c945163a1ad5ae352ff27bbdeb4e88f34fdcb9"/>
     <w:p>
       <w:pPr>
         <w:pStyle w:val="Heading4"/>
@@ -11582,546 +11858,546 @@
         <w:t xml:space="preserve"> .</w:t>
       </w:r>
     </w:p>
+    <w:bookmarkEnd w:id="46"/>
+    <w:bookmarkStart w:id="47" w:name="Xea8169eca7b46e8413e41f701c19766cc94c4bc"/>
+    <w:p>
+      <w:pPr>
+        <w:pStyle w:val="Heading4"/>
+      </w:pPr>
+      <w:r>
+        <w:t xml:space="preserve">3.2.2 Respaldo de volúmenes persistentes de Docker</w:t>
+      </w:r>
+    </w:p>
+    <w:p>
+      <w:pPr>
+        <w:pStyle w:val="SourceCode"/>
+      </w:pPr>
+      <w:r>
+        <w:rPr>
+          <w:rStyle w:val="FunctionTok"/>
+        </w:rPr>
+        <w:t xml:space="preserve">mkdir</w:t>
+      </w:r>
+      <w:r>
+        <w:rPr>
+          <w:rStyle w:val="NormalTok"/>
+        </w:rPr>
+        <w:t xml:space="preserve"> </w:t>
+      </w:r>
+      <w:r>
+        <w:rPr>
+          <w:rStyle w:val="AttributeTok"/>
+        </w:rPr>
+        <w:t xml:space="preserve">-p</w:t>
+      </w:r>
+      <w:r>
+        <w:rPr>
+          <w:rStyle w:val="NormalTok"/>
+        </w:rPr>
+        <w:t xml:space="preserve"> ~/backups</w:t>
+      </w:r>
+      <w:r>
+        <w:br/>
+      </w:r>
+      <w:r>
+        <w:rPr>
+          <w:rStyle w:val="ControlFlowTok"/>
+        </w:rPr>
+        <w:t xml:space="preserve">for</w:t>
+      </w:r>
+      <w:r>
+        <w:rPr>
+          <w:rStyle w:val="NormalTok"/>
+        </w:rPr>
+        <w:t xml:space="preserve"> v </w:t>
+      </w:r>
+      <w:r>
+        <w:rPr>
+          <w:rStyle w:val="KeywordTok"/>
+        </w:rPr>
+        <w:t xml:space="preserve">in</w:t>
+      </w:r>
+      <w:r>
+        <w:rPr>
+          <w:rStyle w:val="NormalTok"/>
+        </w:rPr>
+        <w:t xml:space="preserve"> lavarapido_sqlserver-data lavarapido_rabbitmq-data lavarapido_caddy-data</w:t>
+      </w:r>
+      <w:r>
+        <w:rPr>
+          <w:rStyle w:val="KeywordTok"/>
+        </w:rPr>
+        <w:t xml:space="preserve">;</w:t>
+      </w:r>
+      <w:r>
+        <w:rPr>
+          <w:rStyle w:val="NormalTok"/>
+        </w:rPr>
+        <w:t xml:space="preserve"> </w:t>
+      </w:r>
+      <w:r>
+        <w:rPr>
+          <w:rStyle w:val="ControlFlowTok"/>
+        </w:rPr>
+        <w:t xml:space="preserve">do</w:t>
+      </w:r>
+      <w:r>
+        <w:br/>
+      </w:r>
+      <w:r>
+        <w:rPr>
+          <w:rStyle w:val="NormalTok"/>
+        </w:rPr>
+        <w:t xml:space="preserve">  </w:t>
+      </w:r>
+      <w:r>
+        <w:rPr>
+          <w:rStyle w:val="FunctionTok"/>
+        </w:rPr>
+        <w:t xml:space="preserve">sudo</w:t>
+      </w:r>
+      <w:r>
+        <w:rPr>
+          <w:rStyle w:val="NormalTok"/>
+        </w:rPr>
+        <w:t xml:space="preserve"> docker run </w:t>
+      </w:r>
+      <w:r>
+        <w:rPr>
+          <w:rStyle w:val="AttributeTok"/>
+        </w:rPr>
+        <w:t xml:space="preserve">--rm</w:t>
+      </w:r>
+      <w:r>
+        <w:rPr>
+          <w:rStyle w:val="NormalTok"/>
+        </w:rPr>
+        <w:t xml:space="preserve"> </w:t>
+      </w:r>
+      <w:r>
+        <w:rPr>
+          <w:rStyle w:val="AttributeTok"/>
+        </w:rPr>
+        <w:t xml:space="preserve">-v</w:t>
+      </w:r>
+      <w:r>
+        <w:rPr>
+          <w:rStyle w:val="NormalTok"/>
+        </w:rPr>
+        <w:t xml:space="preserve"> </w:t>
+      </w:r>
+      <w:r>
+        <w:rPr>
+          <w:rStyle w:val="StringTok"/>
+        </w:rPr>
+        <w:t xml:space="preserve">"</w:t>
+      </w:r>
+      <w:r>
+        <w:rPr>
+          <w:rStyle w:val="VariableTok"/>
+        </w:rPr>
+        <w:t xml:space="preserve">$v</w:t>
+      </w:r>
+      <w:r>
+        <w:rPr>
+          <w:rStyle w:val="StringTok"/>
+        </w:rPr>
+        <w:t xml:space="preserve">"</w:t>
+      </w:r>
+      <w:r>
+        <w:rPr>
+          <w:rStyle w:val="NormalTok"/>
+        </w:rPr>
+        <w:t xml:space="preserve">:/data:ro </w:t>
+      </w:r>
+      <w:r>
+        <w:rPr>
+          <w:rStyle w:val="AttributeTok"/>
+        </w:rPr>
+        <w:t xml:space="preserve">-v</w:t>
+      </w:r>
+      <w:r>
+        <w:rPr>
+          <w:rStyle w:val="NormalTok"/>
+        </w:rPr>
+        <w:t xml:space="preserve"> ~/backups:/backup alpine </w:t>
+      </w:r>
+      <w:r>
+        <w:rPr>
+          <w:rStyle w:val="DataTypeTok"/>
+        </w:rPr>
+        <w:t xml:space="preserve">\</w:t>
+      </w:r>
+      <w:r>
+        <w:br/>
+      </w:r>
+      <w:r>
+        <w:rPr>
+          <w:rStyle w:val="NormalTok"/>
+        </w:rPr>
+        <w:t xml:space="preserve">    tar czf </w:t>
+      </w:r>
+      <w:r>
+        <w:rPr>
+          <w:rStyle w:val="StringTok"/>
+        </w:rPr>
+        <w:t xml:space="preserve">"/backup/</w:t>
+      </w:r>
+      <w:r>
+        <w:rPr>
+          <w:rStyle w:val="VariableTok"/>
+        </w:rPr>
+        <w:t xml:space="preserve">${v}</w:t>
+      </w:r>
+      <w:r>
+        <w:rPr>
+          <w:rStyle w:val="StringTok"/>
+        </w:rPr>
+        <w:t xml:space="preserve">_</w:t>
+      </w:r>
+      <w:r>
+        <w:rPr>
+          <w:rStyle w:val="VariableTok"/>
+        </w:rPr>
+        <w:t xml:space="preserve">$(</w:t>
+      </w:r>
+      <w:r>
+        <w:rPr>
+          <w:rStyle w:val="FunctionTok"/>
+        </w:rPr>
+        <w:t xml:space="preserve">date</w:t>
+      </w:r>
+      <w:r>
+        <w:rPr>
+          <w:rStyle w:val="NormalTok"/>
+        </w:rPr>
+        <w:t xml:space="preserve"> +%F</w:t>
+      </w:r>
+      <w:r>
+        <w:rPr>
+          <w:rStyle w:val="VariableTok"/>
+        </w:rPr>
+        <w:t xml:space="preserve">)</w:t>
+      </w:r>
+      <w:r>
+        <w:rPr>
+          <w:rStyle w:val="StringTok"/>
+        </w:rPr>
+        <w:t xml:space="preserve">.tar.gz"</w:t>
+      </w:r>
+      <w:r>
+        <w:rPr>
+          <w:rStyle w:val="NormalTok"/>
+        </w:rPr>
+        <w:t xml:space="preserve"> </w:t>
+      </w:r>
+      <w:r>
+        <w:rPr>
+          <w:rStyle w:val="AttributeTok"/>
+        </w:rPr>
+        <w:t xml:space="preserve">-C</w:t>
+      </w:r>
+      <w:r>
+        <w:rPr>
+          <w:rStyle w:val="NormalTok"/>
+        </w:rPr>
+        <w:t xml:space="preserve"> /data .</w:t>
+      </w:r>
+      <w:r>
+        <w:br/>
+      </w:r>
+      <w:r>
+        <w:rPr>
+          <w:rStyle w:val="ControlFlowTok"/>
+        </w:rPr>
+        <w:t xml:space="preserve">done</w:t>
+      </w:r>
+    </w:p>
+    <w:p>
+      <w:pPr>
+        <w:pStyle w:val="BlockText"/>
+      </w:pPr>
+      <w:r>
+        <w:t xml:space="preserve">Para un respaldo consistente de</w:t>
+      </w:r>
+      <w:r>
+        <w:t xml:space="preserve"> </w:t>
+      </w:r>
+      <w:r>
+        <w:rPr>
+          <w:rStyle w:val="VerbatimChar"/>
+        </w:rPr>
+        <w:t xml:space="preserve">sqlserver-data</w:t>
+      </w:r>
+      <w:r>
+        <w:t xml:space="preserve"> </w:t>
+      </w:r>
+      <w:r>
+        <w:t xml:space="preserve">se prefiere el</w:t>
+      </w:r>
+      <w:r>
+        <w:t xml:space="preserve"> </w:t>
+      </w:r>
+      <w:r>
+        <w:rPr>
+          <w:rStyle w:val="VerbatimChar"/>
+        </w:rPr>
+        <w:t xml:space="preserve">BACKUP DATABASE</w:t>
+      </w:r>
+      <w:r>
+        <w:t xml:space="preserve"> </w:t>
+      </w:r>
+      <w:r>
+        <w:t xml:space="preserve">de 3.2.1, porque se puede hacer en caliente.</w:t>
+      </w:r>
+    </w:p>
+    <w:bookmarkEnd w:id="47"/>
+    <w:bookmarkStart w:id="48" w:name="X540f27a738ec5ed70d134f46bf001e8dc7dea75"/>
+    <w:p>
+      <w:pPr>
+        <w:pStyle w:val="Heading4"/>
+      </w:pPr>
+      <w:r>
+        <w:t xml:space="preserve">3.2.3 Respaldo de configuraciones de Stacks y variables anteriores</w:t>
+      </w:r>
+    </w:p>
+    <w:p>
+      <w:pPr>
+        <w:pStyle w:val="SourceCode"/>
+      </w:pPr>
+      <w:r>
+        <w:rPr>
+          <w:rStyle w:val="BuiltInTok"/>
+        </w:rPr>
+        <w:t xml:space="preserve">cd</w:t>
+      </w:r>
+      <w:r>
+        <w:rPr>
+          <w:rStyle w:val="NormalTok"/>
+        </w:rPr>
+        <w:t xml:space="preserve"> ~/lavarapido/lavarapido-infra</w:t>
+      </w:r>
+      <w:r>
+        <w:br/>
+      </w:r>
+      <w:r>
+        <w:rPr>
+          <w:rStyle w:val="FunctionTok"/>
+        </w:rPr>
+        <w:t xml:space="preserve">cp</w:t>
+      </w:r>
+      <w:r>
+        <w:rPr>
+          <w:rStyle w:val="NormalTok"/>
+        </w:rPr>
+        <w:t xml:space="preserve"> .env.production ~/backups/env.production_</w:t>
+      </w:r>
+      <w:r>
+        <w:rPr>
+          <w:rStyle w:val="VariableTok"/>
+        </w:rPr>
+        <w:t xml:space="preserve">$(</w:t>
+      </w:r>
+      <w:r>
+        <w:rPr>
+          <w:rStyle w:val="FunctionTok"/>
+        </w:rPr>
+        <w:t xml:space="preserve">date</w:t>
+      </w:r>
+      <w:r>
+        <w:rPr>
+          <w:rStyle w:val="NormalTok"/>
+        </w:rPr>
+        <w:t xml:space="preserve"> +%F</w:t>
+      </w:r>
+      <w:r>
+        <w:rPr>
+          <w:rStyle w:val="VariableTok"/>
+        </w:rPr>
+        <w:t xml:space="preserve">)</w:t>
+      </w:r>
+      <w:r>
+        <w:rPr>
+          <w:rStyle w:val="NormalTok"/>
+        </w:rPr>
+        <w:t xml:space="preserve">       </w:t>
+      </w:r>
+      <w:r>
+        <w:rPr>
+          <w:rStyle w:val="CommentTok"/>
+        </w:rPr>
+        <w:t xml:space="preserve"># contiene secretos: chmod 600</w:t>
+      </w:r>
+      <w:r>
+        <w:br/>
+      </w:r>
+      <w:r>
+        <w:rPr>
+          <w:rStyle w:val="FunctionTok"/>
+        </w:rPr>
+        <w:t xml:space="preserve">chmod</w:t>
+      </w:r>
+      <w:r>
+        <w:rPr>
+          <w:rStyle w:val="NormalTok"/>
+        </w:rPr>
+        <w:t xml:space="preserve"> 600 ~/backups/env.production_</w:t>
+      </w:r>
+      <w:r>
+        <w:rPr>
+          <w:rStyle w:val="PreprocessorTok"/>
+        </w:rPr>
+        <w:t xml:space="preserve">*</w:t>
+      </w:r>
+      <w:r>
+        <w:br/>
+      </w:r>
+      <w:r>
+        <w:rPr>
+          <w:rStyle w:val="FunctionTok"/>
+        </w:rPr>
+        <w:t xml:space="preserve">git</w:t>
+      </w:r>
+      <w:r>
+        <w:rPr>
+          <w:rStyle w:val="NormalTok"/>
+        </w:rPr>
+        <w:t xml:space="preserve"> </w:t>
+      </w:r>
+      <w:r>
+        <w:rPr>
+          <w:rStyle w:val="AttributeTok"/>
+        </w:rPr>
+        <w:t xml:space="preserve">-C</w:t>
+      </w:r>
+      <w:r>
+        <w:rPr>
+          <w:rStyle w:val="NormalTok"/>
+        </w:rPr>
+        <w:t xml:space="preserve"> ~/lavarapido/lavarapido-infra rev-parse HEAD </w:t>
+      </w:r>
+      <w:r>
+        <w:rPr>
+          <w:rStyle w:val="OperatorTok"/>
+        </w:rPr>
+        <w:t xml:space="preserve">&gt;</w:t>
+      </w:r>
+      <w:r>
+        <w:rPr>
+          <w:rStyle w:val="NormalTok"/>
+        </w:rPr>
+        <w:t xml:space="preserve"> ~/backups/infra-commit_</w:t>
+      </w:r>
+      <w:r>
+        <w:rPr>
+          <w:rStyle w:val="VariableTok"/>
+        </w:rPr>
+        <w:t xml:space="preserve">$(</w:t>
+      </w:r>
+      <w:r>
+        <w:rPr>
+          <w:rStyle w:val="FunctionTok"/>
+        </w:rPr>
+        <w:t xml:space="preserve">date</w:t>
+      </w:r>
+      <w:r>
+        <w:rPr>
+          <w:rStyle w:val="NormalTok"/>
+        </w:rPr>
+        <w:t xml:space="preserve"> +%F</w:t>
+      </w:r>
+      <w:r>
+        <w:rPr>
+          <w:rStyle w:val="VariableTok"/>
+        </w:rPr>
+        <w:t xml:space="preserve">)</w:t>
+      </w:r>
+      <w:r>
+        <w:rPr>
+          <w:rStyle w:val="NormalTok"/>
+        </w:rPr>
+        <w:t xml:space="preserve">.txt</w:t>
+      </w:r>
+    </w:p>
+    <w:p>
+      <w:pPr>
+        <w:pStyle w:val="FirstParagraph"/>
+      </w:pPr>
+      <w:r>
+        <w:t xml:space="preserve">La configuración del stack (</w:t>
+      </w:r>
+      <w:r>
+        <w:rPr>
+          <w:rStyle w:val="VerbatimChar"/>
+        </w:rPr>
+        <w:t xml:space="preserve">docker-compose.yml</w:t>
+      </w:r>
+      <w:r>
+        <w:t xml:space="preserve">,</w:t>
+      </w:r>
+      <w:r>
+        <w:t xml:space="preserve"> </w:t>
+      </w:r>
+      <w:r>
+        <w:rPr>
+          <w:rStyle w:val="VerbatimChar"/>
+        </w:rPr>
+        <w:t xml:space="preserve">docker-compose.prod.yml</w:t>
+      </w:r>
+      <w:r>
+        <w:t xml:space="preserve">,</w:t>
+      </w:r>
+      <w:r>
+        <w:t xml:space="preserve"> </w:t>
+      </w:r>
+      <w:r>
+        <w:rPr>
+          <w:rStyle w:val="VerbatimChar"/>
+        </w:rPr>
+        <w:t xml:space="preserve">deploy/Caddyfile</w:t>
+      </w:r>
+      <w:r>
+        <w:t xml:space="preserve">) está versionada en GitHub (</w:t>
+      </w:r>
+      <w:r>
+        <w:rPr>
+          <w:rStyle w:val="VerbatimChar"/>
+        </w:rPr>
+        <w:t xml:space="preserve">lavarapido-infra</w:t>
+      </w:r>
+      <w:r>
+        <w:t xml:space="preserve">). Para volver atrás basta un</w:t>
+      </w:r>
+      <w:r>
+        <w:t xml:space="preserve"> </w:t>
+      </w:r>
+      <w:r>
+        <w:rPr>
+          <w:rStyle w:val="VerbatimChar"/>
+        </w:rPr>
+        <w:t xml:space="preserve">git checkout &lt;commit&gt;</w:t>
+      </w:r>
+      <w:r>
+        <w:t xml:space="preserve"> </w:t>
+      </w:r>
+      <w:r>
+        <w:t xml:space="preserve">y un nuevo</w:t>
+      </w:r>
+      <w:r>
+        <w:t xml:space="preserve"> </w:t>
+      </w:r>
+      <w:r>
+        <w:rPr>
+          <w:rStyle w:val="VerbatimChar"/>
+        </w:rPr>
+        <w:t xml:space="preserve">up -d</w:t>
+      </w:r>
+      <w:r>
+        <w:t xml:space="preserve">.</w:t>
+      </w:r>
+    </w:p>
     <w:bookmarkEnd w:id="48"/>
-    <w:bookmarkStart w:id="49" w:name="Xea8169eca7b46e8413e41f701c19766cc94c4bc"/>
-    <w:p>
-      <w:pPr>
-        <w:pStyle w:val="Heading4"/>
-      </w:pPr>
-      <w:r>
-        <w:t xml:space="preserve">3.2.2 Respaldo de volúmenes persistentes de Docker</w:t>
-      </w:r>
-    </w:p>
-    <w:p>
-      <w:pPr>
-        <w:pStyle w:val="SourceCode"/>
-      </w:pPr>
-      <w:r>
-        <w:rPr>
-          <w:rStyle w:val="FunctionTok"/>
-        </w:rPr>
-        <w:t xml:space="preserve">mkdir</w:t>
-      </w:r>
-      <w:r>
-        <w:rPr>
-          <w:rStyle w:val="NormalTok"/>
-        </w:rPr>
-        <w:t xml:space="preserve"> </w:t>
-      </w:r>
-      <w:r>
-        <w:rPr>
-          <w:rStyle w:val="AttributeTok"/>
-        </w:rPr>
-        <w:t xml:space="preserve">-p</w:t>
-      </w:r>
-      <w:r>
-        <w:rPr>
-          <w:rStyle w:val="NormalTok"/>
-        </w:rPr>
-        <w:t xml:space="preserve"> ~/backups</w:t>
-      </w:r>
-      <w:r>
-        <w:br/>
-      </w:r>
-      <w:r>
-        <w:rPr>
-          <w:rStyle w:val="ControlFlowTok"/>
-        </w:rPr>
-        <w:t xml:space="preserve">for</w:t>
-      </w:r>
-      <w:r>
-        <w:rPr>
-          <w:rStyle w:val="NormalTok"/>
-        </w:rPr>
-        <w:t xml:space="preserve"> v </w:t>
-      </w:r>
-      <w:r>
-        <w:rPr>
-          <w:rStyle w:val="KeywordTok"/>
-        </w:rPr>
-        <w:t xml:space="preserve">in</w:t>
-      </w:r>
-      <w:r>
-        <w:rPr>
-          <w:rStyle w:val="NormalTok"/>
-        </w:rPr>
-        <w:t xml:space="preserve"> lavarapido_sqlserver-data lavarapido_rabbitmq-data lavarapido_caddy-data</w:t>
-      </w:r>
-      <w:r>
-        <w:rPr>
-          <w:rStyle w:val="KeywordTok"/>
-        </w:rPr>
-        <w:t xml:space="preserve">;</w:t>
-      </w:r>
-      <w:r>
-        <w:rPr>
-          <w:rStyle w:val="NormalTok"/>
-        </w:rPr>
-        <w:t xml:space="preserve"> </w:t>
-      </w:r>
-      <w:r>
-        <w:rPr>
-          <w:rStyle w:val="ControlFlowTok"/>
-        </w:rPr>
-        <w:t xml:space="preserve">do</w:t>
-      </w:r>
-      <w:r>
-        <w:br/>
-      </w:r>
-      <w:r>
-        <w:rPr>
-          <w:rStyle w:val="NormalTok"/>
-        </w:rPr>
-        <w:t xml:space="preserve">  </w:t>
-      </w:r>
-      <w:r>
-        <w:rPr>
-          <w:rStyle w:val="FunctionTok"/>
-        </w:rPr>
-        <w:t xml:space="preserve">sudo</w:t>
-      </w:r>
-      <w:r>
-        <w:rPr>
-          <w:rStyle w:val="NormalTok"/>
-        </w:rPr>
-        <w:t xml:space="preserve"> docker run </w:t>
-      </w:r>
-      <w:r>
-        <w:rPr>
-          <w:rStyle w:val="AttributeTok"/>
-        </w:rPr>
-        <w:t xml:space="preserve">--rm</w:t>
-      </w:r>
-      <w:r>
-        <w:rPr>
-          <w:rStyle w:val="NormalTok"/>
-        </w:rPr>
-        <w:t xml:space="preserve"> </w:t>
-      </w:r>
-      <w:r>
-        <w:rPr>
-          <w:rStyle w:val="AttributeTok"/>
-        </w:rPr>
-        <w:t xml:space="preserve">-v</w:t>
-      </w:r>
-      <w:r>
-        <w:rPr>
-          <w:rStyle w:val="NormalTok"/>
-        </w:rPr>
-        <w:t xml:space="preserve"> </w:t>
-      </w:r>
-      <w:r>
-        <w:rPr>
-          <w:rStyle w:val="StringTok"/>
-        </w:rPr>
-        <w:t xml:space="preserve">"</w:t>
-      </w:r>
-      <w:r>
-        <w:rPr>
-          <w:rStyle w:val="VariableTok"/>
-        </w:rPr>
-        <w:t xml:space="preserve">$v</w:t>
-      </w:r>
-      <w:r>
-        <w:rPr>
-          <w:rStyle w:val="StringTok"/>
-        </w:rPr>
-        <w:t xml:space="preserve">"</w:t>
-      </w:r>
-      <w:r>
-        <w:rPr>
-          <w:rStyle w:val="NormalTok"/>
-        </w:rPr>
-        <w:t xml:space="preserve">:/data:ro </w:t>
-      </w:r>
-      <w:r>
-        <w:rPr>
-          <w:rStyle w:val="AttributeTok"/>
-        </w:rPr>
-        <w:t xml:space="preserve">-v</w:t>
-      </w:r>
-      <w:r>
-        <w:rPr>
-          <w:rStyle w:val="NormalTok"/>
-        </w:rPr>
-        <w:t xml:space="preserve"> ~/backups:/backup alpine </w:t>
-      </w:r>
-      <w:r>
-        <w:rPr>
-          <w:rStyle w:val="DataTypeTok"/>
-        </w:rPr>
-        <w:t xml:space="preserve">\</w:t>
-      </w:r>
-      <w:r>
-        <w:br/>
-      </w:r>
-      <w:r>
-        <w:rPr>
-          <w:rStyle w:val="NormalTok"/>
-        </w:rPr>
-        <w:t xml:space="preserve">    tar czf </w:t>
-      </w:r>
-      <w:r>
-        <w:rPr>
-          <w:rStyle w:val="StringTok"/>
-        </w:rPr>
-        <w:t xml:space="preserve">"/backup/</w:t>
-      </w:r>
-      <w:r>
-        <w:rPr>
-          <w:rStyle w:val="VariableTok"/>
-        </w:rPr>
-        <w:t xml:space="preserve">${v}</w:t>
-      </w:r>
-      <w:r>
-        <w:rPr>
-          <w:rStyle w:val="StringTok"/>
-        </w:rPr>
-        <w:t xml:space="preserve">_</w:t>
-      </w:r>
-      <w:r>
-        <w:rPr>
-          <w:rStyle w:val="VariableTok"/>
-        </w:rPr>
-        <w:t xml:space="preserve">$(</w:t>
-      </w:r>
-      <w:r>
-        <w:rPr>
-          <w:rStyle w:val="FunctionTok"/>
-        </w:rPr>
-        <w:t xml:space="preserve">date</w:t>
-      </w:r>
-      <w:r>
-        <w:rPr>
-          <w:rStyle w:val="NormalTok"/>
-        </w:rPr>
-        <w:t xml:space="preserve"> +%F</w:t>
-      </w:r>
-      <w:r>
-        <w:rPr>
-          <w:rStyle w:val="VariableTok"/>
-        </w:rPr>
-        <w:t xml:space="preserve">)</w:t>
-      </w:r>
-      <w:r>
-        <w:rPr>
-          <w:rStyle w:val="StringTok"/>
-        </w:rPr>
-        <w:t xml:space="preserve">.tar.gz"</w:t>
-      </w:r>
-      <w:r>
-        <w:rPr>
-          <w:rStyle w:val="NormalTok"/>
-        </w:rPr>
-        <w:t xml:space="preserve"> </w:t>
-      </w:r>
-      <w:r>
-        <w:rPr>
-          <w:rStyle w:val="AttributeTok"/>
-        </w:rPr>
-        <w:t xml:space="preserve">-C</w:t>
-      </w:r>
-      <w:r>
-        <w:rPr>
-          <w:rStyle w:val="NormalTok"/>
-        </w:rPr>
-        <w:t xml:space="preserve"> /data .</w:t>
-      </w:r>
-      <w:r>
-        <w:br/>
-      </w:r>
-      <w:r>
-        <w:rPr>
-          <w:rStyle w:val="ControlFlowTok"/>
-        </w:rPr>
-        <w:t xml:space="preserve">done</w:t>
-      </w:r>
-    </w:p>
-    <w:p>
-      <w:pPr>
-        <w:pStyle w:val="BlockText"/>
-      </w:pPr>
-      <w:r>
-        <w:t xml:space="preserve">Para un respaldo consistente de</w:t>
-      </w:r>
-      <w:r>
-        <w:t xml:space="preserve"> </w:t>
-      </w:r>
-      <w:r>
-        <w:rPr>
-          <w:rStyle w:val="VerbatimChar"/>
-        </w:rPr>
-        <w:t xml:space="preserve">sqlserver-data</w:t>
-      </w:r>
-      <w:r>
-        <w:t xml:space="preserve"> </w:t>
-      </w:r>
-      <w:r>
-        <w:t xml:space="preserve">se prefiere el</w:t>
-      </w:r>
-      <w:r>
-        <w:t xml:space="preserve"> </w:t>
-      </w:r>
-      <w:r>
-        <w:rPr>
-          <w:rStyle w:val="VerbatimChar"/>
-        </w:rPr>
-        <w:t xml:space="preserve">BACKUP DATABASE</w:t>
-      </w:r>
-      <w:r>
-        <w:t xml:space="preserve"> </w:t>
-      </w:r>
-      <w:r>
-        <w:t xml:space="preserve">de 3.2.1, porque se puede hacer en caliente.</w:t>
-      </w:r>
-    </w:p>
-    <w:bookmarkEnd w:id="49"/>
-    <w:bookmarkStart w:id="50" w:name="X540f27a738ec5ed70d134f46bf001e8dc7dea75"/>
-    <w:p>
-      <w:pPr>
-        <w:pStyle w:val="Heading4"/>
-      </w:pPr>
-      <w:r>
-        <w:t xml:space="preserve">3.2.3 Respaldo de configuraciones de Stacks y variables anteriores</w:t>
-      </w:r>
-    </w:p>
-    <w:p>
-      <w:pPr>
-        <w:pStyle w:val="SourceCode"/>
-      </w:pPr>
-      <w:r>
-        <w:rPr>
-          <w:rStyle w:val="BuiltInTok"/>
-        </w:rPr>
-        <w:t xml:space="preserve">cd</w:t>
-      </w:r>
-      <w:r>
-        <w:rPr>
-          <w:rStyle w:val="NormalTok"/>
-        </w:rPr>
-        <w:t xml:space="preserve"> ~/lavarapido/lavarapido-infra</w:t>
-      </w:r>
-      <w:r>
-        <w:br/>
-      </w:r>
-      <w:r>
-        <w:rPr>
-          <w:rStyle w:val="FunctionTok"/>
-        </w:rPr>
-        <w:t xml:space="preserve">cp</w:t>
-      </w:r>
-      <w:r>
-        <w:rPr>
-          <w:rStyle w:val="NormalTok"/>
-        </w:rPr>
-        <w:t xml:space="preserve"> .env.production ~/backups/env.production_</w:t>
-      </w:r>
-      <w:r>
-        <w:rPr>
-          <w:rStyle w:val="VariableTok"/>
-        </w:rPr>
-        <w:t xml:space="preserve">$(</w:t>
-      </w:r>
-      <w:r>
-        <w:rPr>
-          <w:rStyle w:val="FunctionTok"/>
-        </w:rPr>
-        <w:t xml:space="preserve">date</w:t>
-      </w:r>
-      <w:r>
-        <w:rPr>
-          <w:rStyle w:val="NormalTok"/>
-        </w:rPr>
-        <w:t xml:space="preserve"> +%F</w:t>
-      </w:r>
-      <w:r>
-        <w:rPr>
-          <w:rStyle w:val="VariableTok"/>
-        </w:rPr>
-        <w:t xml:space="preserve">)</w:t>
-      </w:r>
-      <w:r>
-        <w:rPr>
-          <w:rStyle w:val="NormalTok"/>
-        </w:rPr>
-        <w:t xml:space="preserve">       </w:t>
-      </w:r>
-      <w:r>
-        <w:rPr>
-          <w:rStyle w:val="CommentTok"/>
-        </w:rPr>
-        <w:t xml:space="preserve"># contiene secretos: chmod 600</w:t>
-      </w:r>
-      <w:r>
-        <w:br/>
-      </w:r>
-      <w:r>
-        <w:rPr>
-          <w:rStyle w:val="FunctionTok"/>
-        </w:rPr>
-        <w:t xml:space="preserve">chmod</w:t>
-      </w:r>
-      <w:r>
-        <w:rPr>
-          <w:rStyle w:val="NormalTok"/>
-        </w:rPr>
-        <w:t xml:space="preserve"> 600 ~/backups/env.production_</w:t>
-      </w:r>
-      <w:r>
-        <w:rPr>
-          <w:rStyle w:val="PreprocessorTok"/>
-        </w:rPr>
-        <w:t xml:space="preserve">*</w:t>
-      </w:r>
-      <w:r>
-        <w:br/>
-      </w:r>
-      <w:r>
-        <w:rPr>
-          <w:rStyle w:val="FunctionTok"/>
-        </w:rPr>
-        <w:t xml:space="preserve">git</w:t>
-      </w:r>
-      <w:r>
-        <w:rPr>
-          <w:rStyle w:val="NormalTok"/>
-        </w:rPr>
-        <w:t xml:space="preserve"> </w:t>
-      </w:r>
-      <w:r>
-        <w:rPr>
-          <w:rStyle w:val="AttributeTok"/>
-        </w:rPr>
-        <w:t xml:space="preserve">-C</w:t>
-      </w:r>
-      <w:r>
-        <w:rPr>
-          <w:rStyle w:val="NormalTok"/>
-        </w:rPr>
-        <w:t xml:space="preserve"> ~/lavarapido/lavarapido-infra rev-parse HEAD </w:t>
-      </w:r>
-      <w:r>
-        <w:rPr>
-          <w:rStyle w:val="OperatorTok"/>
-        </w:rPr>
-        <w:t xml:space="preserve">&gt;</w:t>
-      </w:r>
-      <w:r>
-        <w:rPr>
-          <w:rStyle w:val="NormalTok"/>
-        </w:rPr>
-        <w:t xml:space="preserve"> ~/backups/infra-commit_</w:t>
-      </w:r>
-      <w:r>
-        <w:rPr>
-          <w:rStyle w:val="VariableTok"/>
-        </w:rPr>
-        <w:t xml:space="preserve">$(</w:t>
-      </w:r>
-      <w:r>
-        <w:rPr>
-          <w:rStyle w:val="FunctionTok"/>
-        </w:rPr>
-        <w:t xml:space="preserve">date</w:t>
-      </w:r>
-      <w:r>
-        <w:rPr>
-          <w:rStyle w:val="NormalTok"/>
-        </w:rPr>
-        <w:t xml:space="preserve"> +%F</w:t>
-      </w:r>
-      <w:r>
-        <w:rPr>
-          <w:rStyle w:val="VariableTok"/>
-        </w:rPr>
-        <w:t xml:space="preserve">)</w:t>
-      </w:r>
-      <w:r>
-        <w:rPr>
-          <w:rStyle w:val="NormalTok"/>
-        </w:rPr>
-        <w:t xml:space="preserve">.txt</w:t>
-      </w:r>
-    </w:p>
-    <w:p>
-      <w:pPr>
-        <w:pStyle w:val="FirstParagraph"/>
-      </w:pPr>
-      <w:r>
-        <w:t xml:space="preserve">La configuración del stack (</w:t>
-      </w:r>
-      <w:r>
-        <w:rPr>
-          <w:rStyle w:val="VerbatimChar"/>
-        </w:rPr>
-        <w:t xml:space="preserve">docker-compose.yml</w:t>
-      </w:r>
-      <w:r>
-        <w:t xml:space="preserve">,</w:t>
-      </w:r>
-      <w:r>
-        <w:t xml:space="preserve"> </w:t>
-      </w:r>
-      <w:r>
-        <w:rPr>
-          <w:rStyle w:val="VerbatimChar"/>
-        </w:rPr>
-        <w:t xml:space="preserve">docker-compose.prod.yml</w:t>
-      </w:r>
-      <w:r>
-        <w:t xml:space="preserve">,</w:t>
-      </w:r>
-      <w:r>
-        <w:t xml:space="preserve"> </w:t>
-      </w:r>
-      <w:r>
-        <w:rPr>
-          <w:rStyle w:val="VerbatimChar"/>
-        </w:rPr>
-        <w:t xml:space="preserve">deploy/Caddyfile</w:t>
-      </w:r>
-      <w:r>
-        <w:t xml:space="preserve">) está versionada en GitHub (</w:t>
-      </w:r>
-      <w:r>
-        <w:rPr>
-          <w:rStyle w:val="VerbatimChar"/>
-        </w:rPr>
-        <w:t xml:space="preserve">lavarapido-infra</w:t>
-      </w:r>
-      <w:r>
-        <w:t xml:space="preserve">). Para volver atrás basta un</w:t>
-      </w:r>
-      <w:r>
-        <w:t xml:space="preserve"> </w:t>
-      </w:r>
-      <w:r>
-        <w:rPr>
-          <w:rStyle w:val="VerbatimChar"/>
-        </w:rPr>
-        <w:t xml:space="preserve">git checkout &lt;commit&gt;</w:t>
-      </w:r>
-      <w:r>
-        <w:t xml:space="preserve"> </w:t>
-      </w:r>
-      <w:r>
-        <w:t xml:space="preserve">y un nuevo</w:t>
-      </w:r>
-      <w:r>
-        <w:t xml:space="preserve"> </w:t>
-      </w:r>
-      <w:r>
-        <w:rPr>
-          <w:rStyle w:val="VerbatimChar"/>
-        </w:rPr>
-        <w:t xml:space="preserve">up -d</w:t>
-      </w:r>
-      <w:r>
-        <w:t xml:space="preserve">.</w:t>
-      </w:r>
-    </w:p>
-    <w:bookmarkEnd w:id="50"/>
-    <w:bookmarkStart w:id="51" w:name="X3e18bac4f4ceb1ff5977ee02b6fb9f0089fac97"/>
+    <w:bookmarkStart w:id="49" w:name="X3e18bac4f4ceb1ff5977ee02b6fb9f0089fac97"/>
     <w:p>
       <w:pPr>
         <w:pStyle w:val="Heading4"/>
@@ -12676,9 +12952,9 @@
         </w:tc>
       </w:tr>
     </w:tbl>
-    <w:bookmarkEnd w:id="51"/>
-    <w:bookmarkEnd w:id="52"/>
-    <w:bookmarkStart w:id="56" w:name="Xe5a201e0e4a2dffd98849c13efdc5b4a8aa5ab9"/>
+    <w:bookmarkEnd w:id="49"/>
+    <w:bookmarkEnd w:id="50"/>
+    <w:bookmarkStart w:id="54" w:name="Xe5a201e0e4a2dffd98849c13efdc5b4a8aa5ab9"/>
     <w:p>
       <w:pPr>
         <w:pStyle w:val="Heading3"/>
@@ -12692,7 +12968,7 @@
         <w:pStyle w:val="Compact"/>
         <w:numPr>
           <w:ilvl w:val="0"/>
-          <w:numId w:val="1022"/>
+          <w:numId w:val="1023"/>
         </w:numPr>
       </w:pPr>
       <w:r>
@@ -12759,7 +13035,7 @@
         <w:pStyle w:val="Compact"/>
         <w:numPr>
           <w:ilvl w:val="0"/>
-          <w:numId w:val="1022"/>
+          <w:numId w:val="1023"/>
         </w:numPr>
       </w:pPr>
       <w:r>
@@ -12783,7 +13059,7 @@
         <w:pStyle w:val="Compact"/>
         <w:numPr>
           <w:ilvl w:val="0"/>
-          <w:numId w:val="1022"/>
+          <w:numId w:val="1023"/>
         </w:numPr>
       </w:pPr>
       <w:r>
@@ -12836,7 +13112,7 @@
         <w:pStyle w:val="Compact"/>
         <w:numPr>
           <w:ilvl w:val="0"/>
-          <w:numId w:val="1022"/>
+          <w:numId w:val="1023"/>
         </w:numPr>
       </w:pPr>
       <w:r>
@@ -12907,7 +13183,7 @@
         <w:t xml:space="preserve">). La contraseña no está en ningún repositorio.</w:t>
       </w:r>
     </w:p>
-    <w:bookmarkStart w:id="53" w:name="X688a775b3552afaff2e96d149a945456d857fe4"/>
+    <w:bookmarkStart w:id="51" w:name="X688a775b3552afaff2e96d149a945456d857fe4"/>
     <w:p>
       <w:pPr>
         <w:pStyle w:val="Heading4"/>
@@ -13102,8 +13378,8 @@
         </w:tc>
       </w:tr>
     </w:tbl>
-    <w:bookmarkEnd w:id="53"/>
-    <w:bookmarkStart w:id="54" w:name="X47f930ed4ede175454f59b7fb1400c4ac097b7f"/>
+    <w:bookmarkEnd w:id="51"/>
+    <w:bookmarkStart w:id="52" w:name="X47f930ed4ede175454f59b7fb1400c4ac097b7f"/>
     <w:p>
       <w:pPr>
         <w:pStyle w:val="Heading4"/>
@@ -14891,8 +15167,8 @@
         </w:tc>
       </w:tr>
     </w:tbl>
-    <w:bookmarkEnd w:id="54"/>
-    <w:bookmarkStart w:id="55" w:name="Xb9cc945c4bdcf941ebc0dbcc9a2819ad237d026"/>
+    <w:bookmarkEnd w:id="52"/>
+    <w:bookmarkStart w:id="53" w:name="Xb9cc945c4bdcf941ebc0dbcc9a2819ad237d026"/>
     <w:p>
       <w:pPr>
         <w:pStyle w:val="Heading4"/>
@@ -15248,9 +15524,9 @@
         </w:tc>
       </w:tr>
     </w:tbl>
-    <w:bookmarkEnd w:id="55"/>
-    <w:bookmarkEnd w:id="56"/>
-    <w:bookmarkStart w:id="57" w:name="X3c59b8108dc59e318925ce0ca19e8b0f4282c80"/>
+    <w:bookmarkEnd w:id="53"/>
+    <w:bookmarkEnd w:id="54"/>
+    <w:bookmarkStart w:id="55" w:name="X3c59b8108dc59e318925ce0ca19e8b0f4282c80"/>
     <w:p>
       <w:pPr>
         <w:pStyle w:val="Heading3"/>
@@ -15264,7 +15540,7 @@
         <w:pStyle w:val="Compact"/>
         <w:numPr>
           <w:ilvl w:val="0"/>
-          <w:numId w:val="1023"/>
+          <w:numId w:val="1024"/>
         </w:numPr>
       </w:pPr>
       <w:r>
@@ -15286,7 +15562,7 @@
         <w:pStyle w:val="Compact"/>
         <w:numPr>
           <w:ilvl w:val="0"/>
-          <w:numId w:val="1023"/>
+          <w:numId w:val="1024"/>
         </w:numPr>
       </w:pPr>
       <w:r>
@@ -15338,7 +15614,7 @@
         <w:pStyle w:val="Compact"/>
         <w:numPr>
           <w:ilvl w:val="0"/>
-          <w:numId w:val="1023"/>
+          <w:numId w:val="1024"/>
         </w:numPr>
       </w:pPr>
       <w:r>
@@ -15375,7 +15651,7 @@
         <w:pStyle w:val="Compact"/>
         <w:numPr>
           <w:ilvl w:val="0"/>
-          <w:numId w:val="1023"/>
+          <w:numId w:val="1024"/>
         </w:numPr>
       </w:pPr>
       <w:r>
@@ -15397,7 +15673,7 @@
         <w:pStyle w:val="Compact"/>
         <w:numPr>
           <w:ilvl w:val="0"/>
-          <w:numId w:val="1023"/>
+          <w:numId w:val="1024"/>
         </w:numPr>
       </w:pPr>
       <w:r>
@@ -15419,7 +15695,7 @@
         <w:pStyle w:val="Compact"/>
         <w:numPr>
           <w:ilvl w:val="0"/>
-          <w:numId w:val="1023"/>
+          <w:numId w:val="1024"/>
         </w:numPr>
       </w:pPr>
       <w:r>
@@ -15523,7 +15799,7 @@
         <w:pStyle w:val="Compact"/>
         <w:numPr>
           <w:ilvl w:val="1"/>
-          <w:numId w:val="1024"/>
+          <w:numId w:val="1025"/>
         </w:numPr>
       </w:pPr>
       <w:r>
@@ -15599,7 +15875,7 @@
         <w:pStyle w:val="Compact"/>
         <w:numPr>
           <w:ilvl w:val="1"/>
-          <w:numId w:val="1024"/>
+          <w:numId w:val="1025"/>
         </w:numPr>
       </w:pPr>
       <w:r>
@@ -15769,7 +16045,7 @@
         <w:pStyle w:val="Compact"/>
         <w:numPr>
           <w:ilvl w:val="1"/>
-          <w:numId w:val="1024"/>
+          <w:numId w:val="1025"/>
         </w:numPr>
       </w:pPr>
       <w:r>
@@ -15852,7 +16128,7 @@
         <w:pStyle w:val="Compact"/>
         <w:numPr>
           <w:ilvl w:val="0"/>
-          <w:numId w:val="1023"/>
+          <w:numId w:val="1024"/>
         </w:numPr>
       </w:pPr>
       <w:r>
@@ -15876,9 +16152,9 @@
         </w:pict>
       </w:r>
     </w:p>
-    <w:bookmarkEnd w:id="57"/>
-    <w:bookmarkEnd w:id="58"/>
-    <w:bookmarkStart w:id="69" w:name="Xe663ee2ec6d7c2e16c4614193494b1da41fc253"/>
+    <w:bookmarkEnd w:id="55"/>
+    <w:bookmarkEnd w:id="56"/>
+    <w:bookmarkStart w:id="67" w:name="Xe663ee2ec6d7c2e16c4614193494b1da41fc253"/>
     <w:p>
       <w:pPr>
         <w:pStyle w:val="Heading2"/>
@@ -15887,7 +16163,7 @@
         <w:t xml:space="preserve">4. Procedimiento de Despliegue Paso a Paso (Runbook)</w:t>
       </w:r>
     </w:p>
-    <w:bookmarkStart w:id="59" w:name="Xb099cc240db18fcee69d15f9d1b00821e67d494"/>
+    <w:bookmarkStart w:id="57" w:name="Xb099cc240db18fcee69d15f9d1b00821e67d494"/>
     <w:p>
       <w:pPr>
         <w:pStyle w:val="Heading3"/>
@@ -16398,230 +16674,6 @@
           <w:rStyle w:val="CommentTok"/>
         </w:rPr>
         <w:t xml:space="preserve"># luego abrir https://localhost:9443 → usuario "admin"</w:t>
-      </w:r>
-    </w:p>
-    <w:p>
-      <w:pPr>
-        <w:pStyle w:val="Compact"/>
-        <w:numPr>
-          <w:ilvl w:val="0"/>
-          <w:numId w:val="1025"/>
-        </w:numPr>
-      </w:pPr>
-      <w:r>
-        <w:rPr>
-          <w:b/>
-          <w:bCs/>
-        </w:rPr>
-        <w:t xml:space="preserve">Contraseña del usuario</w:t>
-      </w:r>
-      <w:r>
-        <w:rPr>
-          <w:b/>
-          <w:bCs/>
-        </w:rPr>
-        <w:t xml:space="preserve"> </w:t>
-      </w:r>
-      <w:r>
-        <w:rPr>
-          <w:rStyle w:val="VerbatimChar"/>
-          <w:b/>
-          <w:bCs/>
-        </w:rPr>
-        <w:t xml:space="preserve">admin</w:t>
-      </w:r>
-      <w:r>
-        <w:rPr>
-          <w:b/>
-          <w:bCs/>
-        </w:rPr>
-        <w:t xml:space="preserve">:</w:t>
-      </w:r>
-      <w:r>
-        <w:t xml:space="preserve"> </w:t>
-      </w:r>
-      <w:r>
-        <w:t xml:space="preserve">se generó al instalar y está en el servidor, en</w:t>
-      </w:r>
-      <w:r>
-        <w:t xml:space="preserve"> </w:t>
-      </w:r>
-      <w:r>
-        <w:rPr>
-          <w:rStyle w:val="VerbatimChar"/>
-        </w:rPr>
-        <w:t xml:space="preserve">~/portainer-admin-password</w:t>
-      </w:r>
-      <w:r>
-        <w:t xml:space="preserve"> </w:t>
-      </w:r>
-      <w:r>
-        <w:t xml:space="preserve">(permisos</w:t>
-      </w:r>
-      <w:r>
-        <w:t xml:space="preserve"> </w:t>
-      </w:r>
-      <w:r>
-        <w:rPr>
-          <w:rStyle w:val="VerbatimChar"/>
-        </w:rPr>
-        <w:t xml:space="preserve">600</w:t>
-      </w:r>
-      <w:r>
-        <w:t xml:space="preserve">). Se consulta con</w:t>
-      </w:r>
-      <w:r>
-        <w:t xml:space="preserve"> </w:t>
-      </w:r>
-      <w:r>
-        <w:rPr>
-          <w:rStyle w:val="VerbatimChar"/>
-        </w:rPr>
-        <w:t xml:space="preserve">cat ~/portainer-admin-password</w:t>
-      </w:r>
-      <w:r>
-        <w:t xml:space="preserve"> </w:t>
-      </w:r>
-      <w:r>
-        <w:t xml:space="preserve">y se puede cambiar desde Portainer (</w:t>
-      </w:r>
-      <w:r>
-        <w:rPr>
-          <w:i/>
-          <w:iCs/>
-        </w:rPr>
-        <w:t xml:space="preserve">My account</w:t>
-      </w:r>
-      <w:r>
-        <w:t xml:space="preserve">).</w:t>
-      </w:r>
-    </w:p>
-    <w:p>
-      <w:pPr>
-        <w:pStyle w:val="Compact"/>
-        <w:numPr>
-          <w:ilvl w:val="0"/>
-          <w:numId w:val="1025"/>
-        </w:numPr>
-      </w:pPr>
-      <w:r>
-        <w:rPr>
-          <w:b/>
-          <w:bCs/>
-        </w:rPr>
-        <w:t xml:space="preserve">Entorno</w:t>
-      </w:r>
-      <w:r>
-        <w:rPr>
-          <w:b/>
-          <w:bCs/>
-        </w:rPr>
-        <w:t xml:space="preserve"> </w:t>
-      </w:r>
-      <w:r>
-        <w:rPr>
-          <w:rStyle w:val="VerbatimChar"/>
-          <w:b/>
-          <w:bCs/>
-        </w:rPr>
-        <w:t xml:space="preserve">local</w:t>
-      </w:r>
-      <w:r>
-        <w:rPr>
-          <w:b/>
-          <w:bCs/>
-        </w:rPr>
-        <w:t xml:space="preserve">:</w:t>
-      </w:r>
-      <w:r>
-        <w:t xml:space="preserve"> </w:t>
-      </w:r>
-      <w:r>
-        <w:t xml:space="preserve">registrado sobre el socket de Docker. En</w:t>
-      </w:r>
-      <w:r>
-        <w:t xml:space="preserve"> </w:t>
-      </w:r>
-      <w:r>
-        <w:rPr>
-          <w:i/>
-          <w:iCs/>
-        </w:rPr>
-        <w:t xml:space="preserve">Containers</w:t>
-      </w:r>
-      <w:r>
-        <w:t xml:space="preserve"> </w:t>
-      </w:r>
-      <w:r>
-        <w:t xml:space="preserve">y</w:t>
-      </w:r>
-      <w:r>
-        <w:t xml:space="preserve"> </w:t>
-      </w:r>
-      <w:r>
-        <w:rPr>
-          <w:i/>
-          <w:iCs/>
-        </w:rPr>
-        <w:t xml:space="preserve">Stacks</w:t>
-      </w:r>
-      <w:r>
-        <w:t xml:space="preserve"> </w:t>
-      </w:r>
-      <w:r>
-        <w:t xml:space="preserve">aparece</w:t>
-      </w:r>
-      <w:r>
-        <w:t xml:space="preserve"> </w:t>
-      </w:r>
-      <w:r>
-        <w:rPr>
-          <w:rStyle w:val="VerbatimChar"/>
-        </w:rPr>
-        <w:t xml:space="preserve">lavarapido</w:t>
-      </w:r>
-      <w:r>
-        <w:t xml:space="preserve">.</w:t>
-      </w:r>
-    </w:p>
-    <w:bookmarkEnd w:id="59"/>
-    <w:bookmarkStart w:id="62" w:name="Xb2f8be02ff5e54dc8ee4ba91b8a1b61a05711e2"/>
-    <w:p>
-      <w:pPr>
-        <w:pStyle w:val="Heading3"/>
-      </w:pPr>
-      <w:r>
-        <w:t xml:space="preserve">4.2 Despliegue y Migración de Base de Datos</w:t>
-      </w:r>
-    </w:p>
-    <w:bookmarkStart w:id="60" w:name="X2ce610b15ecab4c660ffed258c095515bb0c46b"/>
-    <w:p>
-      <w:pPr>
-        <w:pStyle w:val="Heading4"/>
-      </w:pPr>
-      <w:r>
-        <w:t xml:space="preserve">4.2.1 Ejecución de scripts DDL/DML o herramientas de migración (Liquibase)</w:t>
-      </w:r>
-    </w:p>
-    <w:p>
-      <w:pPr>
-        <w:pStyle w:val="FirstParagraph"/>
-      </w:pPr>
-      <w:r>
-        <w:t xml:space="preserve">Las migraciones son</w:t>
-      </w:r>
-      <w:r>
-        <w:t xml:space="preserve"> </w:t>
-      </w:r>
-      <w:r>
-        <w:rPr>
-          <w:b/>
-          <w:bCs/>
-        </w:rPr>
-        <w:t xml:space="preserve">automáticas</w:t>
-      </w:r>
-      <w:r>
-        <w:t xml:space="preserve">:</w:t>
       </w:r>
     </w:p>
     <w:p>
@@ -16633,49 +16685,91 @@
         </w:numPr>
       </w:pPr>
       <w:r>
-        <w:t xml:space="preserve">El contenedor</w:t>
-      </w:r>
-      <w:r>
-        <w:t xml:space="preserve"> </w:t>
-      </w:r>
-      <w:r>
-        <w:rPr>
-          <w:rStyle w:val="VerbatimChar"/>
-        </w:rPr>
-        <w:t xml:space="preserve">db-init</w:t>
-      </w:r>
-      <w:r>
-        <w:t xml:space="preserve"> </w:t>
-      </w:r>
-      <w:r>
-        <w:t xml:space="preserve">crea la base</w:t>
-      </w:r>
-      <w:r>
-        <w:t xml:space="preserve"> </w:t>
-      </w:r>
-      <w:r>
-        <w:rPr>
-          <w:rStyle w:val="VerbatimChar"/>
-        </w:rPr>
-        <w:t xml:space="preserve">LavaRapido</w:t>
-      </w:r>
-      <w:r>
-        <w:t xml:space="preserve"> </w:t>
-      </w:r>
-      <w:r>
-        <w:t xml:space="preserve">si no existe y la deja en modelo de recuperación</w:t>
-      </w:r>
-      <w:r>
-        <w:t xml:space="preserve"> </w:t>
-      </w:r>
-      <w:r>
-        <w:rPr>
-          <w:rStyle w:val="VerbatimChar"/>
-        </w:rPr>
-        <w:t xml:space="preserve">SIMPLE</w:t>
-      </w:r>
-      <w:r>
-        <w:t xml:space="preserve">.</w:t>
+        <w:rPr>
+          <w:b/>
+          <w:bCs/>
+        </w:rPr>
+        <w:t xml:space="preserve">Contraseña del usuario</w:t>
+      </w:r>
+      <w:r>
+        <w:rPr>
+          <w:b/>
+          <w:bCs/>
+        </w:rPr>
+        <w:t xml:space="preserve"> </w:t>
+      </w:r>
+      <w:r>
+        <w:rPr>
+          <w:rStyle w:val="VerbatimChar"/>
+          <w:b/>
+          <w:bCs/>
+        </w:rPr>
+        <w:t xml:space="preserve">admin</w:t>
+      </w:r>
+      <w:r>
+        <w:rPr>
+          <w:b/>
+          <w:bCs/>
+        </w:rPr>
+        <w:t xml:space="preserve">:</w:t>
+      </w:r>
+      <w:r>
+        <w:t xml:space="preserve"> </w:t>
+      </w:r>
+      <w:r>
+        <w:t xml:space="preserve">se generó al instalar y está en el servidor, en</w:t>
+      </w:r>
+      <w:r>
+        <w:t xml:space="preserve"> </w:t>
+      </w:r>
+      <w:r>
+        <w:rPr>
+          <w:rStyle w:val="VerbatimChar"/>
+        </w:rPr>
+        <w:t xml:space="preserve">~/portainer-admin-password</w:t>
+      </w:r>
+      <w:r>
+        <w:t xml:space="preserve"> </w:t>
+      </w:r>
+      <w:r>
+        <w:t xml:space="preserve">(permisos</w:t>
+      </w:r>
+      <w:r>
+        <w:t xml:space="preserve"> </w:t>
+      </w:r>
+      <w:r>
+        <w:rPr>
+          <w:rStyle w:val="VerbatimChar"/>
+        </w:rPr>
+        <w:t xml:space="preserve">600</w:t>
+      </w:r>
+      <w:r>
+        <w:t xml:space="preserve">). Se consulta con</w:t>
+      </w:r>
+      <w:r>
+        <w:t xml:space="preserve"> </w:t>
+      </w:r>
+      <w:r>
+        <w:rPr>
+          <w:rStyle w:val="VerbatimChar"/>
+        </w:rPr>
+        <w:t xml:space="preserve">cat ~/portainer-admin-password</w:t>
+      </w:r>
+      <w:r>
+        <w:t xml:space="preserve"> </w:t>
+      </w:r>
+      <w:r>
+        <w:t xml:space="preserve">y se puede cambiar desde Portainer (</w:t>
+      </w:r>
+      <w:r>
+        <w:rPr>
+          <w:i/>
+          <w:iCs/>
+        </w:rPr>
+        <w:t xml:space="preserve">My account</w:t>
+      </w:r>
+      <w:r>
+        <w:t xml:space="preserve">).</w:t>
       </w:r>
     </w:p>
     <w:p>
@@ -16687,574 +16781,102 @@
         </w:numPr>
       </w:pPr>
       <w:r>
-        <w:t xml:space="preserve">El contenedor</w:t>
-      </w:r>
-      <w:r>
-        <w:t xml:space="preserve"> </w:t>
-      </w:r>
-      <w:r>
-        <w:rPr>
-          <w:rStyle w:val="VerbatimChar"/>
-        </w:rPr>
-        <w:t xml:space="preserve">payment-migrate</w:t>
-      </w:r>
-      <w:r>
-        <w:t xml:space="preserve"> </w:t>
-      </w:r>
-      <w:r>
-        <w:t xml:space="preserve">(Liquibase 4.29) aplica los changelogs de payment-service (</w:t>
-      </w:r>
-      <w:r>
-        <w:rPr>
-          <w:rStyle w:val="VerbatimChar"/>
-        </w:rPr>
-        <w:t xml:space="preserve">db/changelog/db.changelog-master.yaml</w:t>
-      </w:r>
-      <w:r>
-        <w:t xml:space="preserve">) y termina.</w:t>
-      </w:r>
-    </w:p>
-    <w:p>
-      <w:pPr>
-        <w:pStyle w:val="Compact"/>
-        <w:numPr>
-          <w:ilvl w:val="0"/>
-          <w:numId w:val="1026"/>
-        </w:numPr>
-      </w:pPr>
-      <w:r>
-        <w:t xml:space="preserve">Cada servicio Java aplica sus propios changelogs al arrancar. La numeración es global: 001–041 más las semillas 1xx de catálogos (la 040 de operations-service y la 041 de notification-service son del 21-10-2026 y se aplicaron en el servidor el 22-10-2026). En</w:t>
-      </w:r>
-      <w:r>
-        <w:t xml:space="preserve"> </w:t>
-      </w:r>
-      <w:r>
-        <w:rPr>
-          <w:rStyle w:val="VerbatimChar"/>
-        </w:rPr>
-        <w:t xml:space="preserve">develop</w:t>
-      </w:r>
-      <w:r>
-        <w:t xml:space="preserve"> </w:t>
-      </w:r>
-      <w:r>
-        <w:t xml:space="preserve">del 23-10-2026 se agregaron la 042 (operations-service, notas de la asignación) y la 043 (booking-service, puntos de fidelización por línea de reserva), que entran con</w:t>
-      </w:r>
-      <w:r>
-        <w:t xml:space="preserve"> </w:t>
-      </w:r>
-      <w:r>
-        <w:rPr>
-          <w:rStyle w:val="VerbatimChar"/>
-        </w:rPr>
-        <w:t xml:space="preserve">v1.1.0</w:t>
-      </w:r>
-      <w:r>
-        <w:t xml:space="preserve"> </w:t>
-      </w:r>
-      <w:r>
-        <w:t xml:space="preserve">junto con la 021 de payment-service (una promoción por reserva); la siguiente libre es la 044.</w:t>
-      </w:r>
-    </w:p>
-    <w:p>
-      <w:pPr>
-        <w:pStyle w:val="Compact"/>
-        <w:numPr>
-          <w:ilvl w:val="0"/>
-          <w:numId w:val="1026"/>
-        </w:numPr>
-      </w:pPr>
-      <w:r>
-        <w:t xml:space="preserve">Hibernate solo valida que el modelo coincida con las tablas (</w:t>
-      </w:r>
-      <w:r>
-        <w:rPr>
-          <w:rStyle w:val="VerbatimChar"/>
-        </w:rPr>
-        <w:t xml:space="preserve">ddl-auto: validate</w:t>
-      </w:r>
-      <w:r>
-        <w:t xml:space="preserve">); nunca altera tablas.</w:t>
-      </w:r>
-    </w:p>
-    <w:p>
-      <w:pPr>
-        <w:pStyle w:val="FirstParagraph"/>
-      </w:pPr>
-      <w:r>
-        <w:t xml:space="preserve">Producción</w:t>
-      </w:r>
-      <w:r>
-        <w:t xml:space="preserve"> </w:t>
-      </w:r>
-      <w:r>
         <w:rPr>
           <w:b/>
           <w:bCs/>
         </w:rPr>
-        <w:t xml:space="preserve">no carga datos de prueba</w:t>
-      </w:r>
-      <w:r>
-        <w:t xml:space="preserve">: solo catálogos (roles, servicios, estados, horario y datos del negocio).</w:t>
-      </w:r>
-    </w:p>
-    <w:bookmarkEnd w:id="60"/>
-    <w:bookmarkStart w:id="61" w:name="X49fd50108d8005e62d0dce8055a2ac03916c296"/>
+        <w:t xml:space="preserve">Entorno</w:t>
+      </w:r>
+      <w:r>
+        <w:rPr>
+          <w:b/>
+          <w:bCs/>
+        </w:rPr>
+        <w:t xml:space="preserve"> </w:t>
+      </w:r>
+      <w:r>
+        <w:rPr>
+          <w:rStyle w:val="VerbatimChar"/>
+          <w:b/>
+          <w:bCs/>
+        </w:rPr>
+        <w:t xml:space="preserve">local</w:t>
+      </w:r>
+      <w:r>
+        <w:rPr>
+          <w:b/>
+          <w:bCs/>
+        </w:rPr>
+        <w:t xml:space="preserve">:</w:t>
+      </w:r>
+      <w:r>
+        <w:t xml:space="preserve"> </w:t>
+      </w:r>
+      <w:r>
+        <w:t xml:space="preserve">registrado sobre el socket de Docker. En</w:t>
+      </w:r>
+      <w:r>
+        <w:t xml:space="preserve"> </w:t>
+      </w:r>
+      <w:r>
+        <w:rPr>
+          <w:i/>
+          <w:iCs/>
+        </w:rPr>
+        <w:t xml:space="preserve">Containers</w:t>
+      </w:r>
+      <w:r>
+        <w:t xml:space="preserve"> </w:t>
+      </w:r>
+      <w:r>
+        <w:t xml:space="preserve">y</w:t>
+      </w:r>
+      <w:r>
+        <w:t xml:space="preserve"> </w:t>
+      </w:r>
+      <w:r>
+        <w:rPr>
+          <w:i/>
+          <w:iCs/>
+        </w:rPr>
+        <w:t xml:space="preserve">Stacks</w:t>
+      </w:r>
+      <w:r>
+        <w:t xml:space="preserve"> </w:t>
+      </w:r>
+      <w:r>
+        <w:t xml:space="preserve">aparece</w:t>
+      </w:r>
+      <w:r>
+        <w:t xml:space="preserve"> </w:t>
+      </w:r>
+      <w:r>
+        <w:rPr>
+          <w:rStyle w:val="VerbatimChar"/>
+        </w:rPr>
+        <w:t xml:space="preserve">lavarapido</w:t>
+      </w:r>
+      <w:r>
+        <w:t xml:space="preserve">.</w:t>
+      </w:r>
+    </w:p>
+    <w:bookmarkEnd w:id="57"/>
+    <w:bookmarkStart w:id="60" w:name="Xb2f8be02ff5e54dc8ee4ba91b8a1b61a05711e2"/>
+    <w:p>
+      <w:pPr>
+        <w:pStyle w:val="Heading3"/>
+      </w:pPr>
+      <w:r>
+        <w:t xml:space="preserve">4.2 Despliegue y Migración de Base de Datos</w:t>
+      </w:r>
+    </w:p>
+    <w:bookmarkStart w:id="58" w:name="X2ce610b15ecab4c660ffed258c095515bb0c46b"/>
     <w:p>
       <w:pPr>
         <w:pStyle w:val="Heading4"/>
       </w:pPr>
       <w:r>
-        <w:t xml:space="preserve">4.2.2 Verificación de integridad de esquemas, índices y usuarios</w:t>
-      </w:r>
-    </w:p>
-    <w:p>
-      <w:pPr>
-        <w:pStyle w:val="SourceCode"/>
-      </w:pPr>
-      <w:r>
-        <w:rPr>
-          <w:rStyle w:val="VariableTok"/>
-        </w:rPr>
-        <w:t xml:space="preserve">P</w:t>
-      </w:r>
-      <w:r>
-        <w:rPr>
-          <w:rStyle w:val="OperatorTok"/>
-        </w:rPr>
-        <w:t xml:space="preserve">=</w:t>
-      </w:r>
-      <w:r>
-        <w:rPr>
-          <w:rStyle w:val="VariableTok"/>
-        </w:rPr>
-        <w:t xml:space="preserve">$(</w:t>
-      </w:r>
-      <w:r>
-        <w:rPr>
-          <w:rStyle w:val="FunctionTok"/>
-        </w:rPr>
-        <w:t xml:space="preserve">grep</w:t>
-      </w:r>
-      <w:r>
-        <w:rPr>
-          <w:rStyle w:val="NormalTok"/>
-        </w:rPr>
-        <w:t xml:space="preserve"> </w:t>
-      </w:r>
-      <w:r>
-        <w:rPr>
-          <w:rStyle w:val="StringTok"/>
-        </w:rPr>
-        <w:t xml:space="preserve">'^DB_PASSWORD='</w:t>
-      </w:r>
-      <w:r>
-        <w:rPr>
-          <w:rStyle w:val="NormalTok"/>
-        </w:rPr>
-        <w:t xml:space="preserve"> .env.production </w:t>
-      </w:r>
-      <w:r>
-        <w:rPr>
-          <w:rStyle w:val="KeywordTok"/>
-        </w:rPr>
-        <w:t xml:space="preserve">|</w:t>
-      </w:r>
-      <w:r>
-        <w:rPr>
-          <w:rStyle w:val="NormalTok"/>
-        </w:rPr>
-        <w:t xml:space="preserve"> </w:t>
-      </w:r>
-      <w:r>
-        <w:rPr>
-          <w:rStyle w:val="FunctionTok"/>
-        </w:rPr>
-        <w:t xml:space="preserve">cut</w:t>
-      </w:r>
-      <w:r>
-        <w:rPr>
-          <w:rStyle w:val="NormalTok"/>
-        </w:rPr>
-        <w:t xml:space="preserve"> </w:t>
-      </w:r>
-      <w:r>
-        <w:rPr>
-          <w:rStyle w:val="AttributeTok"/>
-        </w:rPr>
-        <w:t xml:space="preserve">-d</w:t>
-      </w:r>
-      <w:r>
-        <w:rPr>
-          <w:rStyle w:val="OperatorTok"/>
-        </w:rPr>
-        <w:t xml:space="preserve">=</w:t>
-      </w:r>
-      <w:r>
-        <w:rPr>
-          <w:rStyle w:val="NormalTok"/>
-        </w:rPr>
-        <w:t xml:space="preserve"> </w:t>
-      </w:r>
-      <w:r>
-        <w:rPr>
-          <w:rStyle w:val="AttributeTok"/>
-        </w:rPr>
-        <w:t xml:space="preserve">-f2-</w:t>
-      </w:r>
-      <w:r>
-        <w:rPr>
-          <w:rStyle w:val="VariableTok"/>
-        </w:rPr>
-        <w:t xml:space="preserve">)</w:t>
-      </w:r>
-      <w:r>
-        <w:br/>
-      </w:r>
-      <w:r>
-        <w:rPr>
-          <w:rStyle w:val="FunctionTok"/>
-        </w:rPr>
-        <w:t xml:space="preserve">q()</w:t>
-      </w:r>
-      <w:r>
-        <w:rPr>
-          <w:rStyle w:val="KeywordTok"/>
-        </w:rPr>
-        <w:t xml:space="preserve">{</w:t>
-      </w:r>
-      <w:r>
-        <w:rPr>
-          <w:rStyle w:val="NormalTok"/>
-        </w:rPr>
-        <w:t xml:space="preserve"> </w:t>
-      </w:r>
-      <w:r>
-        <w:rPr>
-          <w:rStyle w:val="FunctionTok"/>
-        </w:rPr>
-        <w:t xml:space="preserve">sudo</w:t>
-      </w:r>
-      <w:r>
-        <w:rPr>
-          <w:rStyle w:val="NormalTok"/>
-        </w:rPr>
-        <w:t xml:space="preserve"> docker exec </w:t>
-      </w:r>
-      <w:r>
-        <w:rPr>
-          <w:rStyle w:val="AttributeTok"/>
-        </w:rPr>
-        <w:t xml:space="preserve">-e</w:t>
-      </w:r>
-      <w:r>
-        <w:rPr>
-          <w:rStyle w:val="NormalTok"/>
-        </w:rPr>
-        <w:t xml:space="preserve"> SQLCMDPASSWORD=</w:t>
-      </w:r>
-      <w:r>
-        <w:rPr>
-          <w:rStyle w:val="StringTok"/>
-        </w:rPr>
-        <w:t xml:space="preserve">"</w:t>
-      </w:r>
-      <w:r>
-        <w:rPr>
-          <w:rStyle w:val="VariableTok"/>
-        </w:rPr>
-        <w:t xml:space="preserve">$P</w:t>
-      </w:r>
-      <w:r>
-        <w:rPr>
-          <w:rStyle w:val="StringTok"/>
-        </w:rPr>
-        <w:t xml:space="preserve">"</w:t>
-      </w:r>
-      <w:r>
-        <w:rPr>
-          <w:rStyle w:val="NormalTok"/>
-        </w:rPr>
-        <w:t xml:space="preserve"> lavarapido-sqlserver /opt/mssql-tools18/bin/sqlcmd </w:t>
-      </w:r>
-      <w:r>
-        <w:rPr>
-          <w:rStyle w:val="DataTypeTok"/>
-        </w:rPr>
-        <w:t xml:space="preserve">\</w:t>
-      </w:r>
-      <w:r>
-        <w:br/>
-      </w:r>
-      <w:r>
-        <w:rPr>
-          <w:rStyle w:val="NormalTok"/>
-        </w:rPr>
-        <w:t xml:space="preserve">     </w:t>
-      </w:r>
-      <w:r>
-        <w:rPr>
-          <w:rStyle w:val="AttributeTok"/>
-        </w:rPr>
-        <w:t xml:space="preserve">-S</w:t>
-      </w:r>
-      <w:r>
-        <w:rPr>
-          <w:rStyle w:val="NormalTok"/>
-        </w:rPr>
-        <w:t xml:space="preserve"> localhost </w:t>
-      </w:r>
-      <w:r>
-        <w:rPr>
-          <w:rStyle w:val="AttributeTok"/>
-        </w:rPr>
-        <w:t xml:space="preserve">-U</w:t>
-      </w:r>
-      <w:r>
-        <w:rPr>
-          <w:rStyle w:val="NormalTok"/>
-        </w:rPr>
-        <w:t xml:space="preserve"> sa </w:t>
-      </w:r>
-      <w:r>
-        <w:rPr>
-          <w:rStyle w:val="AttributeTok"/>
-        </w:rPr>
-        <w:t xml:space="preserve">-C</w:t>
-      </w:r>
-      <w:r>
-        <w:rPr>
-          <w:rStyle w:val="NormalTok"/>
-        </w:rPr>
-        <w:t xml:space="preserve"> </w:t>
-      </w:r>
-      <w:r>
-        <w:rPr>
-          <w:rStyle w:val="AttributeTok"/>
-        </w:rPr>
-        <w:t xml:space="preserve">-d</w:t>
-      </w:r>
-      <w:r>
-        <w:rPr>
-          <w:rStyle w:val="NormalTok"/>
-        </w:rPr>
-        <w:t xml:space="preserve"> LavaRapido </w:t>
-      </w:r>
-      <w:r>
-        <w:rPr>
-          <w:rStyle w:val="AttributeTok"/>
-        </w:rPr>
-        <w:t xml:space="preserve">-Q</w:t>
-      </w:r>
-      <w:r>
-        <w:rPr>
-          <w:rStyle w:val="NormalTok"/>
-        </w:rPr>
-        <w:t xml:space="preserve"> </w:t>
-      </w:r>
-      <w:r>
-        <w:rPr>
-          <w:rStyle w:val="StringTok"/>
-        </w:rPr>
-        <w:t xml:space="preserve">"SET NOCOUNT ON; </w:t>
-      </w:r>
-      <w:r>
-        <w:rPr>
-          <w:rStyle w:val="VariableTok"/>
-        </w:rPr>
-        <w:t xml:space="preserve">$1</w:t>
-      </w:r>
-      <w:r>
-        <w:rPr>
-          <w:rStyle w:val="StringTok"/>
-        </w:rPr>
-        <w:t xml:space="preserve">"</w:t>
-      </w:r>
-      <w:r>
-        <w:rPr>
-          <w:rStyle w:val="KeywordTok"/>
-        </w:rPr>
-        <w:t xml:space="preserve">;</w:t>
-      </w:r>
-      <w:r>
-        <w:rPr>
-          <w:rStyle w:val="NormalTok"/>
-        </w:rPr>
-        <w:t xml:space="preserve"> </w:t>
-      </w:r>
-      <w:r>
-        <w:rPr>
-          <w:rStyle w:val="KeywordTok"/>
-        </w:rPr>
-        <w:t xml:space="preserve">}</w:t>
-      </w:r>
-      <w:r>
-        <w:br/>
-      </w:r>
-      <w:r>
-        <w:rPr>
-          <w:rStyle w:val="ExtensionTok"/>
-        </w:rPr>
-        <w:t xml:space="preserve">q</w:t>
-      </w:r>
-      <w:r>
-        <w:rPr>
-          <w:rStyle w:val="NormalTok"/>
-        </w:rPr>
-        <w:t xml:space="preserve"> </w:t>
-      </w:r>
-      <w:r>
-        <w:rPr>
-          <w:rStyle w:val="StringTok"/>
-        </w:rPr>
-        <w:t xml:space="preserve">"SELECT s.name AS esquema, COUNT(t.name) AS tablas FROM sys.schemas s JOIN sys.tables t ON t.schema_id=s.schema_id GROUP BY s.name"</w:t>
-      </w:r>
-      <w:r>
-        <w:br/>
-      </w:r>
-      <w:r>
-        <w:rPr>
-          <w:rStyle w:val="ControlFlowTok"/>
-        </w:rPr>
-        <w:t xml:space="preserve">for</w:t>
-      </w:r>
-      <w:r>
-        <w:rPr>
-          <w:rStyle w:val="NormalTok"/>
-        </w:rPr>
-        <w:t xml:space="preserve"> s </w:t>
-      </w:r>
-      <w:r>
-        <w:rPr>
-          <w:rStyle w:val="KeywordTok"/>
-        </w:rPr>
-        <w:t xml:space="preserve">in</w:t>
-      </w:r>
-      <w:r>
-        <w:rPr>
-          <w:rStyle w:val="NormalTok"/>
-        </w:rPr>
-        <w:t xml:space="preserve"> SECURITY CUSTOMER BOOKING OPERATIONS NOTIFICATION PAYMENT</w:t>
-      </w:r>
-      <w:r>
-        <w:rPr>
-          <w:rStyle w:val="KeywordTok"/>
-        </w:rPr>
-        <w:t xml:space="preserve">;</w:t>
-      </w:r>
-      <w:r>
-        <w:rPr>
-          <w:rStyle w:val="NormalTok"/>
-        </w:rPr>
-        <w:t xml:space="preserve"> </w:t>
-      </w:r>
-      <w:r>
-        <w:rPr>
-          <w:rStyle w:val="ControlFlowTok"/>
-        </w:rPr>
-        <w:t xml:space="preserve">do</w:t>
-      </w:r>
-      <w:r>
-        <w:br/>
-      </w:r>
-      <w:r>
-        <w:rPr>
-          <w:rStyle w:val="NormalTok"/>
-        </w:rPr>
-        <w:t xml:space="preserve">  </w:t>
-      </w:r>
-      <w:r>
-        <w:rPr>
-          <w:rStyle w:val="ExtensionTok"/>
-        </w:rPr>
-        <w:t xml:space="preserve">q</w:t>
-      </w:r>
-      <w:r>
-        <w:rPr>
-          <w:rStyle w:val="NormalTok"/>
-        </w:rPr>
-        <w:t xml:space="preserve"> </w:t>
-      </w:r>
-      <w:r>
-        <w:rPr>
-          <w:rStyle w:val="StringTok"/>
-        </w:rPr>
-        <w:t xml:space="preserve">"SELECT '</w:t>
-      </w:r>
-      <w:r>
-        <w:rPr>
-          <w:rStyle w:val="VariableTok"/>
-        </w:rPr>
-        <w:t xml:space="preserve">$s</w:t>
-      </w:r>
-      <w:r>
-        <w:rPr>
-          <w:rStyle w:val="StringTok"/>
-        </w:rPr>
-        <w:t xml:space="preserve">' AS servicio, COUNT(*) AS changesets, SUM(CASE WHEN EXECTYPE IN ('EXECUTED','MARK_RAN') THEN 1 ELSE 0 END) AS ok FROM DATABASECHANGELOG_</w:t>
-      </w:r>
-      <w:r>
-        <w:rPr>
-          <w:rStyle w:val="VariableTok"/>
-        </w:rPr>
-        <w:t xml:space="preserve">$s</w:t>
-      </w:r>
-      <w:r>
-        <w:rPr>
-          <w:rStyle w:val="StringTok"/>
-        </w:rPr>
-        <w:t xml:space="preserve">"</w:t>
-      </w:r>
-      <w:r>
-        <w:br/>
-      </w:r>
-      <w:r>
-        <w:rPr>
-          <w:rStyle w:val="ControlFlowTok"/>
-        </w:rPr>
-        <w:t xml:space="preserve">done</w:t>
-      </w:r>
-      <w:r>
-        <w:br/>
-      </w:r>
-      <w:r>
-        <w:rPr>
-          <w:rStyle w:val="ExtensionTok"/>
-        </w:rPr>
-        <w:t xml:space="preserve">q</w:t>
-      </w:r>
-      <w:r>
-        <w:rPr>
-          <w:rStyle w:val="NormalTok"/>
-        </w:rPr>
-        <w:t xml:space="preserve"> </w:t>
-      </w:r>
-      <w:r>
-        <w:rPr>
-          <w:rStyle w:val="StringTok"/>
-        </w:rPr>
-        <w:t xml:space="preserve">"SELECT COUNT(*) AS indices FROM sys.indexes WHERE object_id IN (SELECT object_id FROM sys.tables)"</w:t>
-      </w:r>
-      <w:r>
-        <w:br/>
-      </w:r>
-      <w:r>
-        <w:rPr>
-          <w:rStyle w:val="ExtensionTok"/>
-        </w:rPr>
-        <w:t xml:space="preserve">q</w:t>
-      </w:r>
-      <w:r>
-        <w:rPr>
-          <w:rStyle w:val="NormalTok"/>
-        </w:rPr>
-        <w:t xml:space="preserve"> </w:t>
-      </w:r>
-      <w:r>
-        <w:rPr>
-          <w:rStyle w:val="StringTok"/>
-        </w:rPr>
-        <w:t xml:space="preserve">"SELECT u.username, r.code FROM security.app_user u JOIN security.user_role ur ON ur.user_id=u.user_id JOIN security.role r ON r.role_id=ur.role_id WHERE r.code='ADMIN'"</w:t>
+        <w:t xml:space="preserve">4.2.1 Ejecución de scripts DDL/DML o herramientas de migración (Liquibase)</w:t>
       </w:r>
     </w:p>
     <w:p>
@@ -17262,7 +16884,20 @@
         <w:pStyle w:val="FirstParagraph"/>
       </w:pPr>
       <w:r>
-        <w:t xml:space="preserve">Resultado esperado:</w:t>
+        <w:t xml:space="preserve">Las migraciones son</w:t>
+      </w:r>
+      <w:r>
+        <w:t xml:space="preserve"> </w:t>
+      </w:r>
+      <w:r>
+        <w:rPr>
+          <w:b/>
+          <w:bCs/>
+        </w:rPr>
+        <w:t xml:space="preserve">automáticas</w:t>
+      </w:r>
+      <w:r>
+        <w:t xml:space="preserve">:</w:t>
       </w:r>
     </w:p>
     <w:p>
@@ -17274,7 +16909,49 @@
         </w:numPr>
       </w:pPr>
       <w:r>
-        <w:t xml:space="preserve">los 9 esquemas con sus tablas;</w:t>
+        <w:t xml:space="preserve">El contenedor</w:t>
+      </w:r>
+      <w:r>
+        <w:t xml:space="preserve"> </w:t>
+      </w:r>
+      <w:r>
+        <w:rPr>
+          <w:rStyle w:val="VerbatimChar"/>
+        </w:rPr>
+        <w:t xml:space="preserve">db-init</w:t>
+      </w:r>
+      <w:r>
+        <w:t xml:space="preserve"> </w:t>
+      </w:r>
+      <w:r>
+        <w:t xml:space="preserve">crea la base</w:t>
+      </w:r>
+      <w:r>
+        <w:t xml:space="preserve"> </w:t>
+      </w:r>
+      <w:r>
+        <w:rPr>
+          <w:rStyle w:val="VerbatimChar"/>
+        </w:rPr>
+        <w:t xml:space="preserve">LavaRapido</w:t>
+      </w:r>
+      <w:r>
+        <w:t xml:space="preserve"> </w:t>
+      </w:r>
+      <w:r>
+        <w:t xml:space="preserve">si no existe y la deja en modelo de recuperación</w:t>
+      </w:r>
+      <w:r>
+        <w:t xml:space="preserve"> </w:t>
+      </w:r>
+      <w:r>
+        <w:rPr>
+          <w:rStyle w:val="VerbatimChar"/>
+        </w:rPr>
+        <w:t xml:space="preserve">SIMPLE</w:t>
+      </w:r>
+      <w:r>
+        <w:t xml:space="preserve">.</w:t>
       </w:r>
     </w:p>
     <w:p>
@@ -17286,64 +16963,31 @@
         </w:numPr>
       </w:pPr>
       <w:r>
-        <w:t xml:space="preserve">en cada servicio,</w:t>
-      </w:r>
-      <w:r>
-        <w:t xml:space="preserve"> </w:t>
-      </w:r>
-      <w:r>
-        <w:rPr>
-          <w:rStyle w:val="VerbatimChar"/>
-        </w:rPr>
-        <w:t xml:space="preserve">ok</w:t>
-      </w:r>
-      <w:r>
-        <w:t xml:space="preserve"> </w:t>
-      </w:r>
-      <w:r>
-        <w:t xml:space="preserve">igual a</w:t>
-      </w:r>
-      <w:r>
-        <w:t xml:space="preserve"> </w:t>
-      </w:r>
-      <w:r>
-        <w:rPr>
-          <w:rStyle w:val="VerbatimChar"/>
-        </w:rPr>
-        <w:t xml:space="preserve">changesets</w:t>
-      </w:r>
-      <w:r>
-        <w:t xml:space="preserve"> </w:t>
-      </w:r>
-      <w:r>
-        <w:t xml:space="preserve">(16-10-2026: 143 de 143; 19-10-2026: 144 de 144, con la 039); desde el 22-10-2026 aparecen también la 040 en</w:t>
-      </w:r>
-      <w:r>
-        <w:t xml:space="preserve"> </w:t>
-      </w:r>
-      <w:r>
-        <w:rPr>
-          <w:rStyle w:val="VerbatimChar"/>
-        </w:rPr>
-        <w:t xml:space="preserve">DATABASECHANGELOG_OPERATIONS</w:t>
-      </w:r>
-      <w:r>
-        <w:t xml:space="preserve"> </w:t>
-      </w:r>
-      <w:r>
-        <w:t xml:space="preserve">y la 041 en</w:t>
-      </w:r>
-      <w:r>
-        <w:t xml:space="preserve"> </w:t>
-      </w:r>
-      <w:r>
-        <w:rPr>
-          <w:rStyle w:val="VerbatimChar"/>
-        </w:rPr>
-        <w:t xml:space="preserve">DATABASECHANGELOG_NOTIFICATION</w:t>
-      </w:r>
-      <w:r>
-        <w:t xml:space="preserve">;</w:t>
+        <w:t xml:space="preserve">El contenedor</w:t>
+      </w:r>
+      <w:r>
+        <w:t xml:space="preserve"> </w:t>
+      </w:r>
+      <w:r>
+        <w:rPr>
+          <w:rStyle w:val="VerbatimChar"/>
+        </w:rPr>
+        <w:t xml:space="preserve">payment-migrate</w:t>
+      </w:r>
+      <w:r>
+        <w:t xml:space="preserve"> </w:t>
+      </w:r>
+      <w:r>
+        <w:t xml:space="preserve">(Liquibase 4.29) aplica los changelogs de payment-service (</w:t>
+      </w:r>
+      <w:r>
+        <w:rPr>
+          <w:rStyle w:val="VerbatimChar"/>
+        </w:rPr>
+        <w:t xml:space="preserve">db/changelog/db.changelog-master.yaml</w:t>
+      </w:r>
+      <w:r>
+        <w:t xml:space="preserve">) y termina.</w:t>
       </w:r>
     </w:p>
     <w:p>
@@ -17355,39 +16999,538 @@
         </w:numPr>
       </w:pPr>
       <w:r>
-        <w:t xml:space="preserve">el administrador inicial creado (log de security:</w:t>
-      </w:r>
-      <w:r>
-        <w:t xml:space="preserve"> </w:t>
-      </w:r>
-      <w:r>
-        <w:rPr>
-          <w:rStyle w:val="VerbatimChar"/>
-        </w:rPr>
-        <w:t xml:space="preserve">First administrator created</w:t>
-      </w:r>
-      <w:r>
-        <w:t xml:space="preserve">).</w:t>
-      </w:r>
-    </w:p>
-    <w:bookmarkEnd w:id="61"/>
-    <w:bookmarkEnd w:id="62"/>
-    <w:bookmarkStart w:id="67" w:name="X91422c17e8419e566c1eb4b162d6451338a03e0"/>
-    <w:p>
-      <w:pPr>
-        <w:pStyle w:val="Heading3"/>
-      </w:pPr>
-      <w:r>
-        <w:t xml:space="preserve">4.3 Despliegue y Orquestación del Stack de Aplicación</w:t>
-      </w:r>
-    </w:p>
-    <w:bookmarkStart w:id="63" w:name="Xbee4808f8011eadcb6bb71d70a32729436dfa16"/>
+        <w:t xml:space="preserve">Cada servicio Java aplica sus propios changelogs al arrancar. La numeración es global: 001–041 más las semillas 1xx de catálogos (la 040 de operations-service y la 041 de notification-service son del 21-10-2026 y se aplicaron en el servidor el 22-10-2026). En</w:t>
+      </w:r>
+      <w:r>
+        <w:t xml:space="preserve"> </w:t>
+      </w:r>
+      <w:r>
+        <w:rPr>
+          <w:rStyle w:val="VerbatimChar"/>
+        </w:rPr>
+        <w:t xml:space="preserve">develop</w:t>
+      </w:r>
+      <w:r>
+        <w:t xml:space="preserve"> </w:t>
+      </w:r>
+      <w:r>
+        <w:t xml:space="preserve">del 23-10-2026 se agregaron la 042 (operations-service, notas de la asignación) y la 043 (booking-service, puntos de fidelización por línea de reserva), que entran con</w:t>
+      </w:r>
+      <w:r>
+        <w:t xml:space="preserve"> </w:t>
+      </w:r>
+      <w:r>
+        <w:rPr>
+          <w:rStyle w:val="VerbatimChar"/>
+        </w:rPr>
+        <w:t xml:space="preserve">v1.1.0</w:t>
+      </w:r>
+      <w:r>
+        <w:t xml:space="preserve"> </w:t>
+      </w:r>
+      <w:r>
+        <w:t xml:space="preserve">junto con la 021 de payment-service (una promoción por reserva); la siguiente libre es la 044.</w:t>
+      </w:r>
+    </w:p>
+    <w:p>
+      <w:pPr>
+        <w:pStyle w:val="Compact"/>
+        <w:numPr>
+          <w:ilvl w:val="0"/>
+          <w:numId w:val="1027"/>
+        </w:numPr>
+      </w:pPr>
+      <w:r>
+        <w:t xml:space="preserve">Hibernate solo valida que el modelo coincida con las tablas (</w:t>
+      </w:r>
+      <w:r>
+        <w:rPr>
+          <w:rStyle w:val="VerbatimChar"/>
+        </w:rPr>
+        <w:t xml:space="preserve">ddl-auto: validate</w:t>
+      </w:r>
+      <w:r>
+        <w:t xml:space="preserve">); nunca altera tablas.</w:t>
+      </w:r>
+    </w:p>
+    <w:p>
+      <w:pPr>
+        <w:pStyle w:val="FirstParagraph"/>
+      </w:pPr>
+      <w:r>
+        <w:t xml:space="preserve">Producción</w:t>
+      </w:r>
+      <w:r>
+        <w:t xml:space="preserve"> </w:t>
+      </w:r>
+      <w:r>
+        <w:rPr>
+          <w:b/>
+          <w:bCs/>
+        </w:rPr>
+        <w:t xml:space="preserve">no carga datos de prueba</w:t>
+      </w:r>
+      <w:r>
+        <w:t xml:space="preserve">: solo catálogos (roles, servicios, estados, horario y datos del negocio).</w:t>
+      </w:r>
+    </w:p>
+    <w:bookmarkEnd w:id="58"/>
+    <w:bookmarkStart w:id="59" w:name="X49fd50108d8005e62d0dce8055a2ac03916c296"/>
     <w:p>
       <w:pPr>
         <w:pStyle w:val="Heading4"/>
       </w:pPr>
       <w:r>
-        <w:t xml:space="preserve">4.3.1 Carga del archivo docker-compose.yml en Portainer</w:t>
+        <w:t xml:space="preserve">4.2.2 Verificación de integridad de esquemas, índices y usuarios</w:t>
+      </w:r>
+    </w:p>
+    <w:p>
+      <w:pPr>
+        <w:pStyle w:val="SourceCode"/>
+      </w:pPr>
+      <w:r>
+        <w:rPr>
+          <w:rStyle w:val="VariableTok"/>
+        </w:rPr>
+        <w:t xml:space="preserve">P</w:t>
+      </w:r>
+      <w:r>
+        <w:rPr>
+          <w:rStyle w:val="OperatorTok"/>
+        </w:rPr>
+        <w:t xml:space="preserve">=</w:t>
+      </w:r>
+      <w:r>
+        <w:rPr>
+          <w:rStyle w:val="VariableTok"/>
+        </w:rPr>
+        <w:t xml:space="preserve">$(</w:t>
+      </w:r>
+      <w:r>
+        <w:rPr>
+          <w:rStyle w:val="FunctionTok"/>
+        </w:rPr>
+        <w:t xml:space="preserve">grep</w:t>
+      </w:r>
+      <w:r>
+        <w:rPr>
+          <w:rStyle w:val="NormalTok"/>
+        </w:rPr>
+        <w:t xml:space="preserve"> </w:t>
+      </w:r>
+      <w:r>
+        <w:rPr>
+          <w:rStyle w:val="StringTok"/>
+        </w:rPr>
+        <w:t xml:space="preserve">'^DB_PASSWORD='</w:t>
+      </w:r>
+      <w:r>
+        <w:rPr>
+          <w:rStyle w:val="NormalTok"/>
+        </w:rPr>
+        <w:t xml:space="preserve"> .env.production </w:t>
+      </w:r>
+      <w:r>
+        <w:rPr>
+          <w:rStyle w:val="KeywordTok"/>
+        </w:rPr>
+        <w:t xml:space="preserve">|</w:t>
+      </w:r>
+      <w:r>
+        <w:rPr>
+          <w:rStyle w:val="NormalTok"/>
+        </w:rPr>
+        <w:t xml:space="preserve"> </w:t>
+      </w:r>
+      <w:r>
+        <w:rPr>
+          <w:rStyle w:val="FunctionTok"/>
+        </w:rPr>
+        <w:t xml:space="preserve">cut</w:t>
+      </w:r>
+      <w:r>
+        <w:rPr>
+          <w:rStyle w:val="NormalTok"/>
+        </w:rPr>
+        <w:t xml:space="preserve"> </w:t>
+      </w:r>
+      <w:r>
+        <w:rPr>
+          <w:rStyle w:val="AttributeTok"/>
+        </w:rPr>
+        <w:t xml:space="preserve">-d</w:t>
+      </w:r>
+      <w:r>
+        <w:rPr>
+          <w:rStyle w:val="OperatorTok"/>
+        </w:rPr>
+        <w:t xml:space="preserve">=</w:t>
+      </w:r>
+      <w:r>
+        <w:rPr>
+          <w:rStyle w:val="NormalTok"/>
+        </w:rPr>
+        <w:t xml:space="preserve"> </w:t>
+      </w:r>
+      <w:r>
+        <w:rPr>
+          <w:rStyle w:val="AttributeTok"/>
+        </w:rPr>
+        <w:t xml:space="preserve">-f2-</w:t>
+      </w:r>
+      <w:r>
+        <w:rPr>
+          <w:rStyle w:val="VariableTok"/>
+        </w:rPr>
+        <w:t xml:space="preserve">)</w:t>
+      </w:r>
+      <w:r>
+        <w:br/>
+      </w:r>
+      <w:r>
+        <w:rPr>
+          <w:rStyle w:val="FunctionTok"/>
+        </w:rPr>
+        <w:t xml:space="preserve">q()</w:t>
+      </w:r>
+      <w:r>
+        <w:rPr>
+          <w:rStyle w:val="KeywordTok"/>
+        </w:rPr>
+        <w:t xml:space="preserve">{</w:t>
+      </w:r>
+      <w:r>
+        <w:rPr>
+          <w:rStyle w:val="NormalTok"/>
+        </w:rPr>
+        <w:t xml:space="preserve"> </w:t>
+      </w:r>
+      <w:r>
+        <w:rPr>
+          <w:rStyle w:val="FunctionTok"/>
+        </w:rPr>
+        <w:t xml:space="preserve">sudo</w:t>
+      </w:r>
+      <w:r>
+        <w:rPr>
+          <w:rStyle w:val="NormalTok"/>
+        </w:rPr>
+        <w:t xml:space="preserve"> docker exec </w:t>
+      </w:r>
+      <w:r>
+        <w:rPr>
+          <w:rStyle w:val="AttributeTok"/>
+        </w:rPr>
+        <w:t xml:space="preserve">-e</w:t>
+      </w:r>
+      <w:r>
+        <w:rPr>
+          <w:rStyle w:val="NormalTok"/>
+        </w:rPr>
+        <w:t xml:space="preserve"> SQLCMDPASSWORD=</w:t>
+      </w:r>
+      <w:r>
+        <w:rPr>
+          <w:rStyle w:val="StringTok"/>
+        </w:rPr>
+        <w:t xml:space="preserve">"</w:t>
+      </w:r>
+      <w:r>
+        <w:rPr>
+          <w:rStyle w:val="VariableTok"/>
+        </w:rPr>
+        <w:t xml:space="preserve">$P</w:t>
+      </w:r>
+      <w:r>
+        <w:rPr>
+          <w:rStyle w:val="StringTok"/>
+        </w:rPr>
+        <w:t xml:space="preserve">"</w:t>
+      </w:r>
+      <w:r>
+        <w:rPr>
+          <w:rStyle w:val="NormalTok"/>
+        </w:rPr>
+        <w:t xml:space="preserve"> lavarapido-sqlserver /opt/mssql-tools18/bin/sqlcmd </w:t>
+      </w:r>
+      <w:r>
+        <w:rPr>
+          <w:rStyle w:val="DataTypeTok"/>
+        </w:rPr>
+        <w:t xml:space="preserve">\</w:t>
+      </w:r>
+      <w:r>
+        <w:br/>
+      </w:r>
+      <w:r>
+        <w:rPr>
+          <w:rStyle w:val="NormalTok"/>
+        </w:rPr>
+        <w:t xml:space="preserve">     </w:t>
+      </w:r>
+      <w:r>
+        <w:rPr>
+          <w:rStyle w:val="AttributeTok"/>
+        </w:rPr>
+        <w:t xml:space="preserve">-S</w:t>
+      </w:r>
+      <w:r>
+        <w:rPr>
+          <w:rStyle w:val="NormalTok"/>
+        </w:rPr>
+        <w:t xml:space="preserve"> localhost </w:t>
+      </w:r>
+      <w:r>
+        <w:rPr>
+          <w:rStyle w:val="AttributeTok"/>
+        </w:rPr>
+        <w:t xml:space="preserve">-U</w:t>
+      </w:r>
+      <w:r>
+        <w:rPr>
+          <w:rStyle w:val="NormalTok"/>
+        </w:rPr>
+        <w:t xml:space="preserve"> sa </w:t>
+      </w:r>
+      <w:r>
+        <w:rPr>
+          <w:rStyle w:val="AttributeTok"/>
+        </w:rPr>
+        <w:t xml:space="preserve">-C</w:t>
+      </w:r>
+      <w:r>
+        <w:rPr>
+          <w:rStyle w:val="NormalTok"/>
+        </w:rPr>
+        <w:t xml:space="preserve"> </w:t>
+      </w:r>
+      <w:r>
+        <w:rPr>
+          <w:rStyle w:val="AttributeTok"/>
+        </w:rPr>
+        <w:t xml:space="preserve">-d</w:t>
+      </w:r>
+      <w:r>
+        <w:rPr>
+          <w:rStyle w:val="NormalTok"/>
+        </w:rPr>
+        <w:t xml:space="preserve"> LavaRapido </w:t>
+      </w:r>
+      <w:r>
+        <w:rPr>
+          <w:rStyle w:val="AttributeTok"/>
+        </w:rPr>
+        <w:t xml:space="preserve">-Q</w:t>
+      </w:r>
+      <w:r>
+        <w:rPr>
+          <w:rStyle w:val="NormalTok"/>
+        </w:rPr>
+        <w:t xml:space="preserve"> </w:t>
+      </w:r>
+      <w:r>
+        <w:rPr>
+          <w:rStyle w:val="StringTok"/>
+        </w:rPr>
+        <w:t xml:space="preserve">"SET NOCOUNT ON; </w:t>
+      </w:r>
+      <w:r>
+        <w:rPr>
+          <w:rStyle w:val="VariableTok"/>
+        </w:rPr>
+        <w:t xml:space="preserve">$1</w:t>
+      </w:r>
+      <w:r>
+        <w:rPr>
+          <w:rStyle w:val="StringTok"/>
+        </w:rPr>
+        <w:t xml:space="preserve">"</w:t>
+      </w:r>
+      <w:r>
+        <w:rPr>
+          <w:rStyle w:val="KeywordTok"/>
+        </w:rPr>
+        <w:t xml:space="preserve">;</w:t>
+      </w:r>
+      <w:r>
+        <w:rPr>
+          <w:rStyle w:val="NormalTok"/>
+        </w:rPr>
+        <w:t xml:space="preserve"> </w:t>
+      </w:r>
+      <w:r>
+        <w:rPr>
+          <w:rStyle w:val="KeywordTok"/>
+        </w:rPr>
+        <w:t xml:space="preserve">}</w:t>
+      </w:r>
+      <w:r>
+        <w:br/>
+      </w:r>
+      <w:r>
+        <w:rPr>
+          <w:rStyle w:val="ExtensionTok"/>
+        </w:rPr>
+        <w:t xml:space="preserve">q</w:t>
+      </w:r>
+      <w:r>
+        <w:rPr>
+          <w:rStyle w:val="NormalTok"/>
+        </w:rPr>
+        <w:t xml:space="preserve"> </w:t>
+      </w:r>
+      <w:r>
+        <w:rPr>
+          <w:rStyle w:val="StringTok"/>
+        </w:rPr>
+        <w:t xml:space="preserve">"SELECT s.name AS esquema, COUNT(t.name) AS tablas FROM sys.schemas s JOIN sys.tables t ON t.schema_id=s.schema_id GROUP BY s.name"</w:t>
+      </w:r>
+      <w:r>
+        <w:br/>
+      </w:r>
+      <w:r>
+        <w:rPr>
+          <w:rStyle w:val="ControlFlowTok"/>
+        </w:rPr>
+        <w:t xml:space="preserve">for</w:t>
+      </w:r>
+      <w:r>
+        <w:rPr>
+          <w:rStyle w:val="NormalTok"/>
+        </w:rPr>
+        <w:t xml:space="preserve"> s </w:t>
+      </w:r>
+      <w:r>
+        <w:rPr>
+          <w:rStyle w:val="KeywordTok"/>
+        </w:rPr>
+        <w:t xml:space="preserve">in</w:t>
+      </w:r>
+      <w:r>
+        <w:rPr>
+          <w:rStyle w:val="NormalTok"/>
+        </w:rPr>
+        <w:t xml:space="preserve"> SECURITY CUSTOMER BOOKING OPERATIONS NOTIFICATION PAYMENT</w:t>
+      </w:r>
+      <w:r>
+        <w:rPr>
+          <w:rStyle w:val="KeywordTok"/>
+        </w:rPr>
+        <w:t xml:space="preserve">;</w:t>
+      </w:r>
+      <w:r>
+        <w:rPr>
+          <w:rStyle w:val="NormalTok"/>
+        </w:rPr>
+        <w:t xml:space="preserve"> </w:t>
+      </w:r>
+      <w:r>
+        <w:rPr>
+          <w:rStyle w:val="ControlFlowTok"/>
+        </w:rPr>
+        <w:t xml:space="preserve">do</w:t>
+      </w:r>
+      <w:r>
+        <w:br/>
+      </w:r>
+      <w:r>
+        <w:rPr>
+          <w:rStyle w:val="NormalTok"/>
+        </w:rPr>
+        <w:t xml:space="preserve">  </w:t>
+      </w:r>
+      <w:r>
+        <w:rPr>
+          <w:rStyle w:val="ExtensionTok"/>
+        </w:rPr>
+        <w:t xml:space="preserve">q</w:t>
+      </w:r>
+      <w:r>
+        <w:rPr>
+          <w:rStyle w:val="NormalTok"/>
+        </w:rPr>
+        <w:t xml:space="preserve"> </w:t>
+      </w:r>
+      <w:r>
+        <w:rPr>
+          <w:rStyle w:val="StringTok"/>
+        </w:rPr>
+        <w:t xml:space="preserve">"SELECT '</w:t>
+      </w:r>
+      <w:r>
+        <w:rPr>
+          <w:rStyle w:val="VariableTok"/>
+        </w:rPr>
+        <w:t xml:space="preserve">$s</w:t>
+      </w:r>
+      <w:r>
+        <w:rPr>
+          <w:rStyle w:val="StringTok"/>
+        </w:rPr>
+        <w:t xml:space="preserve">' AS servicio, COUNT(*) AS changesets, SUM(CASE WHEN EXECTYPE IN ('EXECUTED','MARK_RAN') THEN 1 ELSE 0 END) AS ok FROM DATABASECHANGELOG_</w:t>
+      </w:r>
+      <w:r>
+        <w:rPr>
+          <w:rStyle w:val="VariableTok"/>
+        </w:rPr>
+        <w:t xml:space="preserve">$s</w:t>
+      </w:r>
+      <w:r>
+        <w:rPr>
+          <w:rStyle w:val="StringTok"/>
+        </w:rPr>
+        <w:t xml:space="preserve">"</w:t>
+      </w:r>
+      <w:r>
+        <w:br/>
+      </w:r>
+      <w:r>
+        <w:rPr>
+          <w:rStyle w:val="ControlFlowTok"/>
+        </w:rPr>
+        <w:t xml:space="preserve">done</w:t>
+      </w:r>
+      <w:r>
+        <w:br/>
+      </w:r>
+      <w:r>
+        <w:rPr>
+          <w:rStyle w:val="ExtensionTok"/>
+        </w:rPr>
+        <w:t xml:space="preserve">q</w:t>
+      </w:r>
+      <w:r>
+        <w:rPr>
+          <w:rStyle w:val="NormalTok"/>
+        </w:rPr>
+        <w:t xml:space="preserve"> </w:t>
+      </w:r>
+      <w:r>
+        <w:rPr>
+          <w:rStyle w:val="StringTok"/>
+        </w:rPr>
+        <w:t xml:space="preserve">"SELECT COUNT(*) AS indices FROM sys.indexes WHERE object_id IN (SELECT object_id FROM sys.tables)"</w:t>
+      </w:r>
+      <w:r>
+        <w:br/>
+      </w:r>
+      <w:r>
+        <w:rPr>
+          <w:rStyle w:val="ExtensionTok"/>
+        </w:rPr>
+        <w:t xml:space="preserve">q</w:t>
+      </w:r>
+      <w:r>
+        <w:rPr>
+          <w:rStyle w:val="NormalTok"/>
+        </w:rPr>
+        <w:t xml:space="preserve"> </w:t>
+      </w:r>
+      <w:r>
+        <w:rPr>
+          <w:rStyle w:val="StringTok"/>
+        </w:rPr>
+        <w:t xml:space="preserve">"SELECT u.username, r.code FROM security.app_user u JOIN security.user_role ur ON ur.user_id=u.user_id JOIN security.role r ON r.role_id=ur.role_id WHERE r.code='ADMIN'"</w:t>
       </w:r>
     </w:p>
     <w:p>
@@ -17395,19 +17538,7 @@
         <w:pStyle w:val="FirstParagraph"/>
       </w:pPr>
       <w:r>
-        <w:t xml:space="preserve">El stack se define con dos archivos versionados en</w:t>
-      </w:r>
-      <w:r>
-        <w:t xml:space="preserve"> </w:t>
-      </w:r>
-      <w:r>
-        <w:rPr>
-          <w:rStyle w:val="VerbatimChar"/>
-        </w:rPr>
-        <w:t xml:space="preserve">lavarapido-infra</w:t>
-      </w:r>
-      <w:r>
-        <w:t xml:space="preserve">:</w:t>
+        <w:t xml:space="preserve">Resultado esperado:</w:t>
       </w:r>
     </w:p>
     <w:p>
@@ -17419,25 +17550,7 @@
         </w:numPr>
       </w:pPr>
       <w:r>
-        <w:rPr>
-          <w:rStyle w:val="VerbatimChar"/>
-          <w:b/>
-          <w:bCs/>
-        </w:rPr>
-        <w:t xml:space="preserve">docker-compose.yml</w:t>
-      </w:r>
-      <w:r>
-        <w:rPr>
-          <w:b/>
-          <w:bCs/>
-        </w:rPr>
-        <w:t xml:space="preserve">:</w:t>
-      </w:r>
-      <w:r>
-        <w:t xml:space="preserve"> </w:t>
-      </w:r>
-      <w:r>
-        <w:t xml:space="preserve">base, la misma que en desarrollo.</w:t>
+        <w:t xml:space="preserve">los 9 esquemas con sus tablas;</w:t>
       </w:r>
     </w:p>
     <w:p>
@@ -17449,321 +17562,128 @@
         </w:numPr>
       </w:pPr>
       <w:r>
-        <w:rPr>
-          <w:rStyle w:val="VerbatimChar"/>
-          <w:b/>
-          <w:bCs/>
-        </w:rPr>
-        <w:t xml:space="preserve">docker-compose.prod.yml</w:t>
-      </w:r>
-      <w:r>
-        <w:rPr>
-          <w:b/>
-          <w:bCs/>
-        </w:rPr>
+        <w:t xml:space="preserve">en cada servicio,</w:t>
+      </w:r>
+      <w:r>
+        <w:t xml:space="preserve"> </w:t>
+      </w:r>
+      <w:r>
+        <w:rPr>
+          <w:rStyle w:val="VerbatimChar"/>
+        </w:rPr>
+        <w:t xml:space="preserve">ok</w:t>
+      </w:r>
+      <w:r>
+        <w:t xml:space="preserve"> </w:t>
+      </w:r>
+      <w:r>
+        <w:t xml:space="preserve">igual a</w:t>
+      </w:r>
+      <w:r>
+        <w:t xml:space="preserve"> </w:t>
+      </w:r>
+      <w:r>
+        <w:rPr>
+          <w:rStyle w:val="VerbatimChar"/>
+        </w:rPr>
+        <w:t xml:space="preserve">changesets</w:t>
+      </w:r>
+      <w:r>
+        <w:t xml:space="preserve"> </w:t>
+      </w:r>
+      <w:r>
+        <w:t xml:space="preserve">(16-10-2026: 143 de 143; 19-10-2026: 144 de 144, con la 039); desde el 22-10-2026 aparecen también la 040 en</w:t>
+      </w:r>
+      <w:r>
+        <w:t xml:space="preserve"> </w:t>
+      </w:r>
+      <w:r>
+        <w:rPr>
+          <w:rStyle w:val="VerbatimChar"/>
+        </w:rPr>
+        <w:t xml:space="preserve">DATABASECHANGELOG_OPERATIONS</w:t>
+      </w:r>
+      <w:r>
+        <w:t xml:space="preserve"> </w:t>
+      </w:r>
+      <w:r>
+        <w:t xml:space="preserve">y la 041 en</w:t>
+      </w:r>
+      <w:r>
+        <w:t xml:space="preserve"> </w:t>
+      </w:r>
+      <w:r>
+        <w:rPr>
+          <w:rStyle w:val="VerbatimChar"/>
+        </w:rPr>
+        <w:t xml:space="preserve">DATABASECHANGELOG_NOTIFICATION</w:t>
+      </w:r>
+      <w:r>
+        <w:t xml:space="preserve">;</w:t>
+      </w:r>
+    </w:p>
+    <w:p>
+      <w:pPr>
+        <w:pStyle w:val="Compact"/>
+        <w:numPr>
+          <w:ilvl w:val="0"/>
+          <w:numId w:val="1028"/>
+        </w:numPr>
+      </w:pPr>
+      <w:r>
+        <w:t xml:space="preserve">el administrador inicial creado (log de security:</w:t>
+      </w:r>
+      <w:r>
+        <w:t xml:space="preserve"> </w:t>
+      </w:r>
+      <w:r>
+        <w:rPr>
+          <w:rStyle w:val="VerbatimChar"/>
+        </w:rPr>
+        <w:t xml:space="preserve">First administrator created</w:t>
+      </w:r>
+      <w:r>
+        <w:t xml:space="preserve">).</w:t>
+      </w:r>
+    </w:p>
+    <w:bookmarkEnd w:id="59"/>
+    <w:bookmarkEnd w:id="60"/>
+    <w:bookmarkStart w:id="65" w:name="X91422c17e8419e566c1eb4b162d6451338a03e0"/>
+    <w:p>
+      <w:pPr>
+        <w:pStyle w:val="Heading3"/>
+      </w:pPr>
+      <w:r>
+        <w:t xml:space="preserve">4.3 Despliegue y Orquestación del Stack de Aplicación</w:t>
+      </w:r>
+    </w:p>
+    <w:bookmarkStart w:id="61" w:name="Xbee4808f8011eadcb6bb71d70a32729436dfa16"/>
+    <w:p>
+      <w:pPr>
+        <w:pStyle w:val="Heading4"/>
+      </w:pPr>
+      <w:r>
+        <w:t xml:space="preserve">4.3.1 Carga del archivo docker-compose.yml en Portainer</w:t>
+      </w:r>
+    </w:p>
+    <w:p>
+      <w:pPr>
+        <w:pStyle w:val="FirstParagraph"/>
+      </w:pPr>
+      <w:r>
+        <w:t xml:space="preserve">El stack se define con dos archivos versionados en</w:t>
+      </w:r>
+      <w:r>
+        <w:t xml:space="preserve"> </w:t>
+      </w:r>
+      <w:r>
+        <w:rPr>
+          <w:rStyle w:val="VerbatimChar"/>
+        </w:rPr>
+        <w:t xml:space="preserve">lavarapido-infra</w:t>
+      </w:r>
+      <w:r>
         <w:t xml:space="preserve">:</w:t>
-      </w:r>
-      <w:r>
-        <w:t xml:space="preserve"> </w:t>
-      </w:r>
-      <w:r>
-        <w:t xml:space="preserve">sobrescribe lo de producción: sin puertos internos, perfil</w:t>
-      </w:r>
-      <w:r>
-        <w:t xml:space="preserve"> </w:t>
-      </w:r>
-      <w:r>
-        <w:rPr>
-          <w:rStyle w:val="VerbatimChar"/>
-        </w:rPr>
-        <w:t xml:space="preserve">prod</w:t>
-      </w:r>
-      <w:r>
-        <w:t xml:space="preserve">, límites de memoria, Caddy, web y CORS.</w:t>
-      </w:r>
-    </w:p>
-    <w:p>
-      <w:pPr>
-        <w:pStyle w:val="FirstParagraph"/>
-      </w:pPr>
-      <w:r>
-        <w:rPr>
-          <w:b/>
-          <w:bCs/>
-        </w:rPr>
-        <w:t xml:space="preserve">Despliegue actual (CLI):</w:t>
-      </w:r>
-    </w:p>
-    <w:p>
-      <w:pPr>
-        <w:pStyle w:val="SourceCode"/>
-      </w:pPr>
-      <w:r>
-        <w:rPr>
-          <w:rStyle w:val="CommentTok"/>
-        </w:rPr>
-        <w:t xml:space="preserve"># 1. Bajar los 9 repositorios (y preparar Docker y swap la primera vez)</w:t>
-      </w:r>
-      <w:r>
-        <w:br/>
-      </w:r>
-      <w:r>
-        <w:rPr>
-          <w:rStyle w:val="ExtensionTok"/>
-        </w:rPr>
-        <w:t xml:space="preserve">curl</w:t>
-      </w:r>
-      <w:r>
-        <w:rPr>
-          <w:rStyle w:val="NormalTok"/>
-        </w:rPr>
-        <w:t xml:space="preserve"> </w:t>
-      </w:r>
-      <w:r>
-        <w:rPr>
-          <w:rStyle w:val="AttributeTok"/>
-        </w:rPr>
-        <w:t xml:space="preserve">-fsSL</w:t>
-      </w:r>
-      <w:r>
-        <w:rPr>
-          <w:rStyle w:val="NormalTok"/>
-        </w:rPr>
-        <w:t xml:space="preserve"> https://raw.githubusercontent.com/BrayanCABRERA123/lavarapido-infra/main/deploy/setup-server.sh </w:t>
-      </w:r>
-      <w:r>
-        <w:rPr>
-          <w:rStyle w:val="AttributeTok"/>
-        </w:rPr>
-        <w:t xml:space="preserve">-o</w:t>
-      </w:r>
-      <w:r>
-        <w:rPr>
-          <w:rStyle w:val="NormalTok"/>
-        </w:rPr>
-        <w:t xml:space="preserve"> setup-server.sh</w:t>
-      </w:r>
-      <w:r>
-        <w:br/>
-      </w:r>
-      <w:r>
-        <w:rPr>
-          <w:rStyle w:val="FunctionTok"/>
-        </w:rPr>
-        <w:t xml:space="preserve">bash</w:t>
-      </w:r>
-      <w:r>
-        <w:rPr>
-          <w:rStyle w:val="NormalTok"/>
-        </w:rPr>
-        <w:t xml:space="preserve"> setup-server.sh</w:t>
-      </w:r>
-    </w:p>
-    <w:p>
-      <w:pPr>
-        <w:pStyle w:val="FirstParagraph"/>
-      </w:pPr>
-      <w:r>
-        <w:t xml:space="preserve">El script se baja de</w:t>
-      </w:r>
-      <w:r>
-        <w:t xml:space="preserve"> </w:t>
-      </w:r>
-      <w:r>
-        <w:rPr>
-          <w:rStyle w:val="VerbatimChar"/>
-        </w:rPr>
-        <w:t xml:space="preserve">main</w:t>
-      </w:r>
-      <w:r>
-        <w:t xml:space="preserve"> </w:t>
-      </w:r>
-      <w:r>
-        <w:t xml:space="preserve">(versión</w:t>
-      </w:r>
-      <w:r>
-        <w:t xml:space="preserve"> </w:t>
-      </w:r>
-      <w:r>
-        <w:rPr>
-          <w:rStyle w:val="VerbatimChar"/>
-        </w:rPr>
-        <w:t xml:space="preserve">v1.0.0</w:t>
-      </w:r>
-      <w:r>
-        <w:t xml:space="preserve">). En esa versión clona y actualiza la rama</w:t>
-      </w:r>
-      <w:r>
-        <w:t xml:space="preserve"> </w:t>
-      </w:r>
-      <w:r>
-        <w:rPr>
-          <w:rStyle w:val="VerbatimChar"/>
-        </w:rPr>
-        <w:t xml:space="preserve">develop</w:t>
-      </w:r>
-      <w:r>
-        <w:t xml:space="preserve"> </w:t>
-      </w:r>
-      <w:r>
-        <w:t xml:space="preserve">de cada repositorio (variable</w:t>
-      </w:r>
-      <w:r>
-        <w:t xml:space="preserve"> </w:t>
-      </w:r>
-      <w:r>
-        <w:rPr>
-          <w:rStyle w:val="VerbatimChar"/>
-        </w:rPr>
-        <w:t xml:space="preserve">BRANCH</w:t>
-      </w:r>
-      <w:r>
-        <w:t xml:space="preserve">). El de</w:t>
-      </w:r>
-      <w:r>
-        <w:t xml:space="preserve"> </w:t>
-      </w:r>
-      <w:r>
-        <w:rPr>
-          <w:rStyle w:val="VerbatimChar"/>
-        </w:rPr>
-        <w:t xml:space="preserve">develop</w:t>
-      </w:r>
-      <w:r>
-        <w:t xml:space="preserve"> </w:t>
-      </w:r>
-      <w:r>
-        <w:t xml:space="preserve">(el que corre en el servidor desde el 24-10-2026) clona</w:t>
-      </w:r>
-      <w:r>
-        <w:t xml:space="preserve"> </w:t>
-      </w:r>
-      <w:r>
-        <w:rPr>
-          <w:rStyle w:val="VerbatimChar"/>
-        </w:rPr>
-        <w:t xml:space="preserve">main</w:t>
-      </w:r>
-      <w:r>
-        <w:t xml:space="preserve"> </w:t>
-      </w:r>
-      <w:r>
-        <w:t xml:space="preserve">por defecto, salvo los repositorios de</w:t>
-      </w:r>
-      <w:r>
-        <w:t xml:space="preserve"> </w:t>
-      </w:r>
-      <w:r>
-        <w:rPr>
-          <w:rStyle w:val="VerbatimChar"/>
-        </w:rPr>
-        <w:t xml:space="preserve">DEVELOP_ONLY</w:t>
-      </w:r>
-      <w:r>
-        <w:t xml:space="preserve"> </w:t>
-      </w:r>
-      <w:r>
-        <w:t xml:space="preserve">(hoy payment-service; desde el 24-10-2026 su</w:t>
-      </w:r>
-      <w:r>
-        <w:t xml:space="preserve"> </w:t>
-      </w:r>
-      <w:r>
-        <w:rPr>
-          <w:rStyle w:val="VerbatimChar"/>
-        </w:rPr>
-        <w:t xml:space="preserve">main</w:t>
-      </w:r>
-      <w:r>
-        <w:t xml:space="preserve"> </w:t>
-      </w:r>
-      <w:r>
-        <w:t xml:space="preserve">ya tiene</w:t>
-      </w:r>
-      <w:r>
-        <w:t xml:space="preserve"> </w:t>
-      </w:r>
-      <w:r>
-        <w:rPr>
-          <w:rStyle w:val="VerbatimChar"/>
-        </w:rPr>
-        <w:t xml:space="preserve">v1.0.0</w:t>
-      </w:r>
-      <w:r>
-        <w:t xml:space="preserve"> </w:t>
-      </w:r>
-      <w:r>
-        <w:t xml:space="preserve">con todo su</w:t>
-      </w:r>
-      <w:r>
-        <w:t xml:space="preserve"> </w:t>
-      </w:r>
-      <w:r>
-        <w:rPr>
-          <w:rStyle w:val="VerbatimChar"/>
-        </w:rPr>
-        <w:t xml:space="preserve">develop</w:t>
-      </w:r>
-      <w:r>
-        <w:t xml:space="preserve">, así que se puede quitar de la lista), y nunca baja de versión: si un repositorio ya bajado tiene algo que la rama pedida no contiene, se detiene sin tocarlo. Hasta liberar</w:t>
-      </w:r>
-      <w:r>
-        <w:t xml:space="preserve"> </w:t>
-      </w:r>
-      <w:r>
-        <w:rPr>
-          <w:rStyle w:val="VerbatimChar"/>
-        </w:rPr>
-        <w:t xml:space="preserve">v1.1.0</w:t>
-      </w:r>
-      <w:r>
-        <w:t xml:space="preserve"> </w:t>
-      </w:r>
-      <w:r>
-        <w:t xml:space="preserve">hay que usar</w:t>
-      </w:r>
-      <w:r>
-        <w:t xml:space="preserve"> </w:t>
-      </w:r>
-      <w:r>
-        <w:rPr>
-          <w:rStyle w:val="VerbatimChar"/>
-        </w:rPr>
-        <w:t xml:space="preserve">BRANCH=develop bash setup-server.sh</w:t>
-      </w:r>
-      <w:r>
-        <w:t xml:space="preserve">.</w:t>
-      </w:r>
-    </w:p>
-    <w:p>
-      <w:pPr>
-        <w:pStyle w:val="BodyText"/>
-      </w:pPr>
-      <w:r>
-        <w:rPr>
-          <w:b/>
-          <w:bCs/>
-        </w:rPr>
-        <w:t xml:space="preserve">Con Portainer:</w:t>
-      </w:r>
-      <w:r>
-        <w:t xml:space="preserve"> </w:t>
-      </w:r>
-      <w:r>
-        <w:t xml:space="preserve">Stacks → Add stack →</w:t>
-      </w:r>
-      <w:r>
-        <w:t xml:space="preserve"> </w:t>
-      </w:r>
-      <w:r>
-        <w:rPr>
-          <w:i/>
-          <w:iCs/>
-        </w:rPr>
-        <w:t xml:space="preserve">Repository</w:t>
-      </w:r>
-      <w:r>
-        <w:t xml:space="preserve">. Las imágenes se construyen desde 9 repositorios hermanos, así que el flujo recomendado es:</w:t>
       </w:r>
     </w:p>
     <w:p>
@@ -17775,7 +17695,25 @@
         </w:numPr>
       </w:pPr>
       <w:r>
-        <w:t xml:space="preserve">compilar las imágenes con el CLI (paso 4.3.3);</w:t>
+        <w:rPr>
+          <w:rStyle w:val="VerbatimChar"/>
+          <w:b/>
+          <w:bCs/>
+        </w:rPr>
+        <w:t xml:space="preserve">docker-compose.yml</w:t>
+      </w:r>
+      <w:r>
+        <w:rPr>
+          <w:b/>
+          <w:bCs/>
+        </w:rPr>
+        <w:t xml:space="preserve">:</w:t>
+      </w:r>
+      <w:r>
+        <w:t xml:space="preserve"> </w:t>
+      </w:r>
+      <w:r>
+        <w:t xml:space="preserve">base, la misma que en desarrollo.</w:t>
       </w:r>
     </w:p>
     <w:p>
@@ -17787,45 +17725,49 @@
         </w:numPr>
       </w:pPr>
       <w:r>
-        <w:t xml:space="preserve">usar Portainer para</w:t>
-      </w:r>
-      <w:r>
-        <w:t xml:space="preserve"> </w:t>
-      </w:r>
-      <w:r>
-        <w:rPr>
+        <w:rPr>
+          <w:rStyle w:val="VerbatimChar"/>
           <w:b/>
           <w:bCs/>
         </w:rPr>
-        <w:t xml:space="preserve">ver, reiniciar, revisar logs y consumo</w:t>
-      </w:r>
-      <w:r>
-        <w:t xml:space="preserve"> </w:t>
-      </w:r>
-      <w:r>
-        <w:t xml:space="preserve">de los contenedores del stack</w:t>
-      </w:r>
-      <w:r>
-        <w:t xml:space="preserve"> </w:t>
-      </w:r>
-      <w:r>
-        <w:rPr>
-          <w:rStyle w:val="VerbatimChar"/>
-        </w:rPr>
-        <w:t xml:space="preserve">lavarapido</w:t>
-      </w:r>
-      <w:r>
-        <w:t xml:space="preserve">, que aparece como stack "limitado" porque fue creado fuera de Portainer.</w:t>
-      </w:r>
-    </w:p>
-    <w:bookmarkEnd w:id="63"/>
-    <w:bookmarkStart w:id="64" w:name="X1fbd0731c485261185e6a9406eb3c0dbf2516cd"/>
-    <w:p>
-      <w:pPr>
-        <w:pStyle w:val="Heading4"/>
-      </w:pPr>
-      <w:r>
-        <w:t xml:space="preserve">4.3.2 Inyección de variables de entorno del Stack</w:t>
+        <w:t xml:space="preserve">docker-compose.prod.yml</w:t>
+      </w:r>
+      <w:r>
+        <w:rPr>
+          <w:b/>
+          <w:bCs/>
+        </w:rPr>
+        <w:t xml:space="preserve">:</w:t>
+      </w:r>
+      <w:r>
+        <w:t xml:space="preserve"> </w:t>
+      </w:r>
+      <w:r>
+        <w:t xml:space="preserve">sobrescribe lo de producción: sin puertos internos, perfil</w:t>
+      </w:r>
+      <w:r>
+        <w:t xml:space="preserve"> </w:t>
+      </w:r>
+      <w:r>
+        <w:rPr>
+          <w:rStyle w:val="VerbatimChar"/>
+        </w:rPr>
+        <w:t xml:space="preserve">prod</w:t>
+      </w:r>
+      <w:r>
+        <w:t xml:space="preserve">, límites de memoria, Caddy, web y CORS.</w:t>
+      </w:r>
+    </w:p>
+    <w:p>
+      <w:pPr>
+        <w:pStyle w:val="FirstParagraph"/>
+      </w:pPr>
+      <w:r>
+        <w:rPr>
+          <w:b/>
+          <w:bCs/>
+        </w:rPr>
+        <w:t xml:space="preserve">Despliegue actual (CLI):</w:t>
       </w:r>
     </w:p>
     <w:p>
@@ -17834,15 +17776,48 @@
       </w:pPr>
       <w:r>
         <w:rPr>
-          <w:rStyle w:val="BuiltInTok"/>
-        </w:rPr>
-        <w:t xml:space="preserve">cd</w:t>
+          <w:rStyle w:val="CommentTok"/>
+        </w:rPr>
+        <w:t xml:space="preserve"># 1. Bajar los 9 repositorios (y preparar Docker y swap la primera vez)</w:t>
+      </w:r>
+      <w:r>
+        <w:br/>
+      </w:r>
+      <w:r>
+        <w:rPr>
+          <w:rStyle w:val="ExtensionTok"/>
+        </w:rPr>
+        <w:t xml:space="preserve">curl</w:t>
       </w:r>
       <w:r>
         <w:rPr>
           <w:rStyle w:val="NormalTok"/>
         </w:rPr>
-        <w:t xml:space="preserve"> ~/lavarapido/lavarapido-infra</w:t>
+        <w:t xml:space="preserve"> </w:t>
+      </w:r>
+      <w:r>
+        <w:rPr>
+          <w:rStyle w:val="AttributeTok"/>
+        </w:rPr>
+        <w:t xml:space="preserve">-fsSL</w:t>
+      </w:r>
+      <w:r>
+        <w:rPr>
+          <w:rStyle w:val="NormalTok"/>
+        </w:rPr>
+        <w:t xml:space="preserve"> https://raw.githubusercontent.com/BrayanCABRERA123/lavarapido-infra/main/deploy/setup-server.sh </w:t>
+      </w:r>
+      <w:r>
+        <w:rPr>
+          <w:rStyle w:val="AttributeTok"/>
+        </w:rPr>
+        <w:t xml:space="preserve">-o</w:t>
+      </w:r>
+      <w:r>
+        <w:rPr>
+          <w:rStyle w:val="NormalTok"/>
+        </w:rPr>
+        <w:t xml:space="preserve"> setup-server.sh</w:t>
       </w:r>
       <w:r>
         <w:br/>
@@ -17851,49 +17826,13 @@
         <w:rPr>
           <w:rStyle w:val="FunctionTok"/>
         </w:rPr>
-        <w:t xml:space="preserve">cp</w:t>
+        <w:t xml:space="preserve">bash</w:t>
       </w:r>
       <w:r>
         <w:rPr>
           <w:rStyle w:val="NormalTok"/>
         </w:rPr>
-        <w:t xml:space="preserve"> .env.production.example .env.production</w:t>
-      </w:r>
-      <w:r>
-        <w:br/>
-      </w:r>
-      <w:r>
-        <w:rPr>
-          <w:rStyle w:val="FunctionTok"/>
-        </w:rPr>
-        <w:t xml:space="preserve">chmod</w:t>
-      </w:r>
-      <w:r>
-        <w:rPr>
-          <w:rStyle w:val="NormalTok"/>
-        </w:rPr>
-        <w:t xml:space="preserve"> 600 .env.production</w:t>
-      </w:r>
-      <w:r>
-        <w:br/>
-      </w:r>
-      <w:r>
-        <w:rPr>
-          <w:rStyle w:val="FunctionTok"/>
-        </w:rPr>
-        <w:t xml:space="preserve">nano</w:t>
-      </w:r>
-      <w:r>
-        <w:rPr>
-          <w:rStyle w:val="NormalTok"/>
-        </w:rPr>
-        <w:t xml:space="preserve"> .env.production        </w:t>
-      </w:r>
-      <w:r>
-        <w:rPr>
-          <w:rStyle w:val="CommentTok"/>
-        </w:rPr>
-        <w:t xml:space="preserve"># completar los valores de la sección 3.3 (llaves generadas con openssl)</w:t>
+        <w:t xml:space="preserve"> setup-server.sh</w:t>
       </w:r>
     </w:p>
     <w:p>
@@ -17901,7 +17840,193 @@
         <w:pStyle w:val="FirstParagraph"/>
       </w:pPr>
       <w:r>
-        <w:t xml:space="preserve">En Portainer, las mismas variables se cargan en</w:t>
+        <w:t xml:space="preserve">El script se baja de</w:t>
+      </w:r>
+      <w:r>
+        <w:t xml:space="preserve"> </w:t>
+      </w:r>
+      <w:r>
+        <w:rPr>
+          <w:rStyle w:val="VerbatimChar"/>
+        </w:rPr>
+        <w:t xml:space="preserve">main</w:t>
+      </w:r>
+      <w:r>
+        <w:t xml:space="preserve"> </w:t>
+      </w:r>
+      <w:r>
+        <w:t xml:space="preserve">(versión</w:t>
+      </w:r>
+      <w:r>
+        <w:t xml:space="preserve"> </w:t>
+      </w:r>
+      <w:r>
+        <w:rPr>
+          <w:rStyle w:val="VerbatimChar"/>
+        </w:rPr>
+        <w:t xml:space="preserve">v1.0.0</w:t>
+      </w:r>
+      <w:r>
+        <w:t xml:space="preserve">). En esa versión clona y actualiza la rama</w:t>
+      </w:r>
+      <w:r>
+        <w:t xml:space="preserve"> </w:t>
+      </w:r>
+      <w:r>
+        <w:rPr>
+          <w:rStyle w:val="VerbatimChar"/>
+        </w:rPr>
+        <w:t xml:space="preserve">develop</w:t>
+      </w:r>
+      <w:r>
+        <w:t xml:space="preserve"> </w:t>
+      </w:r>
+      <w:r>
+        <w:t xml:space="preserve">de cada repositorio (variable</w:t>
+      </w:r>
+      <w:r>
+        <w:t xml:space="preserve"> </w:t>
+      </w:r>
+      <w:r>
+        <w:rPr>
+          <w:rStyle w:val="VerbatimChar"/>
+        </w:rPr>
+        <w:t xml:space="preserve">BRANCH</w:t>
+      </w:r>
+      <w:r>
+        <w:t xml:space="preserve">). El de</w:t>
+      </w:r>
+      <w:r>
+        <w:t xml:space="preserve"> </w:t>
+      </w:r>
+      <w:r>
+        <w:rPr>
+          <w:rStyle w:val="VerbatimChar"/>
+        </w:rPr>
+        <w:t xml:space="preserve">develop</w:t>
+      </w:r>
+      <w:r>
+        <w:t xml:space="preserve"> </w:t>
+      </w:r>
+      <w:r>
+        <w:t xml:space="preserve">(el que corre en el servidor desde el 24-10-2026) clona</w:t>
+      </w:r>
+      <w:r>
+        <w:t xml:space="preserve"> </w:t>
+      </w:r>
+      <w:r>
+        <w:rPr>
+          <w:rStyle w:val="VerbatimChar"/>
+        </w:rPr>
+        <w:t xml:space="preserve">main</w:t>
+      </w:r>
+      <w:r>
+        <w:t xml:space="preserve"> </w:t>
+      </w:r>
+      <w:r>
+        <w:t xml:space="preserve">por defecto, salvo los repositorios de</w:t>
+      </w:r>
+      <w:r>
+        <w:t xml:space="preserve"> </w:t>
+      </w:r>
+      <w:r>
+        <w:rPr>
+          <w:rStyle w:val="VerbatimChar"/>
+        </w:rPr>
+        <w:t xml:space="preserve">DEVELOP_ONLY</w:t>
+      </w:r>
+      <w:r>
+        <w:t xml:space="preserve"> </w:t>
+      </w:r>
+      <w:r>
+        <w:t xml:space="preserve">(hoy payment-service; desde el 24-10-2026 su</w:t>
+      </w:r>
+      <w:r>
+        <w:t xml:space="preserve"> </w:t>
+      </w:r>
+      <w:r>
+        <w:rPr>
+          <w:rStyle w:val="VerbatimChar"/>
+        </w:rPr>
+        <w:t xml:space="preserve">main</w:t>
+      </w:r>
+      <w:r>
+        <w:t xml:space="preserve"> </w:t>
+      </w:r>
+      <w:r>
+        <w:t xml:space="preserve">ya tiene</w:t>
+      </w:r>
+      <w:r>
+        <w:t xml:space="preserve"> </w:t>
+      </w:r>
+      <w:r>
+        <w:rPr>
+          <w:rStyle w:val="VerbatimChar"/>
+        </w:rPr>
+        <w:t xml:space="preserve">v1.0.0</w:t>
+      </w:r>
+      <w:r>
+        <w:t xml:space="preserve"> </w:t>
+      </w:r>
+      <w:r>
+        <w:t xml:space="preserve">con todo su</w:t>
+      </w:r>
+      <w:r>
+        <w:t xml:space="preserve"> </w:t>
+      </w:r>
+      <w:r>
+        <w:rPr>
+          <w:rStyle w:val="VerbatimChar"/>
+        </w:rPr>
+        <w:t xml:space="preserve">develop</w:t>
+      </w:r>
+      <w:r>
+        <w:t xml:space="preserve">, así que se puede quitar de la lista), y nunca baja de versión: si un repositorio ya bajado tiene algo que la rama pedida no contiene, se detiene sin tocarlo. Hasta liberar</w:t>
+      </w:r>
+      <w:r>
+        <w:t xml:space="preserve"> </w:t>
+      </w:r>
+      <w:r>
+        <w:rPr>
+          <w:rStyle w:val="VerbatimChar"/>
+        </w:rPr>
+        <w:t xml:space="preserve">v1.1.0</w:t>
+      </w:r>
+      <w:r>
+        <w:t xml:space="preserve"> </w:t>
+      </w:r>
+      <w:r>
+        <w:t xml:space="preserve">hay que usar</w:t>
+      </w:r>
+      <w:r>
+        <w:t xml:space="preserve"> </w:t>
+      </w:r>
+      <w:r>
+        <w:rPr>
+          <w:rStyle w:val="VerbatimChar"/>
+        </w:rPr>
+        <w:t xml:space="preserve">BRANCH=develop bash setup-server.sh</w:t>
+      </w:r>
+      <w:r>
+        <w:t xml:space="preserve">.</w:t>
+      </w:r>
+    </w:p>
+    <w:p>
+      <w:pPr>
+        <w:pStyle w:val="BodyText"/>
+      </w:pPr>
+      <w:r>
+        <w:rPr>
+          <w:b/>
+          <w:bCs/>
+        </w:rPr>
+        <w:t xml:space="preserve">Con Portainer:</w:t>
+      </w:r>
+      <w:r>
+        <w:t xml:space="preserve"> </w:t>
+      </w:r>
+      <w:r>
+        <w:t xml:space="preserve">Stacks → Add stack →</w:t>
       </w:r>
       <w:r>
         <w:t xml:space="preserve"> </w:t>
@@ -17911,32 +18036,72 @@
           <w:i/>
           <w:iCs/>
         </w:rPr>
-        <w:t xml:space="preserve">Environment variables → Load variables from .env file</w:t>
-      </w:r>
-      <w:r>
-        <w:t xml:space="preserve">.</w:t>
-      </w:r>
-    </w:p>
-    <w:bookmarkEnd w:id="64"/>
-    <w:bookmarkStart w:id="65" w:name="X21ab14a58cecc962d7f770c63cbac98a6243d8c"/>
-    <w:p>
-      <w:pPr>
-        <w:pStyle w:val="Heading4"/>
-      </w:pPr>
-      <w:r>
-        <w:t xml:space="preserve">4.3.3 Despliegue de servicios y actualización de imágenes de contenedor</w:t>
-      </w:r>
-    </w:p>
-    <w:p>
-      <w:pPr>
-        <w:pStyle w:val="FirstParagraph"/>
-      </w:pPr>
+        <w:t xml:space="preserve">Repository</w:t>
+      </w:r>
+      <w:r>
+        <w:t xml:space="preserve">. Las imágenes se construyen desde 9 repositorios hermanos, así que el flujo recomendado es:</w:t>
+      </w:r>
+    </w:p>
+    <w:p>
+      <w:pPr>
+        <w:pStyle w:val="Compact"/>
+        <w:numPr>
+          <w:ilvl w:val="0"/>
+          <w:numId w:val="1030"/>
+        </w:numPr>
+      </w:pPr>
+      <w:r>
+        <w:t xml:space="preserve">compilar las imágenes con el CLI (paso 4.3.3);</w:t>
+      </w:r>
+    </w:p>
+    <w:p>
+      <w:pPr>
+        <w:pStyle w:val="Compact"/>
+        <w:numPr>
+          <w:ilvl w:val="0"/>
+          <w:numId w:val="1030"/>
+        </w:numPr>
+      </w:pPr>
+      <w:r>
+        <w:t xml:space="preserve">usar Portainer para</w:t>
+      </w:r>
+      <w:r>
+        <w:t xml:space="preserve"> </w:t>
+      </w:r>
       <w:r>
         <w:rPr>
           <w:b/>
           <w:bCs/>
         </w:rPr>
-        <w:t xml:space="preserve">Primer despliegue:</w:t>
+        <w:t xml:space="preserve">ver, reiniciar, revisar logs y consumo</w:t>
+      </w:r>
+      <w:r>
+        <w:t xml:space="preserve"> </w:t>
+      </w:r>
+      <w:r>
+        <w:t xml:space="preserve">de los contenedores del stack</w:t>
+      </w:r>
+      <w:r>
+        <w:t xml:space="preserve"> </w:t>
+      </w:r>
+      <w:r>
+        <w:rPr>
+          <w:rStyle w:val="VerbatimChar"/>
+        </w:rPr>
+        <w:t xml:space="preserve">lavarapido</w:t>
+      </w:r>
+      <w:r>
+        <w:t xml:space="preserve">, que aparece como stack "limitado" porque fue creado fuera de Portainer.</w:t>
+      </w:r>
+    </w:p>
+    <w:bookmarkEnd w:id="61"/>
+    <w:bookmarkStart w:id="62" w:name="X1fbd0731c485261185e6a9406eb3c0dbf2516cd"/>
+    <w:p>
+      <w:pPr>
+        <w:pStyle w:val="Heading4"/>
+      </w:pPr>
+      <w:r>
+        <w:t xml:space="preserve">4.3.2 Inyección de variables de entorno del Stack</w:t>
       </w:r>
     </w:p>
     <w:p>
@@ -17962,94 +18127,80 @@
         <w:rPr>
           <w:rStyle w:val="FunctionTok"/>
         </w:rPr>
-        <w:t xml:space="preserve">sudo</w:t>
+        <w:t xml:space="preserve">cp</w:t>
       </w:r>
       <w:r>
         <w:rPr>
           <w:rStyle w:val="NormalTok"/>
         </w:rPr>
-        <w:t xml:space="preserve"> docker compose </w:t>
-      </w:r>
-      <w:r>
-        <w:rPr>
-          <w:rStyle w:val="AttributeTok"/>
-        </w:rPr>
-        <w:t xml:space="preserve">-f</w:t>
+        <w:t xml:space="preserve"> .env.production.example .env.production</w:t>
+      </w:r>
+      <w:r>
+        <w:br/>
+      </w:r>
+      <w:r>
+        <w:rPr>
+          <w:rStyle w:val="FunctionTok"/>
+        </w:rPr>
+        <w:t xml:space="preserve">chmod</w:t>
       </w:r>
       <w:r>
         <w:rPr>
           <w:rStyle w:val="NormalTok"/>
         </w:rPr>
-        <w:t xml:space="preserve"> docker-compose.yml </w:t>
-      </w:r>
-      <w:r>
-        <w:rPr>
-          <w:rStyle w:val="AttributeTok"/>
-        </w:rPr>
-        <w:t xml:space="preserve">-f</w:t>
+        <w:t xml:space="preserve"> 600 .env.production</w:t>
+      </w:r>
+      <w:r>
+        <w:br/>
+      </w:r>
+      <w:r>
+        <w:rPr>
+          <w:rStyle w:val="FunctionTok"/>
+        </w:rPr>
+        <w:t xml:space="preserve">nano</w:t>
       </w:r>
       <w:r>
         <w:rPr>
           <w:rStyle w:val="NormalTok"/>
         </w:rPr>
-        <w:t xml:space="preserve"> docker-compose.prod.yml </w:t>
-      </w:r>
-      <w:r>
-        <w:rPr>
-          <w:rStyle w:val="DataTypeTok"/>
-        </w:rPr>
-        <w:t xml:space="preserve">\</w:t>
-      </w:r>
-      <w:r>
-        <w:br/>
-      </w:r>
-      <w:r>
-        <w:rPr>
-          <w:rStyle w:val="NormalTok"/>
-        </w:rPr>
-        <w:t xml:space="preserve">  </w:t>
-      </w:r>
-      <w:r>
-        <w:rPr>
-          <w:rStyle w:val="AttributeTok"/>
-        </w:rPr>
-        <w:t xml:space="preserve">--env-file</w:t>
-      </w:r>
-      <w:r>
-        <w:rPr>
-          <w:rStyle w:val="NormalTok"/>
-        </w:rPr>
-        <w:t xml:space="preserve"> .env.production </w:t>
-      </w:r>
-      <w:r>
-        <w:rPr>
-          <w:rStyle w:val="AttributeTok"/>
-        </w:rPr>
-        <w:t xml:space="preserve">--profile</w:t>
-      </w:r>
-      <w:r>
-        <w:rPr>
-          <w:rStyle w:val="NormalTok"/>
-        </w:rPr>
-        <w:t xml:space="preserve"> app up </w:t>
-      </w:r>
-      <w:r>
-        <w:rPr>
-          <w:rStyle w:val="AttributeTok"/>
-        </w:rPr>
-        <w:t xml:space="preserve">-d</w:t>
-      </w:r>
-      <w:r>
-        <w:rPr>
-          <w:rStyle w:val="NormalTok"/>
-        </w:rPr>
-        <w:t xml:space="preserve"> </w:t>
-      </w:r>
-      <w:r>
-        <w:rPr>
-          <w:rStyle w:val="AttributeTok"/>
-        </w:rPr>
-        <w:t xml:space="preserve">--build</w:t>
+        <w:t xml:space="preserve"> .env.production        </w:t>
+      </w:r>
+      <w:r>
+        <w:rPr>
+          <w:rStyle w:val="CommentTok"/>
+        </w:rPr>
+        <w:t xml:space="preserve"># completar los valores de la sección 3.3 (llaves generadas con openssl)</w:t>
+      </w:r>
+    </w:p>
+    <w:p>
+      <w:pPr>
+        <w:pStyle w:val="FirstParagraph"/>
+      </w:pPr>
+      <w:r>
+        <w:t xml:space="preserve">En Portainer, las mismas variables se cargan en</w:t>
+      </w:r>
+      <w:r>
+        <w:t xml:space="preserve"> </w:t>
+      </w:r>
+      <w:r>
+        <w:rPr>
+          <w:i/>
+          <w:iCs/>
+        </w:rPr>
+        <w:t xml:space="preserve">Environment variables → Load variables from .env file</w:t>
+      </w:r>
+      <w:r>
+        <w:t xml:space="preserve">.</w:t>
+      </w:r>
+    </w:p>
+    <w:bookmarkEnd w:id="62"/>
+    <w:bookmarkStart w:id="63" w:name="X21ab14a58cecc962d7f770c63cbac98a6243d8c"/>
+    <w:p>
+      <w:pPr>
+        <w:pStyle w:val="Heading4"/>
+      </w:pPr>
+      <w:r>
+        <w:t xml:space="preserve">4.3.3 Despliegue de servicios y actualización de imágenes de contenedor</w:t>
       </w:r>
     </w:p>
     <w:p>
@@ -18061,10 +18212,7 @@
           <w:b/>
           <w:bCs/>
         </w:rPr>
-        <w:t xml:space="preserve">Actualizaciones posteriores</w:t>
-      </w:r>
-      <w:r>
-        <w:t xml:space="preserve">: suben primero los cambios a GitHub y luego (el script respalda la base antes de tocar nada y, si el respaldo falla, no actualiza):</w:t>
+        <w:t xml:space="preserve">Primer despliegue:</w:t>
       </w:r>
     </w:p>
     <w:p>
@@ -18073,57 +18221,111 @@
       </w:pPr>
       <w:r>
         <w:rPr>
+          <w:rStyle w:val="BuiltInTok"/>
+        </w:rPr>
+        <w:t xml:space="preserve">cd</w:t>
+      </w:r>
+      <w:r>
+        <w:rPr>
+          <w:rStyle w:val="NormalTok"/>
+        </w:rPr>
+        <w:t xml:space="preserve"> ~/lavarapido/lavarapido-infra</w:t>
+      </w:r>
+      <w:r>
+        <w:br/>
+      </w:r>
+      <w:r>
+        <w:rPr>
           <w:rStyle w:val="FunctionTok"/>
         </w:rPr>
-        <w:t xml:space="preserve">bash</w:t>
+        <w:t xml:space="preserve">sudo</w:t>
       </w:r>
       <w:r>
         <w:rPr>
           <w:rStyle w:val="NormalTok"/>
         </w:rPr>
-        <w:t xml:space="preserve"> ~/lavarapido/lavarapido-infra/deploy/update-server.sh                 </w:t>
-      </w:r>
-      <w:r>
-        <w:rPr>
-          <w:rStyle w:val="CommentTok"/>
-        </w:rPr>
-        <w:t xml:space="preserve"># todo</w:t>
+        <w:t xml:space="preserve"> docker compose </w:t>
+      </w:r>
+      <w:r>
+        <w:rPr>
+          <w:rStyle w:val="AttributeTok"/>
+        </w:rPr>
+        <w:t xml:space="preserve">-f</w:t>
+      </w:r>
+      <w:r>
+        <w:rPr>
+          <w:rStyle w:val="NormalTok"/>
+        </w:rPr>
+        <w:t xml:space="preserve"> docker-compose.yml </w:t>
+      </w:r>
+      <w:r>
+        <w:rPr>
+          <w:rStyle w:val="AttributeTok"/>
+        </w:rPr>
+        <w:t xml:space="preserve">-f</w:t>
+      </w:r>
+      <w:r>
+        <w:rPr>
+          <w:rStyle w:val="NormalTok"/>
+        </w:rPr>
+        <w:t xml:space="preserve"> docker-compose.prod.yml </w:t>
+      </w:r>
+      <w:r>
+        <w:rPr>
+          <w:rStyle w:val="DataTypeTok"/>
+        </w:rPr>
+        <w:t xml:space="preserve">\</w:t>
       </w:r>
       <w:r>
         <w:br/>
       </w:r>
       <w:r>
         <w:rPr>
-          <w:rStyle w:val="FunctionTok"/>
-        </w:rPr>
-        <w:t xml:space="preserve">bash</w:t>
-      </w:r>
-      <w:r>
-        <w:rPr>
           <w:rStyle w:val="NormalTok"/>
         </w:rPr>
-        <w:t xml:space="preserve"> ~/lavarapido/lavarapido-infra/deploy/update-server.sh web             </w:t>
-      </w:r>
-      <w:r>
-        <w:rPr>
-          <w:rStyle w:val="CommentTok"/>
-        </w:rPr>
-        <w:t xml:space="preserve"># solo la web</w:t>
-      </w:r>
-      <w:r>
-        <w:br/>
-      </w:r>
-      <w:r>
-        <w:rPr>
-          <w:rStyle w:val="FunctionTok"/>
-        </w:rPr>
-        <w:t xml:space="preserve">bash</w:t>
+        <w:t xml:space="preserve">  </w:t>
+      </w:r>
+      <w:r>
+        <w:rPr>
+          <w:rStyle w:val="AttributeTok"/>
+        </w:rPr>
+        <w:t xml:space="preserve">--env-file</w:t>
       </w:r>
       <w:r>
         <w:rPr>
           <w:rStyle w:val="NormalTok"/>
         </w:rPr>
-        <w:t xml:space="preserve"> ~/lavarapido/lavarapido-infra/deploy/update-server.sh security-service notification-service</w:t>
+        <w:t xml:space="preserve"> .env.production </w:t>
+      </w:r>
+      <w:r>
+        <w:rPr>
+          <w:rStyle w:val="AttributeTok"/>
+        </w:rPr>
+        <w:t xml:space="preserve">--profile</w:t>
+      </w:r>
+      <w:r>
+        <w:rPr>
+          <w:rStyle w:val="NormalTok"/>
+        </w:rPr>
+        <w:t xml:space="preserve"> app up </w:t>
+      </w:r>
+      <w:r>
+        <w:rPr>
+          <w:rStyle w:val="AttributeTok"/>
+        </w:rPr>
+        <w:t xml:space="preserve">-d</w:t>
+      </w:r>
+      <w:r>
+        <w:rPr>
+          <w:rStyle w:val="NormalTok"/>
+        </w:rPr>
+        <w:t xml:space="preserve"> </w:t>
+      </w:r>
+      <w:r>
+        <w:rPr>
+          <w:rStyle w:val="AttributeTok"/>
+        </w:rPr>
+        <w:t xml:space="preserve">--build</w:t>
       </w:r>
     </w:p>
     <w:p>
@@ -18135,87 +18337,161 @@
           <w:b/>
           <w:bCs/>
         </w:rPr>
-        <w:t xml:space="preserve">Hasta liberar</w:t>
-      </w:r>
+        <w:t xml:space="preserve">Actualizaciones posteriores</w:t>
+      </w:r>
+      <w:r>
+        <w:t xml:space="preserve">: suben primero los cambios a GitHub y luego (el script respalda la base antes de tocar nada y, si el respaldo falla, no actualiza):</w:t>
+      </w:r>
+    </w:p>
+    <w:p>
+      <w:pPr>
+        <w:pStyle w:val="SourceCode"/>
+      </w:pPr>
+      <w:r>
+        <w:rPr>
+          <w:rStyle w:val="FunctionTok"/>
+        </w:rPr>
+        <w:t xml:space="preserve">bash</w:t>
+      </w:r>
+      <w:r>
+        <w:rPr>
+          <w:rStyle w:val="NormalTok"/>
+        </w:rPr>
+        <w:t xml:space="preserve"> ~/lavarapido/lavarapido-infra/deploy/update-server.sh                 </w:t>
+      </w:r>
+      <w:r>
+        <w:rPr>
+          <w:rStyle w:val="CommentTok"/>
+        </w:rPr>
+        <w:t xml:space="preserve"># todo</w:t>
+      </w:r>
+      <w:r>
+        <w:br/>
+      </w:r>
+      <w:r>
+        <w:rPr>
+          <w:rStyle w:val="FunctionTok"/>
+        </w:rPr>
+        <w:t xml:space="preserve">bash</w:t>
+      </w:r>
+      <w:r>
+        <w:rPr>
+          <w:rStyle w:val="NormalTok"/>
+        </w:rPr>
+        <w:t xml:space="preserve"> ~/lavarapido/lavarapido-infra/deploy/update-server.sh web             </w:t>
+      </w:r>
+      <w:r>
+        <w:rPr>
+          <w:rStyle w:val="CommentTok"/>
+        </w:rPr>
+        <w:t xml:space="preserve"># solo la web</w:t>
+      </w:r>
+      <w:r>
+        <w:br/>
+      </w:r>
+      <w:r>
+        <w:rPr>
+          <w:rStyle w:val="FunctionTok"/>
+        </w:rPr>
+        <w:t xml:space="preserve">bash</w:t>
+      </w:r>
+      <w:r>
+        <w:rPr>
+          <w:rStyle w:val="NormalTok"/>
+        </w:rPr>
+        <w:t xml:space="preserve"> ~/lavarapido/lavarapido-infra/deploy/update-server.sh security-service notification-service</w:t>
+      </w:r>
+    </w:p>
+    <w:p>
+      <w:pPr>
+        <w:pStyle w:val="FirstParagraph"/>
+      </w:pPr>
       <w:r>
         <w:rPr>
           <w:b/>
           <w:bCs/>
         </w:rPr>
-        <w:t xml:space="preserve"> </w:t>
-      </w:r>
-      <w:r>
-        <w:rPr>
-          <w:rStyle w:val="VerbatimChar"/>
+        <w:t xml:space="preserve">Hasta liberar</w:t>
+      </w:r>
+      <w:r>
+        <w:rPr>
           <w:b/>
           <w:bCs/>
         </w:rPr>
-        <w:t xml:space="preserve">v1.1.0</w:t>
-      </w:r>
-      <w:r>
-        <w:t xml:space="preserve">, las actualizaciones a mano llevan</w:t>
-      </w:r>
-      <w:r>
-        <w:t xml:space="preserve"> </w:t>
-      </w:r>
-      <w:r>
-        <w:rPr>
-          <w:rStyle w:val="VerbatimChar"/>
-        </w:rPr>
-        <w:t xml:space="preserve">BRANCH=develop</w:t>
-      </w:r>
-      <w:r>
-        <w:t xml:space="preserve"> </w:t>
-      </w:r>
-      <w:r>
-        <w:t xml:space="preserve">delante (</w:t>
-      </w:r>
-      <w:r>
-        <w:rPr>
-          <w:rStyle w:val="VerbatimChar"/>
-        </w:rPr>
-        <w:t xml:space="preserve">BRANCH=develop bash …/update-server.sh</w:t>
-      </w:r>
-      <w:r>
-        <w:t xml:space="preserve">); sin ella, la protección de</w:t>
-      </w:r>
-      <w:r>
-        <w:t xml:space="preserve"> </w:t>
-      </w:r>
-      <w:r>
-        <w:rPr>
-          <w:rStyle w:val="VerbatimChar"/>
-        </w:rPr>
-        <w:t xml:space="preserve">setup-server.sh</w:t>
-      </w:r>
-      <w:r>
-        <w:t xml:space="preserve"> </w:t>
-      </w:r>
-      <w:r>
-        <w:t xml:space="preserve">se detiene. Si todo queda sano, el script borra las imágenes sin uso (se conservan la actual y</w:t>
-      </w:r>
-      <w:r>
-        <w:t xml:space="preserve"> </w:t>
-      </w:r>
-      <w:r>
-        <w:rPr>
-          <w:rStyle w:val="VerbatimChar"/>
-        </w:rPr>
-        <w:t xml:space="preserve">:prev</w:t>
-      </w:r>
-      <w:r>
-        <w:t xml:space="preserve">) y la caché de compilación de más de 7 días.</w:t>
-      </w:r>
-    </w:p>
-    <w:p>
-      <w:pPr>
-        <w:pStyle w:val="BodyText"/>
-      </w:pPr>
-      <w:r>
-        <w:rPr>
+        <w:t xml:space="preserve"> </w:t>
+      </w:r>
+      <w:r>
+        <w:rPr>
+          <w:rStyle w:val="VerbatimChar"/>
           <w:b/>
           <w:bCs/>
         </w:rPr>
+        <w:t xml:space="preserve">v1.1.0</w:t>
+      </w:r>
+      <w:r>
+        <w:t xml:space="preserve">, las actualizaciones a mano llevan</w:t>
+      </w:r>
+      <w:r>
+        <w:t xml:space="preserve"> </w:t>
+      </w:r>
+      <w:r>
+        <w:rPr>
+          <w:rStyle w:val="VerbatimChar"/>
+        </w:rPr>
+        <w:t xml:space="preserve">BRANCH=develop</w:t>
+      </w:r>
+      <w:r>
+        <w:t xml:space="preserve"> </w:t>
+      </w:r>
+      <w:r>
+        <w:t xml:space="preserve">delante (</w:t>
+      </w:r>
+      <w:r>
+        <w:rPr>
+          <w:rStyle w:val="VerbatimChar"/>
+        </w:rPr>
+        <w:t xml:space="preserve">BRANCH=develop bash …/update-server.sh</w:t>
+      </w:r>
+      <w:r>
+        <w:t xml:space="preserve">); sin ella, la protección de</w:t>
+      </w:r>
+      <w:r>
+        <w:t xml:space="preserve"> </w:t>
+      </w:r>
+      <w:r>
+        <w:rPr>
+          <w:rStyle w:val="VerbatimChar"/>
+        </w:rPr>
+        <w:t xml:space="preserve">setup-server.sh</w:t>
+      </w:r>
+      <w:r>
+        <w:t xml:space="preserve"> </w:t>
+      </w:r>
+      <w:r>
+        <w:t xml:space="preserve">se detiene. Si todo queda sano, el script borra las imágenes sin uso (se conservan la actual y</w:t>
+      </w:r>
+      <w:r>
+        <w:t xml:space="preserve"> </w:t>
+      </w:r>
+      <w:r>
+        <w:rPr>
+          <w:rStyle w:val="VerbatimChar"/>
+        </w:rPr>
+        <w:t xml:space="preserve">:prev</w:t>
+      </w:r>
+      <w:r>
+        <w:t xml:space="preserve">) y la caché de compilación de más de 7 días.</w:t>
+      </w:r>
+    </w:p>
+    <w:p>
+      <w:pPr>
+        <w:pStyle w:val="BodyText"/>
+      </w:pPr>
+      <w:r>
+        <w:rPr>
+          <w:b/>
+          <w:bCs/>
+        </w:rPr>
         <w:t xml:space="preserve">Desde GitHub, sin SSH:</w:t>
       </w:r>
       <w:r>
@@ -18468,22 +18744,22 @@
         <w:t xml:space="preserve">main</w:t>
       </w:r>
       <w:r>
-        <w:t xml:space="preserve">, y el resultado aparece como ✓ o ✗ junto a cada commit. Al 24-10-2026 la última corrida de</w:t>
-      </w:r>
-      <w:r>
-        <w:t xml:space="preserve"> </w:t>
-      </w:r>
-      <w:r>
-        <w:rPr>
-          <w:rStyle w:val="VerbatimChar"/>
-        </w:rPr>
-        <w:t xml:space="preserve">develop</w:t>
-      </w:r>
-      <w:r>
-        <w:t xml:space="preserve"> </w:t>
-      </w:r>
-      <w:r>
-        <w:t xml:space="preserve">está en verde en los 10 (1 192 pruebas):</w:t>
+        <w:t xml:space="preserve">, y el resultado aparece como ✓ o ✗ junto a cada commit. Al 27-10-2026 la última corrida de</w:t>
+      </w:r>
+      <w:r>
+        <w:t xml:space="preserve"> </w:t>
+      </w:r>
+      <w:r>
+        <w:rPr>
+          <w:rStyle w:val="VerbatimChar"/>
+        </w:rPr>
+        <w:t xml:space="preserve">main</w:t>
+      </w:r>
+      <w:r>
+        <w:t xml:space="preserve"> </w:t>
+      </w:r>
+      <w:r>
+        <w:t xml:space="preserve">está en verde en los 10 (1 337 pruebas, incluidas las 17 de integración de payment):</w:t>
       </w:r>
     </w:p>
     <w:tbl>
@@ -18596,7 +18872,7 @@
               <w:t xml:space="preserve"> </w:t>
             </w:r>
             <w:r>
-              <w:t xml:space="preserve">(.NET 8; las de integración se omiten sin SQL Server)</w:t>
+              <w:t xml:space="preserve">(.NET 8). Desde el 27-10-2026 el job «Pruebas de integración» corre las 17 de integración contra SQL Server 2022 con las migraciones de Liquibase, sin omitir ninguna</w:t>
             </w:r>
           </w:p>
         </w:tc>
@@ -18686,7 +18962,7 @@
               <w:t xml:space="preserve">jest-expo</w:t>
             </w:r>
             <w:r>
-              <w:t xml:space="preserve">, 25 suites y 73 pruebas). El APK se sigue generando con EAS;</w:t>
+              <w:t xml:space="preserve">, 106 pruebas al 27-10-2026). El APK se sigue generando con EAS;</w:t>
             </w:r>
             <w:r>
               <w:t xml:space="preserve"> </w:t>
@@ -18842,8 +19118,8 @@
         </w:tc>
       </w:tr>
     </w:tbl>
-    <w:bookmarkEnd w:id="65"/>
-    <w:bookmarkStart w:id="66" w:name="X4449e14e9800cb46072c372a6dc2a3da9c35eb7"/>
+    <w:bookmarkEnd w:id="63"/>
+    <w:bookmarkStart w:id="64" w:name="X4449e14e9800cb46072c372a6dc2a3da9c35eb7"/>
     <w:p>
       <w:pPr>
         <w:pStyle w:val="Heading4"/>
@@ -18981,7 +19257,7 @@
         <w:pStyle w:val="Compact"/>
         <w:numPr>
           <w:ilvl w:val="0"/>
-          <w:numId w:val="1030"/>
+          <w:numId w:val="1031"/>
         </w:numPr>
       </w:pPr>
       <w:r>
@@ -19212,7 +19488,7 @@
         <w:pStyle w:val="Compact"/>
         <w:numPr>
           <w:ilvl w:val="0"/>
-          <w:numId w:val="1030"/>
+          <w:numId w:val="1031"/>
         </w:numPr>
       </w:pPr>
       <w:r>
@@ -19331,7 +19607,7 @@
         <w:pStyle w:val="Compact"/>
         <w:numPr>
           <w:ilvl w:val="0"/>
-          <w:numId w:val="1030"/>
+          <w:numId w:val="1031"/>
         </w:numPr>
       </w:pPr>
       <w:r>
@@ -19405,34 +19681,7 @@
         <w:t xml:space="preserve">~/lavarapido/backups/deployed-heads</w:t>
       </w:r>
       <w:r>
-        <w:t xml:space="preserve">, que solo se escribe cuando una actualización completa termina bien. Mientras el servidor esté en</w:t>
-      </w:r>
-      <w:r>
-        <w:t xml:space="preserve"> </w:t>
-      </w:r>
-      <w:r>
-        <w:rPr>
-          <w:rStyle w:val="VerbatimChar"/>
-        </w:rPr>
-        <w:t xml:space="preserve">develop</w:t>
-      </w:r>
-      <w:r>
-        <w:t xml:space="preserve"> </w:t>
-      </w:r>
-      <w:r>
-        <w:t xml:space="preserve">(hasta</w:t>
-      </w:r>
-      <w:r>
-        <w:t xml:space="preserve"> </w:t>
-      </w:r>
-      <w:r>
-        <w:rPr>
-          <w:rStyle w:val="VerbatimChar"/>
-        </w:rPr>
-        <w:t xml:space="preserve">v1.1.0</w:t>
-      </w:r>
-      <w:r>
-        <w:t xml:space="preserve">), la protección contra bajar de versión detiene esa actualización sin tocar nada. El resultado queda en</w:t>
+        <w:t xml:space="preserve">, que solo se escribe cuando una actualización completa termina bien. El resultado queda en</w:t>
       </w:r>
       <w:r>
         <w:t xml:space="preserve"> </w:t>
@@ -19452,7 +19701,7 @@
         <w:pStyle w:val="Compact"/>
         <w:numPr>
           <w:ilvl w:val="0"/>
-          <w:numId w:val="1030"/>
+          <w:numId w:val="1031"/>
         </w:numPr>
       </w:pPr>
       <w:r>
@@ -19607,34 +19856,7 @@
         <w:t xml:space="preserve">EXPO_TOKEN</w:t>
       </w:r>
       <w:r>
-        <w:t xml:space="preserve">. Como MOV-08 cambió</w:t>
-      </w:r>
-      <w:r>
-        <w:t xml:space="preserve"> </w:t>
-      </w:r>
-      <w:r>
-        <w:rPr>
-          <w:rStyle w:val="VerbatimChar"/>
-        </w:rPr>
-        <w:t xml:space="preserve">eas.json</w:t>
-      </w:r>
-      <w:r>
-        <w:t xml:space="preserve">, el primer paso del móvil a</w:t>
-      </w:r>
-      <w:r>
-        <w:t xml:space="preserve"> </w:t>
-      </w:r>
-      <w:r>
-        <w:rPr>
-          <w:rStyle w:val="VerbatimChar"/>
-        </w:rPr>
-        <w:t xml:space="preserve">main</w:t>
-      </w:r>
-      <w:r>
-        <w:t xml:space="preserve"> </w:t>
-      </w:r>
-      <w:r>
-        <w:t xml:space="preserve">pedirá un APK nuevo.</w:t>
+        <w:t xml:space="preserve">.</w:t>
       </w:r>
     </w:p>
     <w:p>
@@ -20293,9 +20515,9 @@
         <w:t xml:space="preserve"># cambios solo de pantallas: actualización por internet</w:t>
       </w:r>
     </w:p>
-    <w:bookmarkEnd w:id="66"/>
-    <w:bookmarkEnd w:id="67"/>
-    <w:bookmarkStart w:id="68" w:name="X37ce4420791c8c9846d4339746cb5e50199c10a"/>
+    <w:bookmarkEnd w:id="64"/>
+    <w:bookmarkEnd w:id="65"/>
+    <w:bookmarkStart w:id="66" w:name="X37ce4420791c8c9846d4339746cb5e50199c10a"/>
     <w:p>
       <w:pPr>
         <w:pStyle w:val="Heading3"/>
@@ -20309,7 +20531,7 @@
         <w:pStyle w:val="Compact"/>
         <w:numPr>
           <w:ilvl w:val="0"/>
-          <w:numId w:val="1031"/>
+          <w:numId w:val="1032"/>
         </w:numPr>
       </w:pPr>
       <w:r>
@@ -20386,7 +20608,7 @@
         <w:pStyle w:val="Compact"/>
         <w:numPr>
           <w:ilvl w:val="0"/>
-          <w:numId w:val="1031"/>
+          <w:numId w:val="1032"/>
         </w:numPr>
       </w:pPr>
       <w:r>
@@ -20438,7 +20660,7 @@
         <w:pStyle w:val="Compact"/>
         <w:numPr>
           <w:ilvl w:val="0"/>
-          <w:numId w:val="1031"/>
+          <w:numId w:val="1032"/>
         </w:numPr>
       </w:pPr>
       <w:r>
@@ -20466,7 +20688,7 @@
         <w:pStyle w:val="Compact"/>
         <w:numPr>
           <w:ilvl w:val="0"/>
-          <w:numId w:val="1031"/>
+          <w:numId w:val="1032"/>
         </w:numPr>
       </w:pPr>
       <w:r>
@@ -20647,7 +20869,7 @@
         <w:pStyle w:val="Compact"/>
         <w:numPr>
           <w:ilvl w:val="0"/>
-          <w:numId w:val="1031"/>
+          <w:numId w:val="1032"/>
         </w:numPr>
       </w:pPr>
       <w:r>
@@ -20707,9 +20929,9 @@
         </w:pict>
       </w:r>
     </w:p>
-    <w:bookmarkEnd w:id="68"/>
-    <w:bookmarkEnd w:id="69"/>
-    <w:bookmarkStart w:id="111" w:name="X569e0064da0a7f6acc9711641a7e5e4dbfe0c5e"/>
+    <w:bookmarkEnd w:id="66"/>
+    <w:bookmarkEnd w:id="67"/>
+    <w:bookmarkStart w:id="109" w:name="X569e0064da0a7f6acc9711641a7e5e4dbfe0c5e"/>
     <w:p>
       <w:pPr>
         <w:pStyle w:val="Heading2"/>
@@ -20718,7 +20940,7 @@
         <w:t xml:space="preserve">5. Plan de Verificación, Pruebas y Evidencias (Smoke Tests)</w:t>
       </w:r>
     </w:p>
-    <w:bookmarkStart w:id="75" w:name="Xb1b2224a963315ba85fce3b078e9c1d4cb08203"/>
+    <w:bookmarkStart w:id="73" w:name="Xb1b2224a963315ba85fce3b078e9c1d4cb08203"/>
     <w:p>
       <w:pPr>
         <w:pStyle w:val="Heading3"/>
@@ -20727,7 +20949,7 @@
         <w:t xml:space="preserve">5.1 Matriz de Enlaces y Endpoints de Verificación de Servicios</w:t>
       </w:r>
     </w:p>
-    <w:bookmarkStart w:id="70" w:name="X3d7fdd7e0dbca13f0aee4cfdc474d8ec305539a"/>
+    <w:bookmarkStart w:id="68" w:name="X3d7fdd7e0dbca13f0aee4cfdc474d8ec305539a"/>
     <w:p>
       <w:pPr>
         <w:pStyle w:val="Heading4"/>
@@ -20922,8 +21144,8 @@
         </w:tc>
       </w:tr>
     </w:tbl>
-    <w:bookmarkEnd w:id="70"/>
-    <w:bookmarkStart w:id="71" w:name="Xd25873c4073c7a566f767a84560cf0016a9c2cc"/>
+    <w:bookmarkEnd w:id="68"/>
+    <w:bookmarkStart w:id="69" w:name="Xd25873c4073c7a566f767a84560cf0016a9c2cc"/>
     <w:p>
       <w:pPr>
         <w:pStyle w:val="Heading4"/>
@@ -21214,8 +21436,8 @@
         </w:tc>
       </w:tr>
     </w:tbl>
-    <w:bookmarkEnd w:id="71"/>
-    <w:bookmarkStart w:id="72" w:name="X84054c472ef0bff966b370c9ac45fe039f1ef5e"/>
+    <w:bookmarkEnd w:id="69"/>
+    <w:bookmarkStart w:id="70" w:name="X84054c472ef0bff966b370c9ac45fe039f1ef5e"/>
     <w:p>
       <w:pPr>
         <w:pStyle w:val="Heading4"/>
@@ -21585,8 +21807,8 @@
         <w:t xml:space="preserve">.</w:t>
       </w:r>
     </w:p>
-    <w:bookmarkEnd w:id="72"/>
-    <w:bookmarkStart w:id="73" w:name="X92468c35f98107100189499ae972c6f6e7f32c7"/>
+    <w:bookmarkEnd w:id="70"/>
+    <w:bookmarkStart w:id="71" w:name="X92468c35f98107100189499ae972c6f6e7f32c7"/>
     <w:p>
       <w:pPr>
         <w:pStyle w:val="Heading4"/>
@@ -21600,7 +21822,7 @@
         <w:pStyle w:val="Compact"/>
         <w:numPr>
           <w:ilvl w:val="0"/>
-          <w:numId w:val="1032"/>
+          <w:numId w:val="1033"/>
         </w:numPr>
       </w:pPr>
       <w:r>
@@ -21634,7 +21856,7 @@
         <w:pStyle w:val="Compact"/>
         <w:numPr>
           <w:ilvl w:val="0"/>
-          <w:numId w:val="1032"/>
+          <w:numId w:val="1033"/>
         </w:numPr>
       </w:pPr>
       <w:r>
@@ -21683,7 +21905,7 @@
         <w:pStyle w:val="Compact"/>
         <w:numPr>
           <w:ilvl w:val="0"/>
-          <w:numId w:val="1032"/>
+          <w:numId w:val="1033"/>
         </w:numPr>
       </w:pPr>
       <w:r>
@@ -21702,8 +21924,8 @@
         <w:t xml:space="preserve">.</w:t>
       </w:r>
     </w:p>
-    <w:bookmarkEnd w:id="73"/>
-    <w:bookmarkStart w:id="74" w:name="Xa6f7cab1250cdcfd42af83d1d9a29df048cb52f"/>
+    <w:bookmarkEnd w:id="71"/>
+    <w:bookmarkStart w:id="72" w:name="Xa6f7cab1250cdcfd42af83d1d9a29df048cb52f"/>
     <w:p>
       <w:pPr>
         <w:pStyle w:val="Heading4"/>
@@ -21987,9 +22209,9 @@
         <w:t xml:space="preserve"># desde afuera: debe FALLAR (puerto cerrado)</w:t>
       </w:r>
     </w:p>
-    <w:bookmarkEnd w:id="74"/>
-    <w:bookmarkEnd w:id="75"/>
-    <w:bookmarkStart w:id="80" w:name="X4c5c5671890c0cf40ccbacfa0556bbe69b3e414"/>
+    <w:bookmarkEnd w:id="72"/>
+    <w:bookmarkEnd w:id="73"/>
+    <w:bookmarkStart w:id="78" w:name="X4c5c5671890c0cf40ccbacfa0556bbe69b3e414"/>
     <w:p>
       <w:pPr>
         <w:pStyle w:val="Heading3"/>
@@ -21998,7 +22220,7 @@
         <w:t xml:space="preserve">5.2 Pruebas de Humo Funcionales (Smoke Tests)</w:t>
       </w:r>
     </w:p>
-    <w:bookmarkStart w:id="76" w:name="X0dc3c65881af46f80a0afedc3718453e19ef134"/>
+    <w:bookmarkStart w:id="74" w:name="X0dc3c65881af46f80a0afedc3718453e19ef134"/>
     <w:p>
       <w:pPr>
         <w:pStyle w:val="Heading4"/>
@@ -22283,8 +22505,8 @@
         </w:tc>
       </w:tr>
     </w:tbl>
-    <w:bookmarkEnd w:id="76"/>
-    <w:bookmarkStart w:id="77" w:name="Xfae0794edb06b907a081df637ee50541e47e36a"/>
+    <w:bookmarkEnd w:id="74"/>
+    <w:bookmarkStart w:id="75" w:name="Xfae0794edb06b907a081df637ee50541e47e36a"/>
     <w:p>
       <w:pPr>
         <w:pStyle w:val="Heading4"/>
@@ -22418,8 +22640,8 @@
         </w:tc>
       </w:tr>
     </w:tbl>
-    <w:bookmarkEnd w:id="77"/>
-    <w:bookmarkStart w:id="78" w:name="X4911cd0cb089bf88b641b6862ede6898d61d697"/>
+    <w:bookmarkEnd w:id="75"/>
+    <w:bookmarkStart w:id="76" w:name="X4911cd0cb089bf88b641b6862ede6898d61d697"/>
     <w:p>
       <w:pPr>
         <w:pStyle w:val="Heading4"/>
@@ -22745,7 +22967,7 @@
         <w:pStyle w:val="Compact"/>
         <w:numPr>
           <w:ilvl w:val="0"/>
-          <w:numId w:val="1033"/>
+          <w:numId w:val="1034"/>
         </w:numPr>
       </w:pPr>
       <w:r>
@@ -22767,7 +22989,7 @@
         <w:pStyle w:val="Compact"/>
         <w:numPr>
           <w:ilvl w:val="0"/>
-          <w:numId w:val="1033"/>
+          <w:numId w:val="1034"/>
         </w:numPr>
       </w:pPr>
       <w:r>
@@ -22783,7 +23005,7 @@
         <w:pStyle w:val="Compact"/>
         <w:numPr>
           <w:ilvl w:val="1"/>
-          <w:numId w:val="1034"/>
+          <w:numId w:val="1035"/>
         </w:numPr>
       </w:pPr>
       <w:r>
@@ -22795,7 +23017,7 @@
         <w:pStyle w:val="Compact"/>
         <w:numPr>
           <w:ilvl w:val="1"/>
-          <w:numId w:val="1034"/>
+          <w:numId w:val="1035"/>
         </w:numPr>
       </w:pPr>
       <w:r>
@@ -22807,15 +23029,15 @@
         <w:pStyle w:val="Compact"/>
         <w:numPr>
           <w:ilvl w:val="1"/>
-          <w:numId w:val="1034"/>
+          <w:numId w:val="1035"/>
         </w:numPr>
       </w:pPr>
       <w:r>
         <w:t xml:space="preserve">el interruptor de push (apagado → solo bandeja; encendido → push).</w:t>
       </w:r>
     </w:p>
-    <w:bookmarkEnd w:id="78"/>
-    <w:bookmarkStart w:id="79" w:name="X987084941b791c864631d81decfac4dcbe0304d"/>
+    <w:bookmarkEnd w:id="76"/>
+    <w:bookmarkStart w:id="77" w:name="X987084941b791c864631d81decfac4dcbe0304d"/>
     <w:p>
       <w:pPr>
         <w:pStyle w:val="Heading4"/>
@@ -23208,9 +23430,9 @@
         </w:tc>
       </w:tr>
     </w:tbl>
-    <w:bookmarkEnd w:id="79"/>
-    <w:bookmarkEnd w:id="80"/>
-    <w:bookmarkStart w:id="83" w:name="X38f3baa9037ab48b76eb4855a3621a486014e1c"/>
+    <w:bookmarkEnd w:id="77"/>
+    <w:bookmarkEnd w:id="78"/>
+    <w:bookmarkStart w:id="81" w:name="X38f3baa9037ab48b76eb4855a3621a486014e1c"/>
     <w:p>
       <w:pPr>
         <w:pStyle w:val="Heading3"/>
@@ -23219,7 +23441,7 @@
         <w:t xml:space="preserve">5.3 Inspección de Logs y Monitoreo de Recursos</w:t>
       </w:r>
     </w:p>
-    <w:bookmarkStart w:id="81" w:name="X111049f4882c46df51b7af3dbaf6a25c3bb23c4"/>
+    <w:bookmarkStart w:id="79" w:name="X111049f4882c46df51b7af3dbaf6a25c3bb23c4"/>
     <w:p>
       <w:pPr>
         <w:pStyle w:val="Heading4"/>
@@ -23615,7 +23837,7 @@
         <w:pStyle w:val="Compact"/>
         <w:numPr>
           <w:ilvl w:val="0"/>
-          <w:numId w:val="1035"/>
+          <w:numId w:val="1036"/>
         </w:numPr>
       </w:pPr>
       <w:r>
@@ -23639,7 +23861,7 @@
         <w:pStyle w:val="Compact"/>
         <w:numPr>
           <w:ilvl w:val="0"/>
-          <w:numId w:val="1035"/>
+          <w:numId w:val="1036"/>
         </w:numPr>
       </w:pPr>
       <w:r>
@@ -23663,7 +23885,7 @@
         <w:pStyle w:val="Compact"/>
         <w:numPr>
           <w:ilvl w:val="0"/>
-          <w:numId w:val="1035"/>
+          <w:numId w:val="1036"/>
         </w:numPr>
       </w:pPr>
       <w:r>
@@ -23682,8 +23904,8 @@
         <w:t xml:space="preserve">.</w:t>
       </w:r>
     </w:p>
-    <w:bookmarkEnd w:id="81"/>
-    <w:bookmarkStart w:id="82" w:name="Xdafcf2eae18f19cc719a5b3a65b1aec9c659abc"/>
+    <w:bookmarkEnd w:id="79"/>
+    <w:bookmarkStart w:id="80" w:name="Xdafcf2eae18f19cc719a5b3a65b1aec9c659abc"/>
     <w:p>
       <w:pPr>
         <w:pStyle w:val="Heading4"/>
@@ -24102,9 +24324,9 @@
         </w:tc>
       </w:tr>
     </w:tbl>
-    <w:bookmarkEnd w:id="82"/>
-    <w:bookmarkEnd w:id="83"/>
-    <w:bookmarkStart w:id="110" w:name="X2e3510c8fd25a3f4ee49d35d98d7ff5a574c276"/>
+    <w:bookmarkEnd w:id="80"/>
+    <w:bookmarkEnd w:id="81"/>
+    <w:bookmarkStart w:id="108" w:name="X2e3510c8fd25a3f4ee49d35d98d7ff5a574c276"/>
     <w:p>
       <w:pPr>
         <w:pStyle w:val="Heading3"/>
@@ -24121,7 +24343,7 @@
         <w:t xml:space="preserve">Las capturas de terminal y de la web se tomaron el 19-10-2026 sobre el servidor de producción, con la versión desplegada ese día a las 03:20; las de terminal muestran la salida real de los comandos. Las de Portainer (5.4.1) son del 16-10-2026, porque el panel pide iniciar sesión y solo lo usa el responsable de DevOps.</w:t>
       </w:r>
     </w:p>
-    <w:bookmarkStart w:id="93" w:name="Xab1acbaa2b81f43550536fa17fb19d45096398b"/>
+    <w:bookmarkStart w:id="91" w:name="Xab1acbaa2b81f43550536fa17fb19d45096398b"/>
     <w:p>
       <w:pPr>
         <w:pStyle w:val="Heading4"/>
@@ -24139,18 +24361,18 @@
           <wp:inline>
             <wp:extent cx="5334000" cy="4000500"/>
             <wp:effectExtent b="0" l="0" r="0" t="0"/>
-            <wp:docPr descr="Portainer: contenedores del stack lavarapido en Running" title="" id="85" name="Picture"/>
+            <wp:docPr descr="Portainer: contenedores del stack lavarapido en Running" title="" id="83" name="Picture"/>
             <a:graphic>
               <a:graphicData uri="http://schemas.openxmlformats.org/drawingml/2006/picture">
                 <pic:pic>
                   <pic:nvPicPr>
-                    <pic:cNvPr descr="capturas/5.4.1-portainer-running.png" id="86" name="Picture"/>
+                    <pic:cNvPr descr="capturas/5.4.1-portainer-running.png" id="84" name="Picture"/>
                     <pic:cNvPicPr>
                       <a:picLocks noChangeArrowheads="1" noChangeAspect="1"/>
                     </pic:cNvPicPr>
                   </pic:nvPicPr>
                   <pic:blipFill>
-                    <a:blip r:embed="rId84"/>
+                    <a:blip r:embed="rId82"/>
                     <a:stretch>
                       <a:fillRect/>
                     </a:stretch>
@@ -24260,18 +24482,18 @@
           <wp:inline>
             <wp:extent cx="5334000" cy="4000500"/>
             <wp:effectExtent b="0" l="0" r="0" t="0"/>
-            <wp:docPr descr="Portainer: stack lavarapido" title="" id="88" name="Picture"/>
+            <wp:docPr descr="Portainer: stack lavarapido" title="" id="86" name="Picture"/>
             <a:graphic>
               <a:graphicData uri="http://schemas.openxmlformats.org/drawingml/2006/picture">
                 <pic:pic>
                   <pic:nvPicPr>
-                    <pic:cNvPr descr="capturas/5.4.1b-portainer-stack.png" id="89" name="Picture"/>
+                    <pic:cNvPr descr="capturas/5.4.1b-portainer-stack.png" id="87" name="Picture"/>
                     <pic:cNvPicPr>
                       <a:picLocks noChangeArrowheads="1" noChangeAspect="1"/>
                     </pic:cNvPicPr>
                   </pic:nvPicPr>
                   <pic:blipFill>
-                    <a:blip r:embed="rId87"/>
+                    <a:blip r:embed="rId85"/>
                     <a:stretch>
                       <a:fillRect/>
                     </a:stretch>
@@ -24307,18 +24529,18 @@
           <wp:inline>
             <wp:extent cx="5334000" cy="4155558"/>
             <wp:effectExtent b="0" l="0" r="0" t="0"/>
-            <wp:docPr descr="Estado de los contenedores y consumo desde la terminal" title="" id="91" name="Picture"/>
+            <wp:docPr descr="Estado de los contenedores y consumo desde la terminal" title="" id="89" name="Picture"/>
             <a:graphic>
               <a:graphicData uri="http://schemas.openxmlformats.org/drawingml/2006/picture">
                 <pic:pic>
                   <pic:nvPicPr>
-                    <pic:cNvPr descr="capturas/5.4.1c-contenedores-y-consumo.png" id="92" name="Picture"/>
+                    <pic:cNvPr descr="capturas/5.4.1c-contenedores-y-consumo.png" id="90" name="Picture"/>
                     <pic:cNvPicPr>
                       <a:picLocks noChangeArrowheads="1" noChangeAspect="1"/>
                     </pic:cNvPicPr>
                   </pic:nvPicPr>
                   <pic:blipFill>
-                    <a:blip r:embed="rId90"/>
+                    <a:blip r:embed="rId88"/>
                     <a:stretch>
                       <a:fillRect/>
                     </a:stretch>
@@ -24400,8 +24622,8 @@
         <w:t xml:space="preserve">, y el consumo de memoria de cada contenedor.</w:t>
       </w:r>
     </w:p>
-    <w:bookmarkEnd w:id="93"/>
-    <w:bookmarkStart w:id="97" w:name="X0d74101071aa61b8dde9ac5a73fabdf5caf363d"/>
+    <w:bookmarkEnd w:id="91"/>
+    <w:bookmarkStart w:id="95" w:name="X0d74101071aa61b8dde9ac5a73fabdf5caf363d"/>
     <w:p>
       <w:pPr>
         <w:pStyle w:val="Heading4"/>
@@ -24419,18 +24641,18 @@
           <wp:inline>
             <wp:extent cx="5334000" cy="1848293"/>
             <wp:effectExtent b="0" l="0" r="0" t="0"/>
-            <wp:docPr descr="Logs de arranque de los servicios" title="" id="95" name="Picture"/>
+            <wp:docPr descr="Logs de arranque de los servicios" title="" id="93" name="Picture"/>
             <a:graphic>
               <a:graphicData uri="http://schemas.openxmlformats.org/drawingml/2006/picture">
                 <pic:pic>
                   <pic:nvPicPr>
-                    <pic:cNvPr descr="capturas/5.4.2-logs-backend.png" id="96" name="Picture"/>
+                    <pic:cNvPr descr="capturas/5.4.2-logs-backend.png" id="94" name="Picture"/>
                     <pic:cNvPicPr>
                       <a:picLocks noChangeArrowheads="1" noChangeAspect="1"/>
                     </pic:cNvPicPr>
                   </pic:nvPicPr>
                   <pic:blipFill>
-                    <a:blip r:embed="rId94"/>
+                    <a:blip r:embed="rId92"/>
                     <a:stretch>
                       <a:fillRect/>
                     </a:stretch>
@@ -24491,8 +24713,8 @@
         <w:t xml:space="preserve">Now listening on :3005*. Hay 0 trazas con error en los últimos 15 minutos.*</w:t>
       </w:r>
     </w:p>
-    <w:bookmarkEnd w:id="97"/>
-    <w:bookmarkStart w:id="101" w:name="Xcf9f3fe2f62c252d89fd4034b8132edcebc08a0"/>
+    <w:bookmarkEnd w:id="95"/>
+    <w:bookmarkStart w:id="99" w:name="Xcf9f3fe2f62c252d89fd4034b8132edcebc08a0"/>
     <w:p>
       <w:pPr>
         <w:pStyle w:val="Heading4"/>
@@ -24510,18 +24732,18 @@
           <wp:inline>
             <wp:extent cx="5334000" cy="2031999"/>
             <wp:effectExtent b="0" l="0" r="0" t="0"/>
-            <wp:docPr descr="Health checks en UP" title="" id="99" name="Picture"/>
+            <wp:docPr descr="Health checks en UP" title="" id="97" name="Picture"/>
             <a:graphic>
               <a:graphicData uri="http://schemas.openxmlformats.org/drawingml/2006/picture">
                 <pic:pic>
                   <pic:nvPicPr>
-                    <pic:cNvPr descr="capturas/5.4.3-health-checks.png" id="100" name="Picture"/>
+                    <pic:cNvPr descr="capturas/5.4.3-health-checks.png" id="98" name="Picture"/>
                     <pic:cNvPicPr>
                       <a:picLocks noChangeArrowheads="1" noChangeAspect="1"/>
                     </pic:cNvPicPr>
                   </pic:nvPicPr>
                   <pic:blipFill>
-                    <a:blip r:embed="rId98"/>
+                    <a:blip r:embed="rId96"/>
                     <a:stretch>
                       <a:fillRect/>
                     </a:stretch>
@@ -24655,8 +24877,8 @@
         <w:t xml:space="preserve">responden 200, y HTTP redirige a HTTPS con 308.</w:t>
       </w:r>
     </w:p>
-    <w:bookmarkEnd w:id="101"/>
-    <w:bookmarkStart w:id="105" w:name="X7c94b756fe8c2db2d2d828bc46f1af972d8777a"/>
+    <w:bookmarkEnd w:id="99"/>
+    <w:bookmarkStart w:id="103" w:name="X7c94b756fe8c2db2d2d828bc46f1af972d8777a"/>
     <w:p>
       <w:pPr>
         <w:pStyle w:val="Heading4"/>
@@ -24674,18 +24896,18 @@
           <wp:inline>
             <wp:extent cx="5334000" cy="3276153"/>
             <wp:effectExtent b="0" l="0" r="0" t="0"/>
-            <wp:docPr descr="Web en producción con la consola sin errores" title="" id="103" name="Picture"/>
+            <wp:docPr descr="Web en producción con la consola sin errores" title="" id="101" name="Picture"/>
             <a:graphic>
               <a:graphicData uri="http://schemas.openxmlformats.org/drawingml/2006/picture">
                 <pic:pic>
                   <pic:nvPicPr>
-                    <pic:cNvPr descr="capturas/5.4.4-web-devtools.png" id="104" name="Picture"/>
+                    <pic:cNvPr descr="capturas/5.4.4-web-devtools.png" id="102" name="Picture"/>
                     <pic:cNvPicPr>
                       <a:picLocks noChangeArrowheads="1" noChangeAspect="1"/>
                     </pic:cNvPicPr>
                   </pic:nvPicPr>
                   <pic:blipFill>
-                    <a:blip r:embed="rId102"/>
+                    <a:blip r:embed="rId100"/>
                     <a:stretch>
                       <a:fillRect/>
                     </a:stretch>
@@ -24724,8 +24946,8 @@
         <w:t xml:space="preserve">Portada en producción por HTTPS (TLS 1.3, certificado de Let's Encrypt vigente hasta el 14-01-2027). Al cargar: 0 errores y 0 advertencias en la consola, y 0 respuestas con error.</w:t>
       </w:r>
     </w:p>
-    <w:bookmarkEnd w:id="105"/>
-    <w:bookmarkStart w:id="109" w:name="X1042294c06fd8753c4b727cd11a05ca9d9bab04"/>
+    <w:bookmarkEnd w:id="103"/>
+    <w:bookmarkStart w:id="107" w:name="X1042294c06fd8753c4b727cd11a05ca9d9bab04"/>
     <w:p>
       <w:pPr>
         <w:pStyle w:val="Heading4"/>
@@ -24743,18 +24965,18 @@
           <wp:inline>
             <wp:extent cx="5334000" cy="4523562"/>
             <wp:effectExtent b="0" l="0" r="0" t="0"/>
-            <wp:docPr descr="Changesets de Liquibase ejecutados" title="" id="107" name="Picture"/>
+            <wp:docPr descr="Changesets de Liquibase ejecutados" title="" id="105" name="Picture"/>
             <a:graphic>
               <a:graphicData uri="http://schemas.openxmlformats.org/drawingml/2006/picture">
                 <pic:pic>
                   <pic:nvPicPr>
-                    <pic:cNvPr descr="capturas/5.4.5-migraciones.png" id="108" name="Picture"/>
+                    <pic:cNvPr descr="capturas/5.4.5-migraciones.png" id="106" name="Picture"/>
                     <pic:cNvPicPr>
                       <a:picLocks noChangeArrowheads="1" noChangeAspect="1"/>
                     </pic:cNvPicPr>
                   </pic:nvPicPr>
                   <pic:blipFill>
-                    <a:blip r:embed="rId106"/>
+                    <a:blip r:embed="rId104"/>
                     <a:stretch>
                       <a:fillRect/>
                     </a:stretch>
@@ -24819,7 +25041,29 @@
           <w:i/>
           <w:iCs/>
         </w:rPr>
-        <w:t xml:space="preserve">en los 6 historiales y 57 tablas en los 9 esquemas.</w:t>
+        <w:t xml:space="preserve">en los 6 historiales y 57 tablas en los 9 esquemas. Desde la migración 047 de notification (24-10-2026,</w:t>
+      </w:r>
+      <w:r>
+        <w:rPr>
+          <w:i/>
+          <w:iCs/>
+        </w:rPr>
+        <w:t xml:space="preserve"> </w:t>
+      </w:r>
+      <w:r>
+        <w:rPr>
+          <w:rStyle w:val="VerbatimChar"/>
+          <w:i/>
+          <w:iCs/>
+        </w:rPr>
+        <w:t xml:space="preserve">pending_delivery</w:t>
+      </w:r>
+      <w:r>
+        <w:rPr>
+          <w:i/>
+          <w:iCs/>
+        </w:rPr>
+        <w:t xml:space="preserve">) son 58 tablas.</w:t>
       </w:r>
     </w:p>
     <w:p>
@@ -24846,7 +25090,7 @@
         <w:pStyle w:val="Compact"/>
         <w:numPr>
           <w:ilvl w:val="0"/>
-          <w:numId w:val="1036"/>
+          <w:numId w:val="1037"/>
         </w:numPr>
       </w:pPr>
       <w:r>
@@ -24864,7 +25108,7 @@
         <w:pStyle w:val="Compact"/>
         <w:numPr>
           <w:ilvl w:val="0"/>
-          <w:numId w:val="1036"/>
+          <w:numId w:val="1037"/>
         </w:numPr>
       </w:pPr>
       <w:r>
@@ -24882,7 +25126,7 @@
         <w:pStyle w:val="Compact"/>
         <w:numPr>
           <w:ilvl w:val="0"/>
-          <w:numId w:val="1036"/>
+          <w:numId w:val="1037"/>
         </w:numPr>
       </w:pPr>
       <w:r>
@@ -24895,10 +25139,10 @@
         <w:t xml:space="preserve">: arquitectura (ADR), OpenAPI y eventos.</w:t>
       </w:r>
     </w:p>
+    <w:bookmarkEnd w:id="107"/>
+    <w:bookmarkEnd w:id="108"/>
     <w:bookmarkEnd w:id="109"/>
     <w:bookmarkEnd w:id="110"/>
-    <w:bookmarkEnd w:id="111"/>
-    <w:bookmarkEnd w:id="112"/>
     <w:sectPr>
       <w:footnotePr>
         <w:numRestart w:val="eachSect"/>
@@ -25321,6 +25565,9 @@
     <w:abstractNumId w:val="991"/>
   </w:num>
   <w:num w:numId="1023">
+    <w:abstractNumId w:val="991"/>
+  </w:num>
+  <w:num w:numId="1024">
     <w:abstractNumId w:val="99411"/>
     <w:lvlOverride w:ilvl="0">
       <w:startOverride w:val="1"/>
@@ -25350,13 +25597,13 @@
       <w:startOverride w:val="1"/>
     </w:lvlOverride>
   </w:num>
-  <w:num w:numId="1024">
-    <w:abstractNumId w:val="991"/>
-  </w:num>
   <w:num w:numId="1025">
     <w:abstractNumId w:val="991"/>
   </w:num>
   <w:num w:numId="1026">
+    <w:abstractNumId w:val="991"/>
+  </w:num>
+  <w:num w:numId="1027">
     <w:abstractNumId w:val="99411"/>
     <w:lvlOverride w:ilvl="0">
       <w:startOverride w:val="1"/>
@@ -25386,41 +25633,11 @@
       <w:startOverride w:val="1"/>
     </w:lvlOverride>
   </w:num>
-  <w:num w:numId="1027">
-    <w:abstractNumId w:val="991"/>
-  </w:num>
   <w:num w:numId="1028">
     <w:abstractNumId w:val="991"/>
   </w:num>
   <w:num w:numId="1029">
-    <w:abstractNumId w:val="99411"/>
-    <w:lvlOverride w:ilvl="0">
-      <w:startOverride w:val="1"/>
-    </w:lvlOverride>
-    <w:lvlOverride w:ilvl="1">
-      <w:startOverride w:val="1"/>
-    </w:lvlOverride>
-    <w:lvlOverride w:ilvl="2">
-      <w:startOverride w:val="1"/>
-    </w:lvlOverride>
-    <w:lvlOverride w:ilvl="3">
-      <w:startOverride w:val="1"/>
-    </w:lvlOverride>
-    <w:lvlOverride w:ilvl="4">
-      <w:startOverride w:val="1"/>
-    </w:lvlOverride>
-    <w:lvlOverride w:ilvl="5">
-      <w:startOverride w:val="1"/>
-    </w:lvlOverride>
-    <w:lvlOverride w:ilvl="6">
-      <w:startOverride w:val="1"/>
-    </w:lvlOverride>
-    <w:lvlOverride w:ilvl="7">
-      <w:startOverride w:val="1"/>
-    </w:lvlOverride>
-    <w:lvlOverride w:ilvl="8">
-      <w:startOverride w:val="1"/>
-    </w:lvlOverride>
+    <w:abstractNumId w:val="991"/>
   </w:num>
   <w:num w:numId="1030">
     <w:abstractNumId w:val="99411"/>
@@ -25483,7 +25700,34 @@
     </w:lvlOverride>
   </w:num>
   <w:num w:numId="1032">
-    <w:abstractNumId w:val="991"/>
+    <w:abstractNumId w:val="99411"/>
+    <w:lvlOverride w:ilvl="0">
+      <w:startOverride w:val="1"/>
+    </w:lvlOverride>
+    <w:lvlOverride w:ilvl="1">
+      <w:startOverride w:val="1"/>
+    </w:lvlOverride>
+    <w:lvlOverride w:ilvl="2">
+      <w:startOverride w:val="1"/>
+    </w:lvlOverride>
+    <w:lvlOverride w:ilvl="3">
+      <w:startOverride w:val="1"/>
+    </w:lvlOverride>
+    <w:lvlOverride w:ilvl="4">
+      <w:startOverride w:val="1"/>
+    </w:lvlOverride>
+    <w:lvlOverride w:ilvl="5">
+      <w:startOverride w:val="1"/>
+    </w:lvlOverride>
+    <w:lvlOverride w:ilvl="6">
+      <w:startOverride w:val="1"/>
+    </w:lvlOverride>
+    <w:lvlOverride w:ilvl="7">
+      <w:startOverride w:val="1"/>
+    </w:lvlOverride>
+    <w:lvlOverride w:ilvl="8">
+      <w:startOverride w:val="1"/>
+    </w:lvlOverride>
   </w:num>
   <w:num w:numId="1033">
     <w:abstractNumId w:val="991"/>
@@ -25495,6 +25739,9 @@
     <w:abstractNumId w:val="991"/>
   </w:num>
   <w:num w:numId="1036">
+    <w:abstractNumId w:val="991"/>
+  </w:num>
+  <w:num w:numId="1037">
     <w:abstractNumId w:val="991"/>
   </w:num>
 </w:numbering>

--- a/07_PROCEDIMIENTO_DE_IMPLEMENTACION/ES/WORD/07_Documento_De_Despliegue.docx
+++ b/07_PROCEDIMIENTO_DE_IMPLEMENTACION/ES/WORD/07_Documento_De_Despliegue.docx
@@ -2,7 +2,7 @@
 <file path=word/document.xml><?xml version="1.0" encoding="utf-8"?>
 <w:document xmlns:w="http://schemas.openxmlformats.org/wordprocessingml/2006/main" xmlns:m="http://schemas.openxmlformats.org/officeDocument/2006/math" xmlns:r="http://schemas.openxmlformats.org/officeDocument/2006/relationships" xmlns:o="urn:schemas-microsoft-com:office:office" xmlns:v="urn:schemas-microsoft-com:vml" xmlns:w10="urn:schemas-microsoft-com:office:word" xmlns:a="http://schemas.openxmlformats.org/drawingml/2006/main" xmlns:pic="http://schemas.openxmlformats.org/drawingml/2006/picture" xmlns:wp="http://schemas.openxmlformats.org/drawingml/2006/wordprocessingDrawing">
   <w:body>
-    <w:bookmarkStart w:id="110" w:name="X270f83e8c4d78e86e12ba638e477168c7a30dac"/>
+    <w:bookmarkStart w:id="111" w:name="X270f83e8c4d78e86e12ba638e477168c7a30dac"/>
     <w:p>
       <w:pPr>
         <w:pStyle w:val="Heading1"/>
@@ -134,7 +134,7 @@
       </w:r>
     </w:p>
     <w:bookmarkEnd w:id="9"/>
-    <w:bookmarkStart w:id="31" w:name="X38d4ea7d5247b15217a422273b04bea9608157e"/>
+    <w:bookmarkStart w:id="32" w:name="X38d4ea7d5247b15217a422273b04bea9608157e"/>
     <w:p>
       <w:pPr>
         <w:pStyle w:val="Heading2"/>
@@ -2640,9 +2640,71 @@
           </w:p>
         </w:tc>
       </w:tr>
+      <w:tr>
+        <w:tc>
+          <w:tcPr/>
+          <w:p>
+            <w:pPr>
+              <w:pStyle w:val="Compact"/>
+            </w:pPr>
+            <w:r>
+              <w:t xml:space="preserve">1.13</w:t>
+            </w:r>
+          </w:p>
+        </w:tc>
+        <w:tc>
+          <w:tcPr/>
+          <w:p>
+            <w:pPr>
+              <w:pStyle w:val="Compact"/>
+            </w:pPr>
+            <w:r>
+              <w:t xml:space="preserve">2026-10-27</w:t>
+            </w:r>
+          </w:p>
+        </w:tc>
+        <w:tc>
+          <w:tcPr/>
+          <w:p>
+            <w:pPr>
+              <w:pStyle w:val="Compact"/>
+            </w:pPr>
+            <w:r>
+              <w:t xml:space="preserve">Equipo de desarrollo</w:t>
+            </w:r>
+          </w:p>
+        </w:tc>
+        <w:tc>
+          <w:tcPr/>
+          <w:p>
+            <w:pPr>
+              <w:pStyle w:val="Compact"/>
+            </w:pPr>
+            <w:r>
+              <w:t xml:space="preserve">Release</w:t>
+            </w:r>
+            <w:r>
+              <w:t xml:space="preserve"> </w:t>
+            </w:r>
+            <w:r>
+              <w:rPr>
+                <w:i/>
+                <w:iCs/>
+              </w:rPr>
+              <w:t xml:space="preserve">v1.1.3</w:t>
+            </w:r>
+            <w:r>
+              <w:t xml:space="preserve"> </w:t>
+            </w:r>
+            <w:r>
+              <w:t xml:space="preserve">de payment-service aprobado y pendiente de publicar, con lo que exige en producción (1.3.14).</w:t>
+            </w:r>
+          </w:p>
+        </w:tc>
+      </w:tr>
     </w:tbl>
     <w:bookmarkEnd w:id="16"/>
-    <w:bookmarkStart w:id="30" w:name="X885350731e868b68db986814c37e65235af1215"/>
+    <w:bookmarkStart w:id="31" w:name="X885350731e868b68db986814c37e65235af1215"/>
     <w:p>
       <w:pPr>
         <w:pStyle w:val="Heading3"/>
@@ -8192,6 +8254,358 @@
         <w:t xml:space="preserve">6 («La huella coincide: la actualización le llega al APK publicado») y la actualización se publicó por internet, sin APK nuevo.</w:t>
       </w:r>
     </w:p>
+    <w:bookmarkEnd w:id="29"/>
+    <w:bookmarkStart w:id="30" w:name="X3f27de5051484ea1149d7792c85442d239316a4"/>
+    <w:p>
+      <w:pPr>
+        <w:pStyle w:val="Heading4"/>
+      </w:pPr>
+      <w:r>
+        <w:t xml:space="preserve">1.3.14 payment-service v1.1.3: aprobada, pendiente de publicar (27-10-2026)</w:t>
+      </w:r>
+    </w:p>
+    <w:p>
+      <w:pPr>
+        <w:pStyle w:val="Compact"/>
+        <w:numPr>
+          <w:ilvl w:val="0"/>
+          <w:numId w:val="1021"/>
+        </w:numPr>
+      </w:pPr>
+      <w:r>
+        <w:rPr>
+          <w:b/>
+          <w:bCs/>
+        </w:rPr>
+        <w:t xml:space="preserve">Qué trae (PR #15 y release PR #16, aprobados por Brayan Patiño).</w:t>
+      </w:r>
+      <w:r>
+        <w:t xml:space="preserve"> </w:t>
+      </w:r>
+      <w:r>
+        <w:t xml:space="preserve">Sin contraseñas en el código: el script de punta a punta lee</w:t>
+      </w:r>
+      <w:r>
+        <w:t xml:space="preserve"> </w:t>
+      </w:r>
+      <w:r>
+        <w:rPr>
+          <w:rStyle w:val="VerbatimChar"/>
+        </w:rPr>
+        <w:t xml:space="preserve">DEMO_CLIENT_PASSWORD</w:t>
+      </w:r>
+      <w:r>
+        <w:t xml:space="preserve"> </w:t>
+      </w:r>
+      <w:r>
+        <w:t xml:space="preserve">y</w:t>
+      </w:r>
+      <w:r>
+        <w:t xml:space="preserve"> </w:t>
+      </w:r>
+      <w:r>
+        <w:rPr>
+          <w:rStyle w:val="VerbatimChar"/>
+        </w:rPr>
+        <w:t xml:space="preserve">DEMO_ADMIN_PASSWORD</w:t>
+      </w:r>
+      <w:r>
+        <w:t xml:space="preserve"> </w:t>
+      </w:r>
+      <w:r>
+        <w:t xml:space="preserve">del entorno o de</w:t>
+      </w:r>
+      <w:r>
+        <w:t xml:space="preserve"> </w:t>
+      </w:r>
+      <w:r>
+        <w:rPr>
+          <w:rStyle w:val="VerbatimChar"/>
+        </w:rPr>
+        <w:t xml:space="preserve">lavarapido-infra/.env</w:t>
+      </w:r>
+      <w:r>
+        <w:t xml:space="preserve">. El servicio no arranca sin</w:t>
+      </w:r>
+      <w:r>
+        <w:t xml:space="preserve"> </w:t>
+      </w:r>
+      <w:r>
+        <w:rPr>
+          <w:rStyle w:val="VerbatimChar"/>
+        </w:rPr>
+        <w:t xml:space="preserve">DB_PASSWORD</w:t>
+      </w:r>
+      <w:r>
+        <w:t xml:space="preserve"> </w:t>
+      </w:r>
+      <w:r>
+        <w:t xml:space="preserve">y, con</w:t>
+      </w:r>
+      <w:r>
+        <w:t xml:space="preserve"> </w:t>
+      </w:r>
+      <w:r>
+        <w:rPr>
+          <w:rStyle w:val="VerbatimChar"/>
+        </w:rPr>
+        <w:t xml:space="preserve">MESSAGING_ENABLED=true</w:t>
+      </w:r>
+      <w:r>
+        <w:t xml:space="preserve"> </w:t>
+      </w:r>
+      <w:r>
+        <w:t xml:space="preserve">contra un RabbitMQ remoto, tampoco sin</w:t>
+      </w:r>
+      <w:r>
+        <w:t xml:space="preserve"> </w:t>
+      </w:r>
+      <w:r>
+        <w:rPr>
+          <w:rStyle w:val="VerbatimChar"/>
+        </w:rPr>
+        <w:t xml:space="preserve">RABBITMQ_USERNAME</w:t>
+      </w:r>
+      <w:r>
+        <w:t xml:space="preserve"> </w:t>
+      </w:r>
+      <w:r>
+        <w:t xml:space="preserve">y</w:t>
+      </w:r>
+      <w:r>
+        <w:t xml:space="preserve"> </w:t>
+      </w:r>
+      <w:r>
+        <w:rPr>
+          <w:rStyle w:val="VerbatimChar"/>
+        </w:rPr>
+        <w:t xml:space="preserve">RABBITMQ_PASSWORD</w:t>
+      </w:r>
+      <w:r>
+        <w:t xml:space="preserve"> </w:t>
+      </w:r>
+      <w:r>
+        <w:t xml:space="preserve">(</w:t>
+      </w:r>
+      <w:r>
+        <w:rPr>
+          <w:rStyle w:val="VerbatimChar"/>
+        </w:rPr>
+        <w:t xml:space="preserve">guest</w:t>
+      </w:r>
+      <w:r>
+        <w:t xml:space="preserve"> </w:t>
+      </w:r>
+      <w:r>
+        <w:t xml:space="preserve">solo con RabbitMQ local).</w:t>
+      </w:r>
+      <w:r>
+        <w:t xml:space="preserve"> </w:t>
+      </w:r>
+      <w:r>
+        <w:rPr>
+          <w:rStyle w:val="VerbatimChar"/>
+        </w:rPr>
+        <w:t xml:space="preserve">.gitignore</w:t>
+      </w:r>
+      <w:r>
+        <w:t xml:space="preserve"> </w:t>
+      </w:r>
+      <w:r>
+        <w:t xml:space="preserve">cubre cualquier</w:t>
+      </w:r>
+      <w:r>
+        <w:t xml:space="preserve"> </w:t>
+      </w:r>
+      <w:r>
+        <w:rPr>
+          <w:rStyle w:val="VerbatimChar"/>
+        </w:rPr>
+        <w:t xml:space="preserve">.env.*</w:t>
+      </w:r>
+      <w:r>
+        <w:t xml:space="preserve">. La base de pruebas local pasa a SQL Server 2022 y</w:t>
+      </w:r>
+      <w:r>
+        <w:t xml:space="preserve"> </w:t>
+      </w:r>
+      <w:r>
+        <w:rPr>
+          <w:rStyle w:val="VerbatimChar"/>
+        </w:rPr>
+        <w:t xml:space="preserve">LavaRapidoPaymentIT</w:t>
+      </w:r>
+      <w:r>
+        <w:t xml:space="preserve">, como el CI, y el script de punta a punta vuelve a pasar (forma de pago al reservar y cuenta digital). Pruebas: 275 en el CI (dominio 142, aplicación 61, API 47 y 25 del proyecto de infraestructura, 12 de ellas contra SQL Server).</w:t>
+      </w:r>
+    </w:p>
+    <w:p>
+      <w:pPr>
+        <w:pStyle w:val="Compact"/>
+        <w:numPr>
+          <w:ilvl w:val="0"/>
+          <w:numId w:val="1021"/>
+        </w:numPr>
+      </w:pPr>
+      <w:r>
+        <w:rPr>
+          <w:b/>
+          <w:bCs/>
+        </w:rPr>
+        <w:t xml:space="preserve">Producción ya cumple esas validaciones:</w:t>
+      </w:r>
+      <w:r>
+        <w:t xml:space="preserve"> </w:t>
+      </w:r>
+      <w:r>
+        <w:rPr>
+          <w:rStyle w:val="VerbatimChar"/>
+        </w:rPr>
+        <w:t xml:space="preserve">docker-compose.prod.yml</w:t>
+      </w:r>
+      <w:r>
+        <w:t xml:space="preserve"> </w:t>
+      </w:r>
+      <w:r>
+        <w:t xml:space="preserve">exige</w:t>
+      </w:r>
+      <w:r>
+        <w:t xml:space="preserve"> </w:t>
+      </w:r>
+      <w:r>
+        <w:rPr>
+          <w:rStyle w:val="VerbatimChar"/>
+        </w:rPr>
+        <w:t xml:space="preserve">RABBITMQ_USERNAME</w:t>
+      </w:r>
+      <w:r>
+        <w:t xml:space="preserve"> </w:t>
+      </w:r>
+      <w:r>
+        <w:t xml:space="preserve">y</w:t>
+      </w:r>
+      <w:r>
+        <w:t xml:space="preserve"> </w:t>
+      </w:r>
+      <w:r>
+        <w:rPr>
+          <w:rStyle w:val="VerbatimChar"/>
+        </w:rPr>
+        <w:t xml:space="preserve">RABBITMQ_PASSWORD</w:t>
+      </w:r>
+      <w:r>
+        <w:t xml:space="preserve"> </w:t>
+      </w:r>
+      <w:r>
+        <w:t xml:space="preserve">en</w:t>
+      </w:r>
+      <w:r>
+        <w:t xml:space="preserve"> </w:t>
+      </w:r>
+      <w:r>
+        <w:rPr>
+          <w:rStyle w:val="VerbatimChar"/>
+        </w:rPr>
+        <w:t xml:space="preserve">.env.production</w:t>
+      </w:r>
+      <w:r>
+        <w:t xml:space="preserve"> </w:t>
+      </w:r>
+      <w:r>
+        <w:t xml:space="preserve">y le pasa</w:t>
+      </w:r>
+      <w:r>
+        <w:t xml:space="preserve"> </w:t>
+      </w:r>
+      <w:r>
+        <w:rPr>
+          <w:rStyle w:val="VerbatimChar"/>
+        </w:rPr>
+        <w:t xml:space="preserve">DB_PASSWORD</w:t>
+      </w:r>
+      <w:r>
+        <w:t xml:space="preserve"> </w:t>
+      </w:r>
+      <w:r>
+        <w:t xml:space="preserve">a payment;</w:t>
+      </w:r>
+      <w:r>
+        <w:t xml:space="preserve"> </w:t>
+      </w:r>
+      <w:r>
+        <w:rPr>
+          <w:rStyle w:val="VerbatimChar"/>
+        </w:rPr>
+        <w:t xml:space="preserve">/actuator/health</w:t>
+      </w:r>
+      <w:r>
+        <w:t xml:space="preserve"> </w:t>
+      </w:r>
+      <w:r>
+        <w:t xml:space="preserve">sigue respondiendo</w:t>
+      </w:r>
+      <w:r>
+        <w:t xml:space="preserve"> </w:t>
+      </w:r>
+      <w:r>
+        <w:rPr>
+          <w:rStyle w:val="VerbatimChar"/>
+        </w:rPr>
+        <w:t xml:space="preserve">{"status":"UP"}</w:t>
+      </w:r>
+      <w:r>
+        <w:t xml:space="preserve">. Al fusionar el PR #16 a</w:t>
+      </w:r>
+      <w:r>
+        <w:t xml:space="preserve"> </w:t>
+      </w:r>
+      <w:r>
+        <w:rPr>
+          <w:rStyle w:val="VerbatimChar"/>
+        </w:rPr>
+        <w:t xml:space="preserve">main</w:t>
+      </w:r>
+      <w:r>
+        <w:t xml:space="preserve">, el despliegue continuo lo publica en Azure (sección 4.3.4); antes conviene confirmar esas tres variables en el</w:t>
+      </w:r>
+      <w:r>
+        <w:t xml:space="preserve"> </w:t>
+      </w:r>
+      <w:r>
+        <w:rPr>
+          <w:rStyle w:val="VerbatimChar"/>
+        </w:rPr>
+        <w:t xml:space="preserve">.env.production</w:t>
+      </w:r>
+      <w:r>
+        <w:t xml:space="preserve"> </w:t>
+      </w:r>
+      <w:r>
+        <w:t xml:space="preserve">del servidor.</w:t>
+      </w:r>
+    </w:p>
+    <w:p>
+      <w:pPr>
+        <w:pStyle w:val="Compact"/>
+        <w:numPr>
+          <w:ilvl w:val="0"/>
+          <w:numId w:val="1021"/>
+        </w:numPr>
+      </w:pPr>
+      <w:r>
+        <w:rPr>
+          <w:b/>
+          <w:bCs/>
+        </w:rPr>
+        <w:t xml:space="preserve">Pendiente de seguridad (ACO-25).</w:t>
+      </w:r>
+      <w:r>
+        <w:t xml:space="preserve"> </w:t>
+      </w:r>
+      <w:r>
+        <w:t xml:space="preserve">En el historial de Git de payment-service quedaron dos contraseñas antiguas de SQL Server y las de las cuentas demo; si alguna de SQL Server se usa en el servidor, hay que cambiarla.</w:t>
+      </w:r>
+    </w:p>
     <w:p>
       <w:r>
         <w:pict>
@@ -8199,10 +8613,10 @@
         </w:pict>
       </w:r>
     </w:p>
-    <w:bookmarkEnd w:id="29"/>
     <w:bookmarkEnd w:id="30"/>
     <w:bookmarkEnd w:id="31"/>
-    <w:bookmarkStart w:id="42" w:name="X991d1489a08a3c14f3820a38cc0dc5e51ac67b7"/>
+    <w:bookmarkEnd w:id="32"/>
+    <w:bookmarkStart w:id="43" w:name="X991d1489a08a3c14f3820a38cc0dc5e51ac67b7"/>
     <w:p>
       <w:pPr>
         <w:pStyle w:val="Heading2"/>
@@ -8211,7 +8625,7 @@
         <w:t xml:space="preserve">2. Alcance, Topología y Arquitectura</w:t>
       </w:r>
     </w:p>
-    <w:bookmarkStart w:id="36" w:name="X8e3e75cc7fc7cb64cca5a1ee079b6efe38bf2cf"/>
+    <w:bookmarkStart w:id="37" w:name="X8e3e75cc7fc7cb64cca5a1ee079b6efe38bf2cf"/>
     <w:p>
       <w:pPr>
         <w:pStyle w:val="Heading3"/>
@@ -8220,7 +8634,7 @@
         <w:t xml:space="preserve">2.1 Componentes y Artefactos en Alcance</w:t>
       </w:r>
     </w:p>
-    <w:bookmarkStart w:id="32" w:name="X8b648462a8fb6edf8213312da835f4e8f927f75"/>
+    <w:bookmarkStart w:id="33" w:name="X8b648462a8fb6edf8213312da835f4e8f927f75"/>
     <w:p>
       <w:pPr>
         <w:pStyle w:val="Heading4"/>
@@ -8449,8 +8863,8 @@
         </w:tc>
       </w:tr>
     </w:tbl>
-    <w:bookmarkEnd w:id="32"/>
-    <w:bookmarkStart w:id="33" w:name="Xa5fe71ff38cdd53838c1d3b1b034a51db33a8d9"/>
+    <w:bookmarkEnd w:id="33"/>
+    <w:bookmarkStart w:id="34" w:name="Xa5fe71ff38cdd53838c1d3b1b034a51db33a8d9"/>
     <w:p>
       <w:pPr>
         <w:pStyle w:val="Heading4"/>
@@ -8713,8 +9127,8 @@
         </w:tc>
       </w:tr>
     </w:tbl>
-    <w:bookmarkEnd w:id="33"/>
-    <w:bookmarkStart w:id="34" w:name="X8905d5d61ef722edea5fc7ad56d3ff7f94f4407"/>
+    <w:bookmarkEnd w:id="34"/>
+    <w:bookmarkStart w:id="35" w:name="X8905d5d61ef722edea5fc7ad56d3ff7f94f4407"/>
     <w:p>
       <w:pPr>
         <w:pStyle w:val="Heading4"/>
@@ -9174,8 +9588,8 @@
         </w:tc>
       </w:tr>
     </w:tbl>
-    <w:bookmarkEnd w:id="34"/>
-    <w:bookmarkStart w:id="35" w:name="X7ac5e47fa23196c84e0c545550b3348642f078e"/>
+    <w:bookmarkEnd w:id="35"/>
+    <w:bookmarkStart w:id="36" w:name="X7ac5e47fa23196c84e0c545550b3348642f078e"/>
     <w:p>
       <w:pPr>
         <w:pStyle w:val="Heading4"/>
@@ -9596,9 +10010,9 @@
         </w:tc>
       </w:tr>
     </w:tbl>
-    <w:bookmarkEnd w:id="35"/>
     <w:bookmarkEnd w:id="36"/>
-    <w:bookmarkStart w:id="40" w:name="X6e70966b16b75535504bcbb61ea0289a4631646"/>
+    <w:bookmarkEnd w:id="37"/>
+    <w:bookmarkStart w:id="41" w:name="X6e70966b16b75535504bcbb61ea0289a4631646"/>
     <w:p>
       <w:pPr>
         <w:pStyle w:val="Heading3"/>
@@ -9607,7 +10021,7 @@
         <w:t xml:space="preserve">2.2 Diagrama de Arquitectura de Red e Infraestructura</w:t>
       </w:r>
     </w:p>
-    <w:bookmarkStart w:id="37" w:name="X2bcb7ee6da812eaeb21c8198806f4cd9dd2f624"/>
+    <w:bookmarkStart w:id="38" w:name="X2bcb7ee6da812eaeb21c8198806f4cd9dd2f624"/>
     <w:p>
       <w:pPr>
         <w:pStyle w:val="Heading4"/>
@@ -9621,11 +10035,11 @@
         <w:pStyle w:val="FirstParagraph"/>
       </w:pPr>
       <w:r>
-        <w:t xml:space="preserve">![Diagrama](C:/Users/JUAN CAMILO/Documents/PROYECTO FINAL_LAVADO VEICULAR/lavarapido-docs/_generador/work/mermaid/documento_de_despliegue_md-1.png)</w:t>
-      </w:r>
-    </w:p>
-    <w:bookmarkEnd w:id="37"/>
-    <w:bookmarkStart w:id="38" w:name="X458297ab60b38808d1b19846750a1e67ed8d7f1"/>
+        <w:t xml:space="preserve">![Diagrama](C:/Users/MERARI URBANO/Lavado-Vehicular/lavarapido-docs/_generador/work/mermaid/documento_de_despliegue_md-1.png)</w:t>
+      </w:r>
+    </w:p>
+    <w:bookmarkEnd w:id="38"/>
+    <w:bookmarkStart w:id="39" w:name="X458297ab60b38808d1b19846750a1e67ed8d7f1"/>
     <w:p>
       <w:pPr>
         <w:pStyle w:val="Heading4"/>
@@ -9639,7 +10053,7 @@
         <w:pStyle w:val="Compact"/>
         <w:numPr>
           <w:ilvl w:val="0"/>
-          <w:numId w:val="1021"/>
+          <w:numId w:val="1022"/>
         </w:numPr>
       </w:pPr>
       <w:r>
@@ -9665,7 +10079,7 @@
         <w:pStyle w:val="Compact"/>
         <w:numPr>
           <w:ilvl w:val="0"/>
-          <w:numId w:val="1021"/>
+          <w:numId w:val="1022"/>
         </w:numPr>
       </w:pPr>
       <w:r>
@@ -9762,7 +10176,7 @@
         <w:pStyle w:val="Compact"/>
         <w:numPr>
           <w:ilvl w:val="0"/>
-          <w:numId w:val="1021"/>
+          <w:numId w:val="1022"/>
         </w:numPr>
       </w:pPr>
       <w:r>
@@ -9823,15 +10237,15 @@
         <w:pStyle w:val="Compact"/>
         <w:numPr>
           <w:ilvl w:val="0"/>
-          <w:numId w:val="1021"/>
+          <w:numId w:val="1022"/>
         </w:numPr>
       </w:pPr>
       <w:r>
         <w:t xml:space="preserve">Ningún puerto de la red interna se publica en la máquina, salvo los de Caddy.</w:t>
       </w:r>
     </w:p>
-    <w:bookmarkEnd w:id="38"/>
-    <w:bookmarkStart w:id="39" w:name="Xf7852665a4094d9a31d58af0c46bc3115ce8ead"/>
+    <w:bookmarkEnd w:id="39"/>
+    <w:bookmarkStart w:id="40" w:name="Xf7852665a4094d9a31d58af0c46bc3115ce8ead"/>
     <w:p>
       <w:pPr>
         <w:pStyle w:val="Heading4"/>
@@ -10113,7 +10527,7 @@
         <w:pStyle w:val="Compact"/>
         <w:numPr>
           <w:ilvl w:val="0"/>
-          <w:numId w:val="1022"/>
+          <w:numId w:val="1023"/>
         </w:numPr>
       </w:pPr>
       <w:r>
@@ -10147,7 +10561,7 @@
         <w:pStyle w:val="Compact"/>
         <w:numPr>
           <w:ilvl w:val="0"/>
-          <w:numId w:val="1022"/>
+          <w:numId w:val="1023"/>
         </w:numPr>
       </w:pPr>
       <w:r>
@@ -10181,7 +10595,7 @@
         <w:pStyle w:val="Compact"/>
         <w:numPr>
           <w:ilvl w:val="0"/>
-          <w:numId w:val="1022"/>
+          <w:numId w:val="1023"/>
         </w:numPr>
       </w:pPr>
       <w:r>
@@ -10272,7 +10686,7 @@
         <w:pStyle w:val="Compact"/>
         <w:numPr>
           <w:ilvl w:val="0"/>
-          <w:numId w:val="1022"/>
+          <w:numId w:val="1023"/>
         </w:numPr>
       </w:pPr>
       <w:r>
@@ -10295,9 +10709,9 @@
         <w:t xml:space="preserve">.</w:t>
       </w:r>
     </w:p>
-    <w:bookmarkEnd w:id="39"/>
     <w:bookmarkEnd w:id="40"/>
-    <w:bookmarkStart w:id="41" w:name="X365a4a929f969a45420718261f959a62d6b3545"/>
+    <w:bookmarkEnd w:id="41"/>
+    <w:bookmarkStart w:id="42" w:name="X365a4a929f969a45420718261f959a62d6b3545"/>
     <w:p>
       <w:pPr>
         <w:pStyle w:val="Heading3"/>
@@ -10819,9 +11233,9 @@
         </w:pict>
       </w:r>
     </w:p>
-    <w:bookmarkEnd w:id="41"/>
     <w:bookmarkEnd w:id="42"/>
-    <w:bookmarkStart w:id="56" w:name="Xbe0c1586a9a88249c5d0b985137717d9055edd5"/>
+    <w:bookmarkEnd w:id="43"/>
+    <w:bookmarkStart w:id="57" w:name="Xbe0c1586a9a88249c5d0b985137717d9055edd5"/>
     <w:p>
       <w:pPr>
         <w:pStyle w:val="Heading2"/>
@@ -10830,7 +11244,7 @@
         <w:t xml:space="preserve">3. Requisitos Previos y Preparación (Pre-deployment)</w:t>
       </w:r>
     </w:p>
-    <w:bookmarkStart w:id="45" w:name="Xdcc14c5e4dca8699dd48d532dacee6045e24b03"/>
+    <w:bookmarkStart w:id="46" w:name="Xdcc14c5e4dca8699dd48d532dacee6045e24b03"/>
     <w:p>
       <w:pPr>
         <w:pStyle w:val="Heading3"/>
@@ -10839,7 +11253,7 @@
         <w:t xml:space="preserve">3.1 Checklist de Prerrequisitos del Sistema Operativo y VPS</w:t>
       </w:r>
     </w:p>
-    <w:bookmarkStart w:id="43" w:name="X88f428551e7f9833e4bf3d14fc95fa4628e1289"/>
+    <w:bookmarkStart w:id="44" w:name="X88f428551e7f9833e4bf3d14fc95fa4628e1289"/>
     <w:p>
       <w:pPr>
         <w:pStyle w:val="Heading4"/>
@@ -11217,8 +11631,8 @@
         </w:tc>
       </w:tr>
     </w:tbl>
-    <w:bookmarkEnd w:id="43"/>
-    <w:bookmarkStart w:id="44" w:name="X18b192f8987cffaa929cec3b952b8487545a796"/>
+    <w:bookmarkEnd w:id="44"/>
+    <w:bookmarkStart w:id="45" w:name="X18b192f8987cffaa929cec3b952b8487545a796"/>
     <w:p>
       <w:pPr>
         <w:pStyle w:val="Heading4"/>
@@ -11387,9 +11801,9 @@
         <w:t xml:space="preserve">) si falta, lo habilita al arranque y crea 4 GB de swap.</w:t>
       </w:r>
     </w:p>
-    <w:bookmarkEnd w:id="44"/>
     <w:bookmarkEnd w:id="45"/>
-    <w:bookmarkStart w:id="50" w:name="X3f5ed7aec20badd49ba268c4043b69270a8792d"/>
+    <w:bookmarkEnd w:id="46"/>
+    <w:bookmarkStart w:id="51" w:name="X3f5ed7aec20badd49ba268c4043b69270a8792d"/>
     <w:p>
       <w:pPr>
         <w:pStyle w:val="Heading3"/>
@@ -11416,7 +11830,7 @@
         <w:t xml:space="preserve">Los respaldos, su verificación y la restauración se probaron en producción (ver 3.2.4).</w:t>
       </w:r>
     </w:p>
-    <w:bookmarkStart w:id="46" w:name="X1c945163a1ad5ae352ff27bbdeb4e88f34fdcb9"/>
+    <w:bookmarkStart w:id="47" w:name="X1c945163a1ad5ae352ff27bbdeb4e88f34fdcb9"/>
     <w:p>
       <w:pPr>
         <w:pStyle w:val="Heading4"/>
@@ -11858,8 +12272,8 @@
         <w:t xml:space="preserve"> .</w:t>
       </w:r>
     </w:p>
-    <w:bookmarkEnd w:id="46"/>
-    <w:bookmarkStart w:id="47" w:name="Xea8169eca7b46e8413e41f701c19766cc94c4bc"/>
+    <w:bookmarkEnd w:id="47"/>
+    <w:bookmarkStart w:id="48" w:name="Xea8169eca7b46e8413e41f701c19766cc94c4bc"/>
     <w:p>
       <w:pPr>
         <w:pStyle w:val="Heading4"/>
@@ -12151,8 +12565,8 @@
         <w:t xml:space="preserve">de 3.2.1, porque se puede hacer en caliente.</w:t>
       </w:r>
     </w:p>
-    <w:bookmarkEnd w:id="47"/>
-    <w:bookmarkStart w:id="48" w:name="X540f27a738ec5ed70d134f46bf001e8dc7dea75"/>
+    <w:bookmarkEnd w:id="48"/>
+    <w:bookmarkStart w:id="49" w:name="X540f27a738ec5ed70d134f46bf001e8dc7dea75"/>
     <w:p>
       <w:pPr>
         <w:pStyle w:val="Heading4"/>
@@ -12396,8 +12810,8 @@
         <w:t xml:space="preserve">.</w:t>
       </w:r>
     </w:p>
-    <w:bookmarkEnd w:id="48"/>
-    <w:bookmarkStart w:id="49" w:name="X3e18bac4f4ceb1ff5977ee02b6fb9f0089fac97"/>
+    <w:bookmarkEnd w:id="49"/>
+    <w:bookmarkStart w:id="50" w:name="X3e18bac4f4ceb1ff5977ee02b6fb9f0089fac97"/>
     <w:p>
       <w:pPr>
         <w:pStyle w:val="Heading4"/>
@@ -12952,9 +13366,9 @@
         </w:tc>
       </w:tr>
     </w:tbl>
-    <w:bookmarkEnd w:id="49"/>
     <w:bookmarkEnd w:id="50"/>
-    <w:bookmarkStart w:id="54" w:name="Xe5a201e0e4a2dffd98849c13efdc5b4a8aa5ab9"/>
+    <w:bookmarkEnd w:id="51"/>
+    <w:bookmarkStart w:id="55" w:name="Xe5a201e0e4a2dffd98849c13efdc5b4a8aa5ab9"/>
     <w:p>
       <w:pPr>
         <w:pStyle w:val="Heading3"/>
@@ -12968,7 +13382,7 @@
         <w:pStyle w:val="Compact"/>
         <w:numPr>
           <w:ilvl w:val="0"/>
-          <w:numId w:val="1023"/>
+          <w:numId w:val="1024"/>
         </w:numPr>
       </w:pPr>
       <w:r>
@@ -13035,7 +13449,7 @@
         <w:pStyle w:val="Compact"/>
         <w:numPr>
           <w:ilvl w:val="0"/>
-          <w:numId w:val="1023"/>
+          <w:numId w:val="1024"/>
         </w:numPr>
       </w:pPr>
       <w:r>
@@ -13059,7 +13473,7 @@
         <w:pStyle w:val="Compact"/>
         <w:numPr>
           <w:ilvl w:val="0"/>
-          <w:numId w:val="1023"/>
+          <w:numId w:val="1024"/>
         </w:numPr>
       </w:pPr>
       <w:r>
@@ -13112,7 +13526,7 @@
         <w:pStyle w:val="Compact"/>
         <w:numPr>
           <w:ilvl w:val="0"/>
-          <w:numId w:val="1023"/>
+          <w:numId w:val="1024"/>
         </w:numPr>
       </w:pPr>
       <w:r>
@@ -13183,7 +13597,7 @@
         <w:t xml:space="preserve">). La contraseña no está en ningún repositorio.</w:t>
       </w:r>
     </w:p>
-    <w:bookmarkStart w:id="51" w:name="X688a775b3552afaff2e96d149a945456d857fe4"/>
+    <w:bookmarkStart w:id="52" w:name="X688a775b3552afaff2e96d149a945456d857fe4"/>
     <w:p>
       <w:pPr>
         <w:pStyle w:val="Heading4"/>
@@ -13378,8 +13792,8 @@
         </w:tc>
       </w:tr>
     </w:tbl>
-    <w:bookmarkEnd w:id="51"/>
-    <w:bookmarkStart w:id="52" w:name="X47f930ed4ede175454f59b7fb1400c4ac097b7f"/>
+    <w:bookmarkEnd w:id="52"/>
+    <w:bookmarkStart w:id="53" w:name="X47f930ed4ede175454f59b7fb1400c4ac097b7f"/>
     <w:p>
       <w:pPr>
         <w:pStyle w:val="Heading4"/>
@@ -15167,8 +15581,8 @@
         </w:tc>
       </w:tr>
     </w:tbl>
-    <w:bookmarkEnd w:id="52"/>
-    <w:bookmarkStart w:id="53" w:name="Xb9cc945c4bdcf941ebc0dbcc9a2819ad237d026"/>
+    <w:bookmarkEnd w:id="53"/>
+    <w:bookmarkStart w:id="54" w:name="Xb9cc945c4bdcf941ebc0dbcc9a2819ad237d026"/>
     <w:p>
       <w:pPr>
         <w:pStyle w:val="Heading4"/>
@@ -15524,9 +15938,9 @@
         </w:tc>
       </w:tr>
     </w:tbl>
-    <w:bookmarkEnd w:id="53"/>
     <w:bookmarkEnd w:id="54"/>
-    <w:bookmarkStart w:id="55" w:name="X3c59b8108dc59e318925ce0ca19e8b0f4282c80"/>
+    <w:bookmarkEnd w:id="55"/>
+    <w:bookmarkStart w:id="56" w:name="X3c59b8108dc59e318925ce0ca19e8b0f4282c80"/>
     <w:p>
       <w:pPr>
         <w:pStyle w:val="Heading3"/>
@@ -15540,7 +15954,7 @@
         <w:pStyle w:val="Compact"/>
         <w:numPr>
           <w:ilvl w:val="0"/>
-          <w:numId w:val="1024"/>
+          <w:numId w:val="1025"/>
         </w:numPr>
       </w:pPr>
       <w:r>
@@ -15562,7 +15976,7 @@
         <w:pStyle w:val="Compact"/>
         <w:numPr>
           <w:ilvl w:val="0"/>
-          <w:numId w:val="1024"/>
+          <w:numId w:val="1025"/>
         </w:numPr>
       </w:pPr>
       <w:r>
@@ -15614,7 +16028,7 @@
         <w:pStyle w:val="Compact"/>
         <w:numPr>
           <w:ilvl w:val="0"/>
-          <w:numId w:val="1024"/>
+          <w:numId w:val="1025"/>
         </w:numPr>
       </w:pPr>
       <w:r>
@@ -15651,7 +16065,7 @@
         <w:pStyle w:val="Compact"/>
         <w:numPr>
           <w:ilvl w:val="0"/>
-          <w:numId w:val="1024"/>
+          <w:numId w:val="1025"/>
         </w:numPr>
       </w:pPr>
       <w:r>
@@ -15673,7 +16087,7 @@
         <w:pStyle w:val="Compact"/>
         <w:numPr>
           <w:ilvl w:val="0"/>
-          <w:numId w:val="1024"/>
+          <w:numId w:val="1025"/>
         </w:numPr>
       </w:pPr>
       <w:r>
@@ -15695,7 +16109,7 @@
         <w:pStyle w:val="Compact"/>
         <w:numPr>
           <w:ilvl w:val="0"/>
-          <w:numId w:val="1024"/>
+          <w:numId w:val="1025"/>
         </w:numPr>
       </w:pPr>
       <w:r>
@@ -15799,7 +16213,7 @@
         <w:pStyle w:val="Compact"/>
         <w:numPr>
           <w:ilvl w:val="1"/>
-          <w:numId w:val="1025"/>
+          <w:numId w:val="1026"/>
         </w:numPr>
       </w:pPr>
       <w:r>
@@ -15875,7 +16289,7 @@
         <w:pStyle w:val="Compact"/>
         <w:numPr>
           <w:ilvl w:val="1"/>
-          <w:numId w:val="1025"/>
+          <w:numId w:val="1026"/>
         </w:numPr>
       </w:pPr>
       <w:r>
@@ -16045,7 +16459,7 @@
         <w:pStyle w:val="Compact"/>
         <w:numPr>
           <w:ilvl w:val="1"/>
-          <w:numId w:val="1025"/>
+          <w:numId w:val="1026"/>
         </w:numPr>
       </w:pPr>
       <w:r>
@@ -16128,7 +16542,7 @@
         <w:pStyle w:val="Compact"/>
         <w:numPr>
           <w:ilvl w:val="0"/>
-          <w:numId w:val="1024"/>
+          <w:numId w:val="1025"/>
         </w:numPr>
       </w:pPr>
       <w:r>
@@ -16152,9 +16566,9 @@
         </w:pict>
       </w:r>
     </w:p>
-    <w:bookmarkEnd w:id="55"/>
     <w:bookmarkEnd w:id="56"/>
-    <w:bookmarkStart w:id="67" w:name="Xe663ee2ec6d7c2e16c4614193494b1da41fc253"/>
+    <w:bookmarkEnd w:id="57"/>
+    <w:bookmarkStart w:id="68" w:name="Xe663ee2ec6d7c2e16c4614193494b1da41fc253"/>
     <w:p>
       <w:pPr>
         <w:pStyle w:val="Heading2"/>
@@ -16163,7 +16577,7 @@
         <w:t xml:space="preserve">4. Procedimiento de Despliegue Paso a Paso (Runbook)</w:t>
       </w:r>
     </w:p>
-    <w:bookmarkStart w:id="57" w:name="Xb099cc240db18fcee69d15f9d1b00821e67d494"/>
+    <w:bookmarkStart w:id="58" w:name="Xb099cc240db18fcee69d15f9d1b00821e67d494"/>
     <w:p>
       <w:pPr>
         <w:pStyle w:val="Heading3"/>
@@ -16674,230 +17088,6 @@
           <w:rStyle w:val="CommentTok"/>
         </w:rPr>
         <w:t xml:space="preserve"># luego abrir https://localhost:9443 → usuario "admin"</w:t>
-      </w:r>
-    </w:p>
-    <w:p>
-      <w:pPr>
-        <w:pStyle w:val="Compact"/>
-        <w:numPr>
-          <w:ilvl w:val="0"/>
-          <w:numId w:val="1026"/>
-        </w:numPr>
-      </w:pPr>
-      <w:r>
-        <w:rPr>
-          <w:b/>
-          <w:bCs/>
-        </w:rPr>
-        <w:t xml:space="preserve">Contraseña del usuario</w:t>
-      </w:r>
-      <w:r>
-        <w:rPr>
-          <w:b/>
-          <w:bCs/>
-        </w:rPr>
-        <w:t xml:space="preserve"> </w:t>
-      </w:r>
-      <w:r>
-        <w:rPr>
-          <w:rStyle w:val="VerbatimChar"/>
-          <w:b/>
-          <w:bCs/>
-        </w:rPr>
-        <w:t xml:space="preserve">admin</w:t>
-      </w:r>
-      <w:r>
-        <w:rPr>
-          <w:b/>
-          <w:bCs/>
-        </w:rPr>
-        <w:t xml:space="preserve">:</w:t>
-      </w:r>
-      <w:r>
-        <w:t xml:space="preserve"> </w:t>
-      </w:r>
-      <w:r>
-        <w:t xml:space="preserve">se generó al instalar y está en el servidor, en</w:t>
-      </w:r>
-      <w:r>
-        <w:t xml:space="preserve"> </w:t>
-      </w:r>
-      <w:r>
-        <w:rPr>
-          <w:rStyle w:val="VerbatimChar"/>
-        </w:rPr>
-        <w:t xml:space="preserve">~/portainer-admin-password</w:t>
-      </w:r>
-      <w:r>
-        <w:t xml:space="preserve"> </w:t>
-      </w:r>
-      <w:r>
-        <w:t xml:space="preserve">(permisos</w:t>
-      </w:r>
-      <w:r>
-        <w:t xml:space="preserve"> </w:t>
-      </w:r>
-      <w:r>
-        <w:rPr>
-          <w:rStyle w:val="VerbatimChar"/>
-        </w:rPr>
-        <w:t xml:space="preserve">600</w:t>
-      </w:r>
-      <w:r>
-        <w:t xml:space="preserve">). Se consulta con</w:t>
-      </w:r>
-      <w:r>
-        <w:t xml:space="preserve"> </w:t>
-      </w:r>
-      <w:r>
-        <w:rPr>
-          <w:rStyle w:val="VerbatimChar"/>
-        </w:rPr>
-        <w:t xml:space="preserve">cat ~/portainer-admin-password</w:t>
-      </w:r>
-      <w:r>
-        <w:t xml:space="preserve"> </w:t>
-      </w:r>
-      <w:r>
-        <w:t xml:space="preserve">y se puede cambiar desde Portainer (</w:t>
-      </w:r>
-      <w:r>
-        <w:rPr>
-          <w:i/>
-          <w:iCs/>
-        </w:rPr>
-        <w:t xml:space="preserve">My account</w:t>
-      </w:r>
-      <w:r>
-        <w:t xml:space="preserve">).</w:t>
-      </w:r>
-    </w:p>
-    <w:p>
-      <w:pPr>
-        <w:pStyle w:val="Compact"/>
-        <w:numPr>
-          <w:ilvl w:val="0"/>
-          <w:numId w:val="1026"/>
-        </w:numPr>
-      </w:pPr>
-      <w:r>
-        <w:rPr>
-          <w:b/>
-          <w:bCs/>
-        </w:rPr>
-        <w:t xml:space="preserve">Entorno</w:t>
-      </w:r>
-      <w:r>
-        <w:rPr>
-          <w:b/>
-          <w:bCs/>
-        </w:rPr>
-        <w:t xml:space="preserve"> </w:t>
-      </w:r>
-      <w:r>
-        <w:rPr>
-          <w:rStyle w:val="VerbatimChar"/>
-          <w:b/>
-          <w:bCs/>
-        </w:rPr>
-        <w:t xml:space="preserve">local</w:t>
-      </w:r>
-      <w:r>
-        <w:rPr>
-          <w:b/>
-          <w:bCs/>
-        </w:rPr>
-        <w:t xml:space="preserve">:</w:t>
-      </w:r>
-      <w:r>
-        <w:t xml:space="preserve"> </w:t>
-      </w:r>
-      <w:r>
-        <w:t xml:space="preserve">registrado sobre el socket de Docker. En</w:t>
-      </w:r>
-      <w:r>
-        <w:t xml:space="preserve"> </w:t>
-      </w:r>
-      <w:r>
-        <w:rPr>
-          <w:i/>
-          <w:iCs/>
-        </w:rPr>
-        <w:t xml:space="preserve">Containers</w:t>
-      </w:r>
-      <w:r>
-        <w:t xml:space="preserve"> </w:t>
-      </w:r>
-      <w:r>
-        <w:t xml:space="preserve">y</w:t>
-      </w:r>
-      <w:r>
-        <w:t xml:space="preserve"> </w:t>
-      </w:r>
-      <w:r>
-        <w:rPr>
-          <w:i/>
-          <w:iCs/>
-        </w:rPr>
-        <w:t xml:space="preserve">Stacks</w:t>
-      </w:r>
-      <w:r>
-        <w:t xml:space="preserve"> </w:t>
-      </w:r>
-      <w:r>
-        <w:t xml:space="preserve">aparece</w:t>
-      </w:r>
-      <w:r>
-        <w:t xml:space="preserve"> </w:t>
-      </w:r>
-      <w:r>
-        <w:rPr>
-          <w:rStyle w:val="VerbatimChar"/>
-        </w:rPr>
-        <w:t xml:space="preserve">lavarapido</w:t>
-      </w:r>
-      <w:r>
-        <w:t xml:space="preserve">.</w:t>
-      </w:r>
-    </w:p>
-    <w:bookmarkEnd w:id="57"/>
-    <w:bookmarkStart w:id="60" w:name="Xb2f8be02ff5e54dc8ee4ba91b8a1b61a05711e2"/>
-    <w:p>
-      <w:pPr>
-        <w:pStyle w:val="Heading3"/>
-      </w:pPr>
-      <w:r>
-        <w:t xml:space="preserve">4.2 Despliegue y Migración de Base de Datos</w:t>
-      </w:r>
-    </w:p>
-    <w:bookmarkStart w:id="58" w:name="X2ce610b15ecab4c660ffed258c095515bb0c46b"/>
-    <w:p>
-      <w:pPr>
-        <w:pStyle w:val="Heading4"/>
-      </w:pPr>
-      <w:r>
-        <w:t xml:space="preserve">4.2.1 Ejecución de scripts DDL/DML o herramientas de migración (Liquibase)</w:t>
-      </w:r>
-    </w:p>
-    <w:p>
-      <w:pPr>
-        <w:pStyle w:val="FirstParagraph"/>
-      </w:pPr>
-      <w:r>
-        <w:t xml:space="preserve">Las migraciones son</w:t>
-      </w:r>
-      <w:r>
-        <w:t xml:space="preserve"> </w:t>
-      </w:r>
-      <w:r>
-        <w:rPr>
-          <w:b/>
-          <w:bCs/>
-        </w:rPr>
-        <w:t xml:space="preserve">automáticas</w:t>
-      </w:r>
-      <w:r>
-        <w:t xml:space="preserve">:</w:t>
       </w:r>
     </w:p>
     <w:p>
@@ -16909,49 +17099,91 @@
         </w:numPr>
       </w:pPr>
       <w:r>
-        <w:t xml:space="preserve">El contenedor</w:t>
-      </w:r>
-      <w:r>
-        <w:t xml:space="preserve"> </w:t>
-      </w:r>
-      <w:r>
-        <w:rPr>
-          <w:rStyle w:val="VerbatimChar"/>
-        </w:rPr>
-        <w:t xml:space="preserve">db-init</w:t>
-      </w:r>
-      <w:r>
-        <w:t xml:space="preserve"> </w:t>
-      </w:r>
-      <w:r>
-        <w:t xml:space="preserve">crea la base</w:t>
-      </w:r>
-      <w:r>
-        <w:t xml:space="preserve"> </w:t>
-      </w:r>
-      <w:r>
-        <w:rPr>
-          <w:rStyle w:val="VerbatimChar"/>
-        </w:rPr>
-        <w:t xml:space="preserve">LavaRapido</w:t>
-      </w:r>
-      <w:r>
-        <w:t xml:space="preserve"> </w:t>
-      </w:r>
-      <w:r>
-        <w:t xml:space="preserve">si no existe y la deja en modelo de recuperación</w:t>
-      </w:r>
-      <w:r>
-        <w:t xml:space="preserve"> </w:t>
-      </w:r>
-      <w:r>
-        <w:rPr>
-          <w:rStyle w:val="VerbatimChar"/>
-        </w:rPr>
-        <w:t xml:space="preserve">SIMPLE</w:t>
-      </w:r>
-      <w:r>
-        <w:t xml:space="preserve">.</w:t>
+        <w:rPr>
+          <w:b/>
+          <w:bCs/>
+        </w:rPr>
+        <w:t xml:space="preserve">Contraseña del usuario</w:t>
+      </w:r>
+      <w:r>
+        <w:rPr>
+          <w:b/>
+          <w:bCs/>
+        </w:rPr>
+        <w:t xml:space="preserve"> </w:t>
+      </w:r>
+      <w:r>
+        <w:rPr>
+          <w:rStyle w:val="VerbatimChar"/>
+          <w:b/>
+          <w:bCs/>
+        </w:rPr>
+        <w:t xml:space="preserve">admin</w:t>
+      </w:r>
+      <w:r>
+        <w:rPr>
+          <w:b/>
+          <w:bCs/>
+        </w:rPr>
+        <w:t xml:space="preserve">:</w:t>
+      </w:r>
+      <w:r>
+        <w:t xml:space="preserve"> </w:t>
+      </w:r>
+      <w:r>
+        <w:t xml:space="preserve">se generó al instalar y está en el servidor, en</w:t>
+      </w:r>
+      <w:r>
+        <w:t xml:space="preserve"> </w:t>
+      </w:r>
+      <w:r>
+        <w:rPr>
+          <w:rStyle w:val="VerbatimChar"/>
+        </w:rPr>
+        <w:t xml:space="preserve">~/portainer-admin-password</w:t>
+      </w:r>
+      <w:r>
+        <w:t xml:space="preserve"> </w:t>
+      </w:r>
+      <w:r>
+        <w:t xml:space="preserve">(permisos</w:t>
+      </w:r>
+      <w:r>
+        <w:t xml:space="preserve"> </w:t>
+      </w:r>
+      <w:r>
+        <w:rPr>
+          <w:rStyle w:val="VerbatimChar"/>
+        </w:rPr>
+        <w:t xml:space="preserve">600</w:t>
+      </w:r>
+      <w:r>
+        <w:t xml:space="preserve">). Se consulta con</w:t>
+      </w:r>
+      <w:r>
+        <w:t xml:space="preserve"> </w:t>
+      </w:r>
+      <w:r>
+        <w:rPr>
+          <w:rStyle w:val="VerbatimChar"/>
+        </w:rPr>
+        <w:t xml:space="preserve">cat ~/portainer-admin-password</w:t>
+      </w:r>
+      <w:r>
+        <w:t xml:space="preserve"> </w:t>
+      </w:r>
+      <w:r>
+        <w:t xml:space="preserve">y se puede cambiar desde Portainer (</w:t>
+      </w:r>
+      <w:r>
+        <w:rPr>
+          <w:i/>
+          <w:iCs/>
+        </w:rPr>
+        <w:t xml:space="preserve">My account</w:t>
+      </w:r>
+      <w:r>
+        <w:t xml:space="preserve">).</w:t>
       </w:r>
     </w:p>
     <w:p>
@@ -16963,574 +17195,102 @@
         </w:numPr>
       </w:pPr>
       <w:r>
-        <w:t xml:space="preserve">El contenedor</w:t>
-      </w:r>
-      <w:r>
-        <w:t xml:space="preserve"> </w:t>
-      </w:r>
-      <w:r>
-        <w:rPr>
-          <w:rStyle w:val="VerbatimChar"/>
-        </w:rPr>
-        <w:t xml:space="preserve">payment-migrate</w:t>
-      </w:r>
-      <w:r>
-        <w:t xml:space="preserve"> </w:t>
-      </w:r>
-      <w:r>
-        <w:t xml:space="preserve">(Liquibase 4.29) aplica los changelogs de payment-service (</w:t>
-      </w:r>
-      <w:r>
-        <w:rPr>
-          <w:rStyle w:val="VerbatimChar"/>
-        </w:rPr>
-        <w:t xml:space="preserve">db/changelog/db.changelog-master.yaml</w:t>
-      </w:r>
-      <w:r>
-        <w:t xml:space="preserve">) y termina.</w:t>
-      </w:r>
-    </w:p>
-    <w:p>
-      <w:pPr>
-        <w:pStyle w:val="Compact"/>
-        <w:numPr>
-          <w:ilvl w:val="0"/>
-          <w:numId w:val="1027"/>
-        </w:numPr>
-      </w:pPr>
-      <w:r>
-        <w:t xml:space="preserve">Cada servicio Java aplica sus propios changelogs al arrancar. La numeración es global: 001–041 más las semillas 1xx de catálogos (la 040 de operations-service y la 041 de notification-service son del 21-10-2026 y se aplicaron en el servidor el 22-10-2026). En</w:t>
-      </w:r>
-      <w:r>
-        <w:t xml:space="preserve"> </w:t>
-      </w:r>
-      <w:r>
-        <w:rPr>
-          <w:rStyle w:val="VerbatimChar"/>
-        </w:rPr>
-        <w:t xml:space="preserve">develop</w:t>
-      </w:r>
-      <w:r>
-        <w:t xml:space="preserve"> </w:t>
-      </w:r>
-      <w:r>
-        <w:t xml:space="preserve">del 23-10-2026 se agregaron la 042 (operations-service, notas de la asignación) y la 043 (booking-service, puntos de fidelización por línea de reserva), que entran con</w:t>
-      </w:r>
-      <w:r>
-        <w:t xml:space="preserve"> </w:t>
-      </w:r>
-      <w:r>
-        <w:rPr>
-          <w:rStyle w:val="VerbatimChar"/>
-        </w:rPr>
-        <w:t xml:space="preserve">v1.1.0</w:t>
-      </w:r>
-      <w:r>
-        <w:t xml:space="preserve"> </w:t>
-      </w:r>
-      <w:r>
-        <w:t xml:space="preserve">junto con la 021 de payment-service (una promoción por reserva); la siguiente libre es la 044.</w:t>
-      </w:r>
-    </w:p>
-    <w:p>
-      <w:pPr>
-        <w:pStyle w:val="Compact"/>
-        <w:numPr>
-          <w:ilvl w:val="0"/>
-          <w:numId w:val="1027"/>
-        </w:numPr>
-      </w:pPr>
-      <w:r>
-        <w:t xml:space="preserve">Hibernate solo valida que el modelo coincida con las tablas (</w:t>
-      </w:r>
-      <w:r>
-        <w:rPr>
-          <w:rStyle w:val="VerbatimChar"/>
-        </w:rPr>
-        <w:t xml:space="preserve">ddl-auto: validate</w:t>
-      </w:r>
-      <w:r>
-        <w:t xml:space="preserve">); nunca altera tablas.</w:t>
-      </w:r>
-    </w:p>
-    <w:p>
-      <w:pPr>
-        <w:pStyle w:val="FirstParagraph"/>
-      </w:pPr>
-      <w:r>
-        <w:t xml:space="preserve">Producción</w:t>
-      </w:r>
-      <w:r>
-        <w:t xml:space="preserve"> </w:t>
-      </w:r>
-      <w:r>
         <w:rPr>
           <w:b/>
           <w:bCs/>
         </w:rPr>
-        <w:t xml:space="preserve">no carga datos de prueba</w:t>
-      </w:r>
-      <w:r>
-        <w:t xml:space="preserve">: solo catálogos (roles, servicios, estados, horario y datos del negocio).</w:t>
+        <w:t xml:space="preserve">Entorno</w:t>
+      </w:r>
+      <w:r>
+        <w:rPr>
+          <w:b/>
+          <w:bCs/>
+        </w:rPr>
+        <w:t xml:space="preserve"> </w:t>
+      </w:r>
+      <w:r>
+        <w:rPr>
+          <w:rStyle w:val="VerbatimChar"/>
+          <w:b/>
+          <w:bCs/>
+        </w:rPr>
+        <w:t xml:space="preserve">local</w:t>
+      </w:r>
+      <w:r>
+        <w:rPr>
+          <w:b/>
+          <w:bCs/>
+        </w:rPr>
+        <w:t xml:space="preserve">:</w:t>
+      </w:r>
+      <w:r>
+        <w:t xml:space="preserve"> </w:t>
+      </w:r>
+      <w:r>
+        <w:t xml:space="preserve">registrado sobre el socket de Docker. En</w:t>
+      </w:r>
+      <w:r>
+        <w:t xml:space="preserve"> </w:t>
+      </w:r>
+      <w:r>
+        <w:rPr>
+          <w:i/>
+          <w:iCs/>
+        </w:rPr>
+        <w:t xml:space="preserve">Containers</w:t>
+      </w:r>
+      <w:r>
+        <w:t xml:space="preserve"> </w:t>
+      </w:r>
+      <w:r>
+        <w:t xml:space="preserve">y</w:t>
+      </w:r>
+      <w:r>
+        <w:t xml:space="preserve"> </w:t>
+      </w:r>
+      <w:r>
+        <w:rPr>
+          <w:i/>
+          <w:iCs/>
+        </w:rPr>
+        <w:t xml:space="preserve">Stacks</w:t>
+      </w:r>
+      <w:r>
+        <w:t xml:space="preserve"> </w:t>
+      </w:r>
+      <w:r>
+        <w:t xml:space="preserve">aparece</w:t>
+      </w:r>
+      <w:r>
+        <w:t xml:space="preserve"> </w:t>
+      </w:r>
+      <w:r>
+        <w:rPr>
+          <w:rStyle w:val="VerbatimChar"/>
+        </w:rPr>
+        <w:t xml:space="preserve">lavarapido</w:t>
+      </w:r>
+      <w:r>
+        <w:t xml:space="preserve">.</w:t>
       </w:r>
     </w:p>
     <w:bookmarkEnd w:id="58"/>
-    <w:bookmarkStart w:id="59" w:name="X49fd50108d8005e62d0dce8055a2ac03916c296"/>
+    <w:bookmarkStart w:id="61" w:name="Xb2f8be02ff5e54dc8ee4ba91b8a1b61a05711e2"/>
+    <w:p>
+      <w:pPr>
+        <w:pStyle w:val="Heading3"/>
+      </w:pPr>
+      <w:r>
+        <w:t xml:space="preserve">4.2 Despliegue y Migración de Base de Datos</w:t>
+      </w:r>
+    </w:p>
+    <w:bookmarkStart w:id="59" w:name="X2ce610b15ecab4c660ffed258c095515bb0c46b"/>
     <w:p>
       <w:pPr>
         <w:pStyle w:val="Heading4"/>
       </w:pPr>
       <w:r>
-        <w:t xml:space="preserve">4.2.2 Verificación de integridad de esquemas, índices y usuarios</w:t>
-      </w:r>
-    </w:p>
-    <w:p>
-      <w:pPr>
-        <w:pStyle w:val="SourceCode"/>
-      </w:pPr>
-      <w:r>
-        <w:rPr>
-          <w:rStyle w:val="VariableTok"/>
-        </w:rPr>
-        <w:t xml:space="preserve">P</w:t>
-      </w:r>
-      <w:r>
-        <w:rPr>
-          <w:rStyle w:val="OperatorTok"/>
-        </w:rPr>
-        <w:t xml:space="preserve">=</w:t>
-      </w:r>
-      <w:r>
-        <w:rPr>
-          <w:rStyle w:val="VariableTok"/>
-        </w:rPr>
-        <w:t xml:space="preserve">$(</w:t>
-      </w:r>
-      <w:r>
-        <w:rPr>
-          <w:rStyle w:val="FunctionTok"/>
-        </w:rPr>
-        <w:t xml:space="preserve">grep</w:t>
-      </w:r>
-      <w:r>
-        <w:rPr>
-          <w:rStyle w:val="NormalTok"/>
-        </w:rPr>
-        <w:t xml:space="preserve"> </w:t>
-      </w:r>
-      <w:r>
-        <w:rPr>
-          <w:rStyle w:val="StringTok"/>
-        </w:rPr>
-        <w:t xml:space="preserve">'^DB_PASSWORD='</w:t>
-      </w:r>
-      <w:r>
-        <w:rPr>
-          <w:rStyle w:val="NormalTok"/>
-        </w:rPr>
-        <w:t xml:space="preserve"> .env.production </w:t>
-      </w:r>
-      <w:r>
-        <w:rPr>
-          <w:rStyle w:val="KeywordTok"/>
-        </w:rPr>
-        <w:t xml:space="preserve">|</w:t>
-      </w:r>
-      <w:r>
-        <w:rPr>
-          <w:rStyle w:val="NormalTok"/>
-        </w:rPr>
-        <w:t xml:space="preserve"> </w:t>
-      </w:r>
-      <w:r>
-        <w:rPr>
-          <w:rStyle w:val="FunctionTok"/>
-        </w:rPr>
-        <w:t xml:space="preserve">cut</w:t>
-      </w:r>
-      <w:r>
-        <w:rPr>
-          <w:rStyle w:val="NormalTok"/>
-        </w:rPr>
-        <w:t xml:space="preserve"> </w:t>
-      </w:r>
-      <w:r>
-        <w:rPr>
-          <w:rStyle w:val="AttributeTok"/>
-        </w:rPr>
-        <w:t xml:space="preserve">-d</w:t>
-      </w:r>
-      <w:r>
-        <w:rPr>
-          <w:rStyle w:val="OperatorTok"/>
-        </w:rPr>
-        <w:t xml:space="preserve">=</w:t>
-      </w:r>
-      <w:r>
-        <w:rPr>
-          <w:rStyle w:val="NormalTok"/>
-        </w:rPr>
-        <w:t xml:space="preserve"> </w:t>
-      </w:r>
-      <w:r>
-        <w:rPr>
-          <w:rStyle w:val="AttributeTok"/>
-        </w:rPr>
-        <w:t xml:space="preserve">-f2-</w:t>
-      </w:r>
-      <w:r>
-        <w:rPr>
-          <w:rStyle w:val="VariableTok"/>
-        </w:rPr>
-        <w:t xml:space="preserve">)</w:t>
-      </w:r>
-      <w:r>
-        <w:br/>
-      </w:r>
-      <w:r>
-        <w:rPr>
-          <w:rStyle w:val="FunctionTok"/>
-        </w:rPr>
-        <w:t xml:space="preserve">q()</w:t>
-      </w:r>
-      <w:r>
-        <w:rPr>
-          <w:rStyle w:val="KeywordTok"/>
-        </w:rPr>
-        <w:t xml:space="preserve">{</w:t>
-      </w:r>
-      <w:r>
-        <w:rPr>
-          <w:rStyle w:val="NormalTok"/>
-        </w:rPr>
-        <w:t xml:space="preserve"> </w:t>
-      </w:r>
-      <w:r>
-        <w:rPr>
-          <w:rStyle w:val="FunctionTok"/>
-        </w:rPr>
-        <w:t xml:space="preserve">sudo</w:t>
-      </w:r>
-      <w:r>
-        <w:rPr>
-          <w:rStyle w:val="NormalTok"/>
-        </w:rPr>
-        <w:t xml:space="preserve"> docker exec </w:t>
-      </w:r>
-      <w:r>
-        <w:rPr>
-          <w:rStyle w:val="AttributeTok"/>
-        </w:rPr>
-        <w:t xml:space="preserve">-e</w:t>
-      </w:r>
-      <w:r>
-        <w:rPr>
-          <w:rStyle w:val="NormalTok"/>
-        </w:rPr>
-        <w:t xml:space="preserve"> SQLCMDPASSWORD=</w:t>
-      </w:r>
-      <w:r>
-        <w:rPr>
-          <w:rStyle w:val="StringTok"/>
-        </w:rPr>
-        <w:t xml:space="preserve">"</w:t>
-      </w:r>
-      <w:r>
-        <w:rPr>
-          <w:rStyle w:val="VariableTok"/>
-        </w:rPr>
-        <w:t xml:space="preserve">$P</w:t>
-      </w:r>
-      <w:r>
-        <w:rPr>
-          <w:rStyle w:val="StringTok"/>
-        </w:rPr>
-        <w:t xml:space="preserve">"</w:t>
-      </w:r>
-      <w:r>
-        <w:rPr>
-          <w:rStyle w:val="NormalTok"/>
-        </w:rPr>
-        <w:t xml:space="preserve"> lavarapido-sqlserver /opt/mssql-tools18/bin/sqlcmd </w:t>
-      </w:r>
-      <w:r>
-        <w:rPr>
-          <w:rStyle w:val="DataTypeTok"/>
-        </w:rPr>
-        <w:t xml:space="preserve">\</w:t>
-      </w:r>
-      <w:r>
-        <w:br/>
-      </w:r>
-      <w:r>
-        <w:rPr>
-          <w:rStyle w:val="NormalTok"/>
-        </w:rPr>
-        <w:t xml:space="preserve">     </w:t>
-      </w:r>
-      <w:r>
-        <w:rPr>
-          <w:rStyle w:val="AttributeTok"/>
-        </w:rPr>
-        <w:t xml:space="preserve">-S</w:t>
-      </w:r>
-      <w:r>
-        <w:rPr>
-          <w:rStyle w:val="NormalTok"/>
-        </w:rPr>
-        <w:t xml:space="preserve"> localhost </w:t>
-      </w:r>
-      <w:r>
-        <w:rPr>
-          <w:rStyle w:val="AttributeTok"/>
-        </w:rPr>
-        <w:t xml:space="preserve">-U</w:t>
-      </w:r>
-      <w:r>
-        <w:rPr>
-          <w:rStyle w:val="NormalTok"/>
-        </w:rPr>
-        <w:t xml:space="preserve"> sa </w:t>
-      </w:r>
-      <w:r>
-        <w:rPr>
-          <w:rStyle w:val="AttributeTok"/>
-        </w:rPr>
-        <w:t xml:space="preserve">-C</w:t>
-      </w:r>
-      <w:r>
-        <w:rPr>
-          <w:rStyle w:val="NormalTok"/>
-        </w:rPr>
-        <w:t xml:space="preserve"> </w:t>
-      </w:r>
-      <w:r>
-        <w:rPr>
-          <w:rStyle w:val="AttributeTok"/>
-        </w:rPr>
-        <w:t xml:space="preserve">-d</w:t>
-      </w:r>
-      <w:r>
-        <w:rPr>
-          <w:rStyle w:val="NormalTok"/>
-        </w:rPr>
-        <w:t xml:space="preserve"> LavaRapido </w:t>
-      </w:r>
-      <w:r>
-        <w:rPr>
-          <w:rStyle w:val="AttributeTok"/>
-        </w:rPr>
-        <w:t xml:space="preserve">-Q</w:t>
-      </w:r>
-      <w:r>
-        <w:rPr>
-          <w:rStyle w:val="NormalTok"/>
-        </w:rPr>
-        <w:t xml:space="preserve"> </w:t>
-      </w:r>
-      <w:r>
-        <w:rPr>
-          <w:rStyle w:val="StringTok"/>
-        </w:rPr>
-        <w:t xml:space="preserve">"SET NOCOUNT ON; </w:t>
-      </w:r>
-      <w:r>
-        <w:rPr>
-          <w:rStyle w:val="VariableTok"/>
-        </w:rPr>
-        <w:t xml:space="preserve">$1</w:t>
-      </w:r>
-      <w:r>
-        <w:rPr>
-          <w:rStyle w:val="StringTok"/>
-        </w:rPr>
-        <w:t xml:space="preserve">"</w:t>
-      </w:r>
-      <w:r>
-        <w:rPr>
-          <w:rStyle w:val="KeywordTok"/>
-        </w:rPr>
-        <w:t xml:space="preserve">;</w:t>
-      </w:r>
-      <w:r>
-        <w:rPr>
-          <w:rStyle w:val="NormalTok"/>
-        </w:rPr>
-        <w:t xml:space="preserve"> </w:t>
-      </w:r>
-      <w:r>
-        <w:rPr>
-          <w:rStyle w:val="KeywordTok"/>
-        </w:rPr>
-        <w:t xml:space="preserve">}</w:t>
-      </w:r>
-      <w:r>
-        <w:br/>
-      </w:r>
-      <w:r>
-        <w:rPr>
-          <w:rStyle w:val="ExtensionTok"/>
-        </w:rPr>
-        <w:t xml:space="preserve">q</w:t>
-      </w:r>
-      <w:r>
-        <w:rPr>
-          <w:rStyle w:val="NormalTok"/>
-        </w:rPr>
-        <w:t xml:space="preserve"> </w:t>
-      </w:r>
-      <w:r>
-        <w:rPr>
-          <w:rStyle w:val="StringTok"/>
-        </w:rPr>
-        <w:t xml:space="preserve">"SELECT s.name AS esquema, COUNT(t.name) AS tablas FROM sys.schemas s JOIN sys.tables t ON t.schema_id=s.schema_id GROUP BY s.name"</w:t>
-      </w:r>
-      <w:r>
-        <w:br/>
-      </w:r>
-      <w:r>
-        <w:rPr>
-          <w:rStyle w:val="ControlFlowTok"/>
-        </w:rPr>
-        <w:t xml:space="preserve">for</w:t>
-      </w:r>
-      <w:r>
-        <w:rPr>
-          <w:rStyle w:val="NormalTok"/>
-        </w:rPr>
-        <w:t xml:space="preserve"> s </w:t>
-      </w:r>
-      <w:r>
-        <w:rPr>
-          <w:rStyle w:val="KeywordTok"/>
-        </w:rPr>
-        <w:t xml:space="preserve">in</w:t>
-      </w:r>
-      <w:r>
-        <w:rPr>
-          <w:rStyle w:val="NormalTok"/>
-        </w:rPr>
-        <w:t xml:space="preserve"> SECURITY CUSTOMER BOOKING OPERATIONS NOTIFICATION PAYMENT</w:t>
-      </w:r>
-      <w:r>
-        <w:rPr>
-          <w:rStyle w:val="KeywordTok"/>
-        </w:rPr>
-        <w:t xml:space="preserve">;</w:t>
-      </w:r>
-      <w:r>
-        <w:rPr>
-          <w:rStyle w:val="NormalTok"/>
-        </w:rPr>
-        <w:t xml:space="preserve"> </w:t>
-      </w:r>
-      <w:r>
-        <w:rPr>
-          <w:rStyle w:val="ControlFlowTok"/>
-        </w:rPr>
-        <w:t xml:space="preserve">do</w:t>
-      </w:r>
-      <w:r>
-        <w:br/>
-      </w:r>
-      <w:r>
-        <w:rPr>
-          <w:rStyle w:val="NormalTok"/>
-        </w:rPr>
-        <w:t xml:space="preserve">  </w:t>
-      </w:r>
-      <w:r>
-        <w:rPr>
-          <w:rStyle w:val="ExtensionTok"/>
-        </w:rPr>
-        <w:t xml:space="preserve">q</w:t>
-      </w:r>
-      <w:r>
-        <w:rPr>
-          <w:rStyle w:val="NormalTok"/>
-        </w:rPr>
-        <w:t xml:space="preserve"> </w:t>
-      </w:r>
-      <w:r>
-        <w:rPr>
-          <w:rStyle w:val="StringTok"/>
-        </w:rPr>
-        <w:t xml:space="preserve">"SELECT '</w:t>
-      </w:r>
-      <w:r>
-        <w:rPr>
-          <w:rStyle w:val="VariableTok"/>
-        </w:rPr>
-        <w:t xml:space="preserve">$s</w:t>
-      </w:r>
-      <w:r>
-        <w:rPr>
-          <w:rStyle w:val="StringTok"/>
-        </w:rPr>
-        <w:t xml:space="preserve">' AS servicio, COUNT(*) AS changesets, SUM(CASE WHEN EXECTYPE IN ('EXECUTED','MARK_RAN') THEN 1 ELSE 0 END) AS ok FROM DATABASECHANGELOG_</w:t>
-      </w:r>
-      <w:r>
-        <w:rPr>
-          <w:rStyle w:val="VariableTok"/>
-        </w:rPr>
-        <w:t xml:space="preserve">$s</w:t>
-      </w:r>
-      <w:r>
-        <w:rPr>
-          <w:rStyle w:val="StringTok"/>
-        </w:rPr>
-        <w:t xml:space="preserve">"</w:t>
-      </w:r>
-      <w:r>
-        <w:br/>
-      </w:r>
-      <w:r>
-        <w:rPr>
-          <w:rStyle w:val="ControlFlowTok"/>
-        </w:rPr>
-        <w:t xml:space="preserve">done</w:t>
-      </w:r>
-      <w:r>
-        <w:br/>
-      </w:r>
-      <w:r>
-        <w:rPr>
-          <w:rStyle w:val="ExtensionTok"/>
-        </w:rPr>
-        <w:t xml:space="preserve">q</w:t>
-      </w:r>
-      <w:r>
-        <w:rPr>
-          <w:rStyle w:val="NormalTok"/>
-        </w:rPr>
-        <w:t xml:space="preserve"> </w:t>
-      </w:r>
-      <w:r>
-        <w:rPr>
-          <w:rStyle w:val="StringTok"/>
-        </w:rPr>
-        <w:t xml:space="preserve">"SELECT COUNT(*) AS indices FROM sys.indexes WHERE object_id IN (SELECT object_id FROM sys.tables)"</w:t>
-      </w:r>
-      <w:r>
-        <w:br/>
-      </w:r>
-      <w:r>
-        <w:rPr>
-          <w:rStyle w:val="ExtensionTok"/>
-        </w:rPr>
-        <w:t xml:space="preserve">q</w:t>
-      </w:r>
-      <w:r>
-        <w:rPr>
-          <w:rStyle w:val="NormalTok"/>
-        </w:rPr>
-        <w:t xml:space="preserve"> </w:t>
-      </w:r>
-      <w:r>
-        <w:rPr>
-          <w:rStyle w:val="StringTok"/>
-        </w:rPr>
-        <w:t xml:space="preserve">"SELECT u.username, r.code FROM security.app_user u JOIN security.user_role ur ON ur.user_id=u.user_id JOIN security.role r ON r.role_id=ur.role_id WHERE r.code='ADMIN'"</w:t>
+        <w:t xml:space="preserve">4.2.1 Ejecución de scripts DDL/DML o herramientas de migración (Liquibase)</w:t>
       </w:r>
     </w:p>
     <w:p>
@@ -17538,7 +17298,20 @@
         <w:pStyle w:val="FirstParagraph"/>
       </w:pPr>
       <w:r>
-        <w:t xml:space="preserve">Resultado esperado:</w:t>
+        <w:t xml:space="preserve">Las migraciones son</w:t>
+      </w:r>
+      <w:r>
+        <w:t xml:space="preserve"> </w:t>
+      </w:r>
+      <w:r>
+        <w:rPr>
+          <w:b/>
+          <w:bCs/>
+        </w:rPr>
+        <w:t xml:space="preserve">automáticas</w:t>
+      </w:r>
+      <w:r>
+        <w:t xml:space="preserve">:</w:t>
       </w:r>
     </w:p>
     <w:p>
@@ -17550,7 +17323,49 @@
         </w:numPr>
       </w:pPr>
       <w:r>
-        <w:t xml:space="preserve">los 9 esquemas con sus tablas;</w:t>
+        <w:t xml:space="preserve">El contenedor</w:t>
+      </w:r>
+      <w:r>
+        <w:t xml:space="preserve"> </w:t>
+      </w:r>
+      <w:r>
+        <w:rPr>
+          <w:rStyle w:val="VerbatimChar"/>
+        </w:rPr>
+        <w:t xml:space="preserve">db-init</w:t>
+      </w:r>
+      <w:r>
+        <w:t xml:space="preserve"> </w:t>
+      </w:r>
+      <w:r>
+        <w:t xml:space="preserve">crea la base</w:t>
+      </w:r>
+      <w:r>
+        <w:t xml:space="preserve"> </w:t>
+      </w:r>
+      <w:r>
+        <w:rPr>
+          <w:rStyle w:val="VerbatimChar"/>
+        </w:rPr>
+        <w:t xml:space="preserve">LavaRapido</w:t>
+      </w:r>
+      <w:r>
+        <w:t xml:space="preserve"> </w:t>
+      </w:r>
+      <w:r>
+        <w:t xml:space="preserve">si no existe y la deja en modelo de recuperación</w:t>
+      </w:r>
+      <w:r>
+        <w:t xml:space="preserve"> </w:t>
+      </w:r>
+      <w:r>
+        <w:rPr>
+          <w:rStyle w:val="VerbatimChar"/>
+        </w:rPr>
+        <w:t xml:space="preserve">SIMPLE</w:t>
+      </w:r>
+      <w:r>
+        <w:t xml:space="preserve">.</w:t>
       </w:r>
     </w:p>
     <w:p>
@@ -17562,64 +17377,31 @@
         </w:numPr>
       </w:pPr>
       <w:r>
-        <w:t xml:space="preserve">en cada servicio,</w:t>
-      </w:r>
-      <w:r>
-        <w:t xml:space="preserve"> </w:t>
-      </w:r>
-      <w:r>
-        <w:rPr>
-          <w:rStyle w:val="VerbatimChar"/>
-        </w:rPr>
-        <w:t xml:space="preserve">ok</w:t>
-      </w:r>
-      <w:r>
-        <w:t xml:space="preserve"> </w:t>
-      </w:r>
-      <w:r>
-        <w:t xml:space="preserve">igual a</w:t>
-      </w:r>
-      <w:r>
-        <w:t xml:space="preserve"> </w:t>
-      </w:r>
-      <w:r>
-        <w:rPr>
-          <w:rStyle w:val="VerbatimChar"/>
-        </w:rPr>
-        <w:t xml:space="preserve">changesets</w:t>
-      </w:r>
-      <w:r>
-        <w:t xml:space="preserve"> </w:t>
-      </w:r>
-      <w:r>
-        <w:t xml:space="preserve">(16-10-2026: 143 de 143; 19-10-2026: 144 de 144, con la 039); desde el 22-10-2026 aparecen también la 040 en</w:t>
-      </w:r>
-      <w:r>
-        <w:t xml:space="preserve"> </w:t>
-      </w:r>
-      <w:r>
-        <w:rPr>
-          <w:rStyle w:val="VerbatimChar"/>
-        </w:rPr>
-        <w:t xml:space="preserve">DATABASECHANGELOG_OPERATIONS</w:t>
-      </w:r>
-      <w:r>
-        <w:t xml:space="preserve"> </w:t>
-      </w:r>
-      <w:r>
-        <w:t xml:space="preserve">y la 041 en</w:t>
-      </w:r>
-      <w:r>
-        <w:t xml:space="preserve"> </w:t>
-      </w:r>
-      <w:r>
-        <w:rPr>
-          <w:rStyle w:val="VerbatimChar"/>
-        </w:rPr>
-        <w:t xml:space="preserve">DATABASECHANGELOG_NOTIFICATION</w:t>
-      </w:r>
-      <w:r>
-        <w:t xml:space="preserve">;</w:t>
+        <w:t xml:space="preserve">El contenedor</w:t>
+      </w:r>
+      <w:r>
+        <w:t xml:space="preserve"> </w:t>
+      </w:r>
+      <w:r>
+        <w:rPr>
+          <w:rStyle w:val="VerbatimChar"/>
+        </w:rPr>
+        <w:t xml:space="preserve">payment-migrate</w:t>
+      </w:r>
+      <w:r>
+        <w:t xml:space="preserve"> </w:t>
+      </w:r>
+      <w:r>
+        <w:t xml:space="preserve">(Liquibase 4.29) aplica los changelogs de payment-service (</w:t>
+      </w:r>
+      <w:r>
+        <w:rPr>
+          <w:rStyle w:val="VerbatimChar"/>
+        </w:rPr>
+        <w:t xml:space="preserve">db/changelog/db.changelog-master.yaml</w:t>
+      </w:r>
+      <w:r>
+        <w:t xml:space="preserve">) y termina.</w:t>
       </w:r>
     </w:p>
     <w:p>
@@ -17631,39 +17413,538 @@
         </w:numPr>
       </w:pPr>
       <w:r>
-        <w:t xml:space="preserve">el administrador inicial creado (log de security:</w:t>
-      </w:r>
-      <w:r>
-        <w:t xml:space="preserve"> </w:t>
-      </w:r>
-      <w:r>
-        <w:rPr>
-          <w:rStyle w:val="VerbatimChar"/>
-        </w:rPr>
-        <w:t xml:space="preserve">First administrator created</w:t>
-      </w:r>
-      <w:r>
-        <w:t xml:space="preserve">).</w:t>
+        <w:t xml:space="preserve">Cada servicio Java aplica sus propios changelogs al arrancar. La numeración es global: 001–041 más las semillas 1xx de catálogos (la 040 de operations-service y la 041 de notification-service son del 21-10-2026 y se aplicaron en el servidor el 22-10-2026). En</w:t>
+      </w:r>
+      <w:r>
+        <w:t xml:space="preserve"> </w:t>
+      </w:r>
+      <w:r>
+        <w:rPr>
+          <w:rStyle w:val="VerbatimChar"/>
+        </w:rPr>
+        <w:t xml:space="preserve">develop</w:t>
+      </w:r>
+      <w:r>
+        <w:t xml:space="preserve"> </w:t>
+      </w:r>
+      <w:r>
+        <w:t xml:space="preserve">del 23-10-2026 se agregaron la 042 (operations-service, notas de la asignación) y la 043 (booking-service, puntos de fidelización por línea de reserva), que entran con</w:t>
+      </w:r>
+      <w:r>
+        <w:t xml:space="preserve"> </w:t>
+      </w:r>
+      <w:r>
+        <w:rPr>
+          <w:rStyle w:val="VerbatimChar"/>
+        </w:rPr>
+        <w:t xml:space="preserve">v1.1.0</w:t>
+      </w:r>
+      <w:r>
+        <w:t xml:space="preserve"> </w:t>
+      </w:r>
+      <w:r>
+        <w:t xml:space="preserve">junto con la 021 de payment-service (una promoción por reserva); la siguiente libre es la 044.</w:t>
+      </w:r>
+    </w:p>
+    <w:p>
+      <w:pPr>
+        <w:pStyle w:val="Compact"/>
+        <w:numPr>
+          <w:ilvl w:val="0"/>
+          <w:numId w:val="1028"/>
+        </w:numPr>
+      </w:pPr>
+      <w:r>
+        <w:t xml:space="preserve">Hibernate solo valida que el modelo coincida con las tablas (</w:t>
+      </w:r>
+      <w:r>
+        <w:rPr>
+          <w:rStyle w:val="VerbatimChar"/>
+        </w:rPr>
+        <w:t xml:space="preserve">ddl-auto: validate</w:t>
+      </w:r>
+      <w:r>
+        <w:t xml:space="preserve">); nunca altera tablas.</w:t>
+      </w:r>
+    </w:p>
+    <w:p>
+      <w:pPr>
+        <w:pStyle w:val="FirstParagraph"/>
+      </w:pPr>
+      <w:r>
+        <w:t xml:space="preserve">Producción</w:t>
+      </w:r>
+      <w:r>
+        <w:t xml:space="preserve"> </w:t>
+      </w:r>
+      <w:r>
+        <w:rPr>
+          <w:b/>
+          <w:bCs/>
+        </w:rPr>
+        <w:t xml:space="preserve">no carga datos de prueba</w:t>
+      </w:r>
+      <w:r>
+        <w:t xml:space="preserve">: solo catálogos (roles, servicios, estados, horario y datos del negocio).</w:t>
       </w:r>
     </w:p>
     <w:bookmarkEnd w:id="59"/>
-    <w:bookmarkEnd w:id="60"/>
-    <w:bookmarkStart w:id="65" w:name="X91422c17e8419e566c1eb4b162d6451338a03e0"/>
-    <w:p>
-      <w:pPr>
-        <w:pStyle w:val="Heading3"/>
-      </w:pPr>
-      <w:r>
-        <w:t xml:space="preserve">4.3 Despliegue y Orquestación del Stack de Aplicación</w:t>
-      </w:r>
-    </w:p>
-    <w:bookmarkStart w:id="61" w:name="Xbee4808f8011eadcb6bb71d70a32729436dfa16"/>
+    <w:bookmarkStart w:id="60" w:name="X49fd50108d8005e62d0dce8055a2ac03916c296"/>
     <w:p>
       <w:pPr>
         <w:pStyle w:val="Heading4"/>
       </w:pPr>
       <w:r>
-        <w:t xml:space="preserve">4.3.1 Carga del archivo docker-compose.yml en Portainer</w:t>
+        <w:t xml:space="preserve">4.2.2 Verificación de integridad de esquemas, índices y usuarios</w:t>
+      </w:r>
+    </w:p>
+    <w:p>
+      <w:pPr>
+        <w:pStyle w:val="SourceCode"/>
+      </w:pPr>
+      <w:r>
+        <w:rPr>
+          <w:rStyle w:val="VariableTok"/>
+        </w:rPr>
+        <w:t xml:space="preserve">P</w:t>
+      </w:r>
+      <w:r>
+        <w:rPr>
+          <w:rStyle w:val="OperatorTok"/>
+        </w:rPr>
+        <w:t xml:space="preserve">=</w:t>
+      </w:r>
+      <w:r>
+        <w:rPr>
+          <w:rStyle w:val="VariableTok"/>
+        </w:rPr>
+        <w:t xml:space="preserve">$(</w:t>
+      </w:r>
+      <w:r>
+        <w:rPr>
+          <w:rStyle w:val="FunctionTok"/>
+        </w:rPr>
+        <w:t xml:space="preserve">grep</w:t>
+      </w:r>
+      <w:r>
+        <w:rPr>
+          <w:rStyle w:val="NormalTok"/>
+        </w:rPr>
+        <w:t xml:space="preserve"> </w:t>
+      </w:r>
+      <w:r>
+        <w:rPr>
+          <w:rStyle w:val="StringTok"/>
+        </w:rPr>
+        <w:t xml:space="preserve">'^DB_PASSWORD='</w:t>
+      </w:r>
+      <w:r>
+        <w:rPr>
+          <w:rStyle w:val="NormalTok"/>
+        </w:rPr>
+        <w:t xml:space="preserve"> .env.production </w:t>
+      </w:r>
+      <w:r>
+        <w:rPr>
+          <w:rStyle w:val="KeywordTok"/>
+        </w:rPr>
+        <w:t xml:space="preserve">|</w:t>
+      </w:r>
+      <w:r>
+        <w:rPr>
+          <w:rStyle w:val="NormalTok"/>
+        </w:rPr>
+        <w:t xml:space="preserve"> </w:t>
+      </w:r>
+      <w:r>
+        <w:rPr>
+          <w:rStyle w:val="FunctionTok"/>
+        </w:rPr>
+        <w:t xml:space="preserve">cut</w:t>
+      </w:r>
+      <w:r>
+        <w:rPr>
+          <w:rStyle w:val="NormalTok"/>
+        </w:rPr>
+        <w:t xml:space="preserve"> </w:t>
+      </w:r>
+      <w:r>
+        <w:rPr>
+          <w:rStyle w:val="AttributeTok"/>
+        </w:rPr>
+        <w:t xml:space="preserve">-d</w:t>
+      </w:r>
+      <w:r>
+        <w:rPr>
+          <w:rStyle w:val="OperatorTok"/>
+        </w:rPr>
+        <w:t xml:space="preserve">=</w:t>
+      </w:r>
+      <w:r>
+        <w:rPr>
+          <w:rStyle w:val="NormalTok"/>
+        </w:rPr>
+        <w:t xml:space="preserve"> </w:t>
+      </w:r>
+      <w:r>
+        <w:rPr>
+          <w:rStyle w:val="AttributeTok"/>
+        </w:rPr>
+        <w:t xml:space="preserve">-f2-</w:t>
+      </w:r>
+      <w:r>
+        <w:rPr>
+          <w:rStyle w:val="VariableTok"/>
+        </w:rPr>
+        <w:t xml:space="preserve">)</w:t>
+      </w:r>
+      <w:r>
+        <w:br/>
+      </w:r>
+      <w:r>
+        <w:rPr>
+          <w:rStyle w:val="FunctionTok"/>
+        </w:rPr>
+        <w:t xml:space="preserve">q()</w:t>
+      </w:r>
+      <w:r>
+        <w:rPr>
+          <w:rStyle w:val="KeywordTok"/>
+        </w:rPr>
+        <w:t xml:space="preserve">{</w:t>
+      </w:r>
+      <w:r>
+        <w:rPr>
+          <w:rStyle w:val="NormalTok"/>
+        </w:rPr>
+        <w:t xml:space="preserve"> </w:t>
+      </w:r>
+      <w:r>
+        <w:rPr>
+          <w:rStyle w:val="FunctionTok"/>
+        </w:rPr>
+        <w:t xml:space="preserve">sudo</w:t>
+      </w:r>
+      <w:r>
+        <w:rPr>
+          <w:rStyle w:val="NormalTok"/>
+        </w:rPr>
+        <w:t xml:space="preserve"> docker exec </w:t>
+      </w:r>
+      <w:r>
+        <w:rPr>
+          <w:rStyle w:val="AttributeTok"/>
+        </w:rPr>
+        <w:t xml:space="preserve">-e</w:t>
+      </w:r>
+      <w:r>
+        <w:rPr>
+          <w:rStyle w:val="NormalTok"/>
+        </w:rPr>
+        <w:t xml:space="preserve"> SQLCMDPASSWORD=</w:t>
+      </w:r>
+      <w:r>
+        <w:rPr>
+          <w:rStyle w:val="StringTok"/>
+        </w:rPr>
+        <w:t xml:space="preserve">"</w:t>
+      </w:r>
+      <w:r>
+        <w:rPr>
+          <w:rStyle w:val="VariableTok"/>
+        </w:rPr>
+        <w:t xml:space="preserve">$P</w:t>
+      </w:r>
+      <w:r>
+        <w:rPr>
+          <w:rStyle w:val="StringTok"/>
+        </w:rPr>
+        <w:t xml:space="preserve">"</w:t>
+      </w:r>
+      <w:r>
+        <w:rPr>
+          <w:rStyle w:val="NormalTok"/>
+        </w:rPr>
+        <w:t xml:space="preserve"> lavarapido-sqlserver /opt/mssql-tools18/bin/sqlcmd </w:t>
+      </w:r>
+      <w:r>
+        <w:rPr>
+          <w:rStyle w:val="DataTypeTok"/>
+        </w:rPr>
+        <w:t xml:space="preserve">\</w:t>
+      </w:r>
+      <w:r>
+        <w:br/>
+      </w:r>
+      <w:r>
+        <w:rPr>
+          <w:rStyle w:val="NormalTok"/>
+        </w:rPr>
+        <w:t xml:space="preserve">     </w:t>
+      </w:r>
+      <w:r>
+        <w:rPr>
+          <w:rStyle w:val="AttributeTok"/>
+        </w:rPr>
+        <w:t xml:space="preserve">-S</w:t>
+      </w:r>
+      <w:r>
+        <w:rPr>
+          <w:rStyle w:val="NormalTok"/>
+        </w:rPr>
+        <w:t xml:space="preserve"> localhost </w:t>
+      </w:r>
+      <w:r>
+        <w:rPr>
+          <w:rStyle w:val="AttributeTok"/>
+        </w:rPr>
+        <w:t xml:space="preserve">-U</w:t>
+      </w:r>
+      <w:r>
+        <w:rPr>
+          <w:rStyle w:val="NormalTok"/>
+        </w:rPr>
+        <w:t xml:space="preserve"> sa </w:t>
+      </w:r>
+      <w:r>
+        <w:rPr>
+          <w:rStyle w:val="AttributeTok"/>
+        </w:rPr>
+        <w:t xml:space="preserve">-C</w:t>
+      </w:r>
+      <w:r>
+        <w:rPr>
+          <w:rStyle w:val="NormalTok"/>
+        </w:rPr>
+        <w:t xml:space="preserve"> </w:t>
+      </w:r>
+      <w:r>
+        <w:rPr>
+          <w:rStyle w:val="AttributeTok"/>
+        </w:rPr>
+        <w:t xml:space="preserve">-d</w:t>
+      </w:r>
+      <w:r>
+        <w:rPr>
+          <w:rStyle w:val="NormalTok"/>
+        </w:rPr>
+        <w:t xml:space="preserve"> LavaRapido </w:t>
+      </w:r>
+      <w:r>
+        <w:rPr>
+          <w:rStyle w:val="AttributeTok"/>
+        </w:rPr>
+        <w:t xml:space="preserve">-Q</w:t>
+      </w:r>
+      <w:r>
+        <w:rPr>
+          <w:rStyle w:val="NormalTok"/>
+        </w:rPr>
+        <w:t xml:space="preserve"> </w:t>
+      </w:r>
+      <w:r>
+        <w:rPr>
+          <w:rStyle w:val="StringTok"/>
+        </w:rPr>
+        <w:t xml:space="preserve">"SET NOCOUNT ON; </w:t>
+      </w:r>
+      <w:r>
+        <w:rPr>
+          <w:rStyle w:val="VariableTok"/>
+        </w:rPr>
+        <w:t xml:space="preserve">$1</w:t>
+      </w:r>
+      <w:r>
+        <w:rPr>
+          <w:rStyle w:val="StringTok"/>
+        </w:rPr>
+        <w:t xml:space="preserve">"</w:t>
+      </w:r>
+      <w:r>
+        <w:rPr>
+          <w:rStyle w:val="KeywordTok"/>
+        </w:rPr>
+        <w:t xml:space="preserve">;</w:t>
+      </w:r>
+      <w:r>
+        <w:rPr>
+          <w:rStyle w:val="NormalTok"/>
+        </w:rPr>
+        <w:t xml:space="preserve"> </w:t>
+      </w:r>
+      <w:r>
+        <w:rPr>
+          <w:rStyle w:val="KeywordTok"/>
+        </w:rPr>
+        <w:t xml:space="preserve">}</w:t>
+      </w:r>
+      <w:r>
+        <w:br/>
+      </w:r>
+      <w:r>
+        <w:rPr>
+          <w:rStyle w:val="ExtensionTok"/>
+        </w:rPr>
+        <w:t xml:space="preserve">q</w:t>
+      </w:r>
+      <w:r>
+        <w:rPr>
+          <w:rStyle w:val="NormalTok"/>
+        </w:rPr>
+        <w:t xml:space="preserve"> </w:t>
+      </w:r>
+      <w:r>
+        <w:rPr>
+          <w:rStyle w:val="StringTok"/>
+        </w:rPr>
+        <w:t xml:space="preserve">"SELECT s.name AS esquema, COUNT(t.name) AS tablas FROM sys.schemas s JOIN sys.tables t ON t.schema_id=s.schema_id GROUP BY s.name"</w:t>
+      </w:r>
+      <w:r>
+        <w:br/>
+      </w:r>
+      <w:r>
+        <w:rPr>
+          <w:rStyle w:val="ControlFlowTok"/>
+        </w:rPr>
+        <w:t xml:space="preserve">for</w:t>
+      </w:r>
+      <w:r>
+        <w:rPr>
+          <w:rStyle w:val="NormalTok"/>
+        </w:rPr>
+        <w:t xml:space="preserve"> s </w:t>
+      </w:r>
+      <w:r>
+        <w:rPr>
+          <w:rStyle w:val="KeywordTok"/>
+        </w:rPr>
+        <w:t xml:space="preserve">in</w:t>
+      </w:r>
+      <w:r>
+        <w:rPr>
+          <w:rStyle w:val="NormalTok"/>
+        </w:rPr>
+        <w:t xml:space="preserve"> SECURITY CUSTOMER BOOKING OPERATIONS NOTIFICATION PAYMENT</w:t>
+      </w:r>
+      <w:r>
+        <w:rPr>
+          <w:rStyle w:val="KeywordTok"/>
+        </w:rPr>
+        <w:t xml:space="preserve">;</w:t>
+      </w:r>
+      <w:r>
+        <w:rPr>
+          <w:rStyle w:val="NormalTok"/>
+        </w:rPr>
+        <w:t xml:space="preserve"> </w:t>
+      </w:r>
+      <w:r>
+        <w:rPr>
+          <w:rStyle w:val="ControlFlowTok"/>
+        </w:rPr>
+        <w:t xml:space="preserve">do</w:t>
+      </w:r>
+      <w:r>
+        <w:br/>
+      </w:r>
+      <w:r>
+        <w:rPr>
+          <w:rStyle w:val="NormalTok"/>
+        </w:rPr>
+        <w:t xml:space="preserve">  </w:t>
+      </w:r>
+      <w:r>
+        <w:rPr>
+          <w:rStyle w:val="ExtensionTok"/>
+        </w:rPr>
+        <w:t xml:space="preserve">q</w:t>
+      </w:r>
+      <w:r>
+        <w:rPr>
+          <w:rStyle w:val="NormalTok"/>
+        </w:rPr>
+        <w:t xml:space="preserve"> </w:t>
+      </w:r>
+      <w:r>
+        <w:rPr>
+          <w:rStyle w:val="StringTok"/>
+        </w:rPr>
+        <w:t xml:space="preserve">"SELECT '</w:t>
+      </w:r>
+      <w:r>
+        <w:rPr>
+          <w:rStyle w:val="VariableTok"/>
+        </w:rPr>
+        <w:t xml:space="preserve">$s</w:t>
+      </w:r>
+      <w:r>
+        <w:rPr>
+          <w:rStyle w:val="StringTok"/>
+        </w:rPr>
+        <w:t xml:space="preserve">' AS servicio, COUNT(*) AS changesets, SUM(CASE WHEN EXECTYPE IN ('EXECUTED','MARK_RAN') THEN 1 ELSE 0 END) AS ok FROM DATABASECHANGELOG_</w:t>
+      </w:r>
+      <w:r>
+        <w:rPr>
+          <w:rStyle w:val="VariableTok"/>
+        </w:rPr>
+        <w:t xml:space="preserve">$s</w:t>
+      </w:r>
+      <w:r>
+        <w:rPr>
+          <w:rStyle w:val="StringTok"/>
+        </w:rPr>
+        <w:t xml:space="preserve">"</w:t>
+      </w:r>
+      <w:r>
+        <w:br/>
+      </w:r>
+      <w:r>
+        <w:rPr>
+          <w:rStyle w:val="ControlFlowTok"/>
+        </w:rPr>
+        <w:t xml:space="preserve">done</w:t>
+      </w:r>
+      <w:r>
+        <w:br/>
+      </w:r>
+      <w:r>
+        <w:rPr>
+          <w:rStyle w:val="ExtensionTok"/>
+        </w:rPr>
+        <w:t xml:space="preserve">q</w:t>
+      </w:r>
+      <w:r>
+        <w:rPr>
+          <w:rStyle w:val="NormalTok"/>
+        </w:rPr>
+        <w:t xml:space="preserve"> </w:t>
+      </w:r>
+      <w:r>
+        <w:rPr>
+          <w:rStyle w:val="StringTok"/>
+        </w:rPr>
+        <w:t xml:space="preserve">"SELECT COUNT(*) AS indices FROM sys.indexes WHERE object_id IN (SELECT object_id FROM sys.tables)"</w:t>
+      </w:r>
+      <w:r>
+        <w:br/>
+      </w:r>
+      <w:r>
+        <w:rPr>
+          <w:rStyle w:val="ExtensionTok"/>
+        </w:rPr>
+        <w:t xml:space="preserve">q</w:t>
+      </w:r>
+      <w:r>
+        <w:rPr>
+          <w:rStyle w:val="NormalTok"/>
+        </w:rPr>
+        <w:t xml:space="preserve"> </w:t>
+      </w:r>
+      <w:r>
+        <w:rPr>
+          <w:rStyle w:val="StringTok"/>
+        </w:rPr>
+        <w:t xml:space="preserve">"SELECT u.username, r.code FROM security.app_user u JOIN security.user_role ur ON ur.user_id=u.user_id JOIN security.role r ON r.role_id=ur.role_id WHERE r.code='ADMIN'"</w:t>
       </w:r>
     </w:p>
     <w:p>
@@ -17671,19 +17952,7 @@
         <w:pStyle w:val="FirstParagraph"/>
       </w:pPr>
       <w:r>
-        <w:t xml:space="preserve">El stack se define con dos archivos versionados en</w:t>
-      </w:r>
-      <w:r>
-        <w:t xml:space="preserve"> </w:t>
-      </w:r>
-      <w:r>
-        <w:rPr>
-          <w:rStyle w:val="VerbatimChar"/>
-        </w:rPr>
-        <w:t xml:space="preserve">lavarapido-infra</w:t>
-      </w:r>
-      <w:r>
-        <w:t xml:space="preserve">:</w:t>
+        <w:t xml:space="preserve">Resultado esperado:</w:t>
       </w:r>
     </w:p>
     <w:p>
@@ -17695,25 +17964,7 @@
         </w:numPr>
       </w:pPr>
       <w:r>
-        <w:rPr>
-          <w:rStyle w:val="VerbatimChar"/>
-          <w:b/>
-          <w:bCs/>
-        </w:rPr>
-        <w:t xml:space="preserve">docker-compose.yml</w:t>
-      </w:r>
-      <w:r>
-        <w:rPr>
-          <w:b/>
-          <w:bCs/>
-        </w:rPr>
-        <w:t xml:space="preserve">:</w:t>
-      </w:r>
-      <w:r>
-        <w:t xml:space="preserve"> </w:t>
-      </w:r>
-      <w:r>
-        <w:t xml:space="preserve">base, la misma que en desarrollo.</w:t>
+        <w:t xml:space="preserve">los 9 esquemas con sus tablas;</w:t>
       </w:r>
     </w:p>
     <w:p>
@@ -17725,321 +17976,128 @@
         </w:numPr>
       </w:pPr>
       <w:r>
-        <w:rPr>
-          <w:rStyle w:val="VerbatimChar"/>
-          <w:b/>
-          <w:bCs/>
-        </w:rPr>
-        <w:t xml:space="preserve">docker-compose.prod.yml</w:t>
-      </w:r>
-      <w:r>
-        <w:rPr>
-          <w:b/>
-          <w:bCs/>
-        </w:rPr>
+        <w:t xml:space="preserve">en cada servicio,</w:t>
+      </w:r>
+      <w:r>
+        <w:t xml:space="preserve"> </w:t>
+      </w:r>
+      <w:r>
+        <w:rPr>
+          <w:rStyle w:val="VerbatimChar"/>
+        </w:rPr>
+        <w:t xml:space="preserve">ok</w:t>
+      </w:r>
+      <w:r>
+        <w:t xml:space="preserve"> </w:t>
+      </w:r>
+      <w:r>
+        <w:t xml:space="preserve">igual a</w:t>
+      </w:r>
+      <w:r>
+        <w:t xml:space="preserve"> </w:t>
+      </w:r>
+      <w:r>
+        <w:rPr>
+          <w:rStyle w:val="VerbatimChar"/>
+        </w:rPr>
+        <w:t xml:space="preserve">changesets</w:t>
+      </w:r>
+      <w:r>
+        <w:t xml:space="preserve"> </w:t>
+      </w:r>
+      <w:r>
+        <w:t xml:space="preserve">(16-10-2026: 143 de 143; 19-10-2026: 144 de 144, con la 039); desde el 22-10-2026 aparecen también la 040 en</w:t>
+      </w:r>
+      <w:r>
+        <w:t xml:space="preserve"> </w:t>
+      </w:r>
+      <w:r>
+        <w:rPr>
+          <w:rStyle w:val="VerbatimChar"/>
+        </w:rPr>
+        <w:t xml:space="preserve">DATABASECHANGELOG_OPERATIONS</w:t>
+      </w:r>
+      <w:r>
+        <w:t xml:space="preserve"> </w:t>
+      </w:r>
+      <w:r>
+        <w:t xml:space="preserve">y la 041 en</w:t>
+      </w:r>
+      <w:r>
+        <w:t xml:space="preserve"> </w:t>
+      </w:r>
+      <w:r>
+        <w:rPr>
+          <w:rStyle w:val="VerbatimChar"/>
+        </w:rPr>
+        <w:t xml:space="preserve">DATABASECHANGELOG_NOTIFICATION</w:t>
+      </w:r>
+      <w:r>
+        <w:t xml:space="preserve">;</w:t>
+      </w:r>
+    </w:p>
+    <w:p>
+      <w:pPr>
+        <w:pStyle w:val="Compact"/>
+        <w:numPr>
+          <w:ilvl w:val="0"/>
+          <w:numId w:val="1029"/>
+        </w:numPr>
+      </w:pPr>
+      <w:r>
+        <w:t xml:space="preserve">el administrador inicial creado (log de security:</w:t>
+      </w:r>
+      <w:r>
+        <w:t xml:space="preserve"> </w:t>
+      </w:r>
+      <w:r>
+        <w:rPr>
+          <w:rStyle w:val="VerbatimChar"/>
+        </w:rPr>
+        <w:t xml:space="preserve">First administrator created</w:t>
+      </w:r>
+      <w:r>
+        <w:t xml:space="preserve">).</w:t>
+      </w:r>
+    </w:p>
+    <w:bookmarkEnd w:id="60"/>
+    <w:bookmarkEnd w:id="61"/>
+    <w:bookmarkStart w:id="66" w:name="X91422c17e8419e566c1eb4b162d6451338a03e0"/>
+    <w:p>
+      <w:pPr>
+        <w:pStyle w:val="Heading3"/>
+      </w:pPr>
+      <w:r>
+        <w:t xml:space="preserve">4.3 Despliegue y Orquestación del Stack de Aplicación</w:t>
+      </w:r>
+    </w:p>
+    <w:bookmarkStart w:id="62" w:name="Xbee4808f8011eadcb6bb71d70a32729436dfa16"/>
+    <w:p>
+      <w:pPr>
+        <w:pStyle w:val="Heading4"/>
+      </w:pPr>
+      <w:r>
+        <w:t xml:space="preserve">4.3.1 Carga del archivo docker-compose.yml en Portainer</w:t>
+      </w:r>
+    </w:p>
+    <w:p>
+      <w:pPr>
+        <w:pStyle w:val="FirstParagraph"/>
+      </w:pPr>
+      <w:r>
+        <w:t xml:space="preserve">El stack se define con dos archivos versionados en</w:t>
+      </w:r>
+      <w:r>
+        <w:t xml:space="preserve"> </w:t>
+      </w:r>
+      <w:r>
+        <w:rPr>
+          <w:rStyle w:val="VerbatimChar"/>
+        </w:rPr>
+        <w:t xml:space="preserve">lavarapido-infra</w:t>
+      </w:r>
+      <w:r>
         <w:t xml:space="preserve">:</w:t>
-      </w:r>
-      <w:r>
-        <w:t xml:space="preserve"> </w:t>
-      </w:r>
-      <w:r>
-        <w:t xml:space="preserve">sobrescribe lo de producción: sin puertos internos, perfil</w:t>
-      </w:r>
-      <w:r>
-        <w:t xml:space="preserve"> </w:t>
-      </w:r>
-      <w:r>
-        <w:rPr>
-          <w:rStyle w:val="VerbatimChar"/>
-        </w:rPr>
-        <w:t xml:space="preserve">prod</w:t>
-      </w:r>
-      <w:r>
-        <w:t xml:space="preserve">, límites de memoria, Caddy, web y CORS.</w:t>
-      </w:r>
-    </w:p>
-    <w:p>
-      <w:pPr>
-        <w:pStyle w:val="FirstParagraph"/>
-      </w:pPr>
-      <w:r>
-        <w:rPr>
-          <w:b/>
-          <w:bCs/>
-        </w:rPr>
-        <w:t xml:space="preserve">Despliegue actual (CLI):</w:t>
-      </w:r>
-    </w:p>
-    <w:p>
-      <w:pPr>
-        <w:pStyle w:val="SourceCode"/>
-      </w:pPr>
-      <w:r>
-        <w:rPr>
-          <w:rStyle w:val="CommentTok"/>
-        </w:rPr>
-        <w:t xml:space="preserve"># 1. Bajar los 9 repositorios (y preparar Docker y swap la primera vez)</w:t>
-      </w:r>
-      <w:r>
-        <w:br/>
-      </w:r>
-      <w:r>
-        <w:rPr>
-          <w:rStyle w:val="ExtensionTok"/>
-        </w:rPr>
-        <w:t xml:space="preserve">curl</w:t>
-      </w:r>
-      <w:r>
-        <w:rPr>
-          <w:rStyle w:val="NormalTok"/>
-        </w:rPr>
-        <w:t xml:space="preserve"> </w:t>
-      </w:r>
-      <w:r>
-        <w:rPr>
-          <w:rStyle w:val="AttributeTok"/>
-        </w:rPr>
-        <w:t xml:space="preserve">-fsSL</w:t>
-      </w:r>
-      <w:r>
-        <w:rPr>
-          <w:rStyle w:val="NormalTok"/>
-        </w:rPr>
-        <w:t xml:space="preserve"> https://raw.githubusercontent.com/BrayanCABRERA123/lavarapido-infra/main/deploy/setup-server.sh </w:t>
-      </w:r>
-      <w:r>
-        <w:rPr>
-          <w:rStyle w:val="AttributeTok"/>
-        </w:rPr>
-        <w:t xml:space="preserve">-o</w:t>
-      </w:r>
-      <w:r>
-        <w:rPr>
-          <w:rStyle w:val="NormalTok"/>
-        </w:rPr>
-        <w:t xml:space="preserve"> setup-server.sh</w:t>
-      </w:r>
-      <w:r>
-        <w:br/>
-      </w:r>
-      <w:r>
-        <w:rPr>
-          <w:rStyle w:val="FunctionTok"/>
-        </w:rPr>
-        <w:t xml:space="preserve">bash</w:t>
-      </w:r>
-      <w:r>
-        <w:rPr>
-          <w:rStyle w:val="NormalTok"/>
-        </w:rPr>
-        <w:t xml:space="preserve"> setup-server.sh</w:t>
-      </w:r>
-    </w:p>
-    <w:p>
-      <w:pPr>
-        <w:pStyle w:val="FirstParagraph"/>
-      </w:pPr>
-      <w:r>
-        <w:t xml:space="preserve">El script se baja de</w:t>
-      </w:r>
-      <w:r>
-        <w:t xml:space="preserve"> </w:t>
-      </w:r>
-      <w:r>
-        <w:rPr>
-          <w:rStyle w:val="VerbatimChar"/>
-        </w:rPr>
-        <w:t xml:space="preserve">main</w:t>
-      </w:r>
-      <w:r>
-        <w:t xml:space="preserve"> </w:t>
-      </w:r>
-      <w:r>
-        <w:t xml:space="preserve">(versión</w:t>
-      </w:r>
-      <w:r>
-        <w:t xml:space="preserve"> </w:t>
-      </w:r>
-      <w:r>
-        <w:rPr>
-          <w:rStyle w:val="VerbatimChar"/>
-        </w:rPr>
-        <w:t xml:space="preserve">v1.0.0</w:t>
-      </w:r>
-      <w:r>
-        <w:t xml:space="preserve">). En esa versión clona y actualiza la rama</w:t>
-      </w:r>
-      <w:r>
-        <w:t xml:space="preserve"> </w:t>
-      </w:r>
-      <w:r>
-        <w:rPr>
-          <w:rStyle w:val="VerbatimChar"/>
-        </w:rPr>
-        <w:t xml:space="preserve">develop</w:t>
-      </w:r>
-      <w:r>
-        <w:t xml:space="preserve"> </w:t>
-      </w:r>
-      <w:r>
-        <w:t xml:space="preserve">de cada repositorio (variable</w:t>
-      </w:r>
-      <w:r>
-        <w:t xml:space="preserve"> </w:t>
-      </w:r>
-      <w:r>
-        <w:rPr>
-          <w:rStyle w:val="VerbatimChar"/>
-        </w:rPr>
-        <w:t xml:space="preserve">BRANCH</w:t>
-      </w:r>
-      <w:r>
-        <w:t xml:space="preserve">). El de</w:t>
-      </w:r>
-      <w:r>
-        <w:t xml:space="preserve"> </w:t>
-      </w:r>
-      <w:r>
-        <w:rPr>
-          <w:rStyle w:val="VerbatimChar"/>
-        </w:rPr>
-        <w:t xml:space="preserve">develop</w:t>
-      </w:r>
-      <w:r>
-        <w:t xml:space="preserve"> </w:t>
-      </w:r>
-      <w:r>
-        <w:t xml:space="preserve">(el que corre en el servidor desde el 24-10-2026) clona</w:t>
-      </w:r>
-      <w:r>
-        <w:t xml:space="preserve"> </w:t>
-      </w:r>
-      <w:r>
-        <w:rPr>
-          <w:rStyle w:val="VerbatimChar"/>
-        </w:rPr>
-        <w:t xml:space="preserve">main</w:t>
-      </w:r>
-      <w:r>
-        <w:t xml:space="preserve"> </w:t>
-      </w:r>
-      <w:r>
-        <w:t xml:space="preserve">por defecto, salvo los repositorios de</w:t>
-      </w:r>
-      <w:r>
-        <w:t xml:space="preserve"> </w:t>
-      </w:r>
-      <w:r>
-        <w:rPr>
-          <w:rStyle w:val="VerbatimChar"/>
-        </w:rPr>
-        <w:t xml:space="preserve">DEVELOP_ONLY</w:t>
-      </w:r>
-      <w:r>
-        <w:t xml:space="preserve"> </w:t>
-      </w:r>
-      <w:r>
-        <w:t xml:space="preserve">(hoy payment-service; desde el 24-10-2026 su</w:t>
-      </w:r>
-      <w:r>
-        <w:t xml:space="preserve"> </w:t>
-      </w:r>
-      <w:r>
-        <w:rPr>
-          <w:rStyle w:val="VerbatimChar"/>
-        </w:rPr>
-        <w:t xml:space="preserve">main</w:t>
-      </w:r>
-      <w:r>
-        <w:t xml:space="preserve"> </w:t>
-      </w:r>
-      <w:r>
-        <w:t xml:space="preserve">ya tiene</w:t>
-      </w:r>
-      <w:r>
-        <w:t xml:space="preserve"> </w:t>
-      </w:r>
-      <w:r>
-        <w:rPr>
-          <w:rStyle w:val="VerbatimChar"/>
-        </w:rPr>
-        <w:t xml:space="preserve">v1.0.0</w:t>
-      </w:r>
-      <w:r>
-        <w:t xml:space="preserve"> </w:t>
-      </w:r>
-      <w:r>
-        <w:t xml:space="preserve">con todo su</w:t>
-      </w:r>
-      <w:r>
-        <w:t xml:space="preserve"> </w:t>
-      </w:r>
-      <w:r>
-        <w:rPr>
-          <w:rStyle w:val="VerbatimChar"/>
-        </w:rPr>
-        <w:t xml:space="preserve">develop</w:t>
-      </w:r>
-      <w:r>
-        <w:t xml:space="preserve">, así que se puede quitar de la lista), y nunca baja de versión: si un repositorio ya bajado tiene algo que la rama pedida no contiene, se detiene sin tocarlo. Hasta liberar</w:t>
-      </w:r>
-      <w:r>
-        <w:t xml:space="preserve"> </w:t>
-      </w:r>
-      <w:r>
-        <w:rPr>
-          <w:rStyle w:val="VerbatimChar"/>
-        </w:rPr>
-        <w:t xml:space="preserve">v1.1.0</w:t>
-      </w:r>
-      <w:r>
-        <w:t xml:space="preserve"> </w:t>
-      </w:r>
-      <w:r>
-        <w:t xml:space="preserve">hay que usar</w:t>
-      </w:r>
-      <w:r>
-        <w:t xml:space="preserve"> </w:t>
-      </w:r>
-      <w:r>
-        <w:rPr>
-          <w:rStyle w:val="VerbatimChar"/>
-        </w:rPr>
-        <w:t xml:space="preserve">BRANCH=develop bash setup-server.sh</w:t>
-      </w:r>
-      <w:r>
-        <w:t xml:space="preserve">.</w:t>
-      </w:r>
-    </w:p>
-    <w:p>
-      <w:pPr>
-        <w:pStyle w:val="BodyText"/>
-      </w:pPr>
-      <w:r>
-        <w:rPr>
-          <w:b/>
-          <w:bCs/>
-        </w:rPr>
-        <w:t xml:space="preserve">Con Portainer:</w:t>
-      </w:r>
-      <w:r>
-        <w:t xml:space="preserve"> </w:t>
-      </w:r>
-      <w:r>
-        <w:t xml:space="preserve">Stacks → Add stack →</w:t>
-      </w:r>
-      <w:r>
-        <w:t xml:space="preserve"> </w:t>
-      </w:r>
-      <w:r>
-        <w:rPr>
-          <w:i/>
-          <w:iCs/>
-        </w:rPr>
-        <w:t xml:space="preserve">Repository</w:t>
-      </w:r>
-      <w:r>
-        <w:t xml:space="preserve">. Las imágenes se construyen desde 9 repositorios hermanos, así que el flujo recomendado es:</w:t>
       </w:r>
     </w:p>
     <w:p>
@@ -18051,7 +18109,25 @@
         </w:numPr>
       </w:pPr>
       <w:r>
-        <w:t xml:space="preserve">compilar las imágenes con el CLI (paso 4.3.3);</w:t>
+        <w:rPr>
+          <w:rStyle w:val="VerbatimChar"/>
+          <w:b/>
+          <w:bCs/>
+        </w:rPr>
+        <w:t xml:space="preserve">docker-compose.yml</w:t>
+      </w:r>
+      <w:r>
+        <w:rPr>
+          <w:b/>
+          <w:bCs/>
+        </w:rPr>
+        <w:t xml:space="preserve">:</w:t>
+      </w:r>
+      <w:r>
+        <w:t xml:space="preserve"> </w:t>
+      </w:r>
+      <w:r>
+        <w:t xml:space="preserve">base, la misma que en desarrollo.</w:t>
       </w:r>
     </w:p>
     <w:p>
@@ -18063,45 +18139,49 @@
         </w:numPr>
       </w:pPr>
       <w:r>
-        <w:t xml:space="preserve">usar Portainer para</w:t>
-      </w:r>
-      <w:r>
-        <w:t xml:space="preserve"> </w:t>
-      </w:r>
-      <w:r>
-        <w:rPr>
+        <w:rPr>
+          <w:rStyle w:val="VerbatimChar"/>
           <w:b/>
           <w:bCs/>
         </w:rPr>
-        <w:t xml:space="preserve">ver, reiniciar, revisar logs y consumo</w:t>
-      </w:r>
-      <w:r>
-        <w:t xml:space="preserve"> </w:t>
-      </w:r>
-      <w:r>
-        <w:t xml:space="preserve">de los contenedores del stack</w:t>
-      </w:r>
-      <w:r>
-        <w:t xml:space="preserve"> </w:t>
-      </w:r>
-      <w:r>
-        <w:rPr>
-          <w:rStyle w:val="VerbatimChar"/>
-        </w:rPr>
-        <w:t xml:space="preserve">lavarapido</w:t>
-      </w:r>
-      <w:r>
-        <w:t xml:space="preserve">, que aparece como stack "limitado" porque fue creado fuera de Portainer.</w:t>
-      </w:r>
-    </w:p>
-    <w:bookmarkEnd w:id="61"/>
-    <w:bookmarkStart w:id="62" w:name="X1fbd0731c485261185e6a9406eb3c0dbf2516cd"/>
-    <w:p>
-      <w:pPr>
-        <w:pStyle w:val="Heading4"/>
-      </w:pPr>
-      <w:r>
-        <w:t xml:space="preserve">4.3.2 Inyección de variables de entorno del Stack</w:t>
+        <w:t xml:space="preserve">docker-compose.prod.yml</w:t>
+      </w:r>
+      <w:r>
+        <w:rPr>
+          <w:b/>
+          <w:bCs/>
+        </w:rPr>
+        <w:t xml:space="preserve">:</w:t>
+      </w:r>
+      <w:r>
+        <w:t xml:space="preserve"> </w:t>
+      </w:r>
+      <w:r>
+        <w:t xml:space="preserve">sobrescribe lo de producción: sin puertos internos, perfil</w:t>
+      </w:r>
+      <w:r>
+        <w:t xml:space="preserve"> </w:t>
+      </w:r>
+      <w:r>
+        <w:rPr>
+          <w:rStyle w:val="VerbatimChar"/>
+        </w:rPr>
+        <w:t xml:space="preserve">prod</w:t>
+      </w:r>
+      <w:r>
+        <w:t xml:space="preserve">, límites de memoria, Caddy, web y CORS.</w:t>
+      </w:r>
+    </w:p>
+    <w:p>
+      <w:pPr>
+        <w:pStyle w:val="FirstParagraph"/>
+      </w:pPr>
+      <w:r>
+        <w:rPr>
+          <w:b/>
+          <w:bCs/>
+        </w:rPr>
+        <w:t xml:space="preserve">Despliegue actual (CLI):</w:t>
       </w:r>
     </w:p>
     <w:p>
@@ -18110,15 +18190,48 @@
       </w:pPr>
       <w:r>
         <w:rPr>
-          <w:rStyle w:val="BuiltInTok"/>
-        </w:rPr>
-        <w:t xml:space="preserve">cd</w:t>
+          <w:rStyle w:val="CommentTok"/>
+        </w:rPr>
+        <w:t xml:space="preserve"># 1. Bajar los 9 repositorios (y preparar Docker y swap la primera vez)</w:t>
+      </w:r>
+      <w:r>
+        <w:br/>
+      </w:r>
+      <w:r>
+        <w:rPr>
+          <w:rStyle w:val="ExtensionTok"/>
+        </w:rPr>
+        <w:t xml:space="preserve">curl</w:t>
       </w:r>
       <w:r>
         <w:rPr>
           <w:rStyle w:val="NormalTok"/>
         </w:rPr>
-        <w:t xml:space="preserve"> ~/lavarapido/lavarapido-infra</w:t>
+        <w:t xml:space="preserve"> </w:t>
+      </w:r>
+      <w:r>
+        <w:rPr>
+          <w:rStyle w:val="AttributeTok"/>
+        </w:rPr>
+        <w:t xml:space="preserve">-fsSL</w:t>
+      </w:r>
+      <w:r>
+        <w:rPr>
+          <w:rStyle w:val="NormalTok"/>
+        </w:rPr>
+        <w:t xml:space="preserve"> https://raw.githubusercontent.com/BrayanCABRERA123/lavarapido-infra/main/deploy/setup-server.sh </w:t>
+      </w:r>
+      <w:r>
+        <w:rPr>
+          <w:rStyle w:val="AttributeTok"/>
+        </w:rPr>
+        <w:t xml:space="preserve">-o</w:t>
+      </w:r>
+      <w:r>
+        <w:rPr>
+          <w:rStyle w:val="NormalTok"/>
+        </w:rPr>
+        <w:t xml:space="preserve"> setup-server.sh</w:t>
       </w:r>
       <w:r>
         <w:br/>
@@ -18127,49 +18240,13 @@
         <w:rPr>
           <w:rStyle w:val="FunctionTok"/>
         </w:rPr>
-        <w:t xml:space="preserve">cp</w:t>
+        <w:t xml:space="preserve">bash</w:t>
       </w:r>
       <w:r>
         <w:rPr>
           <w:rStyle w:val="NormalTok"/>
         </w:rPr>
-        <w:t xml:space="preserve"> .env.production.example .env.production</w:t>
-      </w:r>
-      <w:r>
-        <w:br/>
-      </w:r>
-      <w:r>
-        <w:rPr>
-          <w:rStyle w:val="FunctionTok"/>
-        </w:rPr>
-        <w:t xml:space="preserve">chmod</w:t>
-      </w:r>
-      <w:r>
-        <w:rPr>
-          <w:rStyle w:val="NormalTok"/>
-        </w:rPr>
-        <w:t xml:space="preserve"> 600 .env.production</w:t>
-      </w:r>
-      <w:r>
-        <w:br/>
-      </w:r>
-      <w:r>
-        <w:rPr>
-          <w:rStyle w:val="FunctionTok"/>
-        </w:rPr>
-        <w:t xml:space="preserve">nano</w:t>
-      </w:r>
-      <w:r>
-        <w:rPr>
-          <w:rStyle w:val="NormalTok"/>
-        </w:rPr>
-        <w:t xml:space="preserve"> .env.production        </w:t>
-      </w:r>
-      <w:r>
-        <w:rPr>
-          <w:rStyle w:val="CommentTok"/>
-        </w:rPr>
-        <w:t xml:space="preserve"># completar los valores de la sección 3.3 (llaves generadas con openssl)</w:t>
+        <w:t xml:space="preserve"> setup-server.sh</w:t>
       </w:r>
     </w:p>
     <w:p>
@@ -18177,7 +18254,193 @@
         <w:pStyle w:val="FirstParagraph"/>
       </w:pPr>
       <w:r>
-        <w:t xml:space="preserve">En Portainer, las mismas variables se cargan en</w:t>
+        <w:t xml:space="preserve">El script se baja de</w:t>
+      </w:r>
+      <w:r>
+        <w:t xml:space="preserve"> </w:t>
+      </w:r>
+      <w:r>
+        <w:rPr>
+          <w:rStyle w:val="VerbatimChar"/>
+        </w:rPr>
+        <w:t xml:space="preserve">main</w:t>
+      </w:r>
+      <w:r>
+        <w:t xml:space="preserve"> </w:t>
+      </w:r>
+      <w:r>
+        <w:t xml:space="preserve">(versión</w:t>
+      </w:r>
+      <w:r>
+        <w:t xml:space="preserve"> </w:t>
+      </w:r>
+      <w:r>
+        <w:rPr>
+          <w:rStyle w:val="VerbatimChar"/>
+        </w:rPr>
+        <w:t xml:space="preserve">v1.0.0</w:t>
+      </w:r>
+      <w:r>
+        <w:t xml:space="preserve">). En esa versión clona y actualiza la rama</w:t>
+      </w:r>
+      <w:r>
+        <w:t xml:space="preserve"> </w:t>
+      </w:r>
+      <w:r>
+        <w:rPr>
+          <w:rStyle w:val="VerbatimChar"/>
+        </w:rPr>
+        <w:t xml:space="preserve">develop</w:t>
+      </w:r>
+      <w:r>
+        <w:t xml:space="preserve"> </w:t>
+      </w:r>
+      <w:r>
+        <w:t xml:space="preserve">de cada repositorio (variable</w:t>
+      </w:r>
+      <w:r>
+        <w:t xml:space="preserve"> </w:t>
+      </w:r>
+      <w:r>
+        <w:rPr>
+          <w:rStyle w:val="VerbatimChar"/>
+        </w:rPr>
+        <w:t xml:space="preserve">BRANCH</w:t>
+      </w:r>
+      <w:r>
+        <w:t xml:space="preserve">). El de</w:t>
+      </w:r>
+      <w:r>
+        <w:t xml:space="preserve"> </w:t>
+      </w:r>
+      <w:r>
+        <w:rPr>
+          <w:rStyle w:val="VerbatimChar"/>
+        </w:rPr>
+        <w:t xml:space="preserve">develop</w:t>
+      </w:r>
+      <w:r>
+        <w:t xml:space="preserve"> </w:t>
+      </w:r>
+      <w:r>
+        <w:t xml:space="preserve">(el que corre en el servidor desde el 24-10-2026) clona</w:t>
+      </w:r>
+      <w:r>
+        <w:t xml:space="preserve"> </w:t>
+      </w:r>
+      <w:r>
+        <w:rPr>
+          <w:rStyle w:val="VerbatimChar"/>
+        </w:rPr>
+        <w:t xml:space="preserve">main</w:t>
+      </w:r>
+      <w:r>
+        <w:t xml:space="preserve"> </w:t>
+      </w:r>
+      <w:r>
+        <w:t xml:space="preserve">por defecto, salvo los repositorios de</w:t>
+      </w:r>
+      <w:r>
+        <w:t xml:space="preserve"> </w:t>
+      </w:r>
+      <w:r>
+        <w:rPr>
+          <w:rStyle w:val="VerbatimChar"/>
+        </w:rPr>
+        <w:t xml:space="preserve">DEVELOP_ONLY</w:t>
+      </w:r>
+      <w:r>
+        <w:t xml:space="preserve"> </w:t>
+      </w:r>
+      <w:r>
+        <w:t xml:space="preserve">(hoy payment-service; desde el 24-10-2026 su</w:t>
+      </w:r>
+      <w:r>
+        <w:t xml:space="preserve"> </w:t>
+      </w:r>
+      <w:r>
+        <w:rPr>
+          <w:rStyle w:val="VerbatimChar"/>
+        </w:rPr>
+        <w:t xml:space="preserve">main</w:t>
+      </w:r>
+      <w:r>
+        <w:t xml:space="preserve"> </w:t>
+      </w:r>
+      <w:r>
+        <w:t xml:space="preserve">ya tiene</w:t>
+      </w:r>
+      <w:r>
+        <w:t xml:space="preserve"> </w:t>
+      </w:r>
+      <w:r>
+        <w:rPr>
+          <w:rStyle w:val="VerbatimChar"/>
+        </w:rPr>
+        <w:t xml:space="preserve">v1.0.0</w:t>
+      </w:r>
+      <w:r>
+        <w:t xml:space="preserve"> </w:t>
+      </w:r>
+      <w:r>
+        <w:t xml:space="preserve">con todo su</w:t>
+      </w:r>
+      <w:r>
+        <w:t xml:space="preserve"> </w:t>
+      </w:r>
+      <w:r>
+        <w:rPr>
+          <w:rStyle w:val="VerbatimChar"/>
+        </w:rPr>
+        <w:t xml:space="preserve">develop</w:t>
+      </w:r>
+      <w:r>
+        <w:t xml:space="preserve">, así que se puede quitar de la lista), y nunca baja de versión: si un repositorio ya bajado tiene algo que la rama pedida no contiene, se detiene sin tocarlo. Hasta liberar</w:t>
+      </w:r>
+      <w:r>
+        <w:t xml:space="preserve"> </w:t>
+      </w:r>
+      <w:r>
+        <w:rPr>
+          <w:rStyle w:val="VerbatimChar"/>
+        </w:rPr>
+        <w:t xml:space="preserve">v1.1.0</w:t>
+      </w:r>
+      <w:r>
+        <w:t xml:space="preserve"> </w:t>
+      </w:r>
+      <w:r>
+        <w:t xml:space="preserve">hay que usar</w:t>
+      </w:r>
+      <w:r>
+        <w:t xml:space="preserve"> </w:t>
+      </w:r>
+      <w:r>
+        <w:rPr>
+          <w:rStyle w:val="VerbatimChar"/>
+        </w:rPr>
+        <w:t xml:space="preserve">BRANCH=develop bash setup-server.sh</w:t>
+      </w:r>
+      <w:r>
+        <w:t xml:space="preserve">.</w:t>
+      </w:r>
+    </w:p>
+    <w:p>
+      <w:pPr>
+        <w:pStyle w:val="BodyText"/>
+      </w:pPr>
+      <w:r>
+        <w:rPr>
+          <w:b/>
+          <w:bCs/>
+        </w:rPr>
+        <w:t xml:space="preserve">Con Portainer:</w:t>
+      </w:r>
+      <w:r>
+        <w:t xml:space="preserve"> </w:t>
+      </w:r>
+      <w:r>
+        <w:t xml:space="preserve">Stacks → Add stack →</w:t>
       </w:r>
       <w:r>
         <w:t xml:space="preserve"> </w:t>
@@ -18187,14 +18450,165 @@
           <w:i/>
           <w:iCs/>
         </w:rPr>
+        <w:t xml:space="preserve">Repository</w:t>
+      </w:r>
+      <w:r>
+        <w:t xml:space="preserve">. Las imágenes se construyen desde 9 repositorios hermanos, así que el flujo recomendado es:</w:t>
+      </w:r>
+    </w:p>
+    <w:p>
+      <w:pPr>
+        <w:pStyle w:val="Compact"/>
+        <w:numPr>
+          <w:ilvl w:val="0"/>
+          <w:numId w:val="1031"/>
+        </w:numPr>
+      </w:pPr>
+      <w:r>
+        <w:t xml:space="preserve">compilar las imágenes con el CLI (paso 4.3.3);</w:t>
+      </w:r>
+    </w:p>
+    <w:p>
+      <w:pPr>
+        <w:pStyle w:val="Compact"/>
+        <w:numPr>
+          <w:ilvl w:val="0"/>
+          <w:numId w:val="1031"/>
+        </w:numPr>
+      </w:pPr>
+      <w:r>
+        <w:t xml:space="preserve">usar Portainer para</w:t>
+      </w:r>
+      <w:r>
+        <w:t xml:space="preserve"> </w:t>
+      </w:r>
+      <w:r>
+        <w:rPr>
+          <w:b/>
+          <w:bCs/>
+        </w:rPr>
+        <w:t xml:space="preserve">ver, reiniciar, revisar logs y consumo</w:t>
+      </w:r>
+      <w:r>
+        <w:t xml:space="preserve"> </w:t>
+      </w:r>
+      <w:r>
+        <w:t xml:space="preserve">de los contenedores del stack</w:t>
+      </w:r>
+      <w:r>
+        <w:t xml:space="preserve"> </w:t>
+      </w:r>
+      <w:r>
+        <w:rPr>
+          <w:rStyle w:val="VerbatimChar"/>
+        </w:rPr>
+        <w:t xml:space="preserve">lavarapido</w:t>
+      </w:r>
+      <w:r>
+        <w:t xml:space="preserve">, que aparece como stack "limitado" porque fue creado fuera de Portainer.</w:t>
+      </w:r>
+    </w:p>
+    <w:bookmarkEnd w:id="62"/>
+    <w:bookmarkStart w:id="63" w:name="X1fbd0731c485261185e6a9406eb3c0dbf2516cd"/>
+    <w:p>
+      <w:pPr>
+        <w:pStyle w:val="Heading4"/>
+      </w:pPr>
+      <w:r>
+        <w:t xml:space="preserve">4.3.2 Inyección de variables de entorno del Stack</w:t>
+      </w:r>
+    </w:p>
+    <w:p>
+      <w:pPr>
+        <w:pStyle w:val="SourceCode"/>
+      </w:pPr>
+      <w:r>
+        <w:rPr>
+          <w:rStyle w:val="BuiltInTok"/>
+        </w:rPr>
+        <w:t xml:space="preserve">cd</w:t>
+      </w:r>
+      <w:r>
+        <w:rPr>
+          <w:rStyle w:val="NormalTok"/>
+        </w:rPr>
+        <w:t xml:space="preserve"> ~/lavarapido/lavarapido-infra</w:t>
+      </w:r>
+      <w:r>
+        <w:br/>
+      </w:r>
+      <w:r>
+        <w:rPr>
+          <w:rStyle w:val="FunctionTok"/>
+        </w:rPr>
+        <w:t xml:space="preserve">cp</w:t>
+      </w:r>
+      <w:r>
+        <w:rPr>
+          <w:rStyle w:val="NormalTok"/>
+        </w:rPr>
+        <w:t xml:space="preserve"> .env.production.example .env.production</w:t>
+      </w:r>
+      <w:r>
+        <w:br/>
+      </w:r>
+      <w:r>
+        <w:rPr>
+          <w:rStyle w:val="FunctionTok"/>
+        </w:rPr>
+        <w:t xml:space="preserve">chmod</w:t>
+      </w:r>
+      <w:r>
+        <w:rPr>
+          <w:rStyle w:val="NormalTok"/>
+        </w:rPr>
+        <w:t xml:space="preserve"> 600 .env.production</w:t>
+      </w:r>
+      <w:r>
+        <w:br/>
+      </w:r>
+      <w:r>
+        <w:rPr>
+          <w:rStyle w:val="FunctionTok"/>
+        </w:rPr>
+        <w:t xml:space="preserve">nano</w:t>
+      </w:r>
+      <w:r>
+        <w:rPr>
+          <w:rStyle w:val="NormalTok"/>
+        </w:rPr>
+        <w:t xml:space="preserve"> .env.production        </w:t>
+      </w:r>
+      <w:r>
+        <w:rPr>
+          <w:rStyle w:val="CommentTok"/>
+        </w:rPr>
+        <w:t xml:space="preserve"># completar los valores de la sección 3.3 (llaves generadas con openssl)</w:t>
+      </w:r>
+    </w:p>
+    <w:p>
+      <w:pPr>
+        <w:pStyle w:val="FirstParagraph"/>
+      </w:pPr>
+      <w:r>
+        <w:t xml:space="preserve">En Portainer, las mismas variables se cargan en</w:t>
+      </w:r>
+      <w:r>
+        <w:t xml:space="preserve"> </w:t>
+      </w:r>
+      <w:r>
+        <w:rPr>
+          <w:i/>
+          <w:iCs/>
+        </w:rPr>
         <w:t xml:space="preserve">Environment variables → Load variables from .env file</w:t>
       </w:r>
       <w:r>
         <w:t xml:space="preserve">.</w:t>
       </w:r>
     </w:p>
-    <w:bookmarkEnd w:id="62"/>
-    <w:bookmarkStart w:id="63" w:name="X21ab14a58cecc962d7f770c63cbac98a6243d8c"/>
+    <w:bookmarkEnd w:id="63"/>
+    <w:bookmarkStart w:id="64" w:name="X21ab14a58cecc962d7f770c63cbac98a6243d8c"/>
     <w:p>
       <w:pPr>
         <w:pStyle w:val="Heading4"/>
@@ -19118,8 +19532,8 @@
         </w:tc>
       </w:tr>
     </w:tbl>
-    <w:bookmarkEnd w:id="63"/>
-    <w:bookmarkStart w:id="64" w:name="X4449e14e9800cb46072c372a6dc2a3da9c35eb7"/>
+    <w:bookmarkEnd w:id="64"/>
+    <w:bookmarkStart w:id="65" w:name="X4449e14e9800cb46072c372a6dc2a3da9c35eb7"/>
     <w:p>
       <w:pPr>
         <w:pStyle w:val="Heading4"/>
@@ -19257,7 +19671,7 @@
         <w:pStyle w:val="Compact"/>
         <w:numPr>
           <w:ilvl w:val="0"/>
-          <w:numId w:val="1031"/>
+          <w:numId w:val="1032"/>
         </w:numPr>
       </w:pPr>
       <w:r>
@@ -19488,7 +19902,7 @@
         <w:pStyle w:val="Compact"/>
         <w:numPr>
           <w:ilvl w:val="0"/>
-          <w:numId w:val="1031"/>
+          <w:numId w:val="1032"/>
         </w:numPr>
       </w:pPr>
       <w:r>
@@ -19607,7 +20021,7 @@
         <w:pStyle w:val="Compact"/>
         <w:numPr>
           <w:ilvl w:val="0"/>
-          <w:numId w:val="1031"/>
+          <w:numId w:val="1032"/>
         </w:numPr>
       </w:pPr>
       <w:r>
@@ -19701,7 +20115,7 @@
         <w:pStyle w:val="Compact"/>
         <w:numPr>
           <w:ilvl w:val="0"/>
-          <w:numId w:val="1031"/>
+          <w:numId w:val="1032"/>
         </w:numPr>
       </w:pPr>
       <w:r>
@@ -20515,9 +20929,9 @@
         <w:t xml:space="preserve"># cambios solo de pantallas: actualización por internet</w:t>
       </w:r>
     </w:p>
-    <w:bookmarkEnd w:id="64"/>
     <w:bookmarkEnd w:id="65"/>
-    <w:bookmarkStart w:id="66" w:name="X37ce4420791c8c9846d4339746cb5e50199c10a"/>
+    <w:bookmarkEnd w:id="66"/>
+    <w:bookmarkStart w:id="67" w:name="X37ce4420791c8c9846d4339746cb5e50199c10a"/>
     <w:p>
       <w:pPr>
         <w:pStyle w:val="Heading3"/>
@@ -20531,7 +20945,7 @@
         <w:pStyle w:val="Compact"/>
         <w:numPr>
           <w:ilvl w:val="0"/>
-          <w:numId w:val="1032"/>
+          <w:numId w:val="1033"/>
         </w:numPr>
       </w:pPr>
       <w:r>
@@ -20608,7 +21022,7 @@
         <w:pStyle w:val="Compact"/>
         <w:numPr>
           <w:ilvl w:val="0"/>
-          <w:numId w:val="1032"/>
+          <w:numId w:val="1033"/>
         </w:numPr>
       </w:pPr>
       <w:r>
@@ -20660,7 +21074,7 @@
         <w:pStyle w:val="Compact"/>
         <w:numPr>
           <w:ilvl w:val="0"/>
-          <w:numId w:val="1032"/>
+          <w:numId w:val="1033"/>
         </w:numPr>
       </w:pPr>
       <w:r>
@@ -20688,7 +21102,7 @@
         <w:pStyle w:val="Compact"/>
         <w:numPr>
           <w:ilvl w:val="0"/>
-          <w:numId w:val="1032"/>
+          <w:numId w:val="1033"/>
         </w:numPr>
       </w:pPr>
       <w:r>
@@ -20869,7 +21283,7 @@
         <w:pStyle w:val="Compact"/>
         <w:numPr>
           <w:ilvl w:val="0"/>
-          <w:numId w:val="1032"/>
+          <w:numId w:val="1033"/>
         </w:numPr>
       </w:pPr>
       <w:r>
@@ -20929,9 +21343,9 @@
         </w:pict>
       </w:r>
     </w:p>
-    <w:bookmarkEnd w:id="66"/>
     <w:bookmarkEnd w:id="67"/>
-    <w:bookmarkStart w:id="109" w:name="X569e0064da0a7f6acc9711641a7e5e4dbfe0c5e"/>
+    <w:bookmarkEnd w:id="68"/>
+    <w:bookmarkStart w:id="110" w:name="X569e0064da0a7f6acc9711641a7e5e4dbfe0c5e"/>
     <w:p>
       <w:pPr>
         <w:pStyle w:val="Heading2"/>
@@ -20940,7 +21354,7 @@
         <w:t xml:space="preserve">5. Plan de Verificación, Pruebas y Evidencias (Smoke Tests)</w:t>
       </w:r>
     </w:p>
-    <w:bookmarkStart w:id="73" w:name="Xb1b2224a963315ba85fce3b078e9c1d4cb08203"/>
+    <w:bookmarkStart w:id="74" w:name="Xb1b2224a963315ba85fce3b078e9c1d4cb08203"/>
     <w:p>
       <w:pPr>
         <w:pStyle w:val="Heading3"/>
@@ -20949,7 +21363,7 @@
         <w:t xml:space="preserve">5.1 Matriz de Enlaces y Endpoints de Verificación de Servicios</w:t>
       </w:r>
     </w:p>
-    <w:bookmarkStart w:id="68" w:name="X3d7fdd7e0dbca13f0aee4cfdc474d8ec305539a"/>
+    <w:bookmarkStart w:id="69" w:name="X3d7fdd7e0dbca13f0aee4cfdc474d8ec305539a"/>
     <w:p>
       <w:pPr>
         <w:pStyle w:val="Heading4"/>
@@ -21144,8 +21558,8 @@
         </w:tc>
       </w:tr>
     </w:tbl>
-    <w:bookmarkEnd w:id="68"/>
-    <w:bookmarkStart w:id="69" w:name="Xd25873c4073c7a566f767a84560cf0016a9c2cc"/>
+    <w:bookmarkEnd w:id="69"/>
+    <w:bookmarkStart w:id="70" w:name="Xd25873c4073c7a566f767a84560cf0016a9c2cc"/>
     <w:p>
       <w:pPr>
         <w:pStyle w:val="Heading4"/>
@@ -21436,8 +21850,8 @@
         </w:tc>
       </w:tr>
     </w:tbl>
-    <w:bookmarkEnd w:id="69"/>
-    <w:bookmarkStart w:id="70" w:name="X84054c472ef0bff966b370c9ac45fe039f1ef5e"/>
+    <w:bookmarkEnd w:id="70"/>
+    <w:bookmarkStart w:id="71" w:name="X84054c472ef0bff966b370c9ac45fe039f1ef5e"/>
     <w:p>
       <w:pPr>
         <w:pStyle w:val="Heading4"/>
@@ -21807,8 +22221,8 @@
         <w:t xml:space="preserve">.</w:t>
       </w:r>
     </w:p>
-    <w:bookmarkEnd w:id="70"/>
-    <w:bookmarkStart w:id="71" w:name="X92468c35f98107100189499ae972c6f6e7f32c7"/>
+    <w:bookmarkEnd w:id="71"/>
+    <w:bookmarkStart w:id="72" w:name="X92468c35f98107100189499ae972c6f6e7f32c7"/>
     <w:p>
       <w:pPr>
         <w:pStyle w:val="Heading4"/>
@@ -21822,7 +22236,7 @@
         <w:pStyle w:val="Compact"/>
         <w:numPr>
           <w:ilvl w:val="0"/>
-          <w:numId w:val="1033"/>
+          <w:numId w:val="1034"/>
         </w:numPr>
       </w:pPr>
       <w:r>
@@ -21856,7 +22270,7 @@
         <w:pStyle w:val="Compact"/>
         <w:numPr>
           <w:ilvl w:val="0"/>
-          <w:numId w:val="1033"/>
+          <w:numId w:val="1034"/>
         </w:numPr>
       </w:pPr>
       <w:r>
@@ -21905,7 +22319,7 @@
         <w:pStyle w:val="Compact"/>
         <w:numPr>
           <w:ilvl w:val="0"/>
-          <w:numId w:val="1033"/>
+          <w:numId w:val="1034"/>
         </w:numPr>
       </w:pPr>
       <w:r>
@@ -21924,8 +22338,8 @@
         <w:t xml:space="preserve">.</w:t>
       </w:r>
     </w:p>
-    <w:bookmarkEnd w:id="71"/>
-    <w:bookmarkStart w:id="72" w:name="Xa6f7cab1250cdcfd42af83d1d9a29df048cb52f"/>
+    <w:bookmarkEnd w:id="72"/>
+    <w:bookmarkStart w:id="73" w:name="Xa6f7cab1250cdcfd42af83d1d9a29df048cb52f"/>
     <w:p>
       <w:pPr>
         <w:pStyle w:val="Heading4"/>
@@ -22209,9 +22623,9 @@
         <w:t xml:space="preserve"># desde afuera: debe FALLAR (puerto cerrado)</w:t>
       </w:r>
     </w:p>
-    <w:bookmarkEnd w:id="72"/>
     <w:bookmarkEnd w:id="73"/>
-    <w:bookmarkStart w:id="78" w:name="X4c5c5671890c0cf40ccbacfa0556bbe69b3e414"/>
+    <w:bookmarkEnd w:id="74"/>
+    <w:bookmarkStart w:id="79" w:name="X4c5c5671890c0cf40ccbacfa0556bbe69b3e414"/>
     <w:p>
       <w:pPr>
         <w:pStyle w:val="Heading3"/>
@@ -22220,7 +22634,7 @@
         <w:t xml:space="preserve">5.2 Pruebas de Humo Funcionales (Smoke Tests)</w:t>
       </w:r>
     </w:p>
-    <w:bookmarkStart w:id="74" w:name="X0dc3c65881af46f80a0afedc3718453e19ef134"/>
+    <w:bookmarkStart w:id="75" w:name="X0dc3c65881af46f80a0afedc3718453e19ef134"/>
     <w:p>
       <w:pPr>
         <w:pStyle w:val="Heading4"/>
@@ -22505,8 +22919,8 @@
         </w:tc>
       </w:tr>
     </w:tbl>
-    <w:bookmarkEnd w:id="74"/>
-    <w:bookmarkStart w:id="75" w:name="Xfae0794edb06b907a081df637ee50541e47e36a"/>
+    <w:bookmarkEnd w:id="75"/>
+    <w:bookmarkStart w:id="76" w:name="Xfae0794edb06b907a081df637ee50541e47e36a"/>
     <w:p>
       <w:pPr>
         <w:pStyle w:val="Heading4"/>
@@ -22640,8 +23054,8 @@
         </w:tc>
       </w:tr>
     </w:tbl>
-    <w:bookmarkEnd w:id="75"/>
-    <w:bookmarkStart w:id="76" w:name="X4911cd0cb089bf88b641b6862ede6898d61d697"/>
+    <w:bookmarkEnd w:id="76"/>
+    <w:bookmarkStart w:id="77" w:name="X4911cd0cb089bf88b641b6862ede6898d61d697"/>
     <w:p>
       <w:pPr>
         <w:pStyle w:val="Heading4"/>
@@ -22967,7 +23381,7 @@
         <w:pStyle w:val="Compact"/>
         <w:numPr>
           <w:ilvl w:val="0"/>
-          <w:numId w:val="1034"/>
+          <w:numId w:val="1035"/>
         </w:numPr>
       </w:pPr>
       <w:r>
@@ -22989,7 +23403,7 @@
         <w:pStyle w:val="Compact"/>
         <w:numPr>
           <w:ilvl w:val="0"/>
-          <w:numId w:val="1034"/>
+          <w:numId w:val="1035"/>
         </w:numPr>
       </w:pPr>
       <w:r>
@@ -23005,7 +23419,7 @@
         <w:pStyle w:val="Compact"/>
         <w:numPr>
           <w:ilvl w:val="1"/>
-          <w:numId w:val="1035"/>
+          <w:numId w:val="1036"/>
         </w:numPr>
       </w:pPr>
       <w:r>
@@ -23017,7 +23431,7 @@
         <w:pStyle w:val="Compact"/>
         <w:numPr>
           <w:ilvl w:val="1"/>
-          <w:numId w:val="1035"/>
+          <w:numId w:val="1036"/>
         </w:numPr>
       </w:pPr>
       <w:r>
@@ -23029,15 +23443,15 @@
         <w:pStyle w:val="Compact"/>
         <w:numPr>
           <w:ilvl w:val="1"/>
-          <w:numId w:val="1035"/>
+          <w:numId w:val="1036"/>
         </w:numPr>
       </w:pPr>
       <w:r>
         <w:t xml:space="preserve">el interruptor de push (apagado → solo bandeja; encendido → push).</w:t>
       </w:r>
     </w:p>
-    <w:bookmarkEnd w:id="76"/>
-    <w:bookmarkStart w:id="77" w:name="X987084941b791c864631d81decfac4dcbe0304d"/>
+    <w:bookmarkEnd w:id="77"/>
+    <w:bookmarkStart w:id="78" w:name="X987084941b791c864631d81decfac4dcbe0304d"/>
     <w:p>
       <w:pPr>
         <w:pStyle w:val="Heading4"/>
@@ -23430,9 +23844,9 @@
         </w:tc>
       </w:tr>
     </w:tbl>
-    <w:bookmarkEnd w:id="77"/>
     <w:bookmarkEnd w:id="78"/>
-    <w:bookmarkStart w:id="81" w:name="X38f3baa9037ab48b76eb4855a3621a486014e1c"/>
+    <w:bookmarkEnd w:id="79"/>
+    <w:bookmarkStart w:id="82" w:name="X38f3baa9037ab48b76eb4855a3621a486014e1c"/>
     <w:p>
       <w:pPr>
         <w:pStyle w:val="Heading3"/>
@@ -23441,7 +23855,7 @@
         <w:t xml:space="preserve">5.3 Inspección de Logs y Monitoreo de Recursos</w:t>
       </w:r>
     </w:p>
-    <w:bookmarkStart w:id="79" w:name="X111049f4882c46df51b7af3dbaf6a25c3bb23c4"/>
+    <w:bookmarkStart w:id="80" w:name="X111049f4882c46df51b7af3dbaf6a25c3bb23c4"/>
     <w:p>
       <w:pPr>
         <w:pStyle w:val="Heading4"/>
@@ -23837,7 +24251,7 @@
         <w:pStyle w:val="Compact"/>
         <w:numPr>
           <w:ilvl w:val="0"/>
-          <w:numId w:val="1036"/>
+          <w:numId w:val="1037"/>
         </w:numPr>
       </w:pPr>
       <w:r>
@@ -23861,7 +24275,7 @@
         <w:pStyle w:val="Compact"/>
         <w:numPr>
           <w:ilvl w:val="0"/>
-          <w:numId w:val="1036"/>
+          <w:numId w:val="1037"/>
         </w:numPr>
       </w:pPr>
       <w:r>
@@ -23885,7 +24299,7 @@
         <w:pStyle w:val="Compact"/>
         <w:numPr>
           <w:ilvl w:val="0"/>
-          <w:numId w:val="1036"/>
+          <w:numId w:val="1037"/>
         </w:numPr>
       </w:pPr>
       <w:r>
@@ -23904,8 +24318,8 @@
         <w:t xml:space="preserve">.</w:t>
       </w:r>
     </w:p>
-    <w:bookmarkEnd w:id="79"/>
-    <w:bookmarkStart w:id="80" w:name="Xdafcf2eae18f19cc719a5b3a65b1aec9c659abc"/>
+    <w:bookmarkEnd w:id="80"/>
+    <w:bookmarkStart w:id="81" w:name="Xdafcf2eae18f19cc719a5b3a65b1aec9c659abc"/>
     <w:p>
       <w:pPr>
         <w:pStyle w:val="Heading4"/>
@@ -24324,9 +24738,9 @@
         </w:tc>
       </w:tr>
     </w:tbl>
-    <w:bookmarkEnd w:id="80"/>
     <w:bookmarkEnd w:id="81"/>
-    <w:bookmarkStart w:id="108" w:name="X2e3510c8fd25a3f4ee49d35d98d7ff5a574c276"/>
+    <w:bookmarkEnd w:id="82"/>
+    <w:bookmarkStart w:id="109" w:name="X2e3510c8fd25a3f4ee49d35d98d7ff5a574c276"/>
     <w:p>
       <w:pPr>
         <w:pStyle w:val="Heading3"/>
@@ -24343,7 +24757,7 @@
         <w:t xml:space="preserve">Las capturas de terminal y de la web se tomaron el 19-10-2026 sobre el servidor de producción, con la versión desplegada ese día a las 03:20; las de terminal muestran la salida real de los comandos. Las de Portainer (5.4.1) son del 16-10-2026, porque el panel pide iniciar sesión y solo lo usa el responsable de DevOps.</w:t>
       </w:r>
     </w:p>
-    <w:bookmarkStart w:id="91" w:name="Xab1acbaa2b81f43550536fa17fb19d45096398b"/>
+    <w:bookmarkStart w:id="92" w:name="Xab1acbaa2b81f43550536fa17fb19d45096398b"/>
     <w:p>
       <w:pPr>
         <w:pStyle w:val="Heading4"/>
@@ -24361,18 +24775,18 @@
           <wp:inline>
             <wp:extent cx="5334000" cy="4000500"/>
             <wp:effectExtent b="0" l="0" r="0" t="0"/>
-            <wp:docPr descr="Portainer: contenedores del stack lavarapido en Running" title="" id="83" name="Picture"/>
+            <wp:docPr descr="Portainer: contenedores del stack lavarapido en Running" title="" id="84" name="Picture"/>
             <a:graphic>
               <a:graphicData uri="http://schemas.openxmlformats.org/drawingml/2006/picture">
                 <pic:pic>
                   <pic:nvPicPr>
-                    <pic:cNvPr descr="capturas/5.4.1-portainer-running.png" id="84" name="Picture"/>
+                    <pic:cNvPr descr="capturas/5.4.1-portainer-running.png" id="85" name="Picture"/>
                     <pic:cNvPicPr>
                       <a:picLocks noChangeArrowheads="1" noChangeAspect="1"/>
                     </pic:cNvPicPr>
                   </pic:nvPicPr>
                   <pic:blipFill>
-                    <a:blip r:embed="rId82"/>
+                    <a:blip r:embed="rId83"/>
                     <a:stretch>
                       <a:fillRect/>
                     </a:stretch>
@@ -24482,18 +24896,18 @@
           <wp:inline>
             <wp:extent cx="5334000" cy="4000500"/>
             <wp:effectExtent b="0" l="0" r="0" t="0"/>
-            <wp:docPr descr="Portainer: stack lavarapido" title="" id="86" name="Picture"/>
+            <wp:docPr descr="Portainer: stack lavarapido" title="" id="87" name="Picture"/>
             <a:graphic>
               <a:graphicData uri="http://schemas.openxmlformats.org/drawingml/2006/picture">
                 <pic:pic>
                   <pic:nvPicPr>
-                    <pic:cNvPr descr="capturas/5.4.1b-portainer-stack.png" id="87" name="Picture"/>
+                    <pic:cNvPr descr="capturas/5.4.1b-portainer-stack.png" id="88" name="Picture"/>
                     <pic:cNvPicPr>
                       <a:picLocks noChangeArrowheads="1" noChangeAspect="1"/>
                     </pic:cNvPicPr>
                   </pic:nvPicPr>
                   <pic:blipFill>
-                    <a:blip r:embed="rId85"/>
+                    <a:blip r:embed="rId86"/>
                     <a:stretch>
                       <a:fillRect/>
                     </a:stretch>
@@ -24529,18 +24943,18 @@
           <wp:inline>
             <wp:extent cx="5334000" cy="4155558"/>
             <wp:effectExtent b="0" l="0" r="0" t="0"/>
-            <wp:docPr descr="Estado de los contenedores y consumo desde la terminal" title="" id="89" name="Picture"/>
+            <wp:docPr descr="Estado de los contenedores y consumo desde la terminal" title="" id="90" name="Picture"/>
             <a:graphic>
               <a:graphicData uri="http://schemas.openxmlformats.org/drawingml/2006/picture">
                 <pic:pic>
                   <pic:nvPicPr>
-                    <pic:cNvPr descr="capturas/5.4.1c-contenedores-y-consumo.png" id="90" name="Picture"/>
+                    <pic:cNvPr descr="capturas/5.4.1c-contenedores-y-consumo.png" id="91" name="Picture"/>
                     <pic:cNvPicPr>
                       <a:picLocks noChangeArrowheads="1" noChangeAspect="1"/>
                     </pic:cNvPicPr>
                   </pic:nvPicPr>
                   <pic:blipFill>
-                    <a:blip r:embed="rId88"/>
+                    <a:blip r:embed="rId89"/>
                     <a:stretch>
                       <a:fillRect/>
                     </a:stretch>
@@ -24622,8 +25036,8 @@
         <w:t xml:space="preserve">, y el consumo de memoria de cada contenedor.</w:t>
       </w:r>
     </w:p>
-    <w:bookmarkEnd w:id="91"/>
-    <w:bookmarkStart w:id="95" w:name="X0d74101071aa61b8dde9ac5a73fabdf5caf363d"/>
+    <w:bookmarkEnd w:id="92"/>
+    <w:bookmarkStart w:id="96" w:name="X0d74101071aa61b8dde9ac5a73fabdf5caf363d"/>
     <w:p>
       <w:pPr>
         <w:pStyle w:val="Heading4"/>
@@ -24641,18 +25055,18 @@
           <wp:inline>
             <wp:extent cx="5334000" cy="1848293"/>
             <wp:effectExtent b="0" l="0" r="0" t="0"/>
-            <wp:docPr descr="Logs de arranque de los servicios" title="" id="93" name="Picture"/>
+            <wp:docPr descr="Logs de arranque de los servicios" title="" id="94" name="Picture"/>
             <a:graphic>
               <a:graphicData uri="http://schemas.openxmlformats.org/drawingml/2006/picture">
                 <pic:pic>
                   <pic:nvPicPr>
-                    <pic:cNvPr descr="capturas/5.4.2-logs-backend.png" id="94" name="Picture"/>
+                    <pic:cNvPr descr="capturas/5.4.2-logs-backend.png" id="95" name="Picture"/>
                     <pic:cNvPicPr>
                       <a:picLocks noChangeArrowheads="1" noChangeAspect="1"/>
                     </pic:cNvPicPr>
                   </pic:nvPicPr>
                   <pic:blipFill>
-                    <a:blip r:embed="rId92"/>
+                    <a:blip r:embed="rId93"/>
                     <a:stretch>
                       <a:fillRect/>
                     </a:stretch>
@@ -24713,8 +25127,8 @@
         <w:t xml:space="preserve">Now listening on :3005*. Hay 0 trazas con error en los últimos 15 minutos.*</w:t>
       </w:r>
     </w:p>
-    <w:bookmarkEnd w:id="95"/>
-    <w:bookmarkStart w:id="99" w:name="Xcf9f3fe2f62c252d89fd4034b8132edcebc08a0"/>
+    <w:bookmarkEnd w:id="96"/>
+    <w:bookmarkStart w:id="100" w:name="Xcf9f3fe2f62c252d89fd4034b8132edcebc08a0"/>
     <w:p>
       <w:pPr>
         <w:pStyle w:val="Heading4"/>
@@ -24732,18 +25146,18 @@
           <wp:inline>
             <wp:extent cx="5334000" cy="2031999"/>
             <wp:effectExtent b="0" l="0" r="0" t="0"/>
-            <wp:docPr descr="Health checks en UP" title="" id="97" name="Picture"/>
+            <wp:docPr descr="Health checks en UP" title="" id="98" name="Picture"/>
             <a:graphic>
               <a:graphicData uri="http://schemas.openxmlformats.org/drawingml/2006/picture">
                 <pic:pic>
                   <pic:nvPicPr>
-                    <pic:cNvPr descr="capturas/5.4.3-health-checks.png" id="98" name="Picture"/>
+                    <pic:cNvPr descr="capturas/5.4.3-health-checks.png" id="99" name="Picture"/>
                     <pic:cNvPicPr>
                       <a:picLocks noChangeArrowheads="1" noChangeAspect="1"/>
                     </pic:cNvPicPr>
                   </pic:nvPicPr>
                   <pic:blipFill>
-                    <a:blip r:embed="rId96"/>
+                    <a:blip r:embed="rId97"/>
                     <a:stretch>
                       <a:fillRect/>
                     </a:stretch>
@@ -24877,8 +25291,8 @@
         <w:t xml:space="preserve">responden 200, y HTTP redirige a HTTPS con 308.</w:t>
       </w:r>
     </w:p>
-    <w:bookmarkEnd w:id="99"/>
-    <w:bookmarkStart w:id="103" w:name="X7c94b756fe8c2db2d2d828bc46f1af972d8777a"/>
+    <w:bookmarkEnd w:id="100"/>
+    <w:bookmarkStart w:id="104" w:name="X7c94b756fe8c2db2d2d828bc46f1af972d8777a"/>
     <w:p>
       <w:pPr>
         <w:pStyle w:val="Heading4"/>
@@ -24896,18 +25310,18 @@
           <wp:inline>
             <wp:extent cx="5334000" cy="3276153"/>
             <wp:effectExtent b="0" l="0" r="0" t="0"/>
-            <wp:docPr descr="Web en producción con la consola sin errores" title="" id="101" name="Picture"/>
+            <wp:docPr descr="Web en producción con la consola sin errores" title="" id="102" name="Picture"/>
             <a:graphic>
               <a:graphicData uri="http://schemas.openxmlformats.org/drawingml/2006/picture">
                 <pic:pic>
                   <pic:nvPicPr>
-                    <pic:cNvPr descr="capturas/5.4.4-web-devtools.png" id="102" name="Picture"/>
+                    <pic:cNvPr descr="capturas/5.4.4-web-devtools.png" id="103" name="Picture"/>
                     <pic:cNvPicPr>
                       <a:picLocks noChangeArrowheads="1" noChangeAspect="1"/>
                     </pic:cNvPicPr>
                   </pic:nvPicPr>
                   <pic:blipFill>
-                    <a:blip r:embed="rId100"/>
+                    <a:blip r:embed="rId101"/>
                     <a:stretch>
                       <a:fillRect/>
                     </a:stretch>
@@ -24946,8 +25360,8 @@
         <w:t xml:space="preserve">Portada en producción por HTTPS (TLS 1.3, certificado de Let's Encrypt vigente hasta el 14-01-2027). Al cargar: 0 errores y 0 advertencias en la consola, y 0 respuestas con error.</w:t>
       </w:r>
     </w:p>
-    <w:bookmarkEnd w:id="103"/>
-    <w:bookmarkStart w:id="107" w:name="X1042294c06fd8753c4b727cd11a05ca9d9bab04"/>
+    <w:bookmarkEnd w:id="104"/>
+    <w:bookmarkStart w:id="108" w:name="X1042294c06fd8753c4b727cd11a05ca9d9bab04"/>
     <w:p>
       <w:pPr>
         <w:pStyle w:val="Heading4"/>
@@ -24965,18 +25379,18 @@
           <wp:inline>
             <wp:extent cx="5334000" cy="4523562"/>
             <wp:effectExtent b="0" l="0" r="0" t="0"/>
-            <wp:docPr descr="Changesets de Liquibase ejecutados" title="" id="105" name="Picture"/>
+            <wp:docPr descr="Changesets de Liquibase ejecutados" title="" id="106" name="Picture"/>
             <a:graphic>
               <a:graphicData uri="http://schemas.openxmlformats.org/drawingml/2006/picture">
                 <pic:pic>
                   <pic:nvPicPr>
-                    <pic:cNvPr descr="capturas/5.4.5-migraciones.png" id="106" name="Picture"/>
+                    <pic:cNvPr descr="capturas/5.4.5-migraciones.png" id="107" name="Picture"/>
                     <pic:cNvPicPr>
                       <a:picLocks noChangeArrowheads="1" noChangeAspect="1"/>
                     </pic:cNvPicPr>
                   </pic:nvPicPr>
                   <pic:blipFill>
-                    <a:blip r:embed="rId104"/>
+                    <a:blip r:embed="rId105"/>
                     <a:stretch>
                       <a:fillRect/>
                     </a:stretch>
@@ -25090,7 +25504,7 @@
         <w:pStyle w:val="Compact"/>
         <w:numPr>
           <w:ilvl w:val="0"/>
-          <w:numId w:val="1037"/>
+          <w:numId w:val="1038"/>
         </w:numPr>
       </w:pPr>
       <w:r>
@@ -25108,7 +25522,7 @@
         <w:pStyle w:val="Compact"/>
         <w:numPr>
           <w:ilvl w:val="0"/>
-          <w:numId w:val="1037"/>
+          <w:numId w:val="1038"/>
         </w:numPr>
       </w:pPr>
       <w:r>
@@ -25126,7 +25540,7 @@
         <w:pStyle w:val="Compact"/>
         <w:numPr>
           <w:ilvl w:val="0"/>
-          <w:numId w:val="1037"/>
+          <w:numId w:val="1038"/>
         </w:numPr>
       </w:pPr>
       <w:r>
@@ -25139,10 +25553,10 @@
         <w:t xml:space="preserve">: arquitectura (ADR), OpenAPI y eventos.</w:t>
       </w:r>
     </w:p>
-    <w:bookmarkEnd w:id="107"/>
     <w:bookmarkEnd w:id="108"/>
     <w:bookmarkEnd w:id="109"/>
     <w:bookmarkEnd w:id="110"/>
+    <w:bookmarkEnd w:id="111"/>
     <w:sectPr>
       <w:footnotePr>
         <w:numRestart w:val="eachSect"/>
@@ -25568,6 +25982,9 @@
     <w:abstractNumId w:val="991"/>
   </w:num>
   <w:num w:numId="1024">
+    <w:abstractNumId w:val="991"/>
+  </w:num>
+  <w:num w:numId="1025">
     <w:abstractNumId w:val="99411"/>
     <w:lvlOverride w:ilvl="0">
       <w:startOverride w:val="1"/>
@@ -25597,13 +26014,13 @@
       <w:startOverride w:val="1"/>
     </w:lvlOverride>
   </w:num>
-  <w:num w:numId="1025">
-    <w:abstractNumId w:val="991"/>
-  </w:num>
   <w:num w:numId="1026">
     <w:abstractNumId w:val="991"/>
   </w:num>
   <w:num w:numId="1027">
+    <w:abstractNumId w:val="991"/>
+  </w:num>
+  <w:num w:numId="1028">
     <w:abstractNumId w:val="99411"/>
     <w:lvlOverride w:ilvl="0">
       <w:startOverride w:val="1"/>
@@ -25633,41 +26050,11 @@
       <w:startOverride w:val="1"/>
     </w:lvlOverride>
   </w:num>
-  <w:num w:numId="1028">
-    <w:abstractNumId w:val="991"/>
-  </w:num>
   <w:num w:numId="1029">
     <w:abstractNumId w:val="991"/>
   </w:num>
   <w:num w:numId="1030">
-    <w:abstractNumId w:val="99411"/>
-    <w:lvlOverride w:ilvl="0">
-      <w:startOverride w:val="1"/>
-    </w:lvlOverride>
-    <w:lvlOverride w:ilvl="1">
-      <w:startOverride w:val="1"/>
-    </w:lvlOverride>
-    <w:lvlOverride w:ilvl="2">
-      <w:startOverride w:val="1"/>
-    </w:lvlOverride>
-    <w:lvlOverride w:ilvl="3">
-      <w:startOverride w:val="1"/>
-    </w:lvlOverride>
-    <w:lvlOverride w:ilvl="4">
-      <w:startOverride w:val="1"/>
-    </w:lvlOverride>
-    <w:lvlOverride w:ilvl="5">
-      <w:startOverride w:val="1"/>
-    </w:lvlOverride>
-    <w:lvlOverride w:ilvl="6">
-      <w:startOverride w:val="1"/>
-    </w:lvlOverride>
-    <w:lvlOverride w:ilvl="7">
-      <w:startOverride w:val="1"/>
-    </w:lvlOverride>
-    <w:lvlOverride w:ilvl="8">
-      <w:startOverride w:val="1"/>
-    </w:lvlOverride>
+    <w:abstractNumId w:val="991"/>
   </w:num>
   <w:num w:numId="1031">
     <w:abstractNumId w:val="99411"/>
@@ -25730,7 +26117,34 @@
     </w:lvlOverride>
   </w:num>
   <w:num w:numId="1033">
-    <w:abstractNumId w:val="991"/>
+    <w:abstractNumId w:val="99411"/>
+    <w:lvlOverride w:ilvl="0">
+      <w:startOverride w:val="1"/>
+    </w:lvlOverride>
+    <w:lvlOverride w:ilvl="1">
+      <w:startOverride w:val="1"/>
+    </w:lvlOverride>
+    <w:lvlOverride w:ilvl="2">
+      <w:startOverride w:val="1"/>
+    </w:lvlOverride>
+    <w:lvlOverride w:ilvl="3">
+      <w:startOverride w:val="1"/>
+    </w:lvlOverride>
+    <w:lvlOverride w:ilvl="4">
+      <w:startOverride w:val="1"/>
+    </w:lvlOverride>
+    <w:lvlOverride w:ilvl="5">
+      <w:startOverride w:val="1"/>
+    </w:lvlOverride>
+    <w:lvlOverride w:ilvl="6">
+      <w:startOverride w:val="1"/>
+    </w:lvlOverride>
+    <w:lvlOverride w:ilvl="7">
+      <w:startOverride w:val="1"/>
+    </w:lvlOverride>
+    <w:lvlOverride w:ilvl="8">
+      <w:startOverride w:val="1"/>
+    </w:lvlOverride>
   </w:num>
   <w:num w:numId="1034">
     <w:abstractNumId w:val="991"/>
@@ -25742,6 +26156,9 @@
     <w:abstractNumId w:val="991"/>
   </w:num>
   <w:num w:numId="1037">
+    <w:abstractNumId w:val="991"/>
+  </w:num>
+  <w:num w:numId="1038">
     <w:abstractNumId w:val="991"/>
   </w:num>
 </w:numbering>
